--- a/alkalmazás dokumentáció.docx
+++ b/alkalmazás dokumentáció.docx
@@ -153,20 +153,32 @@
     </w:p>
     <w:p>
       <w:pPr>
-        <w:spacing w:after="3600"/>
+        <w:spacing w:after="40"/>
         <w:jc w:val="center"/>
         <w:rPr>
-          <w:sz w:val="28"/>
-          <w:szCs w:val="28"/>
-        </w:rPr>
-      </w:pPr>
+          <w:b/>
+          <w:bCs/>
+          <w:sz w:val="40"/>
+          <w:szCs w:val="40"/>
+        </w:rPr>
+      </w:pPr>
+      <w:r>
+        <w:rPr>
+          <w:b/>
+          <w:bCs/>
+          <w:sz w:val="40"/>
+          <w:szCs w:val="40"/>
+        </w:rPr>
+        <w:t>EuroTrip</w:t>
+      </w:r>
     </w:p>
     <w:p>
       <w:pPr>
         <w:tabs>
           <w:tab w:val="left" w:pos="7088"/>
         </w:tabs>
-        <w:ind w:right="1982"/>
+        <w:spacing w:before="2640"/>
+        <w:ind w:right="1985"/>
         <w:jc w:val="right"/>
       </w:pPr>
       <w:r>
@@ -230,7 +242,20 @@
     <w:p>
       <w:pPr>
         <w:spacing w:after="200"/>
-        <w:jc w:val="right"/>
+        <w:jc w:val="center"/>
+        <w:rPr>
+          <w:b/>
+          <w:bCs/>
+          <w:smallCaps/>
+          <w:sz w:val="16"/>
+          <w:szCs w:val="16"/>
+        </w:rPr>
+      </w:pPr>
+    </w:p>
+    <w:p>
+      <w:pPr>
+        <w:spacing w:after="200"/>
+        <w:jc w:val="center"/>
         <w:rPr>
           <w:b/>
           <w:bCs/>
@@ -252,7 +277,7 @@
     </w:p>
     <w:p>
       <w:pPr>
-        <w:jc w:val="right"/>
+        <w:jc w:val="center"/>
         <w:rPr>
           <w:b/>
           <w:bCs/>
@@ -275,8 +300,2833 @@
           <w:sz w:val="28"/>
           <w:szCs w:val="28"/>
         </w:rPr>
-        <w:lastRenderedPageBreak/>
         <w:t>2026</w:t>
+      </w:r>
+    </w:p>
+    <w:bookmarkStart w:id="0" w:name="_heading=h.a40omjoz1d4s" w:colFirst="0" w:colLast="0" w:displacedByCustomXml="next"/>
+    <w:bookmarkEnd w:id="0" w:displacedByCustomXml="next"/>
+    <w:bookmarkStart w:id="1" w:name="_Toc227913633" w:displacedByCustomXml="next"/>
+    <w:sdt>
+      <w:sdtPr>
+        <w:rPr>
+          <w:rFonts w:ascii="Times New Roman" w:eastAsia="Times New Roman" w:hAnsi="Times New Roman" w:cs="Times New Roman"/>
+          <w:color w:val="auto"/>
+          <w:sz w:val="24"/>
+          <w:szCs w:val="24"/>
+          <w:lang w:val="hu"/>
+        </w:rPr>
+        <w:id w:val="-977597016"/>
+        <w:docPartObj>
+          <w:docPartGallery w:val="Table of Contents"/>
+          <w:docPartUnique/>
+        </w:docPartObj>
+      </w:sdtPr>
+      <w:sdtEndPr>
+        <w:rPr>
+          <w:b/>
+          <w:bCs/>
+        </w:rPr>
+      </w:sdtEndPr>
+      <w:sdtContent>
+        <w:p>
+          <w:pPr>
+            <w:pStyle w:val="Tartalomjegyzkcmsora"/>
+            <w:spacing w:line="360" w:lineRule="auto"/>
+          </w:pPr>
+          <w:r>
+            <w:t>Tartalom</w:t>
+          </w:r>
+        </w:p>
+        <w:p>
+          <w:pPr>
+            <w:pStyle w:val="TJ1"/>
+            <w:tabs>
+              <w:tab w:val="right" w:leader="dot" w:pos="9060"/>
+            </w:tabs>
+            <w:rPr>
+              <w:rFonts w:asciiTheme="minorHAnsi" w:eastAsiaTheme="minorEastAsia" w:hAnsiTheme="minorHAnsi" w:cstheme="minorBidi"/>
+              <w:noProof/>
+              <w:sz w:val="22"/>
+              <w:szCs w:val="22"/>
+              <w:lang w:val="hu-HU"/>
+            </w:rPr>
+          </w:pPr>
+          <w:r>
+            <w:fldChar w:fldCharType="begin"/>
+          </w:r>
+          <w:r>
+            <w:instrText xml:space="preserve"> TOC \o "1-3" \h \z \u </w:instrText>
+          </w:r>
+          <w:r>
+            <w:fldChar w:fldCharType="separate"/>
+          </w:r>
+          <w:hyperlink w:anchor="_Toc227913987" w:history="1">
+            <w:r>
+              <w:rPr>
+                <w:rStyle w:val="Hiperhivatkozs"/>
+                <w:noProof/>
+              </w:rPr>
+              <w:t>Bevezetés</w:t>
+            </w:r>
+            <w:r>
+              <w:rPr>
+                <w:noProof/>
+                <w:webHidden/>
+              </w:rPr>
+              <w:tab/>
+            </w:r>
+            <w:r>
+              <w:rPr>
+                <w:noProof/>
+                <w:webHidden/>
+              </w:rPr>
+              <w:fldChar w:fldCharType="begin"/>
+            </w:r>
+            <w:r>
+              <w:rPr>
+                <w:noProof/>
+                <w:webHidden/>
+              </w:rPr>
+              <w:instrText xml:space="preserve"> PAGEREF _Toc227913987 \h </w:instrText>
+            </w:r>
+            <w:r>
+              <w:rPr>
+                <w:noProof/>
+                <w:webHidden/>
+              </w:rPr>
+            </w:r>
+            <w:r>
+              <w:rPr>
+                <w:noProof/>
+                <w:webHidden/>
+              </w:rPr>
+              <w:fldChar w:fldCharType="separate"/>
+            </w:r>
+            <w:r>
+              <w:rPr>
+                <w:noProof/>
+                <w:webHidden/>
+              </w:rPr>
+              <w:t>1</w:t>
+            </w:r>
+            <w:r>
+              <w:rPr>
+                <w:noProof/>
+                <w:webHidden/>
+              </w:rPr>
+              <w:fldChar w:fldCharType="end"/>
+            </w:r>
+          </w:hyperlink>
+        </w:p>
+        <w:p>
+          <w:pPr>
+            <w:pStyle w:val="TJ2"/>
+            <w:tabs>
+              <w:tab w:val="right" w:leader="dot" w:pos="9060"/>
+            </w:tabs>
+            <w:rPr>
+              <w:rFonts w:asciiTheme="minorHAnsi" w:eastAsiaTheme="minorEastAsia" w:hAnsiTheme="minorHAnsi" w:cstheme="minorBidi"/>
+              <w:noProof/>
+              <w:sz w:val="22"/>
+              <w:szCs w:val="22"/>
+              <w:lang w:val="hu-HU"/>
+            </w:rPr>
+          </w:pPr>
+          <w:hyperlink w:anchor="_Toc227913988" w:history="1">
+            <w:r>
+              <w:rPr>
+                <w:rStyle w:val="Hiperhivatkozs"/>
+                <w:noProof/>
+              </w:rPr>
+              <w:t>A szoftver célja (Frontend)</w:t>
+            </w:r>
+            <w:r>
+              <w:rPr>
+                <w:noProof/>
+                <w:webHidden/>
+              </w:rPr>
+              <w:tab/>
+            </w:r>
+            <w:r>
+              <w:rPr>
+                <w:noProof/>
+                <w:webHidden/>
+              </w:rPr>
+              <w:fldChar w:fldCharType="begin"/>
+            </w:r>
+            <w:r>
+              <w:rPr>
+                <w:noProof/>
+                <w:webHidden/>
+              </w:rPr>
+              <w:instrText xml:space="preserve"> PAGEREF _Toc227913988 \h </w:instrText>
+            </w:r>
+            <w:r>
+              <w:rPr>
+                <w:noProof/>
+                <w:webHidden/>
+              </w:rPr>
+            </w:r>
+            <w:r>
+              <w:rPr>
+                <w:noProof/>
+                <w:webHidden/>
+              </w:rPr>
+              <w:fldChar w:fldCharType="separate"/>
+            </w:r>
+            <w:r>
+              <w:rPr>
+                <w:noProof/>
+                <w:webHidden/>
+              </w:rPr>
+              <w:t>1</w:t>
+            </w:r>
+            <w:r>
+              <w:rPr>
+                <w:noProof/>
+                <w:webHidden/>
+              </w:rPr>
+              <w:fldChar w:fldCharType="end"/>
+            </w:r>
+          </w:hyperlink>
+        </w:p>
+        <w:p>
+          <w:pPr>
+            <w:pStyle w:val="TJ2"/>
+            <w:tabs>
+              <w:tab w:val="right" w:leader="dot" w:pos="9060"/>
+            </w:tabs>
+            <w:rPr>
+              <w:rFonts w:asciiTheme="minorHAnsi" w:eastAsiaTheme="minorEastAsia" w:hAnsiTheme="minorHAnsi" w:cstheme="minorBidi"/>
+              <w:noProof/>
+              <w:sz w:val="22"/>
+              <w:szCs w:val="22"/>
+              <w:lang w:val="hu-HU"/>
+            </w:rPr>
+          </w:pPr>
+          <w:hyperlink w:anchor="_Toc227913989" w:history="1">
+            <w:r>
+              <w:rPr>
+                <w:rStyle w:val="Hiperhivatkozs"/>
+                <w:noProof/>
+              </w:rPr>
+              <w:t>A szoftver célja (Asztali)</w:t>
+            </w:r>
+            <w:r>
+              <w:rPr>
+                <w:noProof/>
+                <w:webHidden/>
+              </w:rPr>
+              <w:tab/>
+            </w:r>
+            <w:r>
+              <w:rPr>
+                <w:noProof/>
+                <w:webHidden/>
+              </w:rPr>
+              <w:fldChar w:fldCharType="begin"/>
+            </w:r>
+            <w:r>
+              <w:rPr>
+                <w:noProof/>
+                <w:webHidden/>
+              </w:rPr>
+              <w:instrText xml:space="preserve"> PAGEREF _Toc227913989 \h </w:instrText>
+            </w:r>
+            <w:r>
+              <w:rPr>
+                <w:noProof/>
+                <w:webHidden/>
+              </w:rPr>
+            </w:r>
+            <w:r>
+              <w:rPr>
+                <w:noProof/>
+                <w:webHidden/>
+              </w:rPr>
+              <w:fldChar w:fldCharType="separate"/>
+            </w:r>
+            <w:r>
+              <w:rPr>
+                <w:noProof/>
+                <w:webHidden/>
+              </w:rPr>
+              <w:t>1</w:t>
+            </w:r>
+            <w:r>
+              <w:rPr>
+                <w:noProof/>
+                <w:webHidden/>
+              </w:rPr>
+              <w:fldChar w:fldCharType="end"/>
+            </w:r>
+          </w:hyperlink>
+        </w:p>
+        <w:p>
+          <w:pPr>
+            <w:pStyle w:val="TJ2"/>
+            <w:tabs>
+              <w:tab w:val="right" w:leader="dot" w:pos="9060"/>
+            </w:tabs>
+            <w:rPr>
+              <w:rFonts w:asciiTheme="minorHAnsi" w:eastAsiaTheme="minorEastAsia" w:hAnsiTheme="minorHAnsi" w:cstheme="minorBidi"/>
+              <w:noProof/>
+              <w:sz w:val="22"/>
+              <w:szCs w:val="22"/>
+              <w:lang w:val="hu-HU"/>
+            </w:rPr>
+          </w:pPr>
+          <w:hyperlink w:anchor="_Toc227913990" w:history="1">
+            <w:r>
+              <w:rPr>
+                <w:rStyle w:val="Hiperhivatkozs"/>
+                <w:noProof/>
+              </w:rPr>
+              <w:t>Célközönség</w:t>
+            </w:r>
+            <w:r>
+              <w:rPr>
+                <w:noProof/>
+                <w:webHidden/>
+              </w:rPr>
+              <w:tab/>
+            </w:r>
+            <w:r>
+              <w:rPr>
+                <w:noProof/>
+                <w:webHidden/>
+              </w:rPr>
+              <w:fldChar w:fldCharType="begin"/>
+            </w:r>
+            <w:r>
+              <w:rPr>
+                <w:noProof/>
+                <w:webHidden/>
+              </w:rPr>
+              <w:instrText xml:space="preserve"> PAGEREF _Toc227913990 \h </w:instrText>
+            </w:r>
+            <w:r>
+              <w:rPr>
+                <w:noProof/>
+                <w:webHidden/>
+              </w:rPr>
+            </w:r>
+            <w:r>
+              <w:rPr>
+                <w:noProof/>
+                <w:webHidden/>
+              </w:rPr>
+              <w:fldChar w:fldCharType="separate"/>
+            </w:r>
+            <w:r>
+              <w:rPr>
+                <w:noProof/>
+                <w:webHidden/>
+              </w:rPr>
+              <w:t>1</w:t>
+            </w:r>
+            <w:r>
+              <w:rPr>
+                <w:noProof/>
+                <w:webHidden/>
+              </w:rPr>
+              <w:fldChar w:fldCharType="end"/>
+            </w:r>
+          </w:hyperlink>
+        </w:p>
+        <w:p>
+          <w:pPr>
+            <w:pStyle w:val="TJ1"/>
+            <w:tabs>
+              <w:tab w:val="left" w:pos="480"/>
+              <w:tab w:val="right" w:leader="dot" w:pos="9060"/>
+            </w:tabs>
+            <w:rPr>
+              <w:rFonts w:asciiTheme="minorHAnsi" w:eastAsiaTheme="minorEastAsia" w:hAnsiTheme="minorHAnsi" w:cstheme="minorBidi"/>
+              <w:noProof/>
+              <w:sz w:val="22"/>
+              <w:szCs w:val="22"/>
+              <w:lang w:val="hu-HU"/>
+            </w:rPr>
+          </w:pPr>
+          <w:hyperlink w:anchor="_Toc227913991" w:history="1">
+            <w:r>
+              <w:rPr>
+                <w:rStyle w:val="Hiperhivatkozs"/>
+                <w:noProof/>
+              </w:rPr>
+              <w:t>1.</w:t>
+            </w:r>
+            <w:r>
+              <w:rPr>
+                <w:rFonts w:asciiTheme="minorHAnsi" w:eastAsiaTheme="minorEastAsia" w:hAnsiTheme="minorHAnsi" w:cstheme="minorBidi"/>
+                <w:noProof/>
+                <w:sz w:val="22"/>
+                <w:szCs w:val="22"/>
+                <w:lang w:val="hu-HU"/>
+              </w:rPr>
+              <w:tab/>
+            </w:r>
+            <w:r>
+              <w:rPr>
+                <w:rStyle w:val="Hiperhivatkozs"/>
+                <w:noProof/>
+              </w:rPr>
+              <w:t>Program általános leírása</w:t>
+            </w:r>
+            <w:r>
+              <w:rPr>
+                <w:noProof/>
+                <w:webHidden/>
+              </w:rPr>
+              <w:tab/>
+            </w:r>
+            <w:r>
+              <w:rPr>
+                <w:noProof/>
+                <w:webHidden/>
+              </w:rPr>
+              <w:fldChar w:fldCharType="begin"/>
+            </w:r>
+            <w:r>
+              <w:rPr>
+                <w:noProof/>
+                <w:webHidden/>
+              </w:rPr>
+              <w:instrText xml:space="preserve"> PAGEREF _Toc227913991 \h </w:instrText>
+            </w:r>
+            <w:r>
+              <w:rPr>
+                <w:noProof/>
+                <w:webHidden/>
+              </w:rPr>
+            </w:r>
+            <w:r>
+              <w:rPr>
+                <w:noProof/>
+                <w:webHidden/>
+              </w:rPr>
+              <w:fldChar w:fldCharType="separate"/>
+            </w:r>
+            <w:r>
+              <w:rPr>
+                <w:noProof/>
+                <w:webHidden/>
+              </w:rPr>
+              <w:t>2</w:t>
+            </w:r>
+            <w:r>
+              <w:rPr>
+                <w:noProof/>
+                <w:webHidden/>
+              </w:rPr>
+              <w:fldChar w:fldCharType="end"/>
+            </w:r>
+          </w:hyperlink>
+        </w:p>
+        <w:p>
+          <w:pPr>
+            <w:pStyle w:val="TJ2"/>
+            <w:tabs>
+              <w:tab w:val="left" w:pos="880"/>
+              <w:tab w:val="right" w:leader="dot" w:pos="9060"/>
+            </w:tabs>
+            <w:rPr>
+              <w:rFonts w:asciiTheme="minorHAnsi" w:eastAsiaTheme="minorEastAsia" w:hAnsiTheme="minorHAnsi" w:cstheme="minorBidi"/>
+              <w:noProof/>
+              <w:sz w:val="22"/>
+              <w:szCs w:val="22"/>
+              <w:lang w:val="hu-HU"/>
+            </w:rPr>
+          </w:pPr>
+          <w:hyperlink w:anchor="_Toc227913992" w:history="1">
+            <w:r>
+              <w:rPr>
+                <w:rStyle w:val="Hiperhivatkozs"/>
+                <w:noProof/>
+              </w:rPr>
+              <w:t>1.1.</w:t>
+            </w:r>
+            <w:r>
+              <w:rPr>
+                <w:rFonts w:asciiTheme="minorHAnsi" w:eastAsiaTheme="minorEastAsia" w:hAnsiTheme="minorHAnsi" w:cstheme="minorBidi"/>
+                <w:noProof/>
+                <w:sz w:val="22"/>
+                <w:szCs w:val="22"/>
+                <w:lang w:val="hu-HU"/>
+              </w:rPr>
+              <w:tab/>
+            </w:r>
+            <w:r>
+              <w:rPr>
+                <w:rStyle w:val="Hiperhivatkozs"/>
+                <w:noProof/>
+              </w:rPr>
+              <w:t>Követelmények, tervezés és a rendszer jellemzői – megvalósítási terv</w:t>
+            </w:r>
+            <w:r>
+              <w:rPr>
+                <w:noProof/>
+                <w:webHidden/>
+              </w:rPr>
+              <w:tab/>
+            </w:r>
+            <w:r>
+              <w:rPr>
+                <w:noProof/>
+                <w:webHidden/>
+              </w:rPr>
+              <w:fldChar w:fldCharType="begin"/>
+            </w:r>
+            <w:r>
+              <w:rPr>
+                <w:noProof/>
+                <w:webHidden/>
+              </w:rPr>
+              <w:instrText xml:space="preserve"> PAGEREF _Toc227913992 \h </w:instrText>
+            </w:r>
+            <w:r>
+              <w:rPr>
+                <w:noProof/>
+                <w:webHidden/>
+              </w:rPr>
+            </w:r>
+            <w:r>
+              <w:rPr>
+                <w:noProof/>
+                <w:webHidden/>
+              </w:rPr>
+              <w:fldChar w:fldCharType="separate"/>
+            </w:r>
+            <w:r>
+              <w:rPr>
+                <w:noProof/>
+                <w:webHidden/>
+              </w:rPr>
+              <w:t>2</w:t>
+            </w:r>
+            <w:r>
+              <w:rPr>
+                <w:noProof/>
+                <w:webHidden/>
+              </w:rPr>
+              <w:fldChar w:fldCharType="end"/>
+            </w:r>
+          </w:hyperlink>
+        </w:p>
+        <w:p>
+          <w:pPr>
+            <w:pStyle w:val="TJ2"/>
+            <w:tabs>
+              <w:tab w:val="right" w:leader="dot" w:pos="9060"/>
+            </w:tabs>
+            <w:rPr>
+              <w:rFonts w:asciiTheme="minorHAnsi" w:eastAsiaTheme="minorEastAsia" w:hAnsiTheme="minorHAnsi" w:cstheme="minorBidi"/>
+              <w:noProof/>
+              <w:sz w:val="22"/>
+              <w:szCs w:val="22"/>
+              <w:lang w:val="hu-HU"/>
+            </w:rPr>
+          </w:pPr>
+          <w:hyperlink w:anchor="_Toc227913993" w:history="1">
+            <w:r>
+              <w:rPr>
+                <w:rStyle w:val="Hiperhivatkozs"/>
+                <w:noProof/>
+              </w:rPr>
+              <w:t>Adatbázis kapcsolathoz</w:t>
+            </w:r>
+            <w:r>
+              <w:rPr>
+                <w:noProof/>
+                <w:webHidden/>
+              </w:rPr>
+              <w:tab/>
+            </w:r>
+            <w:r>
+              <w:rPr>
+                <w:noProof/>
+                <w:webHidden/>
+              </w:rPr>
+              <w:fldChar w:fldCharType="begin"/>
+            </w:r>
+            <w:r>
+              <w:rPr>
+                <w:noProof/>
+                <w:webHidden/>
+              </w:rPr>
+              <w:instrText xml:space="preserve"> PAGEREF _Toc227913993 \h </w:instrText>
+            </w:r>
+            <w:r>
+              <w:rPr>
+                <w:noProof/>
+                <w:webHidden/>
+              </w:rPr>
+            </w:r>
+            <w:r>
+              <w:rPr>
+                <w:noProof/>
+                <w:webHidden/>
+              </w:rPr>
+              <w:fldChar w:fldCharType="separate"/>
+            </w:r>
+            <w:r>
+              <w:rPr>
+                <w:noProof/>
+                <w:webHidden/>
+              </w:rPr>
+              <w:t>2</w:t>
+            </w:r>
+            <w:r>
+              <w:rPr>
+                <w:noProof/>
+                <w:webHidden/>
+              </w:rPr>
+              <w:fldChar w:fldCharType="end"/>
+            </w:r>
+          </w:hyperlink>
+        </w:p>
+        <w:p>
+          <w:pPr>
+            <w:pStyle w:val="TJ2"/>
+            <w:tabs>
+              <w:tab w:val="right" w:leader="dot" w:pos="9060"/>
+            </w:tabs>
+            <w:rPr>
+              <w:rFonts w:asciiTheme="minorHAnsi" w:eastAsiaTheme="minorEastAsia" w:hAnsiTheme="minorHAnsi" w:cstheme="minorBidi"/>
+              <w:noProof/>
+              <w:sz w:val="22"/>
+              <w:szCs w:val="22"/>
+              <w:lang w:val="hu-HU"/>
+            </w:rPr>
+          </w:pPr>
+          <w:hyperlink w:anchor="_Toc227913994" w:history="1">
+            <w:r>
+              <w:rPr>
+                <w:rStyle w:val="Hiperhivatkozs"/>
+                <w:noProof/>
+              </w:rPr>
+              <w:t>Tervezés – feladatok felosztása</w:t>
+            </w:r>
+            <w:r>
+              <w:rPr>
+                <w:noProof/>
+                <w:webHidden/>
+              </w:rPr>
+              <w:tab/>
+            </w:r>
+            <w:r>
+              <w:rPr>
+                <w:noProof/>
+                <w:webHidden/>
+              </w:rPr>
+              <w:fldChar w:fldCharType="begin"/>
+            </w:r>
+            <w:r>
+              <w:rPr>
+                <w:noProof/>
+                <w:webHidden/>
+              </w:rPr>
+              <w:instrText xml:space="preserve"> PAGEREF _Toc227913994 \h </w:instrText>
+            </w:r>
+            <w:r>
+              <w:rPr>
+                <w:noProof/>
+                <w:webHidden/>
+              </w:rPr>
+            </w:r>
+            <w:r>
+              <w:rPr>
+                <w:noProof/>
+                <w:webHidden/>
+              </w:rPr>
+              <w:fldChar w:fldCharType="separate"/>
+            </w:r>
+            <w:r>
+              <w:rPr>
+                <w:noProof/>
+                <w:webHidden/>
+              </w:rPr>
+              <w:t>2</w:t>
+            </w:r>
+            <w:r>
+              <w:rPr>
+                <w:noProof/>
+                <w:webHidden/>
+              </w:rPr>
+              <w:fldChar w:fldCharType="end"/>
+            </w:r>
+          </w:hyperlink>
+        </w:p>
+        <w:p>
+          <w:pPr>
+            <w:pStyle w:val="TJ1"/>
+            <w:tabs>
+              <w:tab w:val="left" w:pos="480"/>
+              <w:tab w:val="right" w:leader="dot" w:pos="9060"/>
+            </w:tabs>
+            <w:rPr>
+              <w:rFonts w:asciiTheme="minorHAnsi" w:eastAsiaTheme="minorEastAsia" w:hAnsiTheme="minorHAnsi" w:cstheme="minorBidi"/>
+              <w:noProof/>
+              <w:sz w:val="22"/>
+              <w:szCs w:val="22"/>
+              <w:lang w:val="hu-HU"/>
+            </w:rPr>
+          </w:pPr>
+          <w:hyperlink w:anchor="_Toc227913995" w:history="1">
+            <w:r>
+              <w:rPr>
+                <w:rStyle w:val="Hiperhivatkozs"/>
+                <w:noProof/>
+              </w:rPr>
+              <w:t>2.</w:t>
+            </w:r>
+            <w:r>
+              <w:rPr>
+                <w:rFonts w:asciiTheme="minorHAnsi" w:eastAsiaTheme="minorEastAsia" w:hAnsiTheme="minorHAnsi" w:cstheme="minorBidi"/>
+                <w:noProof/>
+                <w:sz w:val="22"/>
+                <w:szCs w:val="22"/>
+                <w:lang w:val="hu-HU"/>
+              </w:rPr>
+              <w:tab/>
+            </w:r>
+            <w:r>
+              <w:rPr>
+                <w:rStyle w:val="Hiperhivatkozs"/>
+                <w:noProof/>
+              </w:rPr>
+              <w:t>Adatbázis ER modell</w:t>
+            </w:r>
+            <w:r>
+              <w:rPr>
+                <w:noProof/>
+                <w:webHidden/>
+              </w:rPr>
+              <w:tab/>
+            </w:r>
+            <w:r>
+              <w:rPr>
+                <w:noProof/>
+                <w:webHidden/>
+              </w:rPr>
+              <w:fldChar w:fldCharType="begin"/>
+            </w:r>
+            <w:r>
+              <w:rPr>
+                <w:noProof/>
+                <w:webHidden/>
+              </w:rPr>
+              <w:instrText xml:space="preserve"> PAGEREF _Toc227913995 \h </w:instrText>
+            </w:r>
+            <w:r>
+              <w:rPr>
+                <w:noProof/>
+                <w:webHidden/>
+              </w:rPr>
+            </w:r>
+            <w:r>
+              <w:rPr>
+                <w:noProof/>
+                <w:webHidden/>
+              </w:rPr>
+              <w:fldChar w:fldCharType="separate"/>
+            </w:r>
+            <w:r>
+              <w:rPr>
+                <w:noProof/>
+                <w:webHidden/>
+              </w:rPr>
+              <w:t>3</w:t>
+            </w:r>
+            <w:r>
+              <w:rPr>
+                <w:noProof/>
+                <w:webHidden/>
+              </w:rPr>
+              <w:fldChar w:fldCharType="end"/>
+            </w:r>
+          </w:hyperlink>
+        </w:p>
+        <w:p>
+          <w:pPr>
+            <w:pStyle w:val="TJ2"/>
+            <w:tabs>
+              <w:tab w:val="left" w:pos="880"/>
+              <w:tab w:val="right" w:leader="dot" w:pos="9060"/>
+            </w:tabs>
+            <w:rPr>
+              <w:rFonts w:asciiTheme="minorHAnsi" w:eastAsiaTheme="minorEastAsia" w:hAnsiTheme="minorHAnsi" w:cstheme="minorBidi"/>
+              <w:noProof/>
+              <w:sz w:val="22"/>
+              <w:szCs w:val="22"/>
+              <w:lang w:val="hu-HU"/>
+            </w:rPr>
+          </w:pPr>
+          <w:hyperlink w:anchor="_Toc227913996" w:history="1">
+            <w:r>
+              <w:rPr>
+                <w:rStyle w:val="Hiperhivatkozs"/>
+                <w:noProof/>
+              </w:rPr>
+              <w:t>2.1.</w:t>
+            </w:r>
+            <w:r>
+              <w:rPr>
+                <w:rFonts w:asciiTheme="minorHAnsi" w:eastAsiaTheme="minorEastAsia" w:hAnsiTheme="minorHAnsi" w:cstheme="minorBidi"/>
+                <w:noProof/>
+                <w:sz w:val="22"/>
+                <w:szCs w:val="22"/>
+                <w:lang w:val="hu-HU"/>
+              </w:rPr>
+              <w:tab/>
+            </w:r>
+            <w:r>
+              <w:rPr>
+                <w:rStyle w:val="Hiperhivatkozs"/>
+                <w:noProof/>
+              </w:rPr>
+              <w:t>Táblák és mezők</w:t>
+            </w:r>
+            <w:r>
+              <w:rPr>
+                <w:noProof/>
+                <w:webHidden/>
+              </w:rPr>
+              <w:tab/>
+            </w:r>
+            <w:r>
+              <w:rPr>
+                <w:noProof/>
+                <w:webHidden/>
+              </w:rPr>
+              <w:fldChar w:fldCharType="begin"/>
+            </w:r>
+            <w:r>
+              <w:rPr>
+                <w:noProof/>
+                <w:webHidden/>
+              </w:rPr>
+              <w:instrText xml:space="preserve"> PAGEREF _Toc227913996 \h </w:instrText>
+            </w:r>
+            <w:r>
+              <w:rPr>
+                <w:noProof/>
+                <w:webHidden/>
+              </w:rPr>
+            </w:r>
+            <w:r>
+              <w:rPr>
+                <w:noProof/>
+                <w:webHidden/>
+              </w:rPr>
+              <w:fldChar w:fldCharType="separate"/>
+            </w:r>
+            <w:r>
+              <w:rPr>
+                <w:noProof/>
+                <w:webHidden/>
+              </w:rPr>
+              <w:t>3</w:t>
+            </w:r>
+            <w:r>
+              <w:rPr>
+                <w:noProof/>
+                <w:webHidden/>
+              </w:rPr>
+              <w:fldChar w:fldCharType="end"/>
+            </w:r>
+          </w:hyperlink>
+        </w:p>
+        <w:p>
+          <w:pPr>
+            <w:pStyle w:val="TJ3"/>
+            <w:tabs>
+              <w:tab w:val="left" w:pos="1100"/>
+              <w:tab w:val="right" w:leader="dot" w:pos="9060"/>
+            </w:tabs>
+            <w:rPr>
+              <w:rFonts w:asciiTheme="minorHAnsi" w:eastAsiaTheme="minorEastAsia" w:hAnsiTheme="minorHAnsi" w:cstheme="minorBidi"/>
+              <w:noProof/>
+              <w:sz w:val="22"/>
+              <w:szCs w:val="22"/>
+              <w:lang w:val="hu-HU"/>
+            </w:rPr>
+          </w:pPr>
+          <w:hyperlink w:anchor="_Toc227913997" w:history="1">
+            <w:r>
+              <w:rPr>
+                <w:rStyle w:val="Hiperhivatkozs"/>
+                <w:noProof/>
+              </w:rPr>
+              <w:t>1.</w:t>
+            </w:r>
+            <w:r>
+              <w:rPr>
+                <w:rFonts w:asciiTheme="minorHAnsi" w:eastAsiaTheme="minorEastAsia" w:hAnsiTheme="minorHAnsi" w:cstheme="minorBidi"/>
+                <w:noProof/>
+                <w:sz w:val="22"/>
+                <w:szCs w:val="22"/>
+                <w:lang w:val="hu-HU"/>
+              </w:rPr>
+              <w:tab/>
+            </w:r>
+            <w:r>
+              <w:rPr>
+                <w:rStyle w:val="Hiperhivatkozs"/>
+                <w:noProof/>
+              </w:rPr>
+              <w:t>Szállások (accommodation)</w:t>
+            </w:r>
+            <w:r>
+              <w:rPr>
+                <w:noProof/>
+                <w:webHidden/>
+              </w:rPr>
+              <w:tab/>
+            </w:r>
+            <w:r>
+              <w:rPr>
+                <w:noProof/>
+                <w:webHidden/>
+              </w:rPr>
+              <w:fldChar w:fldCharType="begin"/>
+            </w:r>
+            <w:r>
+              <w:rPr>
+                <w:noProof/>
+                <w:webHidden/>
+              </w:rPr>
+              <w:instrText xml:space="preserve"> PAGEREF _Toc227913997 \h </w:instrText>
+            </w:r>
+            <w:r>
+              <w:rPr>
+                <w:noProof/>
+                <w:webHidden/>
+              </w:rPr>
+            </w:r>
+            <w:r>
+              <w:rPr>
+                <w:noProof/>
+                <w:webHidden/>
+              </w:rPr>
+              <w:fldChar w:fldCharType="separate"/>
+            </w:r>
+            <w:r>
+              <w:rPr>
+                <w:noProof/>
+                <w:webHidden/>
+              </w:rPr>
+              <w:t>3</w:t>
+            </w:r>
+            <w:r>
+              <w:rPr>
+                <w:noProof/>
+                <w:webHidden/>
+              </w:rPr>
+              <w:fldChar w:fldCharType="end"/>
+            </w:r>
+          </w:hyperlink>
+        </w:p>
+        <w:p>
+          <w:pPr>
+            <w:pStyle w:val="TJ3"/>
+            <w:tabs>
+              <w:tab w:val="left" w:pos="1100"/>
+              <w:tab w:val="right" w:leader="dot" w:pos="9060"/>
+            </w:tabs>
+            <w:rPr>
+              <w:rFonts w:asciiTheme="minorHAnsi" w:eastAsiaTheme="minorEastAsia" w:hAnsiTheme="minorHAnsi" w:cstheme="minorBidi"/>
+              <w:noProof/>
+              <w:sz w:val="22"/>
+              <w:szCs w:val="22"/>
+              <w:lang w:val="hu-HU"/>
+            </w:rPr>
+          </w:pPr>
+          <w:hyperlink w:anchor="_Toc227913998" w:history="1">
+            <w:r>
+              <w:rPr>
+                <w:rStyle w:val="Hiperhivatkozs"/>
+                <w:noProof/>
+              </w:rPr>
+              <w:t>2.</w:t>
+            </w:r>
+            <w:r>
+              <w:rPr>
+                <w:rFonts w:asciiTheme="minorHAnsi" w:eastAsiaTheme="minorEastAsia" w:hAnsiTheme="minorHAnsi" w:cstheme="minorBidi"/>
+                <w:noProof/>
+                <w:sz w:val="22"/>
+                <w:szCs w:val="22"/>
+                <w:lang w:val="hu-HU"/>
+              </w:rPr>
+              <w:tab/>
+            </w:r>
+            <w:r>
+              <w:rPr>
+                <w:rStyle w:val="Hiperhivatkozs"/>
+                <w:noProof/>
+              </w:rPr>
+              <w:t>Országok (country)</w:t>
+            </w:r>
+            <w:r>
+              <w:rPr>
+                <w:noProof/>
+                <w:webHidden/>
+              </w:rPr>
+              <w:tab/>
+            </w:r>
+            <w:r>
+              <w:rPr>
+                <w:noProof/>
+                <w:webHidden/>
+              </w:rPr>
+              <w:fldChar w:fldCharType="begin"/>
+            </w:r>
+            <w:r>
+              <w:rPr>
+                <w:noProof/>
+                <w:webHidden/>
+              </w:rPr>
+              <w:instrText xml:space="preserve"> PAGEREF _Toc227913998 \h </w:instrText>
+            </w:r>
+            <w:r>
+              <w:rPr>
+                <w:noProof/>
+                <w:webHidden/>
+              </w:rPr>
+            </w:r>
+            <w:r>
+              <w:rPr>
+                <w:noProof/>
+                <w:webHidden/>
+              </w:rPr>
+              <w:fldChar w:fldCharType="separate"/>
+            </w:r>
+            <w:r>
+              <w:rPr>
+                <w:noProof/>
+                <w:webHidden/>
+              </w:rPr>
+              <w:t>3</w:t>
+            </w:r>
+            <w:r>
+              <w:rPr>
+                <w:noProof/>
+                <w:webHidden/>
+              </w:rPr>
+              <w:fldChar w:fldCharType="end"/>
+            </w:r>
+          </w:hyperlink>
+        </w:p>
+        <w:p>
+          <w:pPr>
+            <w:pStyle w:val="TJ3"/>
+            <w:tabs>
+              <w:tab w:val="left" w:pos="1100"/>
+              <w:tab w:val="right" w:leader="dot" w:pos="9060"/>
+            </w:tabs>
+            <w:rPr>
+              <w:rFonts w:asciiTheme="minorHAnsi" w:eastAsiaTheme="minorEastAsia" w:hAnsiTheme="minorHAnsi" w:cstheme="minorBidi"/>
+              <w:noProof/>
+              <w:sz w:val="22"/>
+              <w:szCs w:val="22"/>
+              <w:lang w:val="hu-HU"/>
+            </w:rPr>
+          </w:pPr>
+          <w:hyperlink w:anchor="_Toc227913999" w:history="1">
+            <w:r>
+              <w:rPr>
+                <w:rStyle w:val="Hiperhivatkozs"/>
+                <w:noProof/>
+              </w:rPr>
+              <w:t>3.</w:t>
+            </w:r>
+            <w:r>
+              <w:rPr>
+                <w:rFonts w:asciiTheme="minorHAnsi" w:eastAsiaTheme="minorEastAsia" w:hAnsiTheme="minorHAnsi" w:cstheme="minorBidi"/>
+                <w:noProof/>
+                <w:sz w:val="22"/>
+                <w:szCs w:val="22"/>
+                <w:lang w:val="hu-HU"/>
+              </w:rPr>
+              <w:tab/>
+            </w:r>
+            <w:r>
+              <w:rPr>
+                <w:rStyle w:val="Hiperhivatkozs"/>
+                <w:noProof/>
+              </w:rPr>
+              <w:t>Városok (city)</w:t>
+            </w:r>
+            <w:r>
+              <w:rPr>
+                <w:noProof/>
+                <w:webHidden/>
+              </w:rPr>
+              <w:tab/>
+            </w:r>
+            <w:r>
+              <w:rPr>
+                <w:noProof/>
+                <w:webHidden/>
+              </w:rPr>
+              <w:fldChar w:fldCharType="begin"/>
+            </w:r>
+            <w:r>
+              <w:rPr>
+                <w:noProof/>
+                <w:webHidden/>
+              </w:rPr>
+              <w:instrText xml:space="preserve"> PAGEREF _Toc227913999 \h </w:instrText>
+            </w:r>
+            <w:r>
+              <w:rPr>
+                <w:noProof/>
+                <w:webHidden/>
+              </w:rPr>
+            </w:r>
+            <w:r>
+              <w:rPr>
+                <w:noProof/>
+                <w:webHidden/>
+              </w:rPr>
+              <w:fldChar w:fldCharType="separate"/>
+            </w:r>
+            <w:r>
+              <w:rPr>
+                <w:noProof/>
+                <w:webHidden/>
+              </w:rPr>
+              <w:t>4</w:t>
+            </w:r>
+            <w:r>
+              <w:rPr>
+                <w:noProof/>
+                <w:webHidden/>
+              </w:rPr>
+              <w:fldChar w:fldCharType="end"/>
+            </w:r>
+          </w:hyperlink>
+        </w:p>
+        <w:p>
+          <w:pPr>
+            <w:pStyle w:val="TJ3"/>
+            <w:tabs>
+              <w:tab w:val="left" w:pos="1100"/>
+              <w:tab w:val="right" w:leader="dot" w:pos="9060"/>
+            </w:tabs>
+            <w:rPr>
+              <w:rFonts w:asciiTheme="minorHAnsi" w:eastAsiaTheme="minorEastAsia" w:hAnsiTheme="minorHAnsi" w:cstheme="minorBidi"/>
+              <w:noProof/>
+              <w:sz w:val="22"/>
+              <w:szCs w:val="22"/>
+              <w:lang w:val="hu-HU"/>
+            </w:rPr>
+          </w:pPr>
+          <w:hyperlink w:anchor="_Toc227914000" w:history="1">
+            <w:r>
+              <w:rPr>
+                <w:rStyle w:val="Hiperhivatkozs"/>
+                <w:noProof/>
+              </w:rPr>
+              <w:t>4.</w:t>
+            </w:r>
+            <w:r>
+              <w:rPr>
+                <w:rFonts w:asciiTheme="minorHAnsi" w:eastAsiaTheme="minorEastAsia" w:hAnsiTheme="minorHAnsi" w:cstheme="minorBidi"/>
+                <w:noProof/>
+                <w:sz w:val="22"/>
+                <w:szCs w:val="22"/>
+                <w:lang w:val="hu-HU"/>
+              </w:rPr>
+              <w:tab/>
+            </w:r>
+            <w:r>
+              <w:rPr>
+                <w:rStyle w:val="Hiperhivatkozs"/>
+                <w:noProof/>
+              </w:rPr>
+              <w:t>Szobák (room)</w:t>
+            </w:r>
+            <w:r>
+              <w:rPr>
+                <w:noProof/>
+                <w:webHidden/>
+              </w:rPr>
+              <w:tab/>
+            </w:r>
+            <w:r>
+              <w:rPr>
+                <w:noProof/>
+                <w:webHidden/>
+              </w:rPr>
+              <w:fldChar w:fldCharType="begin"/>
+            </w:r>
+            <w:r>
+              <w:rPr>
+                <w:noProof/>
+                <w:webHidden/>
+              </w:rPr>
+              <w:instrText xml:space="preserve"> PAGEREF _Toc227914000 \h </w:instrText>
+            </w:r>
+            <w:r>
+              <w:rPr>
+                <w:noProof/>
+                <w:webHidden/>
+              </w:rPr>
+            </w:r>
+            <w:r>
+              <w:rPr>
+                <w:noProof/>
+                <w:webHidden/>
+              </w:rPr>
+              <w:fldChar w:fldCharType="separate"/>
+            </w:r>
+            <w:r>
+              <w:rPr>
+                <w:noProof/>
+                <w:webHidden/>
+              </w:rPr>
+              <w:t>4</w:t>
+            </w:r>
+            <w:r>
+              <w:rPr>
+                <w:noProof/>
+                <w:webHidden/>
+              </w:rPr>
+              <w:fldChar w:fldCharType="end"/>
+            </w:r>
+          </w:hyperlink>
+        </w:p>
+        <w:p>
+          <w:pPr>
+            <w:pStyle w:val="TJ3"/>
+            <w:tabs>
+              <w:tab w:val="left" w:pos="1100"/>
+              <w:tab w:val="right" w:leader="dot" w:pos="9060"/>
+            </w:tabs>
+            <w:rPr>
+              <w:rFonts w:asciiTheme="minorHAnsi" w:eastAsiaTheme="minorEastAsia" w:hAnsiTheme="minorHAnsi" w:cstheme="minorBidi"/>
+              <w:noProof/>
+              <w:sz w:val="22"/>
+              <w:szCs w:val="22"/>
+              <w:lang w:val="hu-HU"/>
+            </w:rPr>
+          </w:pPr>
+          <w:hyperlink w:anchor="_Toc227914001" w:history="1">
+            <w:r>
+              <w:rPr>
+                <w:rStyle w:val="Hiperhivatkozs"/>
+                <w:noProof/>
+              </w:rPr>
+              <w:t>5.</w:t>
+            </w:r>
+            <w:r>
+              <w:rPr>
+                <w:rFonts w:asciiTheme="minorHAnsi" w:eastAsiaTheme="minorEastAsia" w:hAnsiTheme="minorHAnsi" w:cstheme="minorBidi"/>
+                <w:noProof/>
+                <w:sz w:val="22"/>
+                <w:szCs w:val="22"/>
+                <w:lang w:val="hu-HU"/>
+              </w:rPr>
+              <w:tab/>
+            </w:r>
+            <w:r>
+              <w:rPr>
+                <w:rStyle w:val="Hiperhivatkozs"/>
+                <w:noProof/>
+              </w:rPr>
+              <w:t>Felhasználók (user)</w:t>
+            </w:r>
+            <w:r>
+              <w:rPr>
+                <w:noProof/>
+                <w:webHidden/>
+              </w:rPr>
+              <w:tab/>
+            </w:r>
+            <w:r>
+              <w:rPr>
+                <w:noProof/>
+                <w:webHidden/>
+              </w:rPr>
+              <w:fldChar w:fldCharType="begin"/>
+            </w:r>
+            <w:r>
+              <w:rPr>
+                <w:noProof/>
+                <w:webHidden/>
+              </w:rPr>
+              <w:instrText xml:space="preserve"> PAGEREF _Toc227914001 \h </w:instrText>
+            </w:r>
+            <w:r>
+              <w:rPr>
+                <w:noProof/>
+                <w:webHidden/>
+              </w:rPr>
+            </w:r>
+            <w:r>
+              <w:rPr>
+                <w:noProof/>
+                <w:webHidden/>
+              </w:rPr>
+              <w:fldChar w:fldCharType="separate"/>
+            </w:r>
+            <w:r>
+              <w:rPr>
+                <w:noProof/>
+                <w:webHidden/>
+              </w:rPr>
+              <w:t>4</w:t>
+            </w:r>
+            <w:r>
+              <w:rPr>
+                <w:noProof/>
+                <w:webHidden/>
+              </w:rPr>
+              <w:fldChar w:fldCharType="end"/>
+            </w:r>
+          </w:hyperlink>
+        </w:p>
+        <w:p>
+          <w:pPr>
+            <w:pStyle w:val="TJ3"/>
+            <w:tabs>
+              <w:tab w:val="left" w:pos="1100"/>
+              <w:tab w:val="right" w:leader="dot" w:pos="9060"/>
+            </w:tabs>
+            <w:rPr>
+              <w:rFonts w:asciiTheme="minorHAnsi" w:eastAsiaTheme="minorEastAsia" w:hAnsiTheme="minorHAnsi" w:cstheme="minorBidi"/>
+              <w:noProof/>
+              <w:sz w:val="22"/>
+              <w:szCs w:val="22"/>
+              <w:lang w:val="hu-HU"/>
+            </w:rPr>
+          </w:pPr>
+          <w:hyperlink w:anchor="_Toc227914002" w:history="1">
+            <w:r>
+              <w:rPr>
+                <w:rStyle w:val="Hiperhivatkozs"/>
+                <w:noProof/>
+              </w:rPr>
+              <w:t>6.</w:t>
+            </w:r>
+            <w:r>
+              <w:rPr>
+                <w:rFonts w:asciiTheme="minorHAnsi" w:eastAsiaTheme="minorEastAsia" w:hAnsiTheme="minorHAnsi" w:cstheme="minorBidi"/>
+                <w:noProof/>
+                <w:sz w:val="22"/>
+                <w:szCs w:val="22"/>
+                <w:lang w:val="hu-HU"/>
+              </w:rPr>
+              <w:tab/>
+            </w:r>
+            <w:r>
+              <w:rPr>
+                <w:rStyle w:val="Hiperhivatkozs"/>
+                <w:noProof/>
+              </w:rPr>
+              <w:t>Szobafoglalások (roombooking)</w:t>
+            </w:r>
+            <w:r>
+              <w:rPr>
+                <w:noProof/>
+                <w:webHidden/>
+              </w:rPr>
+              <w:tab/>
+            </w:r>
+            <w:r>
+              <w:rPr>
+                <w:noProof/>
+                <w:webHidden/>
+              </w:rPr>
+              <w:fldChar w:fldCharType="begin"/>
+            </w:r>
+            <w:r>
+              <w:rPr>
+                <w:noProof/>
+                <w:webHidden/>
+              </w:rPr>
+              <w:instrText xml:space="preserve"> PAGEREF _Toc227914002 \h </w:instrText>
+            </w:r>
+            <w:r>
+              <w:rPr>
+                <w:noProof/>
+                <w:webHidden/>
+              </w:rPr>
+            </w:r>
+            <w:r>
+              <w:rPr>
+                <w:noProof/>
+                <w:webHidden/>
+              </w:rPr>
+              <w:fldChar w:fldCharType="separate"/>
+            </w:r>
+            <w:r>
+              <w:rPr>
+                <w:noProof/>
+                <w:webHidden/>
+              </w:rPr>
+              <w:t>4</w:t>
+            </w:r>
+            <w:r>
+              <w:rPr>
+                <w:noProof/>
+                <w:webHidden/>
+              </w:rPr>
+              <w:fldChar w:fldCharType="end"/>
+            </w:r>
+          </w:hyperlink>
+        </w:p>
+        <w:p>
+          <w:pPr>
+            <w:pStyle w:val="TJ3"/>
+            <w:tabs>
+              <w:tab w:val="left" w:pos="1100"/>
+              <w:tab w:val="right" w:leader="dot" w:pos="9060"/>
+            </w:tabs>
+            <w:rPr>
+              <w:rFonts w:asciiTheme="minorHAnsi" w:eastAsiaTheme="minorEastAsia" w:hAnsiTheme="minorHAnsi" w:cstheme="minorBidi"/>
+              <w:noProof/>
+              <w:sz w:val="22"/>
+              <w:szCs w:val="22"/>
+              <w:lang w:val="hu-HU"/>
+            </w:rPr>
+          </w:pPr>
+          <w:hyperlink w:anchor="_Toc227914003" w:history="1">
+            <w:r>
+              <w:rPr>
+                <w:rStyle w:val="Hiperhivatkozs"/>
+                <w:noProof/>
+              </w:rPr>
+              <w:t>7.</w:t>
+            </w:r>
+            <w:r>
+              <w:rPr>
+                <w:rFonts w:asciiTheme="minorHAnsi" w:eastAsiaTheme="minorEastAsia" w:hAnsiTheme="minorHAnsi" w:cstheme="minorBidi"/>
+                <w:noProof/>
+                <w:sz w:val="22"/>
+                <w:szCs w:val="22"/>
+                <w:lang w:val="hu-HU"/>
+              </w:rPr>
+              <w:tab/>
+            </w:r>
+            <w:r>
+              <w:rPr>
+                <w:rStyle w:val="Hiperhivatkozs"/>
+                <w:noProof/>
+              </w:rPr>
+              <w:t>Éttermek (restaurant)</w:t>
+            </w:r>
+            <w:r>
+              <w:rPr>
+                <w:noProof/>
+                <w:webHidden/>
+              </w:rPr>
+              <w:tab/>
+            </w:r>
+            <w:r>
+              <w:rPr>
+                <w:noProof/>
+                <w:webHidden/>
+              </w:rPr>
+              <w:fldChar w:fldCharType="begin"/>
+            </w:r>
+            <w:r>
+              <w:rPr>
+                <w:noProof/>
+                <w:webHidden/>
+              </w:rPr>
+              <w:instrText xml:space="preserve"> PAGEREF _Toc227914003 \h </w:instrText>
+            </w:r>
+            <w:r>
+              <w:rPr>
+                <w:noProof/>
+                <w:webHidden/>
+              </w:rPr>
+            </w:r>
+            <w:r>
+              <w:rPr>
+                <w:noProof/>
+                <w:webHidden/>
+              </w:rPr>
+              <w:fldChar w:fldCharType="separate"/>
+            </w:r>
+            <w:r>
+              <w:rPr>
+                <w:noProof/>
+                <w:webHidden/>
+              </w:rPr>
+              <w:t>4</w:t>
+            </w:r>
+            <w:r>
+              <w:rPr>
+                <w:noProof/>
+                <w:webHidden/>
+              </w:rPr>
+              <w:fldChar w:fldCharType="end"/>
+            </w:r>
+          </w:hyperlink>
+        </w:p>
+        <w:p>
+          <w:pPr>
+            <w:pStyle w:val="TJ3"/>
+            <w:tabs>
+              <w:tab w:val="left" w:pos="1100"/>
+              <w:tab w:val="right" w:leader="dot" w:pos="9060"/>
+            </w:tabs>
+            <w:rPr>
+              <w:rFonts w:asciiTheme="minorHAnsi" w:eastAsiaTheme="minorEastAsia" w:hAnsiTheme="minorHAnsi" w:cstheme="minorBidi"/>
+              <w:noProof/>
+              <w:sz w:val="22"/>
+              <w:szCs w:val="22"/>
+              <w:lang w:val="hu-HU"/>
+            </w:rPr>
+          </w:pPr>
+          <w:hyperlink w:anchor="_Toc227914004" w:history="1">
+            <w:r>
+              <w:rPr>
+                <w:rStyle w:val="Hiperhivatkozs"/>
+                <w:noProof/>
+              </w:rPr>
+              <w:t>8.</w:t>
+            </w:r>
+            <w:r>
+              <w:rPr>
+                <w:rFonts w:asciiTheme="minorHAnsi" w:eastAsiaTheme="minorEastAsia" w:hAnsiTheme="minorHAnsi" w:cstheme="minorBidi"/>
+                <w:noProof/>
+                <w:sz w:val="22"/>
+                <w:szCs w:val="22"/>
+                <w:lang w:val="hu-HU"/>
+              </w:rPr>
+              <w:tab/>
+            </w:r>
+            <w:r>
+              <w:rPr>
+                <w:rStyle w:val="Hiperhivatkozs"/>
+                <w:noProof/>
+              </w:rPr>
+              <w:t>Éttermi asztalok (restauranttable)</w:t>
+            </w:r>
+            <w:r>
+              <w:rPr>
+                <w:noProof/>
+                <w:webHidden/>
+              </w:rPr>
+              <w:tab/>
+            </w:r>
+            <w:r>
+              <w:rPr>
+                <w:noProof/>
+                <w:webHidden/>
+              </w:rPr>
+              <w:fldChar w:fldCharType="begin"/>
+            </w:r>
+            <w:r>
+              <w:rPr>
+                <w:noProof/>
+                <w:webHidden/>
+              </w:rPr>
+              <w:instrText xml:space="preserve"> PAGEREF _Toc227914004 \h </w:instrText>
+            </w:r>
+            <w:r>
+              <w:rPr>
+                <w:noProof/>
+                <w:webHidden/>
+              </w:rPr>
+            </w:r>
+            <w:r>
+              <w:rPr>
+                <w:noProof/>
+                <w:webHidden/>
+              </w:rPr>
+              <w:fldChar w:fldCharType="separate"/>
+            </w:r>
+            <w:r>
+              <w:rPr>
+                <w:noProof/>
+                <w:webHidden/>
+              </w:rPr>
+              <w:t>5</w:t>
+            </w:r>
+            <w:r>
+              <w:rPr>
+                <w:noProof/>
+                <w:webHidden/>
+              </w:rPr>
+              <w:fldChar w:fldCharType="end"/>
+            </w:r>
+          </w:hyperlink>
+        </w:p>
+        <w:p>
+          <w:pPr>
+            <w:pStyle w:val="TJ3"/>
+            <w:tabs>
+              <w:tab w:val="left" w:pos="1100"/>
+              <w:tab w:val="right" w:leader="dot" w:pos="9060"/>
+            </w:tabs>
+            <w:rPr>
+              <w:rFonts w:asciiTheme="minorHAnsi" w:eastAsiaTheme="minorEastAsia" w:hAnsiTheme="minorHAnsi" w:cstheme="minorBidi"/>
+              <w:noProof/>
+              <w:sz w:val="22"/>
+              <w:szCs w:val="22"/>
+              <w:lang w:val="hu-HU"/>
+            </w:rPr>
+          </w:pPr>
+          <w:hyperlink w:anchor="_Toc227914005" w:history="1">
+            <w:r>
+              <w:rPr>
+                <w:rStyle w:val="Hiperhivatkozs"/>
+                <w:noProof/>
+              </w:rPr>
+              <w:t>9.</w:t>
+            </w:r>
+            <w:r>
+              <w:rPr>
+                <w:rFonts w:asciiTheme="minorHAnsi" w:eastAsiaTheme="minorEastAsia" w:hAnsiTheme="minorHAnsi" w:cstheme="minorBidi"/>
+                <w:noProof/>
+                <w:sz w:val="22"/>
+                <w:szCs w:val="22"/>
+                <w:lang w:val="hu-HU"/>
+              </w:rPr>
+              <w:tab/>
+            </w:r>
+            <w:r>
+              <w:rPr>
+                <w:rStyle w:val="Hiperhivatkozs"/>
+                <w:noProof/>
+              </w:rPr>
+              <w:t>Asztal foglalások(tablereservation)</w:t>
+            </w:r>
+            <w:r>
+              <w:rPr>
+                <w:noProof/>
+                <w:webHidden/>
+              </w:rPr>
+              <w:tab/>
+            </w:r>
+            <w:r>
+              <w:rPr>
+                <w:noProof/>
+                <w:webHidden/>
+              </w:rPr>
+              <w:fldChar w:fldCharType="begin"/>
+            </w:r>
+            <w:r>
+              <w:rPr>
+                <w:noProof/>
+                <w:webHidden/>
+              </w:rPr>
+              <w:instrText xml:space="preserve"> PAGEREF _Toc227914005 \h </w:instrText>
+            </w:r>
+            <w:r>
+              <w:rPr>
+                <w:noProof/>
+                <w:webHidden/>
+              </w:rPr>
+            </w:r>
+            <w:r>
+              <w:rPr>
+                <w:noProof/>
+                <w:webHidden/>
+              </w:rPr>
+              <w:fldChar w:fldCharType="separate"/>
+            </w:r>
+            <w:r>
+              <w:rPr>
+                <w:noProof/>
+                <w:webHidden/>
+              </w:rPr>
+              <w:t>5</w:t>
+            </w:r>
+            <w:r>
+              <w:rPr>
+                <w:noProof/>
+                <w:webHidden/>
+              </w:rPr>
+              <w:fldChar w:fldCharType="end"/>
+            </w:r>
+          </w:hyperlink>
+        </w:p>
+        <w:p>
+          <w:pPr>
+            <w:pStyle w:val="TJ3"/>
+            <w:tabs>
+              <w:tab w:val="right" w:leader="dot" w:pos="9060"/>
+            </w:tabs>
+            <w:rPr>
+              <w:rFonts w:asciiTheme="minorHAnsi" w:eastAsiaTheme="minorEastAsia" w:hAnsiTheme="minorHAnsi" w:cstheme="minorBidi"/>
+              <w:noProof/>
+              <w:sz w:val="22"/>
+              <w:szCs w:val="22"/>
+              <w:lang w:val="hu-HU"/>
+            </w:rPr>
+          </w:pPr>
+          <w:hyperlink w:anchor="_Toc227914006" w:history="1">
+            <w:r>
+              <w:rPr>
+                <w:rStyle w:val="Hiperhivatkozs"/>
+                <w:noProof/>
+              </w:rPr>
+              <w:t>Kapcsolatok (Foreign Keys)</w:t>
+            </w:r>
+            <w:r>
+              <w:rPr>
+                <w:noProof/>
+                <w:webHidden/>
+              </w:rPr>
+              <w:tab/>
+            </w:r>
+            <w:r>
+              <w:rPr>
+                <w:noProof/>
+                <w:webHidden/>
+              </w:rPr>
+              <w:fldChar w:fldCharType="begin"/>
+            </w:r>
+            <w:r>
+              <w:rPr>
+                <w:noProof/>
+                <w:webHidden/>
+              </w:rPr>
+              <w:instrText xml:space="preserve"> PAGEREF _Toc227914006 \h </w:instrText>
+            </w:r>
+            <w:r>
+              <w:rPr>
+                <w:noProof/>
+                <w:webHidden/>
+              </w:rPr>
+            </w:r>
+            <w:r>
+              <w:rPr>
+                <w:noProof/>
+                <w:webHidden/>
+              </w:rPr>
+              <w:fldChar w:fldCharType="separate"/>
+            </w:r>
+            <w:r>
+              <w:rPr>
+                <w:noProof/>
+                <w:webHidden/>
+              </w:rPr>
+              <w:t>5</w:t>
+            </w:r>
+            <w:r>
+              <w:rPr>
+                <w:noProof/>
+                <w:webHidden/>
+              </w:rPr>
+              <w:fldChar w:fldCharType="end"/>
+            </w:r>
+          </w:hyperlink>
+        </w:p>
+        <w:p>
+          <w:pPr>
+            <w:pStyle w:val="TJ2"/>
+            <w:tabs>
+              <w:tab w:val="right" w:leader="dot" w:pos="9060"/>
+            </w:tabs>
+            <w:rPr>
+              <w:rFonts w:asciiTheme="minorHAnsi" w:eastAsiaTheme="minorEastAsia" w:hAnsiTheme="minorHAnsi" w:cstheme="minorBidi"/>
+              <w:noProof/>
+              <w:sz w:val="22"/>
+              <w:szCs w:val="22"/>
+              <w:lang w:val="hu-HU"/>
+            </w:rPr>
+          </w:pPr>
+          <w:hyperlink w:anchor="_Toc227914007" w:history="1">
+            <w:r>
+              <w:rPr>
+                <w:rStyle w:val="Hiperhivatkozs"/>
+                <w:noProof/>
+              </w:rPr>
+              <w:t>REST API Végpontok részletes specifikációja</w:t>
+            </w:r>
+            <w:r>
+              <w:rPr>
+                <w:noProof/>
+                <w:webHidden/>
+              </w:rPr>
+              <w:tab/>
+            </w:r>
+            <w:r>
+              <w:rPr>
+                <w:noProof/>
+                <w:webHidden/>
+              </w:rPr>
+              <w:fldChar w:fldCharType="begin"/>
+            </w:r>
+            <w:r>
+              <w:rPr>
+                <w:noProof/>
+                <w:webHidden/>
+              </w:rPr>
+              <w:instrText xml:space="preserve"> PAGEREF _Toc227914007 \h </w:instrText>
+            </w:r>
+            <w:r>
+              <w:rPr>
+                <w:noProof/>
+                <w:webHidden/>
+              </w:rPr>
+            </w:r>
+            <w:r>
+              <w:rPr>
+                <w:noProof/>
+                <w:webHidden/>
+              </w:rPr>
+              <w:fldChar w:fldCharType="separate"/>
+            </w:r>
+            <w:r>
+              <w:rPr>
+                <w:noProof/>
+                <w:webHidden/>
+              </w:rPr>
+              <w:t>5</w:t>
+            </w:r>
+            <w:r>
+              <w:rPr>
+                <w:noProof/>
+                <w:webHidden/>
+              </w:rPr>
+              <w:fldChar w:fldCharType="end"/>
+            </w:r>
+          </w:hyperlink>
+        </w:p>
+        <w:p>
+          <w:pPr>
+            <w:pStyle w:val="TJ2"/>
+            <w:tabs>
+              <w:tab w:val="right" w:leader="dot" w:pos="9060"/>
+            </w:tabs>
+            <w:rPr>
+              <w:rFonts w:asciiTheme="minorHAnsi" w:eastAsiaTheme="minorEastAsia" w:hAnsiTheme="minorHAnsi" w:cstheme="minorBidi"/>
+              <w:noProof/>
+              <w:sz w:val="22"/>
+              <w:szCs w:val="22"/>
+              <w:lang w:val="hu-HU"/>
+            </w:rPr>
+          </w:pPr>
+          <w:hyperlink w:anchor="_Toc227914008" w:history="1">
+            <w:r>
+              <w:rPr>
+                <w:rStyle w:val="Hiperhivatkozs"/>
+                <w:noProof/>
+              </w:rPr>
+              <w:t>Jelszó kezelés</w:t>
+            </w:r>
+            <w:r>
+              <w:rPr>
+                <w:noProof/>
+                <w:webHidden/>
+              </w:rPr>
+              <w:tab/>
+            </w:r>
+            <w:r>
+              <w:rPr>
+                <w:noProof/>
+                <w:webHidden/>
+              </w:rPr>
+              <w:fldChar w:fldCharType="begin"/>
+            </w:r>
+            <w:r>
+              <w:rPr>
+                <w:noProof/>
+                <w:webHidden/>
+              </w:rPr>
+              <w:instrText xml:space="preserve"> PAGEREF _Toc227914008 \h </w:instrText>
+            </w:r>
+            <w:r>
+              <w:rPr>
+                <w:noProof/>
+                <w:webHidden/>
+              </w:rPr>
+            </w:r>
+            <w:r>
+              <w:rPr>
+                <w:noProof/>
+                <w:webHidden/>
+              </w:rPr>
+              <w:fldChar w:fldCharType="separate"/>
+            </w:r>
+            <w:r>
+              <w:rPr>
+                <w:noProof/>
+                <w:webHidden/>
+              </w:rPr>
+              <w:t>7</w:t>
+            </w:r>
+            <w:r>
+              <w:rPr>
+                <w:noProof/>
+                <w:webHidden/>
+              </w:rPr>
+              <w:fldChar w:fldCharType="end"/>
+            </w:r>
+          </w:hyperlink>
+        </w:p>
+        <w:p>
+          <w:pPr>
+            <w:pStyle w:val="TJ2"/>
+            <w:tabs>
+              <w:tab w:val="right" w:leader="dot" w:pos="9060"/>
+            </w:tabs>
+            <w:rPr>
+              <w:rFonts w:asciiTheme="minorHAnsi" w:eastAsiaTheme="minorEastAsia" w:hAnsiTheme="minorHAnsi" w:cstheme="minorBidi"/>
+              <w:noProof/>
+              <w:sz w:val="22"/>
+              <w:szCs w:val="22"/>
+              <w:lang w:val="hu-HU"/>
+            </w:rPr>
+          </w:pPr>
+          <w:hyperlink w:anchor="_Toc227914009" w:history="1">
+            <w:r>
+              <w:rPr>
+                <w:rStyle w:val="Hiperhivatkozs"/>
+                <w:noProof/>
+              </w:rPr>
+              <w:t>Jelszó ellenőrzés</w:t>
+            </w:r>
+            <w:r>
+              <w:rPr>
+                <w:noProof/>
+                <w:webHidden/>
+              </w:rPr>
+              <w:tab/>
+            </w:r>
+            <w:r>
+              <w:rPr>
+                <w:noProof/>
+                <w:webHidden/>
+              </w:rPr>
+              <w:fldChar w:fldCharType="begin"/>
+            </w:r>
+            <w:r>
+              <w:rPr>
+                <w:noProof/>
+                <w:webHidden/>
+              </w:rPr>
+              <w:instrText xml:space="preserve"> PAGEREF _Toc227914009 \h </w:instrText>
+            </w:r>
+            <w:r>
+              <w:rPr>
+                <w:noProof/>
+                <w:webHidden/>
+              </w:rPr>
+            </w:r>
+            <w:r>
+              <w:rPr>
+                <w:noProof/>
+                <w:webHidden/>
+              </w:rPr>
+              <w:fldChar w:fldCharType="separate"/>
+            </w:r>
+            <w:r>
+              <w:rPr>
+                <w:noProof/>
+                <w:webHidden/>
+              </w:rPr>
+              <w:t>8</w:t>
+            </w:r>
+            <w:r>
+              <w:rPr>
+                <w:noProof/>
+                <w:webHidden/>
+              </w:rPr>
+              <w:fldChar w:fldCharType="end"/>
+            </w:r>
+          </w:hyperlink>
+        </w:p>
+        <w:p>
+          <w:pPr>
+            <w:pStyle w:val="TJ2"/>
+            <w:tabs>
+              <w:tab w:val="right" w:leader="dot" w:pos="9060"/>
+            </w:tabs>
+            <w:rPr>
+              <w:rFonts w:asciiTheme="minorHAnsi" w:eastAsiaTheme="minorEastAsia" w:hAnsiTheme="minorHAnsi" w:cstheme="minorBidi"/>
+              <w:noProof/>
+              <w:sz w:val="22"/>
+              <w:szCs w:val="22"/>
+              <w:lang w:val="hu-HU"/>
+            </w:rPr>
+          </w:pPr>
+          <w:hyperlink w:anchor="_Toc227914010" w:history="1">
+            <w:r>
+              <w:rPr>
+                <w:rStyle w:val="Hiperhivatkozs"/>
+                <w:noProof/>
+              </w:rPr>
+              <w:t>Felület vázlatos megtervezése</w:t>
+            </w:r>
+            <w:r>
+              <w:rPr>
+                <w:noProof/>
+                <w:webHidden/>
+              </w:rPr>
+              <w:tab/>
+            </w:r>
+            <w:r>
+              <w:rPr>
+                <w:noProof/>
+                <w:webHidden/>
+              </w:rPr>
+              <w:fldChar w:fldCharType="begin"/>
+            </w:r>
+            <w:r>
+              <w:rPr>
+                <w:noProof/>
+                <w:webHidden/>
+              </w:rPr>
+              <w:instrText xml:space="preserve"> PAGEREF _Toc227914010 \h </w:instrText>
+            </w:r>
+            <w:r>
+              <w:rPr>
+                <w:noProof/>
+                <w:webHidden/>
+              </w:rPr>
+            </w:r>
+            <w:r>
+              <w:rPr>
+                <w:noProof/>
+                <w:webHidden/>
+              </w:rPr>
+              <w:fldChar w:fldCharType="separate"/>
+            </w:r>
+            <w:r>
+              <w:rPr>
+                <w:noProof/>
+                <w:webHidden/>
+              </w:rPr>
+              <w:t>9</w:t>
+            </w:r>
+            <w:r>
+              <w:rPr>
+                <w:noProof/>
+                <w:webHidden/>
+              </w:rPr>
+              <w:fldChar w:fldCharType="end"/>
+            </w:r>
+          </w:hyperlink>
+        </w:p>
+        <w:p>
+          <w:pPr>
+            <w:pStyle w:val="TJ1"/>
+            <w:tabs>
+              <w:tab w:val="right" w:leader="dot" w:pos="9060"/>
+            </w:tabs>
+            <w:rPr>
+              <w:rFonts w:asciiTheme="minorHAnsi" w:eastAsiaTheme="minorEastAsia" w:hAnsiTheme="minorHAnsi" w:cstheme="minorBidi"/>
+              <w:noProof/>
+              <w:sz w:val="22"/>
+              <w:szCs w:val="22"/>
+              <w:lang w:val="hu-HU"/>
+            </w:rPr>
+          </w:pPr>
+          <w:hyperlink w:anchor="_Toc227914011" w:history="1">
+            <w:r>
+              <w:rPr>
+                <w:rStyle w:val="Hiperhivatkozs"/>
+                <w:noProof/>
+              </w:rPr>
+              <w:t>Segédoldalak, információs felületek, linkek:</w:t>
+            </w:r>
+            <w:r>
+              <w:rPr>
+                <w:noProof/>
+                <w:webHidden/>
+              </w:rPr>
+              <w:tab/>
+            </w:r>
+            <w:r>
+              <w:rPr>
+                <w:noProof/>
+                <w:webHidden/>
+              </w:rPr>
+              <w:fldChar w:fldCharType="begin"/>
+            </w:r>
+            <w:r>
+              <w:rPr>
+                <w:noProof/>
+                <w:webHidden/>
+              </w:rPr>
+              <w:instrText xml:space="preserve"> PAGEREF _Toc227914011 \h </w:instrText>
+            </w:r>
+            <w:r>
+              <w:rPr>
+                <w:noProof/>
+                <w:webHidden/>
+              </w:rPr>
+            </w:r>
+            <w:r>
+              <w:rPr>
+                <w:noProof/>
+                <w:webHidden/>
+              </w:rPr>
+              <w:fldChar w:fldCharType="separate"/>
+            </w:r>
+            <w:r>
+              <w:rPr>
+                <w:noProof/>
+                <w:webHidden/>
+              </w:rPr>
+              <w:t>9</w:t>
+            </w:r>
+            <w:r>
+              <w:rPr>
+                <w:noProof/>
+                <w:webHidden/>
+              </w:rPr>
+              <w:fldChar w:fldCharType="end"/>
+            </w:r>
+          </w:hyperlink>
+        </w:p>
+        <w:p>
+          <w:pPr>
+            <w:pStyle w:val="TJ1"/>
+            <w:tabs>
+              <w:tab w:val="right" w:leader="dot" w:pos="9060"/>
+            </w:tabs>
+            <w:rPr>
+              <w:rFonts w:asciiTheme="minorHAnsi" w:eastAsiaTheme="minorEastAsia" w:hAnsiTheme="minorHAnsi" w:cstheme="minorBidi"/>
+              <w:noProof/>
+              <w:sz w:val="22"/>
+              <w:szCs w:val="22"/>
+              <w:lang w:val="hu-HU"/>
+            </w:rPr>
+          </w:pPr>
+          <w:hyperlink w:anchor="_Toc227914012" w:history="1">
+            <w:r>
+              <w:rPr>
+                <w:rStyle w:val="Hiperhivatkozs"/>
+                <w:noProof/>
+              </w:rPr>
+              <w:t>Weboldal technikai leírása</w:t>
+            </w:r>
+            <w:r>
+              <w:rPr>
+                <w:noProof/>
+                <w:webHidden/>
+              </w:rPr>
+              <w:tab/>
+            </w:r>
+            <w:r>
+              <w:rPr>
+                <w:noProof/>
+                <w:webHidden/>
+              </w:rPr>
+              <w:fldChar w:fldCharType="begin"/>
+            </w:r>
+            <w:r>
+              <w:rPr>
+                <w:noProof/>
+                <w:webHidden/>
+              </w:rPr>
+              <w:instrText xml:space="preserve"> PAGEREF _Toc227914012 \h </w:instrText>
+            </w:r>
+            <w:r>
+              <w:rPr>
+                <w:noProof/>
+                <w:webHidden/>
+              </w:rPr>
+            </w:r>
+            <w:r>
+              <w:rPr>
+                <w:noProof/>
+                <w:webHidden/>
+              </w:rPr>
+              <w:fldChar w:fldCharType="separate"/>
+            </w:r>
+            <w:r>
+              <w:rPr>
+                <w:noProof/>
+                <w:webHidden/>
+              </w:rPr>
+              <w:t>9</w:t>
+            </w:r>
+            <w:r>
+              <w:rPr>
+                <w:noProof/>
+                <w:webHidden/>
+              </w:rPr>
+              <w:fldChar w:fldCharType="end"/>
+            </w:r>
+          </w:hyperlink>
+        </w:p>
+        <w:p>
+          <w:pPr>
+            <w:pStyle w:val="TJ2"/>
+            <w:tabs>
+              <w:tab w:val="right" w:leader="dot" w:pos="9060"/>
+            </w:tabs>
+            <w:rPr>
+              <w:rFonts w:asciiTheme="minorHAnsi" w:eastAsiaTheme="minorEastAsia" w:hAnsiTheme="minorHAnsi" w:cstheme="minorBidi"/>
+              <w:noProof/>
+              <w:sz w:val="22"/>
+              <w:szCs w:val="22"/>
+              <w:lang w:val="hu-HU"/>
+            </w:rPr>
+          </w:pPr>
+          <w:hyperlink w:anchor="_Toc227914013" w:history="1">
+            <w:r>
+              <w:rPr>
+                <w:rStyle w:val="Hiperhivatkozs"/>
+                <w:noProof/>
+              </w:rPr>
+              <w:t>Komponenseinek technikai leírása</w:t>
+            </w:r>
+            <w:r>
+              <w:rPr>
+                <w:noProof/>
+                <w:webHidden/>
+              </w:rPr>
+              <w:tab/>
+            </w:r>
+            <w:r>
+              <w:rPr>
+                <w:noProof/>
+                <w:webHidden/>
+              </w:rPr>
+              <w:fldChar w:fldCharType="begin"/>
+            </w:r>
+            <w:r>
+              <w:rPr>
+                <w:noProof/>
+                <w:webHidden/>
+              </w:rPr>
+              <w:instrText xml:space="preserve"> PAGEREF _Toc227914013 \h </w:instrText>
+            </w:r>
+            <w:r>
+              <w:rPr>
+                <w:noProof/>
+                <w:webHidden/>
+              </w:rPr>
+            </w:r>
+            <w:r>
+              <w:rPr>
+                <w:noProof/>
+                <w:webHidden/>
+              </w:rPr>
+              <w:fldChar w:fldCharType="separate"/>
+            </w:r>
+            <w:r>
+              <w:rPr>
+                <w:noProof/>
+                <w:webHidden/>
+              </w:rPr>
+              <w:t>9</w:t>
+            </w:r>
+            <w:r>
+              <w:rPr>
+                <w:noProof/>
+                <w:webHidden/>
+              </w:rPr>
+              <w:fldChar w:fldCharType="end"/>
+            </w:r>
+          </w:hyperlink>
+        </w:p>
+        <w:p>
+          <w:pPr>
+            <w:pStyle w:val="TJ2"/>
+            <w:tabs>
+              <w:tab w:val="right" w:leader="dot" w:pos="9060"/>
+            </w:tabs>
+            <w:rPr>
+              <w:rFonts w:asciiTheme="minorHAnsi" w:eastAsiaTheme="minorEastAsia" w:hAnsiTheme="minorHAnsi" w:cstheme="minorBidi"/>
+              <w:noProof/>
+              <w:sz w:val="22"/>
+              <w:szCs w:val="22"/>
+              <w:lang w:val="hu-HU"/>
+            </w:rPr>
+          </w:pPr>
+          <w:hyperlink w:anchor="_Toc227914014" w:history="1">
+            <w:r>
+              <w:rPr>
+                <w:rStyle w:val="Hiperhivatkozs"/>
+                <w:noProof/>
+              </w:rPr>
+              <w:t>Működésének műszaki feltételei</w:t>
+            </w:r>
+            <w:r>
+              <w:rPr>
+                <w:noProof/>
+                <w:webHidden/>
+              </w:rPr>
+              <w:tab/>
+            </w:r>
+            <w:r>
+              <w:rPr>
+                <w:noProof/>
+                <w:webHidden/>
+              </w:rPr>
+              <w:fldChar w:fldCharType="begin"/>
+            </w:r>
+            <w:r>
+              <w:rPr>
+                <w:noProof/>
+                <w:webHidden/>
+              </w:rPr>
+              <w:instrText xml:space="preserve"> PAGEREF _Toc227914014 \h </w:instrText>
+            </w:r>
+            <w:r>
+              <w:rPr>
+                <w:noProof/>
+                <w:webHidden/>
+              </w:rPr>
+            </w:r>
+            <w:r>
+              <w:rPr>
+                <w:noProof/>
+                <w:webHidden/>
+              </w:rPr>
+              <w:fldChar w:fldCharType="separate"/>
+            </w:r>
+            <w:r>
+              <w:rPr>
+                <w:noProof/>
+                <w:webHidden/>
+              </w:rPr>
+              <w:t>12</w:t>
+            </w:r>
+            <w:r>
+              <w:rPr>
+                <w:noProof/>
+                <w:webHidden/>
+              </w:rPr>
+              <w:fldChar w:fldCharType="end"/>
+            </w:r>
+          </w:hyperlink>
+        </w:p>
+        <w:p>
+          <w:pPr>
+            <w:pStyle w:val="TJ2"/>
+            <w:tabs>
+              <w:tab w:val="right" w:leader="dot" w:pos="9060"/>
+            </w:tabs>
+            <w:rPr>
+              <w:rFonts w:asciiTheme="minorHAnsi" w:eastAsiaTheme="minorEastAsia" w:hAnsiTheme="minorHAnsi" w:cstheme="minorBidi"/>
+              <w:noProof/>
+              <w:sz w:val="22"/>
+              <w:szCs w:val="22"/>
+              <w:lang w:val="hu-HU"/>
+            </w:rPr>
+          </w:pPr>
+          <w:hyperlink w:anchor="_Toc227914015" w:history="1">
+            <w:r>
+              <w:rPr>
+                <w:rStyle w:val="Hiperhivatkozs"/>
+                <w:noProof/>
+              </w:rPr>
+              <w:t>Használatának rövid bemutatása</w:t>
+            </w:r>
+            <w:r>
+              <w:rPr>
+                <w:noProof/>
+                <w:webHidden/>
+              </w:rPr>
+              <w:tab/>
+            </w:r>
+            <w:r>
+              <w:rPr>
+                <w:noProof/>
+                <w:webHidden/>
+              </w:rPr>
+              <w:fldChar w:fldCharType="begin"/>
+            </w:r>
+            <w:r>
+              <w:rPr>
+                <w:noProof/>
+                <w:webHidden/>
+              </w:rPr>
+              <w:instrText xml:space="preserve"> PAGEREF _Toc227914015 \h </w:instrText>
+            </w:r>
+            <w:r>
+              <w:rPr>
+                <w:noProof/>
+                <w:webHidden/>
+              </w:rPr>
+            </w:r>
+            <w:r>
+              <w:rPr>
+                <w:noProof/>
+                <w:webHidden/>
+              </w:rPr>
+              <w:fldChar w:fldCharType="separate"/>
+            </w:r>
+            <w:r>
+              <w:rPr>
+                <w:noProof/>
+                <w:webHidden/>
+              </w:rPr>
+              <w:t>13</w:t>
+            </w:r>
+            <w:r>
+              <w:rPr>
+                <w:noProof/>
+                <w:webHidden/>
+              </w:rPr>
+              <w:fldChar w:fldCharType="end"/>
+            </w:r>
+          </w:hyperlink>
+        </w:p>
+        <w:p>
+          <w:pPr>
+            <w:pStyle w:val="TJ3"/>
+            <w:tabs>
+              <w:tab w:val="right" w:leader="dot" w:pos="9060"/>
+            </w:tabs>
+            <w:rPr>
+              <w:rFonts w:asciiTheme="minorHAnsi" w:eastAsiaTheme="minorEastAsia" w:hAnsiTheme="minorHAnsi" w:cstheme="minorBidi"/>
+              <w:noProof/>
+              <w:sz w:val="22"/>
+              <w:szCs w:val="22"/>
+              <w:lang w:val="hu-HU"/>
+            </w:rPr>
+          </w:pPr>
+          <w:hyperlink w:anchor="_Toc227914016" w:history="1">
+            <w:r>
+              <w:rPr>
+                <w:rStyle w:val="Hiperhivatkozs"/>
+                <w:noProof/>
+              </w:rPr>
+              <w:t>Monitorképek</w:t>
+            </w:r>
+            <w:r>
+              <w:rPr>
+                <w:noProof/>
+                <w:webHidden/>
+              </w:rPr>
+              <w:tab/>
+            </w:r>
+            <w:r>
+              <w:rPr>
+                <w:noProof/>
+                <w:webHidden/>
+              </w:rPr>
+              <w:fldChar w:fldCharType="begin"/>
+            </w:r>
+            <w:r>
+              <w:rPr>
+                <w:noProof/>
+                <w:webHidden/>
+              </w:rPr>
+              <w:instrText xml:space="preserve"> PAGEREF _Toc227914016 \h </w:instrText>
+            </w:r>
+            <w:r>
+              <w:rPr>
+                <w:noProof/>
+                <w:webHidden/>
+              </w:rPr>
+            </w:r>
+            <w:r>
+              <w:rPr>
+                <w:noProof/>
+                <w:webHidden/>
+              </w:rPr>
+              <w:fldChar w:fldCharType="separate"/>
+            </w:r>
+            <w:r>
+              <w:rPr>
+                <w:noProof/>
+                <w:webHidden/>
+              </w:rPr>
+              <w:t>13</w:t>
+            </w:r>
+            <w:r>
+              <w:rPr>
+                <w:noProof/>
+                <w:webHidden/>
+              </w:rPr>
+              <w:fldChar w:fldCharType="end"/>
+            </w:r>
+          </w:hyperlink>
+        </w:p>
+        <w:p>
+          <w:pPr>
+            <w:pStyle w:val="TJ3"/>
+            <w:tabs>
+              <w:tab w:val="right" w:leader="dot" w:pos="9060"/>
+            </w:tabs>
+            <w:rPr>
+              <w:rFonts w:asciiTheme="minorHAnsi" w:eastAsiaTheme="minorEastAsia" w:hAnsiTheme="minorHAnsi" w:cstheme="minorBidi"/>
+              <w:noProof/>
+              <w:sz w:val="22"/>
+              <w:szCs w:val="22"/>
+              <w:lang w:val="hu-HU"/>
+            </w:rPr>
+          </w:pPr>
+          <w:hyperlink w:anchor="_Toc227914017" w:history="1">
+            <w:r>
+              <w:rPr>
+                <w:rStyle w:val="Hiperhivatkozs"/>
+                <w:noProof/>
+              </w:rPr>
+              <w:t>Bejelentkezés</w:t>
+            </w:r>
+            <w:r>
+              <w:rPr>
+                <w:noProof/>
+                <w:webHidden/>
+              </w:rPr>
+              <w:tab/>
+            </w:r>
+            <w:r>
+              <w:rPr>
+                <w:noProof/>
+                <w:webHidden/>
+              </w:rPr>
+              <w:fldChar w:fldCharType="begin"/>
+            </w:r>
+            <w:r>
+              <w:rPr>
+                <w:noProof/>
+                <w:webHidden/>
+              </w:rPr>
+              <w:instrText xml:space="preserve"> PAGEREF _Toc227914017 \h </w:instrText>
+            </w:r>
+            <w:r>
+              <w:rPr>
+                <w:noProof/>
+                <w:webHidden/>
+              </w:rPr>
+            </w:r>
+            <w:r>
+              <w:rPr>
+                <w:noProof/>
+                <w:webHidden/>
+              </w:rPr>
+              <w:fldChar w:fldCharType="separate"/>
+            </w:r>
+            <w:r>
+              <w:rPr>
+                <w:noProof/>
+                <w:webHidden/>
+              </w:rPr>
+              <w:t>13</w:t>
+            </w:r>
+            <w:r>
+              <w:rPr>
+                <w:noProof/>
+                <w:webHidden/>
+              </w:rPr>
+              <w:fldChar w:fldCharType="end"/>
+            </w:r>
+          </w:hyperlink>
+        </w:p>
+        <w:p>
+          <w:pPr>
+            <w:pStyle w:val="TJ1"/>
+            <w:tabs>
+              <w:tab w:val="right" w:leader="dot" w:pos="9060"/>
+            </w:tabs>
+            <w:rPr>
+              <w:rFonts w:asciiTheme="minorHAnsi" w:eastAsiaTheme="minorEastAsia" w:hAnsiTheme="minorHAnsi" w:cstheme="minorBidi"/>
+              <w:noProof/>
+              <w:sz w:val="22"/>
+              <w:szCs w:val="22"/>
+              <w:lang w:val="hu-HU"/>
+            </w:rPr>
+          </w:pPr>
+          <w:hyperlink w:anchor="_Toc227914018" w:history="1">
+            <w:r>
+              <w:rPr>
+                <w:rStyle w:val="Hiperhivatkozs"/>
+                <w:noProof/>
+              </w:rPr>
+              <w:t>Asztali alkalmazás</w:t>
+            </w:r>
+            <w:r>
+              <w:rPr>
+                <w:noProof/>
+                <w:webHidden/>
+              </w:rPr>
+              <w:tab/>
+            </w:r>
+            <w:r>
+              <w:rPr>
+                <w:noProof/>
+                <w:webHidden/>
+              </w:rPr>
+              <w:fldChar w:fldCharType="begin"/>
+            </w:r>
+            <w:r>
+              <w:rPr>
+                <w:noProof/>
+                <w:webHidden/>
+              </w:rPr>
+              <w:instrText xml:space="preserve"> PAGEREF _Toc227914018 \h </w:instrText>
+            </w:r>
+            <w:r>
+              <w:rPr>
+                <w:noProof/>
+                <w:webHidden/>
+              </w:rPr>
+            </w:r>
+            <w:r>
+              <w:rPr>
+                <w:noProof/>
+                <w:webHidden/>
+              </w:rPr>
+              <w:fldChar w:fldCharType="separate"/>
+            </w:r>
+            <w:r>
+              <w:rPr>
+                <w:noProof/>
+                <w:webHidden/>
+              </w:rPr>
+              <w:t>14</w:t>
+            </w:r>
+            <w:r>
+              <w:rPr>
+                <w:noProof/>
+                <w:webHidden/>
+              </w:rPr>
+              <w:fldChar w:fldCharType="end"/>
+            </w:r>
+          </w:hyperlink>
+        </w:p>
+        <w:p>
+          <w:pPr>
+            <w:pStyle w:val="TJ1"/>
+            <w:tabs>
+              <w:tab w:val="right" w:leader="dot" w:pos="9060"/>
+            </w:tabs>
+            <w:rPr>
+              <w:rFonts w:asciiTheme="minorHAnsi" w:eastAsiaTheme="minorEastAsia" w:hAnsiTheme="minorHAnsi" w:cstheme="minorBidi"/>
+              <w:noProof/>
+              <w:sz w:val="22"/>
+              <w:szCs w:val="22"/>
+              <w:lang w:val="hu-HU"/>
+            </w:rPr>
+          </w:pPr>
+          <w:hyperlink w:anchor="_Toc227914019" w:history="1">
+            <w:r>
+              <w:rPr>
+                <w:rStyle w:val="Hiperhivatkozs"/>
+                <w:noProof/>
+              </w:rPr>
+              <w:t>Tesztek</w:t>
+            </w:r>
+            <w:r>
+              <w:rPr>
+                <w:noProof/>
+                <w:webHidden/>
+              </w:rPr>
+              <w:tab/>
+            </w:r>
+            <w:r>
+              <w:rPr>
+                <w:noProof/>
+                <w:webHidden/>
+              </w:rPr>
+              <w:fldChar w:fldCharType="begin"/>
+            </w:r>
+            <w:r>
+              <w:rPr>
+                <w:noProof/>
+                <w:webHidden/>
+              </w:rPr>
+              <w:instrText xml:space="preserve"> PAGEREF _Toc227914019 \h </w:instrText>
+            </w:r>
+            <w:r>
+              <w:rPr>
+                <w:noProof/>
+                <w:webHidden/>
+              </w:rPr>
+            </w:r>
+            <w:r>
+              <w:rPr>
+                <w:noProof/>
+                <w:webHidden/>
+              </w:rPr>
+              <w:fldChar w:fldCharType="separate"/>
+            </w:r>
+            <w:r>
+              <w:rPr>
+                <w:noProof/>
+                <w:webHidden/>
+              </w:rPr>
+              <w:t>14</w:t>
+            </w:r>
+            <w:r>
+              <w:rPr>
+                <w:noProof/>
+                <w:webHidden/>
+              </w:rPr>
+              <w:fldChar w:fldCharType="end"/>
+            </w:r>
+          </w:hyperlink>
+        </w:p>
+        <w:p>
+          <w:pPr>
+            <w:pStyle w:val="TJ1"/>
+            <w:tabs>
+              <w:tab w:val="right" w:leader="dot" w:pos="9060"/>
+            </w:tabs>
+            <w:rPr>
+              <w:rFonts w:asciiTheme="minorHAnsi" w:eastAsiaTheme="minorEastAsia" w:hAnsiTheme="minorHAnsi" w:cstheme="minorBidi"/>
+              <w:noProof/>
+              <w:sz w:val="22"/>
+              <w:szCs w:val="22"/>
+              <w:lang w:val="hu-HU"/>
+            </w:rPr>
+          </w:pPr>
+          <w:hyperlink w:anchor="_Toc227914020" w:history="1">
+            <w:r>
+              <w:rPr>
+                <w:rStyle w:val="Hiperhivatkozs"/>
+                <w:noProof/>
+              </w:rPr>
+              <w:t>Továbbfejlesztési lehetőségek</w:t>
+            </w:r>
+            <w:r>
+              <w:rPr>
+                <w:noProof/>
+                <w:webHidden/>
+              </w:rPr>
+              <w:tab/>
+            </w:r>
+            <w:r>
+              <w:rPr>
+                <w:noProof/>
+                <w:webHidden/>
+              </w:rPr>
+              <w:fldChar w:fldCharType="begin"/>
+            </w:r>
+            <w:r>
+              <w:rPr>
+                <w:noProof/>
+                <w:webHidden/>
+              </w:rPr>
+              <w:instrText xml:space="preserve"> PAGEREF _Toc227914020 \h </w:instrText>
+            </w:r>
+            <w:r>
+              <w:rPr>
+                <w:noProof/>
+                <w:webHidden/>
+              </w:rPr>
+            </w:r>
+            <w:r>
+              <w:rPr>
+                <w:noProof/>
+                <w:webHidden/>
+              </w:rPr>
+              <w:fldChar w:fldCharType="separate"/>
+            </w:r>
+            <w:r>
+              <w:rPr>
+                <w:noProof/>
+                <w:webHidden/>
+              </w:rPr>
+              <w:t>14</w:t>
+            </w:r>
+            <w:r>
+              <w:rPr>
+                <w:noProof/>
+                <w:webHidden/>
+              </w:rPr>
+              <w:fldChar w:fldCharType="end"/>
+            </w:r>
+          </w:hyperlink>
+        </w:p>
+        <w:p>
+          <w:pPr>
+            <w:pStyle w:val="TJ2"/>
+            <w:tabs>
+              <w:tab w:val="right" w:leader="dot" w:pos="9060"/>
+            </w:tabs>
+            <w:rPr>
+              <w:rFonts w:asciiTheme="minorHAnsi" w:eastAsiaTheme="minorEastAsia" w:hAnsiTheme="minorHAnsi" w:cstheme="minorBidi"/>
+              <w:noProof/>
+              <w:sz w:val="22"/>
+              <w:szCs w:val="22"/>
+              <w:lang w:val="hu-HU"/>
+            </w:rPr>
+          </w:pPr>
+          <w:hyperlink w:anchor="_Toc227914021" w:history="1">
+            <w:r>
+              <w:rPr>
+                <w:rStyle w:val="Hiperhivatkozs"/>
+                <w:noProof/>
+              </w:rPr>
+              <w:t>Weboldal</w:t>
+            </w:r>
+            <w:r>
+              <w:rPr>
+                <w:noProof/>
+                <w:webHidden/>
+              </w:rPr>
+              <w:tab/>
+            </w:r>
+            <w:r>
+              <w:rPr>
+                <w:noProof/>
+                <w:webHidden/>
+              </w:rPr>
+              <w:fldChar w:fldCharType="begin"/>
+            </w:r>
+            <w:r>
+              <w:rPr>
+                <w:noProof/>
+                <w:webHidden/>
+              </w:rPr>
+              <w:instrText xml:space="preserve"> PAGEREF _Toc227914021 \h </w:instrText>
+            </w:r>
+            <w:r>
+              <w:rPr>
+                <w:noProof/>
+                <w:webHidden/>
+              </w:rPr>
+            </w:r>
+            <w:r>
+              <w:rPr>
+                <w:noProof/>
+                <w:webHidden/>
+              </w:rPr>
+              <w:fldChar w:fldCharType="separate"/>
+            </w:r>
+            <w:r>
+              <w:rPr>
+                <w:noProof/>
+                <w:webHidden/>
+              </w:rPr>
+              <w:t>14</w:t>
+            </w:r>
+            <w:r>
+              <w:rPr>
+                <w:noProof/>
+                <w:webHidden/>
+              </w:rPr>
+              <w:fldChar w:fldCharType="end"/>
+            </w:r>
+          </w:hyperlink>
+        </w:p>
+        <w:p>
+          <w:r>
+            <w:rPr>
+              <w:b/>
+              <w:bCs/>
+            </w:rPr>
+            <w:fldChar w:fldCharType="end"/>
+          </w:r>
+        </w:p>
+      </w:sdtContent>
+    </w:sdt>
+    <w:p>
+      <w:pPr>
+        <w:rPr>
+          <w:b/>
+          <w:bCs/>
+          <w:sz w:val="36"/>
+          <w:szCs w:val="36"/>
+        </w:rPr>
+      </w:pPr>
+      <w:bookmarkStart w:id="2" w:name="_Toc227913987"/>
+      <w:r>
+        <w:rPr>
+          <w:sz w:val="36"/>
+          <w:szCs w:val="36"/>
+        </w:rPr>
+        <w:br w:type="page"/>
       </w:r>
     </w:p>
     <w:p>
@@ -288,8 +3138,6 @@
           <w:szCs w:val="36"/>
         </w:rPr>
       </w:pPr>
-      <w:bookmarkStart w:id="0" w:name="_heading=h.a40omjoz1d4s" w:colFirst="0" w:colLast="0"/>
-      <w:bookmarkEnd w:id="0"/>
       <w:r>
         <w:rPr>
           <w:sz w:val="36"/>
@@ -298,17 +3146,23 @@
         <w:lastRenderedPageBreak/>
         <w:t>Bevezetés</w:t>
       </w:r>
+      <w:bookmarkEnd w:id="1"/>
+      <w:bookmarkEnd w:id="2"/>
     </w:p>
     <w:p>
       <w:pPr>
         <w:pStyle w:val="Cmsor2"/>
         <w:spacing w:line="360" w:lineRule="auto"/>
       </w:pPr>
-      <w:bookmarkStart w:id="1" w:name="_heading=h.owpyrfv8ixnc" w:colFirst="0" w:colLast="0"/>
-      <w:bookmarkEnd w:id="1"/>
+      <w:bookmarkStart w:id="3" w:name="_heading=h.owpyrfv8ixnc" w:colFirst="0" w:colLast="0"/>
+      <w:bookmarkStart w:id="4" w:name="_Toc227913634"/>
+      <w:bookmarkStart w:id="5" w:name="_Toc227913988"/>
+      <w:bookmarkEnd w:id="3"/>
       <w:r>
         <w:t>A szoftver célja (Frontend)</w:t>
       </w:r>
+      <w:bookmarkEnd w:id="4"/>
+      <w:bookmarkEnd w:id="5"/>
     </w:p>
     <w:p>
       <w:pPr>
@@ -347,11 +3201,15 @@
         <w:pStyle w:val="Cmsor2"/>
         <w:spacing w:line="360" w:lineRule="auto"/>
       </w:pPr>
-      <w:bookmarkStart w:id="2" w:name="_heading=h.qwv0vcrscb2u" w:colFirst="0" w:colLast="0"/>
-      <w:bookmarkEnd w:id="2"/>
+      <w:bookmarkStart w:id="6" w:name="_heading=h.qwv0vcrscb2u" w:colFirst="0" w:colLast="0"/>
+      <w:bookmarkStart w:id="7" w:name="_Toc227913635"/>
+      <w:bookmarkStart w:id="8" w:name="_Toc227913989"/>
+      <w:bookmarkEnd w:id="6"/>
       <w:r>
         <w:t>A szoftver célja (Asztali)</w:t>
       </w:r>
+      <w:bookmarkEnd w:id="7"/>
+      <w:bookmarkEnd w:id="8"/>
     </w:p>
     <w:p>
       <w:r>
@@ -363,11 +3221,15 @@
         <w:pStyle w:val="Cmsor2"/>
         <w:spacing w:line="360" w:lineRule="auto"/>
       </w:pPr>
-      <w:bookmarkStart w:id="3" w:name="_heading=h.k9ie4eoeypxf" w:colFirst="0" w:colLast="0"/>
-      <w:bookmarkEnd w:id="3"/>
+      <w:bookmarkStart w:id="9" w:name="_heading=h.k9ie4eoeypxf" w:colFirst="0" w:colLast="0"/>
+      <w:bookmarkStart w:id="10" w:name="_Toc227913636"/>
+      <w:bookmarkStart w:id="11" w:name="_Toc227913990"/>
+      <w:bookmarkEnd w:id="9"/>
       <w:r>
         <w:t>Célközönség</w:t>
       </w:r>
+      <w:bookmarkEnd w:id="10"/>
+      <w:bookmarkEnd w:id="11"/>
     </w:p>
     <w:p>
       <w:r>
@@ -392,305 +3254,355 @@
     <w:p>
       <w:pPr>
         <w:pStyle w:val="Cmsor1"/>
+        <w:numPr>
+          <w:ilvl w:val="0"/>
+          <w:numId w:val="18"/>
+        </w:numPr>
         <w:spacing w:line="360" w:lineRule="auto"/>
       </w:pPr>
-      <w:bookmarkStart w:id="4" w:name="_heading=h.axwu51ft4sgw" w:colFirst="0" w:colLast="0"/>
-      <w:bookmarkEnd w:id="4"/>
+      <w:bookmarkStart w:id="12" w:name="_heading=h.axwu51ft4sgw" w:colFirst="0" w:colLast="0"/>
+      <w:bookmarkStart w:id="13" w:name="_Toc227913637"/>
+      <w:bookmarkStart w:id="14" w:name="_Toc227913991"/>
+      <w:bookmarkEnd w:id="12"/>
       <w:r>
         <w:lastRenderedPageBreak/>
         <w:t>Program általános leírása</w:t>
       </w:r>
+      <w:bookmarkEnd w:id="13"/>
+      <w:bookmarkEnd w:id="14"/>
+    </w:p>
+    <w:p>
+      <w:pPr>
+        <w:pStyle w:val="Cmsor2"/>
+        <w:numPr>
+          <w:ilvl w:val="1"/>
+          <w:numId w:val="18"/>
+        </w:numPr>
+        <w:spacing w:line="360" w:lineRule="auto"/>
+      </w:pPr>
+      <w:bookmarkStart w:id="15" w:name="_heading=h.uujju7uom43" w:colFirst="0" w:colLast="0"/>
+      <w:bookmarkStart w:id="16" w:name="_Toc227913638"/>
+      <w:bookmarkStart w:id="17" w:name="_Toc227913992"/>
+      <w:bookmarkEnd w:id="15"/>
+      <w:r>
+        <w:t>Követelmények, tervezés és a rendszer jellemzői – megvalósítási terv</w:t>
+      </w:r>
+      <w:bookmarkEnd w:id="16"/>
+      <w:bookmarkEnd w:id="17"/>
+    </w:p>
+    <w:p>
+      <w:pPr>
+        <w:rPr>
+          <w:b/>
+          <w:bCs/>
+        </w:rPr>
+      </w:pPr>
+      <w:r>
+        <w:rPr>
+          <w:b/>
+          <w:bCs/>
+        </w:rPr>
+        <w:t xml:space="preserve">Követelmények </w:t>
+      </w:r>
+    </w:p>
+    <w:p>
+      <w:r>
+        <w:t xml:space="preserve">Program indítása a </w:t>
+      </w:r>
+      <w:proofErr w:type="spellStart"/>
+      <w:r>
+        <w:t>frontent</w:t>
+      </w:r>
+      <w:proofErr w:type="spellEnd"/>
+      <w:r>
+        <w:t xml:space="preserve"> mappából </w:t>
+      </w:r>
+      <w:proofErr w:type="spellStart"/>
+      <w:r>
+        <w:t>npm</w:t>
+      </w:r>
+      <w:proofErr w:type="spellEnd"/>
+      <w:r>
+        <w:t xml:space="preserve"> </w:t>
+      </w:r>
+      <w:proofErr w:type="spellStart"/>
+      <w:r>
+        <w:t>run</w:t>
+      </w:r>
+      <w:proofErr w:type="spellEnd"/>
+      <w:r>
+        <w:t xml:space="preserve"> </w:t>
+      </w:r>
+      <w:proofErr w:type="spellStart"/>
+      <w:r>
+        <w:t>dev</w:t>
+      </w:r>
+      <w:proofErr w:type="spellEnd"/>
+      <w:r>
+        <w:t>-vel történik.</w:t>
+      </w:r>
+    </w:p>
+    <w:p>
+      <w:pPr>
+        <w:rPr>
+          <w:b/>
+          <w:bCs/>
+        </w:rPr>
+      </w:pPr>
+      <w:proofErr w:type="spellStart"/>
+      <w:r>
+        <w:rPr>
+          <w:b/>
+          <w:bCs/>
+        </w:rPr>
+        <w:t>React</w:t>
+      </w:r>
+      <w:proofErr w:type="spellEnd"/>
+      <w:r>
+        <w:rPr>
+          <w:b/>
+          <w:bCs/>
+        </w:rPr>
+        <w:t xml:space="preserve">: </w:t>
+      </w:r>
+    </w:p>
+    <w:p>
+      <w:r>
+        <w:t xml:space="preserve">• </w:t>
+      </w:r>
+      <w:proofErr w:type="spellStart"/>
+      <w:r>
+        <w:t>react</w:t>
+      </w:r>
+      <w:proofErr w:type="spellEnd"/>
+      <w:r>
+        <w:t xml:space="preserve"> </w:t>
+      </w:r>
+    </w:p>
+    <w:p>
+      <w:r>
+        <w:t xml:space="preserve">• </w:t>
+      </w:r>
+      <w:proofErr w:type="spellStart"/>
+      <w:r>
+        <w:t>react-dom</w:t>
+      </w:r>
+      <w:proofErr w:type="spellEnd"/>
+      <w:r>
+        <w:t xml:space="preserve"> </w:t>
+      </w:r>
+    </w:p>
+    <w:p>
+      <w:pPr>
+        <w:rPr>
+          <w:b/>
+          <w:bCs/>
+        </w:rPr>
+      </w:pPr>
+      <w:r>
+        <w:rPr>
+          <w:b/>
+          <w:bCs/>
+        </w:rPr>
+        <w:t xml:space="preserve">Dátumkezeléshez: </w:t>
+      </w:r>
+    </w:p>
+    <w:p>
+      <w:r>
+        <w:t xml:space="preserve">• </w:t>
+      </w:r>
+      <w:proofErr w:type="spellStart"/>
+      <w:r>
+        <w:t>date-fns</w:t>
+      </w:r>
+      <w:proofErr w:type="spellEnd"/>
+      <w:r>
+        <w:t xml:space="preserve"> </w:t>
+      </w:r>
+    </w:p>
+    <w:p>
+      <w:pPr>
+        <w:rPr>
+          <w:b/>
+          <w:bCs/>
+        </w:rPr>
+      </w:pPr>
+      <w:r>
+        <w:rPr>
+          <w:b/>
+          <w:bCs/>
+        </w:rPr>
+        <w:t xml:space="preserve">Ikonokhoz: </w:t>
+      </w:r>
+    </w:p>
+    <w:p>
+      <w:r>
+        <w:t xml:space="preserve">• </w:t>
+      </w:r>
+      <w:proofErr w:type="spellStart"/>
+      <w:r>
+        <w:t>react-icons</w:t>
+      </w:r>
+      <w:proofErr w:type="spellEnd"/>
+      <w:r>
+        <w:t xml:space="preserve"> </w:t>
+      </w:r>
+      <w:proofErr w:type="spellStart"/>
+      <w:r>
+        <w:t>Material</w:t>
+      </w:r>
+      <w:proofErr w:type="spellEnd"/>
+      <w:r>
+        <w:t xml:space="preserve"> UI komponensekhez (gomb, </w:t>
+      </w:r>
+      <w:proofErr w:type="spellStart"/>
+      <w:r>
+        <w:t>tooltip</w:t>
+      </w:r>
+      <w:proofErr w:type="spellEnd"/>
+      <w:r>
+        <w:t xml:space="preserve">.): </w:t>
+      </w:r>
+    </w:p>
+    <w:p>
+      <w:r>
+        <w:t>• @</w:t>
+      </w:r>
+      <w:proofErr w:type="spellStart"/>
+      <w:r>
+        <w:t>mui</w:t>
+      </w:r>
+      <w:proofErr w:type="spellEnd"/>
+      <w:r>
+        <w:t>/</w:t>
+      </w:r>
+      <w:proofErr w:type="spellStart"/>
+      <w:r>
+        <w:t>material</w:t>
+      </w:r>
+      <w:proofErr w:type="spellEnd"/>
+      <w:r>
+        <w:t xml:space="preserve"> </w:t>
+      </w:r>
+    </w:p>
+    <w:p>
+      <w:r>
+        <w:t>• @</w:t>
+      </w:r>
+      <w:proofErr w:type="spellStart"/>
+      <w:r>
+        <w:t>emotion</w:t>
+      </w:r>
+      <w:proofErr w:type="spellEnd"/>
+      <w:r>
+        <w:t>/</w:t>
+      </w:r>
+      <w:proofErr w:type="spellStart"/>
+      <w:r>
+        <w:t>react</w:t>
+      </w:r>
+      <w:proofErr w:type="spellEnd"/>
+      <w:r>
+        <w:t xml:space="preserve"> </w:t>
+      </w:r>
+    </w:p>
+    <w:p>
+      <w:r>
+        <w:t>• @</w:t>
+      </w:r>
+      <w:proofErr w:type="spellStart"/>
+      <w:r>
+        <w:t>emotion</w:t>
+      </w:r>
+      <w:proofErr w:type="spellEnd"/>
+      <w:r>
+        <w:t>/</w:t>
+      </w:r>
+      <w:proofErr w:type="spellStart"/>
+      <w:r>
+        <w:t>styled</w:t>
+      </w:r>
+      <w:proofErr w:type="spellEnd"/>
+      <w:r>
+        <w:t xml:space="preserve"> </w:t>
+      </w:r>
+    </w:p>
+    <w:p>
+      <w:pPr>
+        <w:rPr>
+          <w:b/>
+          <w:bCs/>
+        </w:rPr>
+      </w:pPr>
+      <w:r>
+        <w:rPr>
+          <w:b/>
+          <w:bCs/>
+        </w:rPr>
+        <w:t xml:space="preserve">Email </w:t>
+      </w:r>
+      <w:proofErr w:type="spellStart"/>
+      <w:r>
+        <w:rPr>
+          <w:b/>
+          <w:bCs/>
+        </w:rPr>
+        <w:t>küldéshez</w:t>
+      </w:r>
+      <w:proofErr w:type="spellEnd"/>
+      <w:r>
+        <w:rPr>
+          <w:b/>
+          <w:bCs/>
+        </w:rPr>
+        <w:t xml:space="preserve">: </w:t>
+      </w:r>
+    </w:p>
+    <w:p>
+      <w:r>
+        <w:t xml:space="preserve">• </w:t>
+      </w:r>
+      <w:proofErr w:type="spellStart"/>
+      <w:r>
+        <w:t>emailjs</w:t>
+      </w:r>
+      <w:proofErr w:type="spellEnd"/>
+      <w:r>
+        <w:t xml:space="preserve">/browser </w:t>
+      </w:r>
     </w:p>
     <w:p>
       <w:pPr>
         <w:pStyle w:val="Cmsor2"/>
         <w:spacing w:line="360" w:lineRule="auto"/>
       </w:pPr>
-      <w:bookmarkStart w:id="5" w:name="_heading=h.uujju7uom43" w:colFirst="0" w:colLast="0"/>
-      <w:bookmarkEnd w:id="5"/>
-      <w:r>
-        <w:t>Követelmények, tervezés és a rendszer jellemzői – megvalósítási terv</w:t>
-      </w:r>
-    </w:p>
-    <w:p>
-      <w:pPr>
-        <w:rPr>
-          <w:b/>
-          <w:bCs/>
-        </w:rPr>
-      </w:pPr>
-      <w:r>
-        <w:rPr>
-          <w:b/>
-          <w:bCs/>
-        </w:rPr>
-        <w:t xml:space="preserve">Követelmények </w:t>
-      </w:r>
-    </w:p>
-    <w:p>
-      <w:r>
-        <w:t xml:space="preserve">Program indítása a </w:t>
-      </w:r>
-      <w:proofErr w:type="spellStart"/>
-      <w:r>
-        <w:t>frontent</w:t>
-      </w:r>
-      <w:proofErr w:type="spellEnd"/>
-      <w:r>
-        <w:t xml:space="preserve"> mappából </w:t>
-      </w:r>
-      <w:proofErr w:type="spellStart"/>
-      <w:r>
-        <w:t>npm</w:t>
-      </w:r>
-      <w:proofErr w:type="spellEnd"/>
-      <w:r>
-        <w:t xml:space="preserve"> </w:t>
-      </w:r>
-      <w:proofErr w:type="spellStart"/>
-      <w:r>
-        <w:t>run</w:t>
-      </w:r>
-      <w:proofErr w:type="spellEnd"/>
-      <w:r>
-        <w:t xml:space="preserve"> </w:t>
-      </w:r>
-      <w:proofErr w:type="spellStart"/>
-      <w:r>
-        <w:t>dev</w:t>
-      </w:r>
-      <w:proofErr w:type="spellEnd"/>
-      <w:r>
-        <w:t>-vel történik.</w:t>
-      </w:r>
-    </w:p>
-    <w:p>
-      <w:pPr>
-        <w:rPr>
-          <w:b/>
-          <w:bCs/>
-        </w:rPr>
-      </w:pPr>
-      <w:proofErr w:type="spellStart"/>
-      <w:r>
-        <w:rPr>
-          <w:b/>
-          <w:bCs/>
-        </w:rPr>
-        <w:t>React</w:t>
-      </w:r>
-      <w:proofErr w:type="spellEnd"/>
-      <w:r>
-        <w:rPr>
-          <w:b/>
-          <w:bCs/>
-        </w:rPr>
-        <w:t xml:space="preserve">: </w:t>
-      </w:r>
-    </w:p>
-    <w:p>
-      <w:r>
-        <w:t xml:space="preserve">• </w:t>
-      </w:r>
-      <w:proofErr w:type="spellStart"/>
-      <w:r>
-        <w:t>react</w:t>
-      </w:r>
-      <w:proofErr w:type="spellEnd"/>
-      <w:r>
-        <w:t xml:space="preserve"> </w:t>
-      </w:r>
-    </w:p>
-    <w:p>
-      <w:r>
-        <w:t xml:space="preserve">• </w:t>
-      </w:r>
-      <w:proofErr w:type="spellStart"/>
-      <w:r>
-        <w:t>react-dom</w:t>
-      </w:r>
-      <w:proofErr w:type="spellEnd"/>
-      <w:r>
-        <w:t xml:space="preserve"> </w:t>
-      </w:r>
-    </w:p>
-    <w:p>
-      <w:pPr>
-        <w:rPr>
-          <w:b/>
-          <w:bCs/>
-        </w:rPr>
-      </w:pPr>
-      <w:r>
-        <w:rPr>
-          <w:b/>
-          <w:bCs/>
-        </w:rPr>
-        <w:t xml:space="preserve">Dátumkezeléshez: </w:t>
-      </w:r>
-    </w:p>
-    <w:p>
-      <w:r>
-        <w:t xml:space="preserve">• </w:t>
-      </w:r>
-      <w:proofErr w:type="spellStart"/>
-      <w:r>
-        <w:t>date-fns</w:t>
-      </w:r>
-      <w:proofErr w:type="spellEnd"/>
-      <w:r>
-        <w:t xml:space="preserve"> </w:t>
-      </w:r>
-    </w:p>
-    <w:p>
-      <w:pPr>
-        <w:rPr>
-          <w:b/>
-          <w:bCs/>
-        </w:rPr>
-      </w:pPr>
-      <w:r>
-        <w:rPr>
-          <w:b/>
-          <w:bCs/>
-        </w:rPr>
-        <w:t xml:space="preserve">Ikonokhoz: </w:t>
-      </w:r>
-    </w:p>
-    <w:p>
-      <w:r>
-        <w:t xml:space="preserve">• </w:t>
-      </w:r>
-      <w:proofErr w:type="spellStart"/>
-      <w:r>
-        <w:t>react-icons</w:t>
-      </w:r>
-      <w:proofErr w:type="spellEnd"/>
-      <w:r>
-        <w:t xml:space="preserve"> </w:t>
-      </w:r>
-      <w:proofErr w:type="spellStart"/>
-      <w:r>
-        <w:t>Material</w:t>
-      </w:r>
-      <w:proofErr w:type="spellEnd"/>
-      <w:r>
-        <w:t xml:space="preserve"> UI komponensekhez (gomb, </w:t>
-      </w:r>
-      <w:proofErr w:type="spellStart"/>
-      <w:r>
-        <w:t>tooltip</w:t>
-      </w:r>
-      <w:proofErr w:type="spellEnd"/>
-      <w:r>
-        <w:t xml:space="preserve">.): </w:t>
-      </w:r>
-    </w:p>
-    <w:p>
-      <w:r>
-        <w:t>• @</w:t>
-      </w:r>
-      <w:proofErr w:type="spellStart"/>
-      <w:r>
-        <w:t>mui</w:t>
-      </w:r>
-      <w:proofErr w:type="spellEnd"/>
-      <w:r>
-        <w:t>/</w:t>
-      </w:r>
-      <w:proofErr w:type="spellStart"/>
-      <w:r>
-        <w:t>material</w:t>
-      </w:r>
-      <w:proofErr w:type="spellEnd"/>
-      <w:r>
-        <w:t xml:space="preserve"> </w:t>
-      </w:r>
-    </w:p>
-    <w:p>
-      <w:r>
-        <w:t>• @</w:t>
-      </w:r>
-      <w:proofErr w:type="spellStart"/>
-      <w:r>
-        <w:t>emotion</w:t>
-      </w:r>
-      <w:proofErr w:type="spellEnd"/>
-      <w:r>
-        <w:t>/</w:t>
-      </w:r>
-      <w:proofErr w:type="spellStart"/>
-      <w:r>
-        <w:t>react</w:t>
-      </w:r>
-      <w:proofErr w:type="spellEnd"/>
-      <w:r>
-        <w:t xml:space="preserve"> </w:t>
-      </w:r>
-    </w:p>
-    <w:p>
-      <w:r>
-        <w:t>• @</w:t>
-      </w:r>
-      <w:proofErr w:type="spellStart"/>
-      <w:r>
-        <w:t>emotion</w:t>
-      </w:r>
-      <w:proofErr w:type="spellEnd"/>
-      <w:r>
-        <w:t>/</w:t>
-      </w:r>
-      <w:proofErr w:type="spellStart"/>
-      <w:r>
-        <w:t>styled</w:t>
-      </w:r>
-      <w:proofErr w:type="spellEnd"/>
-      <w:r>
-        <w:t xml:space="preserve"> </w:t>
-      </w:r>
-    </w:p>
-    <w:p>
-      <w:pPr>
-        <w:rPr>
-          <w:b/>
-          <w:bCs/>
-        </w:rPr>
-      </w:pPr>
-      <w:r>
-        <w:rPr>
-          <w:b/>
-          <w:bCs/>
-        </w:rPr>
-        <w:t xml:space="preserve">Email </w:t>
-      </w:r>
-      <w:proofErr w:type="spellStart"/>
-      <w:r>
-        <w:rPr>
-          <w:b/>
-          <w:bCs/>
-        </w:rPr>
-        <w:t>küldéshez</w:t>
-      </w:r>
-      <w:proofErr w:type="spellEnd"/>
-      <w:r>
-        <w:rPr>
-          <w:b/>
-          <w:bCs/>
-        </w:rPr>
-        <w:t xml:space="preserve">: </w:t>
-      </w:r>
-    </w:p>
-    <w:p>
-      <w:r>
-        <w:t xml:space="preserve">• </w:t>
-      </w:r>
-      <w:proofErr w:type="spellStart"/>
-      <w:r>
-        <w:t>emailjs</w:t>
-      </w:r>
-      <w:proofErr w:type="spellEnd"/>
-      <w:r>
-        <w:t xml:space="preserve">/browser </w:t>
+      <w:bookmarkStart w:id="18" w:name="_heading=h.8wl9fyfjgpmj" w:colFirst="0" w:colLast="0"/>
+      <w:bookmarkStart w:id="19" w:name="_Toc227913639"/>
+      <w:bookmarkStart w:id="20" w:name="_Toc227913993"/>
+      <w:bookmarkEnd w:id="18"/>
+      <w:r>
+        <w:t>Adatbázis kapcs</w:t>
+      </w:r>
+      <w:r>
+        <w:t>o</w:t>
+      </w:r>
+      <w:r>
+        <w:t>lathoz</w:t>
+      </w:r>
+      <w:bookmarkEnd w:id="19"/>
+      <w:bookmarkEnd w:id="20"/>
+    </w:p>
+    <w:p>
+      <w:r>
+        <w:t xml:space="preserve">A XAMPP a </w:t>
+      </w:r>
+      <w:proofErr w:type="spellStart"/>
+      <w:r>
+        <w:t>MySQL</w:t>
+      </w:r>
+      <w:proofErr w:type="spellEnd"/>
+      <w:r>
+        <w:t xml:space="preserve"> port 3307</w:t>
       </w:r>
     </w:p>
     <w:p>
@@ -698,40 +3610,15 @@
         <w:pStyle w:val="Cmsor2"/>
         <w:spacing w:line="360" w:lineRule="auto"/>
       </w:pPr>
-      <w:bookmarkStart w:id="6" w:name="_heading=h.8wl9fyfjgpmj" w:colFirst="0" w:colLast="0"/>
-      <w:bookmarkEnd w:id="6"/>
-      <w:r>
-        <w:t xml:space="preserve">Adatbázis </w:t>
-      </w:r>
-      <w:proofErr w:type="spellStart"/>
-      <w:r>
-        <w:t>kapcsplathoz</w:t>
-      </w:r>
-      <w:proofErr w:type="spellEnd"/>
-    </w:p>
-    <w:p>
-      <w:r>
-        <w:t xml:space="preserve">A XAMPP a </w:t>
-      </w:r>
-      <w:proofErr w:type="spellStart"/>
-      <w:r>
-        <w:t>MySQL</w:t>
-      </w:r>
-      <w:proofErr w:type="spellEnd"/>
-      <w:r>
-        <w:t xml:space="preserve"> port 3307</w:t>
-      </w:r>
-    </w:p>
-    <w:p>
-      <w:pPr>
-        <w:pStyle w:val="Cmsor2"/>
-        <w:spacing w:line="360" w:lineRule="auto"/>
-      </w:pPr>
-      <w:bookmarkStart w:id="7" w:name="_heading=h.b0k3wzbleo9i" w:colFirst="0" w:colLast="0"/>
-      <w:bookmarkEnd w:id="7"/>
+      <w:bookmarkStart w:id="21" w:name="_heading=h.b0k3wzbleo9i" w:colFirst="0" w:colLast="0"/>
+      <w:bookmarkStart w:id="22" w:name="_Toc227913640"/>
+      <w:bookmarkStart w:id="23" w:name="_Toc227913994"/>
+      <w:bookmarkEnd w:id="21"/>
       <w:r>
         <w:t>Tervezés – feladatok felosztása</w:t>
       </w:r>
+      <w:bookmarkEnd w:id="22"/>
+      <w:bookmarkEnd w:id="23"/>
     </w:p>
     <w:tbl>
       <w:tblPr>
@@ -990,17 +3877,35 @@
     <w:p/>
     <w:p>
       <w:pPr>
-        <w:pStyle w:val="Cmsor2"/>
+        <w:pStyle w:val="Cmsor1"/>
+        <w:numPr>
+          <w:ilvl w:val="0"/>
+          <w:numId w:val="18"/>
+        </w:numPr>
         <w:spacing w:line="360" w:lineRule="auto"/>
       </w:pPr>
-      <w:bookmarkStart w:id="8" w:name="_heading=h.tb9hi5uihtfs" w:colFirst="0" w:colLast="0"/>
-      <w:bookmarkEnd w:id="8"/>
+      <w:bookmarkStart w:id="24" w:name="_heading=h.tb9hi5uihtfs" w:colFirst="0" w:colLast="0"/>
+      <w:bookmarkStart w:id="25" w:name="_Toc227913641"/>
+      <w:bookmarkStart w:id="26" w:name="_Toc227913995"/>
+      <w:bookmarkEnd w:id="24"/>
       <w:r>
         <w:lastRenderedPageBreak/>
-        <w:t>Adatbázis ER modell:</w:t>
-      </w:r>
-    </w:p>
-    <w:p>
+        <w:t>Adatbázis ER modell</w:t>
+      </w:r>
+      <w:bookmarkEnd w:id="25"/>
+      <w:bookmarkEnd w:id="26"/>
+    </w:p>
+    <w:p>
+      <w:pPr>
+        <w:keepNext/>
+      </w:pPr>
+      <w:r>
+        <w:rPr>
+          <w:noProof/>
+          <w:lang w:val="hu-HU"/>
+        </w:rPr>
+        <w:t>.</w:t>
+      </w:r>
       <w:r>
         <w:rPr>
           <w:noProof/>
@@ -1044,6 +3949,39 @@
       </w:r>
     </w:p>
     <w:p>
+      <w:pPr>
+        <w:pStyle w:val="Kpalrs"/>
+        <w:spacing w:line="360" w:lineRule="auto"/>
+        <w:jc w:val="center"/>
+      </w:pPr>
+      <w:r>
+        <w:fldChar w:fldCharType="begin"/>
+      </w:r>
+      <w:r>
+        <w:instrText xml:space="preserve"> SEQ ábra \* ARABIC </w:instrText>
+      </w:r>
+      <w:r>
+        <w:fldChar w:fldCharType="separate"/>
+      </w:r>
+      <w:bookmarkStart w:id="27" w:name="_Toc227914393"/>
+      <w:r>
+        <w:rPr>
+          <w:noProof/>
+        </w:rPr>
+        <w:t>1</w:t>
+      </w:r>
+      <w:r>
+        <w:rPr>
+          <w:noProof/>
+        </w:rPr>
+        <w:fldChar w:fldCharType="end"/>
+      </w:r>
+      <w:r>
+        <w:t>. ábra Adatbázis leképezés</w:t>
+      </w:r>
+      <w:bookmarkEnd w:id="27"/>
+    </w:p>
+    <w:p>
       <w:r>
         <w:t>Tárolja a felhasználók adatait, foglalásukat, éttermeket, szállásokat, városokat és országokat. A rendszer célja, hogy nyomon kövesse a foglalási folyamatokat.</w:t>
       </w:r>
@@ -1051,36 +3989,54 @@
     <w:p>
       <w:pPr>
         <w:pStyle w:val="Cmsor2"/>
-        <w:spacing w:line="360" w:lineRule="auto"/>
-      </w:pPr>
-      <w:bookmarkStart w:id="9" w:name="_heading=h.uu6v50sh6cvc" w:colFirst="0" w:colLast="0"/>
-      <w:bookmarkEnd w:id="9"/>
-      <w:r>
-        <w:t>Táblák és mezők</w:t>
-      </w:r>
-    </w:p>
-    <w:p>
-      <w:pPr>
-        <w:pStyle w:val="Cmsor3"/>
         <w:numPr>
-          <w:ilvl w:val="0"/>
-          <w:numId w:val="10"/>
+          <w:ilvl w:val="1"/>
+          <w:numId w:val="18"/>
         </w:numPr>
         <w:spacing w:line="360" w:lineRule="auto"/>
       </w:pPr>
-      <w:bookmarkStart w:id="10" w:name="_heading=h.rur8gh2e83fs" w:colFirst="0" w:colLast="0"/>
-      <w:bookmarkEnd w:id="10"/>
-      <w:r>
+      <w:bookmarkStart w:id="28" w:name="_heading=h.uu6v50sh6cvc" w:colFirst="0" w:colLast="0"/>
+      <w:bookmarkStart w:id="29" w:name="_Toc227913642"/>
+      <w:bookmarkStart w:id="30" w:name="_Toc227913996"/>
+      <w:bookmarkEnd w:id="28"/>
+      <w:r>
+        <w:t>Táblák és mezők</w:t>
+      </w:r>
+      <w:bookmarkEnd w:id="29"/>
+      <w:bookmarkEnd w:id="30"/>
+    </w:p>
+    <w:p>
+      <w:pPr>
+        <w:rPr>
+          <w:b/>
+        </w:rPr>
+      </w:pPr>
+      <w:bookmarkStart w:id="31" w:name="_heading=h.rur8gh2e83fs" w:colFirst="0" w:colLast="0"/>
+      <w:bookmarkStart w:id="32" w:name="_Toc227913643"/>
+      <w:bookmarkStart w:id="33" w:name="_Toc227913997"/>
+      <w:bookmarkEnd w:id="31"/>
+      <w:r>
+        <w:rPr>
+          <w:b/>
+        </w:rPr>
         <w:t>Szállások (</w:t>
       </w:r>
       <w:proofErr w:type="spellStart"/>
       <w:r>
+        <w:rPr>
+          <w:b/>
+        </w:rPr>
         <w:t>accommodation</w:t>
       </w:r>
       <w:proofErr w:type="spellEnd"/>
       <w:r>
+        <w:rPr>
+          <w:b/>
+        </w:rPr>
         <w:t>)</w:t>
       </w:r>
+      <w:bookmarkEnd w:id="32"/>
+      <w:bookmarkEnd w:id="33"/>
     </w:p>
     <w:p>
       <w:pPr>
@@ -1109,7 +4065,14 @@
         <w:rPr>
           <w:color w:val="000000"/>
         </w:rPr>
-        <w:t>accommodation_id</w:t>
+        <w:t>accommodation_</w:t>
+      </w:r>
+      <w:proofErr w:type="gramStart"/>
+      <w:r>
+        <w:rPr>
+          <w:color w:val="000000"/>
+        </w:rPr>
+        <w:t>id</w:t>
       </w:r>
       <w:proofErr w:type="spellEnd"/>
       <w:r>
@@ -1119,6 +4082,7 @@
         <w:t>(</w:t>
       </w:r>
       <w:proofErr w:type="spellStart"/>
+      <w:proofErr w:type="gramEnd"/>
       <w:r>
         <w:rPr>
           <w:color w:val="000000"/>
@@ -1252,13 +4216,23 @@
           <w:right w:val="nil"/>
           <w:between w:val="nil"/>
         </w:pBdr>
-      </w:pPr>
-      <w:proofErr w:type="spellStart"/>
-      <w:r>
-        <w:rPr>
-          <w:color w:val="000000"/>
-        </w:rPr>
-        <w:t>city_id</w:t>
+        <w:rPr>
+          <w:color w:val="000000"/>
+        </w:rPr>
+      </w:pPr>
+      <w:proofErr w:type="spellStart"/>
+      <w:r>
+        <w:rPr>
+          <w:color w:val="000000"/>
+        </w:rPr>
+        <w:t>city_</w:t>
+      </w:r>
+      <w:proofErr w:type="gramStart"/>
+      <w:r>
+        <w:rPr>
+          <w:color w:val="000000"/>
+        </w:rPr>
+        <w:t>id</w:t>
       </w:r>
       <w:proofErr w:type="spellEnd"/>
       <w:r>
@@ -1268,6 +4242,7 @@
         <w:t>(</w:t>
       </w:r>
       <w:proofErr w:type="spellStart"/>
+      <w:proofErr w:type="gramEnd"/>
       <w:r>
         <w:rPr>
           <w:color w:val="000000"/>
@@ -1281,21 +4256,26 @@
         </w:rPr>
         <w:t xml:space="preserve"> Key): Megmutatja, melyik városhoz tartozik</w:t>
       </w:r>
-    </w:p>
-    <w:p>
-      <w:pPr>
-        <w:pStyle w:val="Cmsor3"/>
-        <w:numPr>
-          <w:ilvl w:val="0"/>
-          <w:numId w:val="10"/>
-        </w:numPr>
-        <w:spacing w:line="360" w:lineRule="auto"/>
-      </w:pPr>
-      <w:bookmarkStart w:id="11" w:name="_heading=h.3rja46z4jbnm" w:colFirst="0" w:colLast="0"/>
-      <w:bookmarkEnd w:id="11"/>
-      <w:r>
+      <w:bookmarkStart w:id="34" w:name="_heading=h.3rja46z4jbnm" w:colFirst="0" w:colLast="0"/>
+      <w:bookmarkStart w:id="35" w:name="_Toc227913644"/>
+      <w:bookmarkStart w:id="36" w:name="_Toc227913998"/>
+      <w:bookmarkEnd w:id="34"/>
+    </w:p>
+    <w:p>
+      <w:pPr>
+        <w:rPr>
+          <w:b/>
+        </w:rPr>
+      </w:pPr>
+      <w:r>
+        <w:rPr>
+          <w:b/>
+        </w:rPr>
+        <w:lastRenderedPageBreak/>
         <w:t>Országok (country)</w:t>
       </w:r>
+      <w:bookmarkEnd w:id="35"/>
+      <w:bookmarkEnd w:id="36"/>
     </w:p>
     <w:p>
       <w:pPr>
@@ -1324,7 +4304,14 @@
         <w:rPr>
           <w:color w:val="000000"/>
         </w:rPr>
-        <w:t>country_id</w:t>
+        <w:t>country_</w:t>
+      </w:r>
+      <w:proofErr w:type="gramStart"/>
+      <w:r>
+        <w:rPr>
+          <w:color w:val="000000"/>
+        </w:rPr>
+        <w:t>id</w:t>
       </w:r>
       <w:proofErr w:type="spellEnd"/>
       <w:r>
@@ -1334,6 +4321,7 @@
         <w:t>(</w:t>
       </w:r>
       <w:proofErr w:type="spellStart"/>
+      <w:proofErr w:type="gramEnd"/>
       <w:r>
         <w:rPr>
           <w:color w:val="000000"/>
@@ -1381,7 +4369,6 @@
         <w:rPr>
           <w:color w:val="000000"/>
         </w:rPr>
-        <w:lastRenderedPageBreak/>
         <w:t>name</w:t>
       </w:r>
       <w:proofErr w:type="spellEnd"/>
@@ -1437,18 +4424,22 @@
     </w:p>
     <w:p>
       <w:pPr>
-        <w:pStyle w:val="Cmsor3"/>
-        <w:numPr>
-          <w:ilvl w:val="0"/>
-          <w:numId w:val="10"/>
-        </w:numPr>
-        <w:spacing w:line="360" w:lineRule="auto"/>
-      </w:pPr>
-      <w:bookmarkStart w:id="12" w:name="_heading=h.9a1me27jqgtu" w:colFirst="0" w:colLast="0"/>
-      <w:bookmarkEnd w:id="12"/>
-      <w:r>
+        <w:rPr>
+          <w:b/>
+        </w:rPr>
+      </w:pPr>
+      <w:bookmarkStart w:id="37" w:name="_heading=h.9a1me27jqgtu" w:colFirst="0" w:colLast="0"/>
+      <w:bookmarkStart w:id="38" w:name="_Toc227913645"/>
+      <w:bookmarkStart w:id="39" w:name="_Toc227913999"/>
+      <w:bookmarkEnd w:id="37"/>
+      <w:r>
+        <w:rPr>
+          <w:b/>
+        </w:rPr>
         <w:t>Városok (city)</w:t>
       </w:r>
+      <w:bookmarkEnd w:id="38"/>
+      <w:bookmarkEnd w:id="39"/>
     </w:p>
     <w:p>
       <w:pPr>
@@ -1477,7 +4468,14 @@
         <w:rPr>
           <w:color w:val="000000"/>
         </w:rPr>
-        <w:t>city_id</w:t>
+        <w:t>city_</w:t>
+      </w:r>
+      <w:proofErr w:type="gramStart"/>
+      <w:r>
+        <w:rPr>
+          <w:color w:val="000000"/>
+        </w:rPr>
+        <w:t>id</w:t>
       </w:r>
       <w:proofErr w:type="spellEnd"/>
       <w:r>
@@ -1487,6 +4485,7 @@
         <w:t>(</w:t>
       </w:r>
       <w:proofErr w:type="spellStart"/>
+      <w:proofErr w:type="gramEnd"/>
       <w:r>
         <w:rPr>
           <w:color w:val="000000"/>
@@ -1606,7 +4605,14 @@
         <w:rPr>
           <w:color w:val="000000"/>
         </w:rPr>
-        <w:t>country_id</w:t>
+        <w:t>country_</w:t>
+      </w:r>
+      <w:proofErr w:type="gramStart"/>
+      <w:r>
+        <w:rPr>
+          <w:color w:val="000000"/>
+        </w:rPr>
+        <w:t>id</w:t>
       </w:r>
       <w:proofErr w:type="spellEnd"/>
       <w:r>
@@ -1616,6 +4622,7 @@
         <w:t>(</w:t>
       </w:r>
       <w:proofErr w:type="spellStart"/>
+      <w:proofErr w:type="gramEnd"/>
       <w:r>
         <w:rPr>
           <w:color w:val="000000"/>
@@ -1633,26 +4640,36 @@
     <w:p/>
     <w:p>
       <w:pPr>
-        <w:pStyle w:val="Cmsor3"/>
-        <w:numPr>
-          <w:ilvl w:val="0"/>
-          <w:numId w:val="10"/>
-        </w:numPr>
-        <w:spacing w:line="360" w:lineRule="auto"/>
-      </w:pPr>
-      <w:bookmarkStart w:id="13" w:name="_heading=h.crcah11xrma9" w:colFirst="0" w:colLast="0"/>
-      <w:bookmarkEnd w:id="13"/>
-      <w:r>
+        <w:rPr>
+          <w:b/>
+        </w:rPr>
+      </w:pPr>
+      <w:bookmarkStart w:id="40" w:name="_heading=h.crcah11xrma9" w:colFirst="0" w:colLast="0"/>
+      <w:bookmarkStart w:id="41" w:name="_Toc227913646"/>
+      <w:bookmarkStart w:id="42" w:name="_Toc227914000"/>
+      <w:bookmarkEnd w:id="40"/>
+      <w:r>
+        <w:rPr>
+          <w:b/>
+        </w:rPr>
         <w:t>Szobák (</w:t>
       </w:r>
       <w:proofErr w:type="spellStart"/>
       <w:r>
+        <w:rPr>
+          <w:b/>
+        </w:rPr>
         <w:t>room</w:t>
       </w:r>
       <w:proofErr w:type="spellEnd"/>
       <w:r>
+        <w:rPr>
+          <w:b/>
+        </w:rPr>
         <w:t>)</w:t>
       </w:r>
+      <w:bookmarkEnd w:id="41"/>
+      <w:bookmarkEnd w:id="42"/>
     </w:p>
     <w:p>
       <w:pPr>
@@ -1681,7 +4698,14 @@
         <w:rPr>
           <w:color w:val="000000"/>
         </w:rPr>
-        <w:t>room_id</w:t>
+        <w:t>room_</w:t>
+      </w:r>
+      <w:proofErr w:type="gramStart"/>
+      <w:r>
+        <w:rPr>
+          <w:color w:val="000000"/>
+        </w:rPr>
+        <w:t>id</w:t>
       </w:r>
       <w:proofErr w:type="spellEnd"/>
       <w:r>
@@ -1691,6 +4715,7 @@
         <w:t>(</w:t>
       </w:r>
       <w:proofErr w:type="spellStart"/>
+      <w:proofErr w:type="gramEnd"/>
       <w:r>
         <w:rPr>
           <w:color w:val="000000"/>
@@ -1795,7 +4820,14 @@
         <w:rPr>
           <w:color w:val="000000"/>
         </w:rPr>
-        <w:t>accommodation_id</w:t>
+        <w:t>accommodation_</w:t>
+      </w:r>
+      <w:proofErr w:type="gramStart"/>
+      <w:r>
+        <w:rPr>
+          <w:color w:val="000000"/>
+        </w:rPr>
+        <w:t>id</w:t>
       </w:r>
       <w:proofErr w:type="spellEnd"/>
       <w:r>
@@ -1805,6 +4837,7 @@
         <w:t>(</w:t>
       </w:r>
       <w:proofErr w:type="spellStart"/>
+      <w:proofErr w:type="gramEnd"/>
       <w:r>
         <w:rPr>
           <w:color w:val="000000"/>
@@ -1821,26 +4854,36 @@
     </w:p>
     <w:p>
       <w:pPr>
-        <w:pStyle w:val="Cmsor3"/>
-        <w:numPr>
-          <w:ilvl w:val="0"/>
-          <w:numId w:val="10"/>
-        </w:numPr>
-        <w:spacing w:line="360" w:lineRule="auto"/>
-      </w:pPr>
-      <w:bookmarkStart w:id="14" w:name="_heading=h.uuhnq6814k3j" w:colFirst="0" w:colLast="0"/>
-      <w:bookmarkEnd w:id="14"/>
-      <w:r>
+        <w:rPr>
+          <w:b/>
+        </w:rPr>
+      </w:pPr>
+      <w:bookmarkStart w:id="43" w:name="_heading=h.uuhnq6814k3j" w:colFirst="0" w:colLast="0"/>
+      <w:bookmarkStart w:id="44" w:name="_Toc227913647"/>
+      <w:bookmarkStart w:id="45" w:name="_Toc227914001"/>
+      <w:bookmarkEnd w:id="43"/>
+      <w:r>
+        <w:rPr>
+          <w:b/>
+        </w:rPr>
         <w:t>Felhasználók (</w:t>
       </w:r>
       <w:proofErr w:type="spellStart"/>
       <w:r>
+        <w:rPr>
+          <w:b/>
+        </w:rPr>
         <w:t>user</w:t>
       </w:r>
       <w:proofErr w:type="spellEnd"/>
       <w:r>
+        <w:rPr>
+          <w:b/>
+        </w:rPr>
         <w:t>)</w:t>
       </w:r>
+      <w:bookmarkEnd w:id="44"/>
+      <w:bookmarkEnd w:id="45"/>
     </w:p>
     <w:p>
       <w:pPr>
@@ -1864,12 +4907,25 @@
           <w:between w:val="nil"/>
         </w:pBdr>
       </w:pPr>
-      <w:proofErr w:type="spellStart"/>
-      <w:r>
-        <w:rPr>
-          <w:color w:val="000000"/>
-        </w:rPr>
-        <w:t>user_id</w:t>
+      <w:r>
+        <w:rPr>
+          <w:color w:val="000000"/>
+        </w:rPr>
+        <w:sym w:font="Webdings" w:char="F0D1"/>
+      </w:r>
+      <w:proofErr w:type="spellStart"/>
+      <w:r>
+        <w:rPr>
+          <w:color w:val="000000"/>
+        </w:rPr>
+        <w:t>user_</w:t>
+      </w:r>
+      <w:proofErr w:type="gramStart"/>
+      <w:r>
+        <w:rPr>
+          <w:color w:val="000000"/>
+        </w:rPr>
+        <w:t>id</w:t>
       </w:r>
       <w:proofErr w:type="spellEnd"/>
       <w:r>
@@ -1879,6 +4935,7 @@
         <w:t>(</w:t>
       </w:r>
       <w:proofErr w:type="spellStart"/>
+      <w:proofErr w:type="gramEnd"/>
       <w:r>
         <w:rPr>
           <w:color w:val="000000"/>
@@ -2079,6 +5136,7 @@
           <w:between w:val="nil"/>
         </w:pBdr>
       </w:pPr>
+      <w:proofErr w:type="gramStart"/>
       <w:r>
         <w:rPr>
           <w:color w:val="000000"/>
@@ -2086,6 +5144,7 @@
         <w:t>email(</w:t>
       </w:r>
       <w:proofErr w:type="spellStart"/>
+      <w:proofErr w:type="gramEnd"/>
       <w:r>
         <w:rPr>
           <w:color w:val="000000"/>
@@ -2103,26 +5162,36 @@
     <w:p/>
     <w:p>
       <w:pPr>
-        <w:pStyle w:val="Cmsor3"/>
-        <w:numPr>
-          <w:ilvl w:val="0"/>
-          <w:numId w:val="10"/>
-        </w:numPr>
-        <w:spacing w:line="360" w:lineRule="auto"/>
-      </w:pPr>
-      <w:bookmarkStart w:id="15" w:name="_heading=h.wggdtexseljo" w:colFirst="0" w:colLast="0"/>
-      <w:bookmarkEnd w:id="15"/>
-      <w:r>
+        <w:rPr>
+          <w:b/>
+        </w:rPr>
+      </w:pPr>
+      <w:bookmarkStart w:id="46" w:name="_heading=h.wggdtexseljo" w:colFirst="0" w:colLast="0"/>
+      <w:bookmarkStart w:id="47" w:name="_Toc227913648"/>
+      <w:bookmarkStart w:id="48" w:name="_Toc227914002"/>
+      <w:bookmarkEnd w:id="46"/>
+      <w:r>
+        <w:rPr>
+          <w:b/>
+        </w:rPr>
         <w:t>Szobafoglalások (</w:t>
       </w:r>
       <w:proofErr w:type="spellStart"/>
       <w:r>
+        <w:rPr>
+          <w:b/>
+        </w:rPr>
         <w:t>roombooking</w:t>
       </w:r>
       <w:proofErr w:type="spellEnd"/>
       <w:r>
+        <w:rPr>
+          <w:b/>
+        </w:rPr>
         <w:t>)</w:t>
       </w:r>
+      <w:bookmarkEnd w:id="47"/>
+      <w:bookmarkEnd w:id="48"/>
     </w:p>
     <w:p>
       <w:pPr>
@@ -2159,7 +5228,14 @@
         <w:rPr>
           <w:color w:val="000000"/>
         </w:rPr>
-        <w:t>booking_id</w:t>
+        <w:t>booking_</w:t>
+      </w:r>
+      <w:proofErr w:type="gramStart"/>
+      <w:r>
+        <w:rPr>
+          <w:color w:val="000000"/>
+        </w:rPr>
+        <w:t>id</w:t>
       </w:r>
       <w:proofErr w:type="spellEnd"/>
       <w:r>
@@ -2169,6 +5245,7 @@
         <w:t>(</w:t>
       </w:r>
       <w:proofErr w:type="spellStart"/>
+      <w:proofErr w:type="gramEnd"/>
       <w:r>
         <w:rPr>
           <w:color w:val="000000"/>
@@ -2258,7 +5335,14 @@
         <w:rPr>
           <w:color w:val="000000"/>
         </w:rPr>
-        <w:t>check_out</w:t>
+        <w:t>check_</w:t>
+      </w:r>
+      <w:proofErr w:type="gramStart"/>
+      <w:r>
+        <w:rPr>
+          <w:color w:val="000000"/>
+        </w:rPr>
+        <w:t>out</w:t>
       </w:r>
       <w:proofErr w:type="spellEnd"/>
       <w:r>
@@ -2268,6 +5352,7 @@
         <w:t>(</w:t>
       </w:r>
       <w:proofErr w:type="spellStart"/>
+      <w:proofErr w:type="gramEnd"/>
       <w:r>
         <w:rPr>
           <w:color w:val="000000"/>
@@ -2336,18 +5421,22 @@
     </w:p>
     <w:p>
       <w:pPr>
-        <w:pStyle w:val="Cmsor3"/>
-        <w:numPr>
-          <w:ilvl w:val="0"/>
-          <w:numId w:val="10"/>
-        </w:numPr>
-        <w:spacing w:line="360" w:lineRule="auto"/>
-      </w:pPr>
-      <w:bookmarkStart w:id="16" w:name="_heading=h.tnnwmjglpa5u" w:colFirst="0" w:colLast="0"/>
-      <w:bookmarkEnd w:id="16"/>
-      <w:r>
+        <w:rPr>
+          <w:b/>
+        </w:rPr>
+      </w:pPr>
+      <w:bookmarkStart w:id="49" w:name="_heading=h.tnnwmjglpa5u" w:colFirst="0" w:colLast="0"/>
+      <w:bookmarkStart w:id="50" w:name="_Toc227913649"/>
+      <w:bookmarkStart w:id="51" w:name="_Toc227914003"/>
+      <w:bookmarkEnd w:id="49"/>
+      <w:r>
+        <w:rPr>
+          <w:b/>
+        </w:rPr>
         <w:t>Éttermek (restaurant)</w:t>
       </w:r>
+      <w:bookmarkEnd w:id="50"/>
+      <w:bookmarkEnd w:id="51"/>
     </w:p>
     <w:p>
       <w:r>
@@ -2374,7 +5463,15 @@
         <w:rPr>
           <w:color w:val="000000"/>
         </w:rPr>
-        <w:t>restaurant_id</w:t>
+        <w:lastRenderedPageBreak/>
+        <w:t>restaurant_</w:t>
+      </w:r>
+      <w:proofErr w:type="gramStart"/>
+      <w:r>
+        <w:rPr>
+          <w:color w:val="000000"/>
+        </w:rPr>
+        <w:t>id</w:t>
       </w:r>
       <w:proofErr w:type="spellEnd"/>
       <w:r>
@@ -2384,6 +5481,7 @@
         <w:t>(</w:t>
       </w:r>
       <w:proofErr w:type="spellStart"/>
+      <w:proofErr w:type="gramEnd"/>
       <w:r>
         <w:rPr>
           <w:color w:val="000000"/>
@@ -2426,8 +5524,8 @@
           <w:between w:val="nil"/>
         </w:pBdr>
       </w:pPr>
-      <w:bookmarkStart w:id="17" w:name="_heading=h.qzpl8swd6khc" w:colFirst="0" w:colLast="0"/>
-      <w:bookmarkEnd w:id="17"/>
+      <w:bookmarkStart w:id="52" w:name="_heading=h.qzpl8swd6khc" w:colFirst="0" w:colLast="0"/>
+      <w:bookmarkEnd w:id="52"/>
       <w:proofErr w:type="spellStart"/>
       <w:r>
         <w:rPr>
@@ -2503,7 +5601,6 @@
         <w:rPr>
           <w:color w:val="000000"/>
         </w:rPr>
-        <w:lastRenderedPageBreak/>
         <w:t>image: egy kép az étteremről</w:t>
       </w:r>
     </w:p>
@@ -2526,7 +5623,14 @@
         <w:rPr>
           <w:color w:val="000000"/>
         </w:rPr>
-        <w:t>city_id</w:t>
+        <w:t>city_</w:t>
+      </w:r>
+      <w:proofErr w:type="gramStart"/>
+      <w:r>
+        <w:rPr>
+          <w:color w:val="000000"/>
+        </w:rPr>
+        <w:t>id</w:t>
       </w:r>
       <w:proofErr w:type="spellEnd"/>
       <w:r>
@@ -2536,6 +5640,7 @@
         <w:t>(</w:t>
       </w:r>
       <w:proofErr w:type="spellStart"/>
+      <w:proofErr w:type="gramEnd"/>
       <w:r>
         <w:rPr>
           <w:color w:val="000000"/>
@@ -2553,26 +5658,36 @@
     <w:p/>
     <w:p>
       <w:pPr>
-        <w:pStyle w:val="Cmsor3"/>
-        <w:numPr>
-          <w:ilvl w:val="0"/>
-          <w:numId w:val="10"/>
-        </w:numPr>
-        <w:spacing w:line="360" w:lineRule="auto"/>
-      </w:pPr>
-      <w:bookmarkStart w:id="18" w:name="_heading=h.9j45l8omcnq3" w:colFirst="0" w:colLast="0"/>
-      <w:bookmarkEnd w:id="18"/>
-      <w:r>
+        <w:rPr>
+          <w:b/>
+        </w:rPr>
+      </w:pPr>
+      <w:bookmarkStart w:id="53" w:name="_heading=h.9j45l8omcnq3" w:colFirst="0" w:colLast="0"/>
+      <w:bookmarkStart w:id="54" w:name="_Toc227913650"/>
+      <w:bookmarkStart w:id="55" w:name="_Toc227914004"/>
+      <w:bookmarkEnd w:id="53"/>
+      <w:r>
+        <w:rPr>
+          <w:b/>
+        </w:rPr>
         <w:t>Éttermi asztalok (</w:t>
       </w:r>
       <w:proofErr w:type="spellStart"/>
       <w:r>
+        <w:rPr>
+          <w:b/>
+        </w:rPr>
         <w:t>restauranttable</w:t>
       </w:r>
       <w:proofErr w:type="spellEnd"/>
       <w:r>
+        <w:rPr>
+          <w:b/>
+        </w:rPr>
         <w:t>)</w:t>
       </w:r>
+      <w:bookmarkEnd w:id="54"/>
+      <w:bookmarkEnd w:id="55"/>
     </w:p>
     <w:p>
       <w:r>
@@ -2599,7 +5714,14 @@
         <w:rPr>
           <w:color w:val="000000"/>
         </w:rPr>
-        <w:t>table_id</w:t>
+        <w:t>table_</w:t>
+      </w:r>
+      <w:proofErr w:type="gramStart"/>
+      <w:r>
+        <w:rPr>
+          <w:color w:val="000000"/>
+        </w:rPr>
+        <w:t>id</w:t>
       </w:r>
       <w:proofErr w:type="spellEnd"/>
       <w:r>
@@ -2609,6 +5731,7 @@
         <w:t>(</w:t>
       </w:r>
       <w:proofErr w:type="spellStart"/>
+      <w:proofErr w:type="gramEnd"/>
       <w:r>
         <w:rPr>
           <w:color w:val="000000"/>
@@ -2685,7 +5808,14 @@
         <w:rPr>
           <w:color w:val="000000"/>
         </w:rPr>
-        <w:t>restaurant_id</w:t>
+        <w:t>restaurant_</w:t>
+      </w:r>
+      <w:proofErr w:type="gramStart"/>
+      <w:r>
+        <w:rPr>
+          <w:color w:val="000000"/>
+        </w:rPr>
+        <w:t>id</w:t>
       </w:r>
       <w:proofErr w:type="spellEnd"/>
       <w:r>
@@ -2695,6 +5825,7 @@
         <w:t>(</w:t>
       </w:r>
       <w:proofErr w:type="spellStart"/>
+      <w:proofErr w:type="gramEnd"/>
       <w:r>
         <w:rPr>
           <w:color w:val="000000"/>
@@ -2711,26 +5842,36 @@
     </w:p>
     <w:p>
       <w:pPr>
-        <w:pStyle w:val="Cmsor3"/>
-        <w:numPr>
-          <w:ilvl w:val="0"/>
-          <w:numId w:val="10"/>
-        </w:numPr>
-        <w:spacing w:line="360" w:lineRule="auto"/>
-      </w:pPr>
-      <w:bookmarkStart w:id="19" w:name="_heading=h.ughuixdppduj" w:colFirst="0" w:colLast="0"/>
-      <w:bookmarkEnd w:id="19"/>
-      <w:r>
+        <w:rPr>
+          <w:b/>
+        </w:rPr>
+      </w:pPr>
+      <w:bookmarkStart w:id="56" w:name="_heading=h.ughuixdppduj" w:colFirst="0" w:colLast="0"/>
+      <w:bookmarkStart w:id="57" w:name="_Toc227913651"/>
+      <w:bookmarkStart w:id="58" w:name="_Toc227914005"/>
+      <w:bookmarkEnd w:id="56"/>
+      <w:r>
+        <w:rPr>
+          <w:b/>
+        </w:rPr>
         <w:t>Asztal foglalások(</w:t>
       </w:r>
       <w:proofErr w:type="spellStart"/>
       <w:r>
+        <w:rPr>
+          <w:b/>
+        </w:rPr>
         <w:t>tablereservation</w:t>
       </w:r>
       <w:proofErr w:type="spellEnd"/>
       <w:r>
+        <w:rPr>
+          <w:b/>
+        </w:rPr>
         <w:t>)</w:t>
       </w:r>
+      <w:bookmarkEnd w:id="57"/>
+      <w:bookmarkEnd w:id="58"/>
     </w:p>
     <w:p>
       <w:r>
@@ -2757,7 +5898,14 @@
         <w:rPr>
           <w:color w:val="000000"/>
         </w:rPr>
-        <w:t>reservation_id</w:t>
+        <w:t>reservation_</w:t>
+      </w:r>
+      <w:proofErr w:type="gramStart"/>
+      <w:r>
+        <w:rPr>
+          <w:color w:val="000000"/>
+        </w:rPr>
+        <w:t>id</w:t>
       </w:r>
       <w:proofErr w:type="spellEnd"/>
       <w:r>
@@ -2767,6 +5915,7 @@
         <w:t>(</w:t>
       </w:r>
       <w:proofErr w:type="spellStart"/>
+      <w:proofErr w:type="gramEnd"/>
       <w:r>
         <w:rPr>
           <w:color w:val="000000"/>
@@ -2856,7 +6005,14 @@
         <w:rPr>
           <w:color w:val="000000"/>
         </w:rPr>
-        <w:t>reservation_end</w:t>
+        <w:t>reservation_</w:t>
+      </w:r>
+      <w:proofErr w:type="gramStart"/>
+      <w:r>
+        <w:rPr>
+          <w:color w:val="000000"/>
+        </w:rPr>
+        <w:t>end</w:t>
       </w:r>
       <w:proofErr w:type="spellEnd"/>
       <w:r>
@@ -2866,6 +6022,7 @@
         <w:t>(</w:t>
       </w:r>
       <w:proofErr w:type="spellStart"/>
+      <w:proofErr w:type="gramEnd"/>
       <w:r>
         <w:rPr>
           <w:color w:val="000000"/>
@@ -2911,30 +6068,50 @@
     </w:p>
     <w:p>
       <w:pPr>
-        <w:pStyle w:val="Cmsor3"/>
-        <w:spacing w:line="360" w:lineRule="auto"/>
-      </w:pPr>
-      <w:bookmarkStart w:id="20" w:name="_heading=h.anwykq4ebiih" w:colFirst="0" w:colLast="0"/>
-      <w:bookmarkEnd w:id="20"/>
-      <w:r>
+        <w:rPr>
+          <w:b/>
+        </w:rPr>
+      </w:pPr>
+      <w:bookmarkStart w:id="59" w:name="_heading=h.anwykq4ebiih" w:colFirst="0" w:colLast="0"/>
+      <w:bookmarkStart w:id="60" w:name="_Toc227913652"/>
+      <w:bookmarkStart w:id="61" w:name="_Toc227914006"/>
+      <w:bookmarkEnd w:id="59"/>
+      <w:r>
+        <w:rPr>
+          <w:b/>
+        </w:rPr>
         <w:t>Kapcsolatok (</w:t>
       </w:r>
       <w:proofErr w:type="spellStart"/>
       <w:r>
+        <w:rPr>
+          <w:b/>
+        </w:rPr>
         <w:t>Foreign</w:t>
       </w:r>
       <w:proofErr w:type="spellEnd"/>
       <w:r>
+        <w:rPr>
+          <w:b/>
+        </w:rPr>
         <w:t xml:space="preserve"> </w:t>
       </w:r>
       <w:proofErr w:type="spellStart"/>
       <w:r>
+        <w:rPr>
+          <w:b/>
+        </w:rPr>
         <w:t>Keys</w:t>
       </w:r>
       <w:proofErr w:type="spellEnd"/>
       <w:r>
+        <w:rPr>
+          <w:b/>
+        </w:rPr>
         <w:t>)</w:t>
       </w:r>
+      <w:bookmarkEnd w:id="60"/>
+      <w:bookmarkEnd w:id="61"/>
     </w:p>
     <w:p>
       <w:pPr>
@@ -3176,122 +6353,138 @@
     </w:p>
     <w:p>
       <w:pPr>
-        <w:pStyle w:val="Cmsor2"/>
-        <w:spacing w:line="360" w:lineRule="auto"/>
-      </w:pPr>
-      <w:bookmarkStart w:id="21" w:name="_heading=h.3kw39ns5vg8i" w:colFirst="0" w:colLast="0"/>
-      <w:bookmarkEnd w:id="21"/>
-      <w:r>
-        <w:t xml:space="preserve">REST </w:t>
-      </w:r>
-      <w:r>
-        <w:t>API</w:t>
-      </w:r>
-      <w:r>
-        <w:t xml:space="preserve"> Végpontok részletes specifikációja</w:t>
-      </w:r>
-    </w:p>
-    <w:p>
-      <w:r>
-        <w:t xml:space="preserve">A rendszer </w:t>
-      </w:r>
-      <w:proofErr w:type="spellStart"/>
-      <w:r>
-        <w:t>backedje</w:t>
-      </w:r>
-      <w:proofErr w:type="spellEnd"/>
-      <w:r>
-        <w:t xml:space="preserve"> ASP.NET </w:t>
-      </w:r>
-      <w:proofErr w:type="spellStart"/>
-      <w:r>
-        <w:t>Core</w:t>
-      </w:r>
-      <w:proofErr w:type="spellEnd"/>
-      <w:r>
-        <w:t xml:space="preserve"> technológiára épülő, REST API architektúrát használ.</w:t>
-      </w:r>
-    </w:p>
-    <w:p>
-      <w:r>
-        <w:t>A kliens (</w:t>
-      </w:r>
-      <w:proofErr w:type="spellStart"/>
-      <w:r>
-        <w:t>React</w:t>
-      </w:r>
-      <w:proofErr w:type="spellEnd"/>
-      <w:r>
-        <w:t xml:space="preserve"> frontend) HTTP kéréseken keresztül kommunikál a szerverrel. Az adatok cseréje szabványos JSON formátumba történik, a </w:t>
-      </w:r>
-      <w:proofErr w:type="spellStart"/>
-      <w:r>
-        <w:t>PascalCase</w:t>
-      </w:r>
-      <w:proofErr w:type="spellEnd"/>
-      <w:r>
-        <w:t xml:space="preserve"> (C#) tulajdonságneveket a rendszer automatikusan </w:t>
-      </w:r>
-      <w:proofErr w:type="spellStart"/>
-      <w:r>
-        <w:t>camelCase</w:t>
-      </w:r>
-      <w:proofErr w:type="spellEnd"/>
-      <w:r>
-        <w:t xml:space="preserve"> formátumra alakítja a </w:t>
-      </w:r>
-      <w:proofErr w:type="spellStart"/>
-      <w:r>
-        <w:t>System.Text.Json</w:t>
-      </w:r>
-      <w:proofErr w:type="spellEnd"/>
-      <w:r>
-        <w:t xml:space="preserve"> beállítások révén.</w:t>
-      </w:r>
-    </w:p>
-    <w:p>
-      <w:r>
-        <w:t>Az alábbiakban részletezzük a legfontosabb API kontrollereket, azok végpontjait</w:t>
-      </w:r>
-      <w:r>
-        <w:t>, a szükséges jogosultságokat és a beépített üzleti logikát.</w:t>
-      </w:r>
-    </w:p>
-    <w:p>
-      <w:r>
-        <w:br w:type="page"/>
-      </w:r>
-    </w:p>
-    <w:p/>
-    <w:p>
-      <w:pPr>
-        <w:pStyle w:val="Listaszerbekezds"/>
+        <w:pBdr>
+          <w:top w:val="nil"/>
+          <w:left w:val="nil"/>
+          <w:bottom w:val="nil"/>
+          <w:right w:val="nil"/>
+          <w:between w:val="nil"/>
+        </w:pBdr>
+      </w:pPr>
+    </w:p>
+    <w:p>
+      <w:pPr>
+        <w:pStyle w:val="Cmsor1"/>
         <w:numPr>
           <w:ilvl w:val="0"/>
-          <w:numId w:val="14"/>
+          <w:numId w:val="18"/>
         </w:numPr>
-        <w:rPr>
-          <w:b/>
-        </w:rPr>
-      </w:pPr>
-      <w:r>
-        <w:rPr>
-          <w:b/>
-        </w:rPr>
+        <w:spacing w:line="360" w:lineRule="auto"/>
+      </w:pPr>
+      <w:bookmarkStart w:id="62" w:name="_heading=h.3kw39ns5vg8i" w:colFirst="0" w:colLast="0"/>
+      <w:bookmarkStart w:id="63" w:name="_Toc227913653"/>
+      <w:bookmarkStart w:id="64" w:name="_Toc227914007"/>
+      <w:bookmarkEnd w:id="62"/>
+      <w:r>
+        <w:t xml:space="preserve">REST </w:t>
+      </w:r>
+      <w:r>
+        <w:t>API</w:t>
+      </w:r>
+      <w:r>
+        <w:t xml:space="preserve"> </w:t>
+      </w:r>
+      <w:r>
+        <w:t>v</w:t>
+      </w:r>
+      <w:r>
+        <w:t>égpontok részletes specifikációja</w:t>
+      </w:r>
+      <w:bookmarkEnd w:id="63"/>
+      <w:bookmarkEnd w:id="64"/>
+    </w:p>
+    <w:p>
+      <w:r>
+        <w:t xml:space="preserve">A rendszer </w:t>
+      </w:r>
+      <w:proofErr w:type="spellStart"/>
+      <w:r>
+        <w:t>backedje</w:t>
+      </w:r>
+      <w:proofErr w:type="spellEnd"/>
+      <w:r>
+        <w:t xml:space="preserve"> ASP.NET </w:t>
+      </w:r>
+      <w:proofErr w:type="spellStart"/>
+      <w:r>
+        <w:t>Core</w:t>
+      </w:r>
+      <w:proofErr w:type="spellEnd"/>
+      <w:r>
+        <w:t xml:space="preserve"> technológiára épülő, REST API architektúrát használ.</w:t>
+      </w:r>
+    </w:p>
+    <w:p>
+      <w:r>
+        <w:t>A kliens (</w:t>
+      </w:r>
+      <w:proofErr w:type="spellStart"/>
+      <w:r>
+        <w:t>React</w:t>
+      </w:r>
+      <w:proofErr w:type="spellEnd"/>
+      <w:r>
+        <w:t xml:space="preserve"> frontend) HTTP kéréseken keresztül kommunikál a szerverrel. Az adatok cseréje szabványos JSON formátumba történik, a </w:t>
+      </w:r>
+      <w:proofErr w:type="spellStart"/>
+      <w:r>
+        <w:t>PascalCase</w:t>
+      </w:r>
+      <w:proofErr w:type="spellEnd"/>
+      <w:r>
+        <w:t xml:space="preserve"> (C#) tulajdonságneveket a rendszer automatikusan </w:t>
+      </w:r>
+      <w:proofErr w:type="spellStart"/>
+      <w:r>
+        <w:t>camelCase</w:t>
+      </w:r>
+      <w:proofErr w:type="spellEnd"/>
+      <w:r>
+        <w:t xml:space="preserve"> formátumra alakítja a </w:t>
+      </w:r>
+      <w:proofErr w:type="spellStart"/>
+      <w:proofErr w:type="gramStart"/>
+      <w:r>
+        <w:t>System.Text.Json</w:t>
+      </w:r>
+      <w:proofErr w:type="spellEnd"/>
+      <w:proofErr w:type="gramEnd"/>
+      <w:r>
+        <w:t xml:space="preserve"> beállítások révén.</w:t>
+      </w:r>
+    </w:p>
+    <w:p>
+      <w:r>
+        <w:t>Az alábbiakban részletezzük a legfontosabb API kontrollereket, azok végpontjait</w:t>
+      </w:r>
+      <w:r>
+        <w:t>, a szükséges jogosultságokat és a beépített üzleti logikát.</w:t>
+      </w:r>
+    </w:p>
+    <w:p>
+      <w:r>
+        <w:br w:type="page"/>
+      </w:r>
+    </w:p>
+    <w:p/>
+    <w:p>
+      <w:pPr>
+        <w:pStyle w:val="Cmsor2"/>
+        <w:numPr>
+          <w:ilvl w:val="1"/>
+          <w:numId w:val="18"/>
+        </w:numPr>
+        <w:spacing w:line="360" w:lineRule="auto"/>
+      </w:pPr>
+      <w:r>
         <w:t xml:space="preserve">Hitelesítés és jogosultságkezelés (Login </w:t>
       </w:r>
       <w:proofErr w:type="spellStart"/>
       <w:r>
-        <w:rPr>
-          <w:b/>
-        </w:rPr>
         <w:t>Controller</w:t>
       </w:r>
       <w:proofErr w:type="spellEnd"/>
       <w:r>
-        <w:rPr>
-          <w:b/>
-        </w:rPr>
         <w:t>)</w:t>
       </w:r>
     </w:p>
@@ -3300,19 +6493,7 @@
         <w:ind w:left="720"/>
       </w:pPr>
       <w:r>
-        <w:t xml:space="preserve">Ez a </w:t>
-      </w:r>
-      <w:r>
-        <w:t xml:space="preserve">kontroller </w:t>
-      </w:r>
-      <w:r>
-        <w:t xml:space="preserve">felel </w:t>
-      </w:r>
-      <w:r>
-        <w:t>a felhasználók beléptetéséért</w:t>
-      </w:r>
-      <w:r>
-        <w:t xml:space="preserve"> </w:t>
+        <w:t xml:space="preserve">Ez a kontroller felel a felhasználók beléptetéséért </w:t>
       </w:r>
       <w:r>
         <w:t xml:space="preserve">és a JWT (JSON Web </w:t>
@@ -3334,6 +6515,7 @@
           <w:numId w:val="15"/>
         </w:numPr>
       </w:pPr>
+      <w:proofErr w:type="gramStart"/>
       <w:r>
         <w:rPr>
           <w:b/>
@@ -3350,6 +6532,7 @@
         <w:t xml:space="preserve"> /</w:t>
       </w:r>
       <w:proofErr w:type="spellStart"/>
+      <w:proofErr w:type="gramEnd"/>
       <w:r>
         <w:t>api</w:t>
       </w:r>
@@ -3516,7 +6699,15 @@
         <w:t>Válasz (Siker):</w:t>
       </w:r>
       <w:r>
-        <w:t xml:space="preserve"> 200 OK,  a generált JWT </w:t>
+        <w:t xml:space="preserve"> 200 </w:t>
+      </w:r>
+      <w:proofErr w:type="gramStart"/>
+      <w:r>
+        <w:t>OK,  a</w:t>
+      </w:r>
+      <w:proofErr w:type="gramEnd"/>
+      <w:r>
+        <w:t xml:space="preserve"> generált JWT </w:t>
       </w:r>
       <w:proofErr w:type="spellStart"/>
       <w:r>
@@ -3575,6 +6766,7 @@
           <w:numId w:val="15"/>
         </w:numPr>
       </w:pPr>
+      <w:proofErr w:type="gramStart"/>
       <w:r>
         <w:rPr>
           <w:b/>
@@ -3582,6 +6774,7 @@
         <w:t>DELETE  /</w:t>
       </w:r>
       <w:proofErr w:type="spellStart"/>
+      <w:proofErr w:type="gramEnd"/>
       <w:r>
         <w:t>api</w:t>
       </w:r>
@@ -3635,10 +6828,7 @@
         <w:t>Jogosultság:</w:t>
       </w:r>
       <w:r>
-        <w:t xml:space="preserve"> Csak bejelentkezett felhasználók</w:t>
-      </w:r>
-      <w:r>
-        <w:t xml:space="preserve"> ([</w:t>
+        <w:t xml:space="preserve"> Csak bejelentkezett felhasználók ([</w:t>
       </w:r>
       <w:proofErr w:type="spellStart"/>
       <w:r>
@@ -3785,14 +6975,7 @@
           <w:b/>
           <w:bCs/>
         </w:rPr>
-        <w:t xml:space="preserve"> </w:t>
-      </w:r>
-      <w:r>
-        <w:rPr>
-          <w:b/>
-          <w:bCs/>
-        </w:rPr>
-        <w:t>Jogosultság:</w:t>
+        <w:t xml:space="preserve"> Jogosultság:</w:t>
       </w:r>
       <w:r>
         <w:t xml:space="preserve"> Szigorúan védett, csak adminisztrátorok számára</w:t>
@@ -4036,7 +7219,11 @@
     </w:p>
     <w:p>
       <w:pPr>
-        <w:ind w:left="720"/>
+        <w:pStyle w:val="Listaszerbekezds"/>
+        <w:numPr>
+          <w:ilvl w:val="2"/>
+          <w:numId w:val="14"/>
+        </w:numPr>
         <w:rPr>
           <w:b/>
         </w:rPr>
@@ -4146,12 +7333,7 @@
           <w:numId w:val="17"/>
         </w:numPr>
       </w:pPr>
-      <w:bookmarkStart w:id="22" w:name="_GoBack"/>
-      <w:bookmarkEnd w:id="22"/>
-    </w:p>
-    <w:p/>
-    <w:p/>
-    <w:p/>
+    </w:p>
     <w:p>
       <w:pPr>
         <w:pStyle w:val="Listaszerbekezds"/>
@@ -4457,6 +7639,7 @@
           </w:tcPr>
           <w:p>
             <w:r>
+              <w:lastRenderedPageBreak/>
               <w:t>Szoba</w:t>
             </w:r>
           </w:p>
@@ -4785,11 +7968,15 @@
         <w:pStyle w:val="Cmsor2"/>
         <w:spacing w:line="360" w:lineRule="auto"/>
       </w:pPr>
-      <w:bookmarkStart w:id="23" w:name="_heading=h.y1m4kcyg2qg6" w:colFirst="0" w:colLast="0"/>
-      <w:bookmarkEnd w:id="23"/>
+      <w:bookmarkStart w:id="65" w:name="_heading=h.y1m4kcyg2qg6" w:colFirst="0" w:colLast="0"/>
+      <w:bookmarkStart w:id="66" w:name="_Toc227913654"/>
+      <w:bookmarkStart w:id="67" w:name="_Toc227914008"/>
+      <w:bookmarkEnd w:id="65"/>
       <w:r>
         <w:t>Jelszó kezelés</w:t>
       </w:r>
+      <w:bookmarkEnd w:id="66"/>
+      <w:bookmarkEnd w:id="67"/>
     </w:p>
     <w:p>
       <w:r>
@@ -4834,6 +8021,7 @@
     </w:p>
     <w:p>
       <w:pPr>
+        <w:keepNext/>
         <w:numPr>
           <w:ilvl w:val="0"/>
           <w:numId w:val="4"/>
@@ -4850,7 +8038,6 @@
         <w:rPr>
           <w:color w:val="000000"/>
         </w:rPr>
-        <w:lastRenderedPageBreak/>
         <w:t>A rendszer meggyőződik hogy minden kötelező adat meg van-e adva</w:t>
       </w:r>
       <w:r>
@@ -4898,6 +8085,39 @@
     </w:p>
     <w:p>
       <w:pPr>
+        <w:pStyle w:val="Kpalrs"/>
+        <w:spacing w:line="360" w:lineRule="auto"/>
+        <w:jc w:val="center"/>
+      </w:pPr>
+      <w:r>
+        <w:fldChar w:fldCharType="begin"/>
+      </w:r>
+      <w:r>
+        <w:instrText xml:space="preserve"> SEQ ábra \* ARABIC </w:instrText>
+      </w:r>
+      <w:r>
+        <w:fldChar w:fldCharType="separate"/>
+      </w:r>
+      <w:bookmarkStart w:id="68" w:name="_Toc227914394"/>
+      <w:r>
+        <w:rPr>
+          <w:noProof/>
+        </w:rPr>
+        <w:t>2</w:t>
+      </w:r>
+      <w:r>
+        <w:rPr>
+          <w:noProof/>
+        </w:rPr>
+        <w:fldChar w:fldCharType="end"/>
+      </w:r>
+      <w:r>
+        <w:t>. ábra Regisztráció</w:t>
+      </w:r>
+      <w:bookmarkEnd w:id="68"/>
+    </w:p>
+    <w:p>
+      <w:pPr>
         <w:numPr>
           <w:ilvl w:val="0"/>
           <w:numId w:val="4"/>
@@ -4965,6 +8185,7 @@
           <w:color w:val="000000"/>
           <w:lang w:val="hu-HU"/>
         </w:rPr>
+        <w:lastRenderedPageBreak/>
         <w:drawing>
           <wp:inline distT="0" distB="0" distL="0" distR="0">
             <wp:extent cx="5759450" cy="1494790"/>
@@ -5007,11 +8228,15 @@
         <w:pStyle w:val="Cmsor2"/>
         <w:spacing w:line="360" w:lineRule="auto"/>
       </w:pPr>
-      <w:bookmarkStart w:id="24" w:name="_heading=h.bpzm0kz4ce5z" w:colFirst="0" w:colLast="0"/>
-      <w:bookmarkEnd w:id="24"/>
+      <w:bookmarkStart w:id="69" w:name="_heading=h.bpzm0kz4ce5z" w:colFirst="0" w:colLast="0"/>
+      <w:bookmarkStart w:id="70" w:name="_Toc227913655"/>
+      <w:bookmarkStart w:id="71" w:name="_Toc227914009"/>
+      <w:bookmarkEnd w:id="69"/>
       <w:r>
         <w:t>Jelszó ellenőrzés</w:t>
       </w:r>
+      <w:bookmarkEnd w:id="70"/>
+      <w:bookmarkEnd w:id="71"/>
     </w:p>
     <w:p>
       <w:r>
@@ -5190,12 +8415,15 @@
         <w:pStyle w:val="Cmsor2"/>
         <w:spacing w:line="360" w:lineRule="auto"/>
       </w:pPr>
-      <w:bookmarkStart w:id="25" w:name="_heading=h.3g4qcedenri8" w:colFirst="0" w:colLast="0"/>
-      <w:bookmarkEnd w:id="25"/>
-      <w:r>
-        <w:lastRenderedPageBreak/>
+      <w:bookmarkStart w:id="72" w:name="_heading=h.3g4qcedenri8" w:colFirst="0" w:colLast="0"/>
+      <w:bookmarkStart w:id="73" w:name="_Toc227913656"/>
+      <w:bookmarkStart w:id="74" w:name="_Toc227914010"/>
+      <w:bookmarkEnd w:id="72"/>
+      <w:r>
         <w:t>Felület vázlatos megtervezése</w:t>
       </w:r>
+      <w:bookmarkEnd w:id="73"/>
+      <w:bookmarkEnd w:id="74"/>
     </w:p>
     <w:p>
       <w:r>
@@ -5223,11 +8451,15 @@
         <w:pStyle w:val="Cmsor1"/>
         <w:spacing w:line="360" w:lineRule="auto"/>
       </w:pPr>
-      <w:bookmarkStart w:id="26" w:name="_heading=h.spnsl8ocdauq" w:colFirst="0" w:colLast="0"/>
-      <w:bookmarkEnd w:id="26"/>
+      <w:bookmarkStart w:id="75" w:name="_heading=h.spnsl8ocdauq" w:colFirst="0" w:colLast="0"/>
+      <w:bookmarkStart w:id="76" w:name="_Toc227913657"/>
+      <w:bookmarkStart w:id="77" w:name="_Toc227914011"/>
+      <w:bookmarkEnd w:id="75"/>
       <w:r>
         <w:t>Segédoldalak, információs felületek, linkek:</w:t>
       </w:r>
+      <w:bookmarkEnd w:id="76"/>
+      <w:bookmarkEnd w:id="77"/>
     </w:p>
     <w:p>
       <w:r>
@@ -5307,22 +8539,31 @@
         <w:pStyle w:val="Cmsor1"/>
         <w:spacing w:line="360" w:lineRule="auto"/>
       </w:pPr>
-      <w:bookmarkStart w:id="27" w:name="_heading=h.lp9u8efclzky" w:colFirst="0" w:colLast="0"/>
-      <w:bookmarkEnd w:id="27"/>
-      <w:r>
+      <w:bookmarkStart w:id="78" w:name="_heading=h.lp9u8efclzky" w:colFirst="0" w:colLast="0"/>
+      <w:bookmarkStart w:id="79" w:name="_Toc227913658"/>
+      <w:bookmarkStart w:id="80" w:name="_Toc227914012"/>
+      <w:bookmarkEnd w:id="78"/>
+      <w:r>
+        <w:lastRenderedPageBreak/>
         <w:t>Weboldal technikai leírása</w:t>
       </w:r>
+      <w:bookmarkEnd w:id="79"/>
+      <w:bookmarkEnd w:id="80"/>
     </w:p>
     <w:p>
       <w:pPr>
         <w:pStyle w:val="Cmsor2"/>
         <w:spacing w:line="360" w:lineRule="auto"/>
       </w:pPr>
-      <w:bookmarkStart w:id="28" w:name="_heading=h.jmhpw08f30uh" w:colFirst="0" w:colLast="0"/>
-      <w:bookmarkEnd w:id="28"/>
+      <w:bookmarkStart w:id="81" w:name="_heading=h.jmhpw08f30uh" w:colFirst="0" w:colLast="0"/>
+      <w:bookmarkStart w:id="82" w:name="_Toc227913659"/>
+      <w:bookmarkStart w:id="83" w:name="_Toc227914013"/>
+      <w:bookmarkEnd w:id="81"/>
       <w:r>
         <w:t>Komponenseinek technikai leírása</w:t>
       </w:r>
+      <w:bookmarkEnd w:id="82"/>
+      <w:bookmarkEnd w:id="83"/>
     </w:p>
     <w:p/>
     <w:p>
@@ -5569,13 +8810,18 @@
       </w:r>
       <w:proofErr w:type="spellEnd"/>
       <w:r>
-        <w:t xml:space="preserve"> segítségével a :</w:t>
+        <w:t xml:space="preserve"> segítségével </w:t>
+      </w:r>
+      <w:proofErr w:type="gramStart"/>
+      <w:r>
+        <w:t>a :</w:t>
       </w:r>
       <w:proofErr w:type="spellStart"/>
       <w:r>
         <w:t>cityId</w:t>
       </w:r>
       <w:proofErr w:type="spellEnd"/>
+      <w:proofErr w:type="gramEnd"/>
       <w:r>
         <w:t xml:space="preserve"> paraméter alapján dinamikusan generálunk tartalmat. Ez teszi lehetővé, hogy egyetlen komponens (</w:t>
       </w:r>
@@ -5637,11 +8883,15 @@
         <w:t>URL-transzformációkat</w:t>
       </w:r>
       <w:r>
-        <w:t xml:space="preserve"> hajtunk végre. A w_1200,h_400,c_fill </w:t>
-      </w:r>
-      <w:r>
-        <w:lastRenderedPageBreak/>
-        <w:t>paraméterekkel kényszerítjük a szervert, hogy a képet már a felhőben vágja és tömörítse (</w:t>
+        <w:t xml:space="preserve"> hajtunk végre. A w_</w:t>
+      </w:r>
+      <w:proofErr w:type="gramStart"/>
+      <w:r>
+        <w:t>1200,h</w:t>
+      </w:r>
+      <w:proofErr w:type="gramEnd"/>
+      <w:r>
+        <w:t>_400,c_fill paraméterekkel kényszerítjük a szervert, hogy a képet már a felhőben vágja és tömörítse (</w:t>
       </w:r>
       <w:proofErr w:type="spellStart"/>
       <w:r>
@@ -5710,7 +8960,12 @@
     </w:p>
     <w:p>
       <w:r>
-        <w:t xml:space="preserve">A backend egy </w:t>
+        <w:t>A backend eg</w:t>
+      </w:r>
+      <w:bookmarkStart w:id="84" w:name="_GoBack"/>
+      <w:bookmarkEnd w:id="84"/>
+      <w:r>
+        <w:t xml:space="preserve">y </w:t>
       </w:r>
       <w:proofErr w:type="spellStart"/>
       <w:r>
@@ -5923,13 +9178,18 @@
       </w:r>
       <w:proofErr w:type="spellEnd"/>
       <w:r>
-        <w:t>) programozási modelljét használjuk, ami lehetővé teszi, hogy a szerver ne blokkolja a szálat, amíg az adatbázis válaszára vár (non-</w:t>
+        <w:t>) programozási modelljét használjuk, ami lehetővé teszi, hogy a szerver ne blokkolja a szálat, amíg az adatbázis válaszára vár (</w:t>
+      </w:r>
+      <w:proofErr w:type="gramStart"/>
+      <w:r>
+        <w:t>non-</w:t>
       </w:r>
       <w:proofErr w:type="spellStart"/>
       <w:r>
         <w:t>blocking</w:t>
       </w:r>
       <w:proofErr w:type="spellEnd"/>
+      <w:proofErr w:type="gramEnd"/>
       <w:r>
         <w:t xml:space="preserve"> I/O).</w:t>
       </w:r>
@@ -5947,6 +9207,7 @@
           <w:b/>
           <w:bCs/>
         </w:rPr>
+        <w:lastRenderedPageBreak/>
         <w:t>Identity</w:t>
       </w:r>
       <w:proofErr w:type="spellEnd"/>
@@ -6213,10 +9474,12 @@
         <w:t xml:space="preserve"> fordítja le optimalizált SQL parancsokká. Példa: A _</w:t>
       </w:r>
       <w:proofErr w:type="spellStart"/>
+      <w:proofErr w:type="gramStart"/>
       <w:r>
         <w:t>context.Rooms.Where</w:t>
       </w:r>
       <w:proofErr w:type="spellEnd"/>
+      <w:proofErr w:type="gramEnd"/>
       <w:r>
         <w:t xml:space="preserve">(r =&gt; </w:t>
       </w:r>
@@ -6515,7 +9778,6 @@
           <w:b/>
           <w:bCs/>
         </w:rPr>
-        <w:lastRenderedPageBreak/>
         <w:t xml:space="preserve">JSON </w:t>
       </w:r>
       <w:proofErr w:type="spellStart"/>
@@ -6538,10 +9800,12 @@
         <w:t xml:space="preserve"> A </w:t>
       </w:r>
       <w:proofErr w:type="spellStart"/>
+      <w:proofErr w:type="gramStart"/>
       <w:r>
         <w:t>System.Text.Json</w:t>
       </w:r>
       <w:proofErr w:type="spellEnd"/>
+      <w:proofErr w:type="gramEnd"/>
       <w:r>
         <w:t xml:space="preserve"> könyvtár felelős azért, hogy a komplex C# objektum-gráfokat (pl. Város -&gt; Szállások -&gt; Szobák) körkörös hivatkozásmentes JSON formátummá alakítsa a frontend számára.</w:t>
       </w:r>
@@ -6561,12 +9825,16 @@
         <w:pStyle w:val="Cmsor2"/>
         <w:spacing w:line="360" w:lineRule="auto"/>
       </w:pPr>
-      <w:bookmarkStart w:id="29" w:name="_heading=h.gm1gs03djbie" w:colFirst="0" w:colLast="0"/>
-      <w:bookmarkEnd w:id="29"/>
+      <w:bookmarkStart w:id="85" w:name="_heading=h.gm1gs03djbie" w:colFirst="0" w:colLast="0"/>
+      <w:bookmarkStart w:id="86" w:name="_Toc227913660"/>
+      <w:bookmarkStart w:id="87" w:name="_Toc227914014"/>
+      <w:bookmarkEnd w:id="85"/>
       <w:r>
         <w:lastRenderedPageBreak/>
         <w:t>Működésének műszaki feltételei</w:t>
       </w:r>
+      <w:bookmarkEnd w:id="86"/>
+      <w:bookmarkEnd w:id="87"/>
     </w:p>
     <w:p>
       <w:r>
@@ -6597,11 +9865,15 @@
         <w:pStyle w:val="Cmsor2"/>
         <w:spacing w:line="360" w:lineRule="auto"/>
       </w:pPr>
-      <w:bookmarkStart w:id="30" w:name="_heading=h.ryjo5jl19oo4" w:colFirst="0" w:colLast="0"/>
-      <w:bookmarkEnd w:id="30"/>
+      <w:bookmarkStart w:id="88" w:name="_heading=h.ryjo5jl19oo4" w:colFirst="0" w:colLast="0"/>
+      <w:bookmarkStart w:id="89" w:name="_Toc227913661"/>
+      <w:bookmarkStart w:id="90" w:name="_Toc227914015"/>
+      <w:bookmarkEnd w:id="88"/>
       <w:r>
         <w:t>Használatának rövid bemutatása</w:t>
       </w:r>
+      <w:bookmarkEnd w:id="89"/>
+      <w:bookmarkEnd w:id="90"/>
     </w:p>
     <w:p>
       <w:r>
@@ -6621,11 +9893,15 @@
         <w:pStyle w:val="Cmsor3"/>
         <w:spacing w:line="360" w:lineRule="auto"/>
       </w:pPr>
-      <w:bookmarkStart w:id="31" w:name="_heading=h.s0h7d0qu4w6c" w:colFirst="0" w:colLast="0"/>
-      <w:bookmarkEnd w:id="31"/>
+      <w:bookmarkStart w:id="91" w:name="_heading=h.s0h7d0qu4w6c" w:colFirst="0" w:colLast="0"/>
+      <w:bookmarkStart w:id="92" w:name="_Toc227913662"/>
+      <w:bookmarkStart w:id="93" w:name="_Toc227914016"/>
+      <w:bookmarkEnd w:id="91"/>
       <w:r>
         <w:t>Monitorképek</w:t>
       </w:r>
+      <w:bookmarkEnd w:id="92"/>
+      <w:bookmarkEnd w:id="93"/>
     </w:p>
     <w:p>
       <w:proofErr w:type="spellStart"/>
@@ -6646,18 +9922,24 @@
         <w:pStyle w:val="Cmsor3"/>
         <w:spacing w:line="360" w:lineRule="auto"/>
       </w:pPr>
-      <w:bookmarkStart w:id="32" w:name="_heading=h.kmqq18t931up" w:colFirst="0" w:colLast="0"/>
-      <w:bookmarkEnd w:id="32"/>
+      <w:bookmarkStart w:id="94" w:name="_heading=h.kmqq18t931up" w:colFirst="0" w:colLast="0"/>
+      <w:bookmarkStart w:id="95" w:name="_Toc227913663"/>
+      <w:bookmarkStart w:id="96" w:name="_Toc227914017"/>
+      <w:bookmarkEnd w:id="94"/>
       <w:r>
         <w:t>Bejelentkezés</w:t>
       </w:r>
-    </w:p>
-    <w:p>
-      <w:proofErr w:type="spellStart"/>
+      <w:bookmarkEnd w:id="95"/>
+      <w:bookmarkEnd w:id="96"/>
+    </w:p>
+    <w:p>
+      <w:proofErr w:type="spellStart"/>
+      <w:proofErr w:type="gramStart"/>
       <w:r>
         <w:t>ldfvmdvnmnvxc,m</w:t>
       </w:r>
       <w:proofErr w:type="spellEnd"/>
+      <w:proofErr w:type="gramEnd"/>
     </w:p>
     <w:p>
       <w:pPr>
@@ -6673,45 +9955,61 @@
         <w:pStyle w:val="Cmsor1"/>
         <w:spacing w:line="360" w:lineRule="auto"/>
       </w:pPr>
-      <w:bookmarkStart w:id="33" w:name="_heading=h.bxn5s193khty" w:colFirst="0" w:colLast="0"/>
-      <w:bookmarkEnd w:id="33"/>
+      <w:bookmarkStart w:id="97" w:name="_heading=h.bxn5s193khty" w:colFirst="0" w:colLast="0"/>
+      <w:bookmarkStart w:id="98" w:name="_Toc227913664"/>
+      <w:bookmarkStart w:id="99" w:name="_Toc227914018"/>
+      <w:bookmarkEnd w:id="97"/>
       <w:r>
         <w:lastRenderedPageBreak/>
         <w:t>Asztali alkalmazás</w:t>
       </w:r>
+      <w:bookmarkEnd w:id="98"/>
+      <w:bookmarkEnd w:id="99"/>
     </w:p>
     <w:p>
       <w:pPr>
         <w:pStyle w:val="Cmsor1"/>
         <w:spacing w:line="360" w:lineRule="auto"/>
       </w:pPr>
-      <w:bookmarkStart w:id="34" w:name="_heading=h.ejk69raqg8ry" w:colFirst="0" w:colLast="0"/>
-      <w:bookmarkEnd w:id="34"/>
+      <w:bookmarkStart w:id="100" w:name="_heading=h.ejk69raqg8ry" w:colFirst="0" w:colLast="0"/>
+      <w:bookmarkStart w:id="101" w:name="_Toc227913665"/>
+      <w:bookmarkStart w:id="102" w:name="_Toc227914019"/>
+      <w:bookmarkEnd w:id="100"/>
       <w:r>
         <w:t>Tesztek</w:t>
       </w:r>
+      <w:bookmarkEnd w:id="101"/>
+      <w:bookmarkEnd w:id="102"/>
     </w:p>
     <w:p>
       <w:pPr>
         <w:pStyle w:val="Cmsor1"/>
         <w:spacing w:line="360" w:lineRule="auto"/>
       </w:pPr>
-      <w:bookmarkStart w:id="35" w:name="_heading=h.9pda04s432gr" w:colFirst="0" w:colLast="0"/>
-      <w:bookmarkEnd w:id="35"/>
+      <w:bookmarkStart w:id="103" w:name="_heading=h.9pda04s432gr" w:colFirst="0" w:colLast="0"/>
+      <w:bookmarkStart w:id="104" w:name="_Toc227913666"/>
+      <w:bookmarkStart w:id="105" w:name="_Toc227914020"/>
+      <w:bookmarkEnd w:id="103"/>
       <w:r>
         <w:t>Továbbfejlesztési lehetőségek</w:t>
       </w:r>
+      <w:bookmarkEnd w:id="104"/>
+      <w:bookmarkEnd w:id="105"/>
     </w:p>
     <w:p>
       <w:pPr>
         <w:pStyle w:val="Cmsor2"/>
         <w:spacing w:line="360" w:lineRule="auto"/>
       </w:pPr>
-      <w:bookmarkStart w:id="36" w:name="_heading=h.zdlpk0rhvipj" w:colFirst="0" w:colLast="0"/>
-      <w:bookmarkEnd w:id="36"/>
-      <w:r>
-        <w:t>Weboldal:</w:t>
-      </w:r>
+      <w:bookmarkStart w:id="106" w:name="_heading=h.zdlpk0rhvipj" w:colFirst="0" w:colLast="0"/>
+      <w:bookmarkStart w:id="107" w:name="_Toc227913667"/>
+      <w:bookmarkStart w:id="108" w:name="_Toc227914021"/>
+      <w:bookmarkEnd w:id="106"/>
+      <w:r>
+        <w:t>Weboldal</w:t>
+      </w:r>
+      <w:bookmarkEnd w:id="107"/>
+      <w:bookmarkEnd w:id="108"/>
     </w:p>
     <w:p>
       <w:pPr>
@@ -6753,17 +10051,19 @@
     </w:p>
     <w:p>
       <w:pPr>
-        <w:keepNext/>
-        <w:keepLines/>
-        <w:pBdr>
-          <w:top w:val="nil"/>
-          <w:left w:val="nil"/>
-          <w:bottom w:val="nil"/>
-          <w:right w:val="nil"/>
-          <w:between w:val="nil"/>
-        </w:pBdr>
-        <w:spacing w:before="240"/>
-        <w:jc w:val="left"/>
+        <w:pStyle w:val="Cmsor1"/>
+        <w:spacing w:line="360" w:lineRule="auto"/>
+      </w:pPr>
+      <w:r>
+        <w:br w:type="page"/>
+      </w:r>
+      <w:r>
+        <w:lastRenderedPageBreak/>
+        <w:t>Ábrajegyzék</w:t>
+      </w:r>
+    </w:p>
+    <w:p>
+      <w:pPr>
         <w:rPr>
           <w:b/>
           <w:bCs/>
@@ -6772,6 +10072,21 @@
           <w:szCs w:val="32"/>
         </w:rPr>
       </w:pPr>
+    </w:p>
+    <w:p>
+      <w:pPr>
+        <w:pStyle w:val="brajegyzk"/>
+        <w:tabs>
+          <w:tab w:val="right" w:leader="dot" w:pos="9060"/>
+        </w:tabs>
+        <w:rPr>
+          <w:rFonts w:asciiTheme="minorHAnsi" w:eastAsiaTheme="minorEastAsia" w:hAnsiTheme="minorHAnsi" w:cstheme="minorBidi"/>
+          <w:noProof/>
+          <w:sz w:val="22"/>
+          <w:szCs w:val="22"/>
+          <w:lang w:val="hu-HU"/>
+        </w:rPr>
+      </w:pPr>
       <w:r>
         <w:rPr>
           <w:b/>
@@ -6780,1642 +10095,178 @@
           <w:sz w:val="32"/>
           <w:szCs w:val="32"/>
         </w:rPr>
-        <w:t>Tartalom</w:t>
-      </w:r>
-    </w:p>
-    <w:sdt>
-      <w:sdtPr>
-        <w:id w:val="1327122054"/>
-        <w:docPartObj>
-          <w:docPartGallery w:val="Table of Contents"/>
-          <w:docPartUnique/>
-        </w:docPartObj>
-      </w:sdtPr>
-      <w:sdtEndPr/>
-      <w:sdtContent>
-        <w:p>
-          <w:pPr>
-            <w:pBdr>
-              <w:top w:val="nil"/>
-              <w:left w:val="nil"/>
-              <w:bottom w:val="nil"/>
-              <w:right w:val="nil"/>
-              <w:between w:val="nil"/>
-            </w:pBdr>
-            <w:tabs>
-              <w:tab w:val="right" w:pos="9060"/>
-            </w:tabs>
-            <w:spacing w:after="100"/>
-            <w:rPr>
-              <w:rFonts w:ascii="Calibri" w:eastAsia="Calibri" w:hAnsi="Calibri" w:cs="Calibri"/>
-              <w:color w:val="000000"/>
-              <w:sz w:val="22"/>
-              <w:szCs w:val="22"/>
-            </w:rPr>
-          </w:pPr>
-          <w:r>
-            <w:fldChar w:fldCharType="begin"/>
-          </w:r>
-          <w:r>
-            <w:instrText xml:space="preserve"> TOC \h \u \z \t "Heading 1,1,Heading 2,2,Heading 3,3,"</w:instrText>
-          </w:r>
-          <w:r>
-            <w:fldChar w:fldCharType="separate"/>
-          </w:r>
-          <w:hyperlink w:anchor="_heading=h.a40omjoz1d4s">
-            <w:r>
-              <w:rPr>
-                <w:color w:val="000000"/>
-              </w:rPr>
-              <w:t>Bevezetés</w:t>
-            </w:r>
-            <w:r>
-              <w:rPr>
-                <w:color w:val="000000"/>
-              </w:rPr>
-              <w:tab/>
-              <w:t>1</w:t>
-            </w:r>
-          </w:hyperlink>
-        </w:p>
-        <w:p>
-          <w:pPr>
-            <w:pBdr>
-              <w:top w:val="nil"/>
-              <w:left w:val="nil"/>
-              <w:bottom w:val="nil"/>
-              <w:right w:val="nil"/>
-              <w:between w:val="nil"/>
-            </w:pBdr>
-            <w:tabs>
-              <w:tab w:val="right" w:pos="9060"/>
-            </w:tabs>
-            <w:spacing w:after="100"/>
-            <w:ind w:left="240"/>
-            <w:rPr>
-              <w:rFonts w:ascii="Calibri" w:eastAsia="Calibri" w:hAnsi="Calibri" w:cs="Calibri"/>
-              <w:color w:val="000000"/>
-              <w:sz w:val="22"/>
-              <w:szCs w:val="22"/>
-            </w:rPr>
-          </w:pPr>
-          <w:hyperlink w:anchor="_heading=h.owpyrfv8ixnc">
-            <w:r>
-              <w:rPr>
-                <w:color w:val="000000"/>
-              </w:rPr>
-              <w:t>A szoftver célja (Frontend)</w:t>
-            </w:r>
-            <w:r>
-              <w:rPr>
-                <w:color w:val="000000"/>
-              </w:rPr>
-              <w:tab/>
-              <w:t>1</w:t>
-            </w:r>
-          </w:hyperlink>
-        </w:p>
-        <w:p>
-          <w:pPr>
-            <w:pBdr>
-              <w:top w:val="nil"/>
-              <w:left w:val="nil"/>
-              <w:bottom w:val="nil"/>
-              <w:right w:val="nil"/>
-              <w:between w:val="nil"/>
-            </w:pBdr>
-            <w:tabs>
-              <w:tab w:val="right" w:pos="9060"/>
-            </w:tabs>
-            <w:spacing w:after="100"/>
-            <w:ind w:left="240"/>
-            <w:rPr>
-              <w:rFonts w:ascii="Calibri" w:eastAsia="Calibri" w:hAnsi="Calibri" w:cs="Calibri"/>
-              <w:color w:val="000000"/>
-              <w:sz w:val="22"/>
-              <w:szCs w:val="22"/>
-            </w:rPr>
-          </w:pPr>
-          <w:hyperlink w:anchor="_heading=h.qwv0vcrscb2u">
-            <w:r>
-              <w:rPr>
-                <w:color w:val="000000"/>
-              </w:rPr>
-              <w:t>A szoftver célja (Asztali)</w:t>
-            </w:r>
-            <w:r>
-              <w:rPr>
-                <w:color w:val="000000"/>
-              </w:rPr>
-              <w:tab/>
-              <w:t>1</w:t>
-            </w:r>
-          </w:hyperlink>
-        </w:p>
-        <w:p>
-          <w:pPr>
-            <w:pBdr>
-              <w:top w:val="nil"/>
-              <w:left w:val="nil"/>
-              <w:bottom w:val="nil"/>
-              <w:right w:val="nil"/>
-              <w:between w:val="nil"/>
-            </w:pBdr>
-            <w:tabs>
-              <w:tab w:val="right" w:pos="9060"/>
-            </w:tabs>
-            <w:spacing w:after="100"/>
-            <w:ind w:left="240"/>
-            <w:rPr>
-              <w:rFonts w:ascii="Calibri" w:eastAsia="Calibri" w:hAnsi="Calibri" w:cs="Calibri"/>
-              <w:color w:val="000000"/>
-              <w:sz w:val="22"/>
-              <w:szCs w:val="22"/>
-            </w:rPr>
-          </w:pPr>
-          <w:hyperlink w:anchor="_heading=h.k9ie4eoeypxf">
-            <w:r>
-              <w:rPr>
-                <w:color w:val="000000"/>
-              </w:rPr>
-              <w:t>Célközönség</w:t>
-            </w:r>
-            <w:r>
-              <w:rPr>
-                <w:color w:val="000000"/>
-              </w:rPr>
-              <w:tab/>
-              <w:t>1</w:t>
-            </w:r>
-          </w:hyperlink>
-        </w:p>
-        <w:p>
-          <w:pPr>
-            <w:pBdr>
-              <w:top w:val="nil"/>
-              <w:left w:val="nil"/>
-              <w:bottom w:val="nil"/>
-              <w:right w:val="nil"/>
-              <w:between w:val="nil"/>
-            </w:pBdr>
-            <w:tabs>
-              <w:tab w:val="right" w:pos="9060"/>
-            </w:tabs>
-            <w:spacing w:after="100"/>
-            <w:rPr>
-              <w:rFonts w:ascii="Calibri" w:eastAsia="Calibri" w:hAnsi="Calibri" w:cs="Calibri"/>
-              <w:color w:val="000000"/>
-              <w:sz w:val="22"/>
-              <w:szCs w:val="22"/>
-            </w:rPr>
-          </w:pPr>
-          <w:hyperlink w:anchor="_heading=h.axwu51ft4sgw">
-            <w:r>
-              <w:rPr>
-                <w:color w:val="000000"/>
-              </w:rPr>
-              <w:t>Program általános leírása</w:t>
-            </w:r>
-            <w:r>
-              <w:rPr>
-                <w:color w:val="000000"/>
-              </w:rPr>
-              <w:tab/>
-              <w:t>1</w:t>
-            </w:r>
-          </w:hyperlink>
-        </w:p>
-        <w:p>
-          <w:pPr>
-            <w:pBdr>
-              <w:top w:val="nil"/>
-              <w:left w:val="nil"/>
-              <w:bottom w:val="nil"/>
-              <w:right w:val="nil"/>
-              <w:between w:val="nil"/>
-            </w:pBdr>
-            <w:tabs>
-              <w:tab w:val="right" w:pos="9060"/>
-            </w:tabs>
-            <w:spacing w:after="100"/>
-            <w:ind w:left="240"/>
-            <w:rPr>
-              <w:rFonts w:ascii="Calibri" w:eastAsia="Calibri" w:hAnsi="Calibri" w:cs="Calibri"/>
-              <w:color w:val="000000"/>
-              <w:sz w:val="22"/>
-              <w:szCs w:val="22"/>
-            </w:rPr>
-          </w:pPr>
-          <w:hyperlink w:anchor="_heading=h.uujju7uom43">
-            <w:r>
-              <w:rPr>
-                <w:color w:val="000000"/>
-              </w:rPr>
-              <w:t>Követelmények, tervezés és a rendszer jellemzői – megvalósítási terv</w:t>
-            </w:r>
-            <w:r>
-              <w:rPr>
-                <w:color w:val="000000"/>
-              </w:rPr>
-              <w:tab/>
-              <w:t>1</w:t>
-            </w:r>
-          </w:hyperlink>
-        </w:p>
-        <w:p>
-          <w:pPr>
-            <w:pBdr>
-              <w:top w:val="nil"/>
-              <w:left w:val="nil"/>
-              <w:bottom w:val="nil"/>
-              <w:right w:val="nil"/>
-              <w:between w:val="nil"/>
-            </w:pBdr>
-            <w:tabs>
-              <w:tab w:val="right" w:pos="9060"/>
-            </w:tabs>
-            <w:spacing w:after="100"/>
-            <w:ind w:left="240"/>
-            <w:rPr>
-              <w:rFonts w:ascii="Calibri" w:eastAsia="Calibri" w:hAnsi="Calibri" w:cs="Calibri"/>
-              <w:color w:val="000000"/>
-              <w:sz w:val="22"/>
-              <w:szCs w:val="22"/>
-            </w:rPr>
-          </w:pPr>
-          <w:hyperlink w:anchor="_heading=h.8wl9fyfjgpmj">
-            <w:r>
-              <w:rPr>
-                <w:color w:val="000000"/>
-              </w:rPr>
-              <w:t>Adatbázis kapcsplathoz</w:t>
-            </w:r>
-            <w:r>
-              <w:rPr>
-                <w:color w:val="000000"/>
-              </w:rPr>
-              <w:tab/>
-              <w:t>1</w:t>
-            </w:r>
-          </w:hyperlink>
-        </w:p>
-        <w:p>
-          <w:pPr>
-            <w:pBdr>
-              <w:top w:val="nil"/>
-              <w:left w:val="nil"/>
-              <w:bottom w:val="nil"/>
-              <w:right w:val="nil"/>
-              <w:between w:val="nil"/>
-            </w:pBdr>
-            <w:tabs>
-              <w:tab w:val="right" w:pos="9060"/>
-            </w:tabs>
-            <w:spacing w:after="100"/>
-            <w:ind w:left="240"/>
-            <w:rPr>
-              <w:rFonts w:ascii="Calibri" w:eastAsia="Calibri" w:hAnsi="Calibri" w:cs="Calibri"/>
-              <w:color w:val="000000"/>
-              <w:sz w:val="22"/>
-              <w:szCs w:val="22"/>
-            </w:rPr>
-          </w:pPr>
-          <w:hyperlink w:anchor="_heading=h.b0k3wzbleo9i">
-            <w:r>
-              <w:rPr>
-                <w:color w:val="000000"/>
-              </w:rPr>
-              <w:t>Tervezés – feladatok felosztása</w:t>
-            </w:r>
-            <w:r>
-              <w:rPr>
-                <w:color w:val="000000"/>
-              </w:rPr>
-              <w:tab/>
-              <w:t>2</w:t>
-            </w:r>
-          </w:hyperlink>
-        </w:p>
-        <w:p>
-          <w:pPr>
-            <w:pBdr>
-              <w:top w:val="nil"/>
-              <w:left w:val="nil"/>
-              <w:bottom w:val="nil"/>
-              <w:right w:val="nil"/>
-              <w:between w:val="nil"/>
-            </w:pBdr>
-            <w:tabs>
-              <w:tab w:val="right" w:pos="9060"/>
-            </w:tabs>
-            <w:spacing w:after="100"/>
-            <w:ind w:left="240"/>
-            <w:rPr>
-              <w:rFonts w:ascii="Calibri" w:eastAsia="Calibri" w:hAnsi="Calibri" w:cs="Calibri"/>
-              <w:color w:val="000000"/>
-              <w:sz w:val="22"/>
-              <w:szCs w:val="22"/>
-            </w:rPr>
-          </w:pPr>
-          <w:hyperlink w:anchor="_heading=h.tb9hi5uihtfs">
-            <w:r>
-              <w:rPr>
-                <w:color w:val="000000"/>
-              </w:rPr>
-              <w:t>Adatbázis ER modell:</w:t>
-            </w:r>
-            <w:r>
-              <w:rPr>
-                <w:color w:val="000000"/>
-              </w:rPr>
-              <w:tab/>
-              <w:t>2</w:t>
-            </w:r>
-          </w:hyperlink>
-        </w:p>
-        <w:p>
-          <w:pPr>
-            <w:pBdr>
-              <w:top w:val="nil"/>
-              <w:left w:val="nil"/>
-              <w:bottom w:val="nil"/>
-              <w:right w:val="nil"/>
-              <w:between w:val="nil"/>
-            </w:pBdr>
-            <w:tabs>
-              <w:tab w:val="right" w:pos="9060"/>
-            </w:tabs>
-            <w:spacing w:after="100"/>
-            <w:ind w:left="240"/>
-            <w:rPr>
-              <w:rFonts w:ascii="Calibri" w:eastAsia="Calibri" w:hAnsi="Calibri" w:cs="Calibri"/>
-              <w:color w:val="000000"/>
-              <w:sz w:val="22"/>
-              <w:szCs w:val="22"/>
-            </w:rPr>
-          </w:pPr>
-          <w:hyperlink w:anchor="_heading=h.uu6v50sh6cvc">
-            <w:r>
-              <w:rPr>
-                <w:color w:val="000000"/>
-              </w:rPr>
-              <w:t>Táblák és mezők</w:t>
-            </w:r>
-            <w:r>
-              <w:rPr>
-                <w:color w:val="000000"/>
-              </w:rPr>
-              <w:tab/>
-              <w:t>2</w:t>
-            </w:r>
-          </w:hyperlink>
-        </w:p>
-        <w:p>
-          <w:pPr>
-            <w:pBdr>
-              <w:top w:val="nil"/>
-              <w:left w:val="nil"/>
-              <w:bottom w:val="nil"/>
-              <w:right w:val="nil"/>
-              <w:between w:val="nil"/>
-            </w:pBdr>
-            <w:tabs>
-              <w:tab w:val="left" w:pos="1100"/>
-              <w:tab w:val="right" w:pos="9060"/>
-            </w:tabs>
-            <w:spacing w:after="100"/>
-            <w:ind w:left="480"/>
-            <w:rPr>
-              <w:rFonts w:ascii="Calibri" w:eastAsia="Calibri" w:hAnsi="Calibri" w:cs="Calibri"/>
-              <w:color w:val="000000"/>
-              <w:sz w:val="22"/>
-              <w:szCs w:val="22"/>
-            </w:rPr>
-          </w:pPr>
-          <w:hyperlink w:anchor="_heading=h.rur8gh2e83fs">
-            <w:r>
-              <w:rPr>
-                <w:color w:val="000000"/>
-              </w:rPr>
-              <w:t>1.</w:t>
-            </w:r>
-          </w:hyperlink>
-          <w:hyperlink w:anchor="_heading=h.rur8gh2e83fs">
-            <w:r>
-              <w:rPr>
-                <w:rFonts w:ascii="Calibri" w:eastAsia="Calibri" w:hAnsi="Calibri" w:cs="Calibri"/>
-                <w:color w:val="000000"/>
-                <w:sz w:val="22"/>
-                <w:szCs w:val="22"/>
-              </w:rPr>
-              <w:tab/>
-            </w:r>
-          </w:hyperlink>
-          <w:r>
-            <w:fldChar w:fldCharType="begin"/>
-          </w:r>
-          <w:r>
-            <w:instrText xml:space="preserve"> PAGEREF _heading=h.rur8gh2e83fs \h </w:instrText>
-          </w:r>
-          <w:r>
-            <w:fldChar w:fldCharType="separate"/>
-          </w:r>
-          <w:r>
-            <w:rPr>
-              <w:color w:val="000000"/>
-            </w:rPr>
-            <w:t>Szállások (accommodation)</w:t>
-          </w:r>
-          <w:r>
-            <w:rPr>
-              <w:color w:val="000000"/>
-            </w:rPr>
-            <w:tab/>
-            <w:t>2</w:t>
-          </w:r>
-          <w:r>
-            <w:fldChar w:fldCharType="end"/>
-          </w:r>
-        </w:p>
-        <w:p>
-          <w:pPr>
-            <w:pBdr>
-              <w:top w:val="nil"/>
-              <w:left w:val="nil"/>
-              <w:bottom w:val="nil"/>
-              <w:right w:val="nil"/>
-              <w:between w:val="nil"/>
-            </w:pBdr>
-            <w:tabs>
-              <w:tab w:val="left" w:pos="1100"/>
-              <w:tab w:val="right" w:pos="9060"/>
-            </w:tabs>
-            <w:spacing w:after="100"/>
-            <w:ind w:left="480"/>
-            <w:rPr>
-              <w:rFonts w:ascii="Calibri" w:eastAsia="Calibri" w:hAnsi="Calibri" w:cs="Calibri"/>
-              <w:color w:val="000000"/>
-              <w:sz w:val="22"/>
-              <w:szCs w:val="22"/>
-            </w:rPr>
-          </w:pPr>
-          <w:hyperlink w:anchor="_heading=h.3rja46z4jbnm">
-            <w:r>
-              <w:rPr>
-                <w:color w:val="000000"/>
-              </w:rPr>
-              <w:t>2.</w:t>
-            </w:r>
-          </w:hyperlink>
-          <w:hyperlink w:anchor="_heading=h.3rja46z4jbnm">
-            <w:r>
-              <w:rPr>
-                <w:rFonts w:ascii="Calibri" w:eastAsia="Calibri" w:hAnsi="Calibri" w:cs="Calibri"/>
-                <w:color w:val="000000"/>
-                <w:sz w:val="22"/>
-                <w:szCs w:val="22"/>
-              </w:rPr>
-              <w:tab/>
-            </w:r>
-          </w:hyperlink>
-          <w:r>
-            <w:fldChar w:fldCharType="begin"/>
-          </w:r>
-          <w:r>
-            <w:instrText xml:space="preserve"> PAGEREF _heading=h.3rja46z4jbnm \h </w:instrText>
-          </w:r>
-          <w:r>
-            <w:fldChar w:fldCharType="separate"/>
-          </w:r>
-          <w:r>
-            <w:rPr>
-              <w:color w:val="000000"/>
-            </w:rPr>
-            <w:t>Országok (country)</w:t>
-          </w:r>
-          <w:r>
-            <w:rPr>
-              <w:color w:val="000000"/>
-            </w:rPr>
-            <w:tab/>
-            <w:t>3</w:t>
-          </w:r>
-          <w:r>
-            <w:fldChar w:fldCharType="end"/>
-          </w:r>
-        </w:p>
-        <w:p>
-          <w:pPr>
-            <w:pBdr>
-              <w:top w:val="nil"/>
-              <w:left w:val="nil"/>
-              <w:bottom w:val="nil"/>
-              <w:right w:val="nil"/>
-              <w:between w:val="nil"/>
-            </w:pBdr>
-            <w:tabs>
-              <w:tab w:val="left" w:pos="1100"/>
-              <w:tab w:val="right" w:pos="9060"/>
-            </w:tabs>
-            <w:spacing w:after="100"/>
-            <w:ind w:left="480"/>
-            <w:rPr>
-              <w:rFonts w:ascii="Calibri" w:eastAsia="Calibri" w:hAnsi="Calibri" w:cs="Calibri"/>
-              <w:color w:val="000000"/>
-              <w:sz w:val="22"/>
-              <w:szCs w:val="22"/>
-            </w:rPr>
-          </w:pPr>
-          <w:hyperlink w:anchor="_heading=h.9a1me27jqgtu">
-            <w:r>
-              <w:rPr>
-                <w:color w:val="000000"/>
-              </w:rPr>
-              <w:t>3.</w:t>
-            </w:r>
-          </w:hyperlink>
-          <w:hyperlink w:anchor="_heading=h.9a1me27jqgtu">
-            <w:r>
-              <w:rPr>
-                <w:rFonts w:ascii="Calibri" w:eastAsia="Calibri" w:hAnsi="Calibri" w:cs="Calibri"/>
-                <w:color w:val="000000"/>
-                <w:sz w:val="22"/>
-                <w:szCs w:val="22"/>
-              </w:rPr>
-              <w:tab/>
-            </w:r>
-          </w:hyperlink>
-          <w:r>
-            <w:fldChar w:fldCharType="begin"/>
-          </w:r>
-          <w:r>
-            <w:instrText xml:space="preserve"> PAGEREF _heading=h.9a1me27jqgtu \h </w:instrText>
-          </w:r>
-          <w:r>
-            <w:fldChar w:fldCharType="separate"/>
-          </w:r>
-          <w:r>
-            <w:rPr>
-              <w:color w:val="000000"/>
-            </w:rPr>
-            <w:t>Városok (city)</w:t>
-          </w:r>
-          <w:r>
-            <w:rPr>
-              <w:color w:val="000000"/>
-            </w:rPr>
-            <w:tab/>
-            <w:t>3</w:t>
-          </w:r>
-          <w:r>
-            <w:fldChar w:fldCharType="end"/>
-          </w:r>
-        </w:p>
-        <w:p>
-          <w:pPr>
-            <w:pBdr>
-              <w:top w:val="nil"/>
-              <w:left w:val="nil"/>
-              <w:bottom w:val="nil"/>
-              <w:right w:val="nil"/>
-              <w:between w:val="nil"/>
-            </w:pBdr>
-            <w:tabs>
-              <w:tab w:val="left" w:pos="1100"/>
-              <w:tab w:val="right" w:pos="9060"/>
-            </w:tabs>
-            <w:spacing w:after="100"/>
-            <w:ind w:left="480"/>
-            <w:rPr>
-              <w:rFonts w:ascii="Calibri" w:eastAsia="Calibri" w:hAnsi="Calibri" w:cs="Calibri"/>
-              <w:color w:val="000000"/>
-              <w:sz w:val="22"/>
-              <w:szCs w:val="22"/>
-            </w:rPr>
-          </w:pPr>
-          <w:hyperlink w:anchor="_heading=h.crcah11xrma9">
-            <w:r>
-              <w:rPr>
-                <w:color w:val="000000"/>
-              </w:rPr>
-              <w:t>4.</w:t>
-            </w:r>
-          </w:hyperlink>
-          <w:hyperlink w:anchor="_heading=h.crcah11xrma9">
-            <w:r>
-              <w:rPr>
-                <w:rFonts w:ascii="Calibri" w:eastAsia="Calibri" w:hAnsi="Calibri" w:cs="Calibri"/>
-                <w:color w:val="000000"/>
-                <w:sz w:val="22"/>
-                <w:szCs w:val="22"/>
-              </w:rPr>
-              <w:tab/>
-            </w:r>
-          </w:hyperlink>
-          <w:r>
-            <w:fldChar w:fldCharType="begin"/>
-          </w:r>
-          <w:r>
-            <w:instrText xml:space="preserve"> PAGEREF _heading=h.crcah11xrma9 \h </w:instrText>
-          </w:r>
-          <w:r>
-            <w:fldChar w:fldCharType="separate"/>
-          </w:r>
-          <w:r>
-            <w:rPr>
-              <w:color w:val="000000"/>
-            </w:rPr>
-            <w:t>Szobák (room)</w:t>
-          </w:r>
-          <w:r>
-            <w:rPr>
-              <w:color w:val="000000"/>
-            </w:rPr>
-            <w:tab/>
-            <w:t>3</w:t>
-          </w:r>
-          <w:r>
-            <w:fldChar w:fldCharType="end"/>
-          </w:r>
-        </w:p>
-        <w:p>
-          <w:pPr>
-            <w:pBdr>
-              <w:top w:val="nil"/>
-              <w:left w:val="nil"/>
-              <w:bottom w:val="nil"/>
-              <w:right w:val="nil"/>
-              <w:between w:val="nil"/>
-            </w:pBdr>
-            <w:tabs>
-              <w:tab w:val="left" w:pos="1100"/>
-              <w:tab w:val="right" w:pos="9060"/>
-            </w:tabs>
-            <w:spacing w:after="100"/>
-            <w:ind w:left="480"/>
-            <w:rPr>
-              <w:rFonts w:ascii="Calibri" w:eastAsia="Calibri" w:hAnsi="Calibri" w:cs="Calibri"/>
-              <w:color w:val="000000"/>
-              <w:sz w:val="22"/>
-              <w:szCs w:val="22"/>
-            </w:rPr>
-          </w:pPr>
-          <w:hyperlink w:anchor="_heading=h.uuhnq6814k3j">
-            <w:r>
-              <w:rPr>
-                <w:color w:val="000000"/>
-              </w:rPr>
-              <w:t>5.</w:t>
-            </w:r>
-          </w:hyperlink>
-          <w:hyperlink w:anchor="_heading=h.uuhnq6814k3j">
-            <w:r>
-              <w:rPr>
-                <w:rFonts w:ascii="Calibri" w:eastAsia="Calibri" w:hAnsi="Calibri" w:cs="Calibri"/>
-                <w:color w:val="000000"/>
-                <w:sz w:val="22"/>
-                <w:szCs w:val="22"/>
-              </w:rPr>
-              <w:tab/>
-            </w:r>
-          </w:hyperlink>
-          <w:r>
-            <w:fldChar w:fldCharType="begin"/>
-          </w:r>
-          <w:r>
-            <w:instrText xml:space="preserve"> PAGEREF _heading=h.uuhnq6814k3j \h </w:instrText>
-          </w:r>
-          <w:r>
-            <w:fldChar w:fldCharType="separate"/>
-          </w:r>
-          <w:r>
-            <w:rPr>
-              <w:color w:val="000000"/>
-            </w:rPr>
-            <w:t>Felhasználók (user)</w:t>
-          </w:r>
-          <w:r>
-            <w:rPr>
-              <w:color w:val="000000"/>
-            </w:rPr>
-            <w:tab/>
-            <w:t>3</w:t>
-          </w:r>
-          <w:r>
-            <w:fldChar w:fldCharType="end"/>
-          </w:r>
-        </w:p>
-        <w:p>
-          <w:pPr>
-            <w:pBdr>
-              <w:top w:val="nil"/>
-              <w:left w:val="nil"/>
-              <w:bottom w:val="nil"/>
-              <w:right w:val="nil"/>
-              <w:between w:val="nil"/>
-            </w:pBdr>
-            <w:tabs>
-              <w:tab w:val="left" w:pos="1100"/>
-              <w:tab w:val="right" w:pos="9060"/>
-            </w:tabs>
-            <w:spacing w:after="100"/>
-            <w:ind w:left="480"/>
-            <w:rPr>
-              <w:rFonts w:ascii="Calibri" w:eastAsia="Calibri" w:hAnsi="Calibri" w:cs="Calibri"/>
-              <w:color w:val="000000"/>
-              <w:sz w:val="22"/>
-              <w:szCs w:val="22"/>
-            </w:rPr>
-          </w:pPr>
-          <w:hyperlink w:anchor="_heading=h.wggdtexseljo">
-            <w:r>
-              <w:rPr>
-                <w:color w:val="000000"/>
-              </w:rPr>
-              <w:t>6.</w:t>
-            </w:r>
-          </w:hyperlink>
-          <w:hyperlink w:anchor="_heading=h.wggdtexseljo">
-            <w:r>
-              <w:rPr>
-                <w:rFonts w:ascii="Calibri" w:eastAsia="Calibri" w:hAnsi="Calibri" w:cs="Calibri"/>
-                <w:color w:val="000000"/>
-                <w:sz w:val="22"/>
-                <w:szCs w:val="22"/>
-              </w:rPr>
-              <w:tab/>
-            </w:r>
-          </w:hyperlink>
-          <w:r>
-            <w:fldChar w:fldCharType="begin"/>
-          </w:r>
-          <w:r>
-            <w:instrText xml:space="preserve"> PAGEREF _heading=h.wggdtexseljo \h </w:instrText>
-          </w:r>
-          <w:r>
-            <w:fldChar w:fldCharType="separate"/>
-          </w:r>
-          <w:r>
-            <w:rPr>
-              <w:color w:val="000000"/>
-            </w:rPr>
-            <w:t>Szobafoglalások (roombooking)</w:t>
-          </w:r>
-          <w:r>
-            <w:rPr>
-              <w:color w:val="000000"/>
-            </w:rPr>
-            <w:tab/>
-            <w:t>3</w:t>
-          </w:r>
-          <w:r>
-            <w:fldChar w:fldCharType="end"/>
-          </w:r>
-        </w:p>
-        <w:p>
-          <w:pPr>
-            <w:pBdr>
-              <w:top w:val="nil"/>
-              <w:left w:val="nil"/>
-              <w:bottom w:val="nil"/>
-              <w:right w:val="nil"/>
-              <w:between w:val="nil"/>
-            </w:pBdr>
-            <w:tabs>
-              <w:tab w:val="left" w:pos="1100"/>
-              <w:tab w:val="right" w:pos="9060"/>
-            </w:tabs>
-            <w:spacing w:after="100"/>
-            <w:ind w:left="480"/>
-            <w:rPr>
-              <w:rFonts w:ascii="Calibri" w:eastAsia="Calibri" w:hAnsi="Calibri" w:cs="Calibri"/>
-              <w:color w:val="000000"/>
-              <w:sz w:val="22"/>
-              <w:szCs w:val="22"/>
-            </w:rPr>
-          </w:pPr>
-          <w:hyperlink w:anchor="_heading=h.tnnwmjglpa5u">
-            <w:r>
-              <w:rPr>
-                <w:color w:val="000000"/>
-              </w:rPr>
-              <w:t>7.</w:t>
-            </w:r>
-          </w:hyperlink>
-          <w:hyperlink w:anchor="_heading=h.tnnwmjglpa5u">
-            <w:r>
-              <w:rPr>
-                <w:rFonts w:ascii="Calibri" w:eastAsia="Calibri" w:hAnsi="Calibri" w:cs="Calibri"/>
-                <w:color w:val="000000"/>
-                <w:sz w:val="22"/>
-                <w:szCs w:val="22"/>
-              </w:rPr>
-              <w:tab/>
-            </w:r>
-          </w:hyperlink>
-          <w:r>
-            <w:fldChar w:fldCharType="begin"/>
-          </w:r>
-          <w:r>
-            <w:instrText xml:space="preserve"> PAGEREF _heading=h.tnnwmjglpa5u \h </w:instrText>
-          </w:r>
-          <w:r>
-            <w:fldChar w:fldCharType="separate"/>
-          </w:r>
-          <w:r>
-            <w:rPr>
-              <w:color w:val="000000"/>
-            </w:rPr>
-            <w:t>Éttermek (restaurant)</w:t>
-          </w:r>
-          <w:r>
-            <w:rPr>
-              <w:color w:val="000000"/>
-            </w:rPr>
-            <w:tab/>
-            <w:t>3</w:t>
-          </w:r>
-          <w:r>
-            <w:fldChar w:fldCharType="end"/>
-          </w:r>
-        </w:p>
-        <w:p>
-          <w:pPr>
-            <w:pBdr>
-              <w:top w:val="nil"/>
-              <w:left w:val="nil"/>
-              <w:bottom w:val="nil"/>
-              <w:right w:val="nil"/>
-              <w:between w:val="nil"/>
-            </w:pBdr>
-            <w:tabs>
-              <w:tab w:val="left" w:pos="1100"/>
-              <w:tab w:val="right" w:pos="9060"/>
-            </w:tabs>
-            <w:spacing w:after="100"/>
-            <w:ind w:left="480"/>
-            <w:rPr>
-              <w:rFonts w:ascii="Calibri" w:eastAsia="Calibri" w:hAnsi="Calibri" w:cs="Calibri"/>
-              <w:color w:val="000000"/>
-              <w:sz w:val="22"/>
-              <w:szCs w:val="22"/>
-            </w:rPr>
-          </w:pPr>
-          <w:hyperlink w:anchor="_heading=h.9j45l8omcnq3">
-            <w:r>
-              <w:rPr>
-                <w:color w:val="000000"/>
-              </w:rPr>
-              <w:t>8.</w:t>
-            </w:r>
-          </w:hyperlink>
-          <w:hyperlink w:anchor="_heading=h.9j45l8omcnq3">
-            <w:r>
-              <w:rPr>
-                <w:rFonts w:ascii="Calibri" w:eastAsia="Calibri" w:hAnsi="Calibri" w:cs="Calibri"/>
-                <w:color w:val="000000"/>
-                <w:sz w:val="22"/>
-                <w:szCs w:val="22"/>
-              </w:rPr>
-              <w:tab/>
-            </w:r>
-          </w:hyperlink>
-          <w:r>
-            <w:fldChar w:fldCharType="begin"/>
-          </w:r>
-          <w:r>
-            <w:instrText xml:space="preserve"> PAGEREF _heading=h.9j45l8omcnq3 \h </w:instrText>
-          </w:r>
-          <w:r>
-            <w:fldChar w:fldCharType="separate"/>
-          </w:r>
-          <w:r>
-            <w:rPr>
-              <w:color w:val="000000"/>
-            </w:rPr>
-            <w:t>Éttermi asztalok (restauranttable)</w:t>
-          </w:r>
-          <w:r>
-            <w:rPr>
-              <w:color w:val="000000"/>
-            </w:rPr>
-            <w:tab/>
-            <w:t>4</w:t>
-          </w:r>
-          <w:r>
-            <w:fldChar w:fldCharType="end"/>
-          </w:r>
-        </w:p>
-        <w:p>
-          <w:pPr>
-            <w:pBdr>
-              <w:top w:val="nil"/>
-              <w:left w:val="nil"/>
-              <w:bottom w:val="nil"/>
-              <w:right w:val="nil"/>
-              <w:between w:val="nil"/>
-            </w:pBdr>
-            <w:tabs>
-              <w:tab w:val="left" w:pos="1100"/>
-              <w:tab w:val="right" w:pos="9060"/>
-            </w:tabs>
-            <w:spacing w:after="100"/>
-            <w:ind w:left="480"/>
-            <w:rPr>
-              <w:rFonts w:ascii="Calibri" w:eastAsia="Calibri" w:hAnsi="Calibri" w:cs="Calibri"/>
-              <w:color w:val="000000"/>
-              <w:sz w:val="22"/>
-              <w:szCs w:val="22"/>
-            </w:rPr>
-          </w:pPr>
-          <w:hyperlink w:anchor="_heading=h.ughuixdppduj">
-            <w:r>
-              <w:rPr>
-                <w:color w:val="000000"/>
-              </w:rPr>
-              <w:t>9.</w:t>
-            </w:r>
-          </w:hyperlink>
-          <w:hyperlink w:anchor="_heading=h.ughuixdppduj">
-            <w:r>
-              <w:rPr>
-                <w:rFonts w:ascii="Calibri" w:eastAsia="Calibri" w:hAnsi="Calibri" w:cs="Calibri"/>
-                <w:color w:val="000000"/>
-                <w:sz w:val="22"/>
-                <w:szCs w:val="22"/>
-              </w:rPr>
-              <w:tab/>
-            </w:r>
-          </w:hyperlink>
-          <w:r>
-            <w:fldChar w:fldCharType="begin"/>
-          </w:r>
-          <w:r>
-            <w:instrText xml:space="preserve"> PAGEREF _heading=h.ughuixdppduj \h </w:instrText>
-          </w:r>
-          <w:r>
-            <w:fldChar w:fldCharType="separate"/>
-          </w:r>
-          <w:r>
-            <w:rPr>
-              <w:color w:val="000000"/>
-            </w:rPr>
-            <w:t>Asztal foglalások(tablereservation)</w:t>
-          </w:r>
-          <w:r>
-            <w:rPr>
-              <w:color w:val="000000"/>
-            </w:rPr>
-            <w:tab/>
-            <w:t>4</w:t>
-          </w:r>
-          <w:r>
-            <w:fldChar w:fldCharType="end"/>
-          </w:r>
-        </w:p>
-        <w:p>
-          <w:pPr>
-            <w:pBdr>
-              <w:top w:val="nil"/>
-              <w:left w:val="nil"/>
-              <w:bottom w:val="nil"/>
-              <w:right w:val="nil"/>
-              <w:between w:val="nil"/>
-            </w:pBdr>
-            <w:tabs>
-              <w:tab w:val="right" w:pos="9060"/>
-            </w:tabs>
-            <w:spacing w:after="100"/>
-            <w:ind w:left="480"/>
-            <w:rPr>
-              <w:rFonts w:ascii="Calibri" w:eastAsia="Calibri" w:hAnsi="Calibri" w:cs="Calibri"/>
-              <w:color w:val="000000"/>
-              <w:sz w:val="22"/>
-              <w:szCs w:val="22"/>
-            </w:rPr>
-          </w:pPr>
-          <w:hyperlink w:anchor="_heading=h.anwykq4ebiih">
-            <w:r>
-              <w:rPr>
-                <w:color w:val="000000"/>
-              </w:rPr>
-              <w:t>Kapcsolatok (Foreign Keys)</w:t>
-            </w:r>
-            <w:r>
-              <w:rPr>
-                <w:color w:val="000000"/>
-              </w:rPr>
-              <w:tab/>
-              <w:t>4</w:t>
-            </w:r>
-          </w:hyperlink>
-        </w:p>
-        <w:p>
-          <w:pPr>
-            <w:pBdr>
-              <w:top w:val="nil"/>
-              <w:left w:val="nil"/>
-              <w:bottom w:val="nil"/>
-              <w:right w:val="nil"/>
-              <w:between w:val="nil"/>
-            </w:pBdr>
-            <w:tabs>
-              <w:tab w:val="right" w:pos="9060"/>
-            </w:tabs>
-            <w:spacing w:after="100"/>
-            <w:ind w:left="240"/>
-            <w:rPr>
-              <w:rFonts w:ascii="Calibri" w:eastAsia="Calibri" w:hAnsi="Calibri" w:cs="Calibri"/>
-              <w:color w:val="000000"/>
-              <w:sz w:val="22"/>
-              <w:szCs w:val="22"/>
-            </w:rPr>
-          </w:pPr>
-          <w:hyperlink w:anchor="_heading=h.3kw39ns5vg8i">
-            <w:r>
-              <w:rPr>
-                <w:color w:val="000000"/>
-              </w:rPr>
-              <w:t>API Controllerek</w:t>
-            </w:r>
-            <w:r>
-              <w:rPr>
-                <w:color w:val="000000"/>
-              </w:rPr>
-              <w:tab/>
-              <w:t>4</w:t>
-            </w:r>
-          </w:hyperlink>
-        </w:p>
-        <w:p>
-          <w:pPr>
-            <w:pBdr>
-              <w:top w:val="nil"/>
-              <w:left w:val="nil"/>
-              <w:bottom w:val="nil"/>
-              <w:right w:val="nil"/>
-              <w:between w:val="nil"/>
-            </w:pBdr>
-            <w:tabs>
-              <w:tab w:val="right" w:pos="9060"/>
-            </w:tabs>
-            <w:spacing w:after="100"/>
-            <w:ind w:left="240"/>
-            <w:rPr>
-              <w:rFonts w:ascii="Calibri" w:eastAsia="Calibri" w:hAnsi="Calibri" w:cs="Calibri"/>
-              <w:color w:val="000000"/>
-              <w:sz w:val="22"/>
-              <w:szCs w:val="22"/>
-            </w:rPr>
-          </w:pPr>
-          <w:hyperlink w:anchor="_heading=h.y1m4kcyg2qg6">
-            <w:r>
-              <w:rPr>
-                <w:color w:val="000000"/>
-              </w:rPr>
-              <w:t>Jelszó kezelés</w:t>
-            </w:r>
-            <w:r>
-              <w:rPr>
-                <w:color w:val="000000"/>
-              </w:rPr>
-              <w:tab/>
-              <w:t>5</w:t>
-            </w:r>
-          </w:hyperlink>
-        </w:p>
-        <w:p>
-          <w:pPr>
-            <w:pBdr>
-              <w:top w:val="nil"/>
-              <w:left w:val="nil"/>
-              <w:bottom w:val="nil"/>
-              <w:right w:val="nil"/>
-              <w:between w:val="nil"/>
-            </w:pBdr>
-            <w:tabs>
-              <w:tab w:val="right" w:pos="9060"/>
-            </w:tabs>
-            <w:spacing w:after="100"/>
-            <w:ind w:left="240"/>
-            <w:rPr>
-              <w:rFonts w:ascii="Calibri" w:eastAsia="Calibri" w:hAnsi="Calibri" w:cs="Calibri"/>
-              <w:color w:val="000000"/>
-              <w:sz w:val="22"/>
-              <w:szCs w:val="22"/>
-            </w:rPr>
-          </w:pPr>
-          <w:hyperlink w:anchor="_heading=h.bpzm0kz4ce5z">
-            <w:r>
-              <w:rPr>
-                <w:color w:val="000000"/>
-              </w:rPr>
-              <w:t>Jelszó ellenőrzés</w:t>
-            </w:r>
-            <w:r>
-              <w:rPr>
-                <w:color w:val="000000"/>
-              </w:rPr>
-              <w:tab/>
-              <w:t>6</w:t>
-            </w:r>
-          </w:hyperlink>
-        </w:p>
-        <w:p>
-          <w:pPr>
-            <w:pBdr>
-              <w:top w:val="nil"/>
-              <w:left w:val="nil"/>
-              <w:bottom w:val="nil"/>
-              <w:right w:val="nil"/>
-              <w:between w:val="nil"/>
-            </w:pBdr>
-            <w:tabs>
-              <w:tab w:val="right" w:pos="9060"/>
-            </w:tabs>
-            <w:spacing w:after="100"/>
-            <w:ind w:left="240"/>
-            <w:rPr>
-              <w:rFonts w:ascii="Calibri" w:eastAsia="Calibri" w:hAnsi="Calibri" w:cs="Calibri"/>
-              <w:color w:val="000000"/>
-              <w:sz w:val="22"/>
-              <w:szCs w:val="22"/>
-            </w:rPr>
-          </w:pPr>
-          <w:hyperlink w:anchor="_heading=h.3g4qcedenri8">
-            <w:r>
-              <w:rPr>
-                <w:color w:val="000000"/>
-              </w:rPr>
-              <w:t>Felület vázlatos megtervezése</w:t>
-            </w:r>
-            <w:r>
-              <w:rPr>
-                <w:color w:val="000000"/>
-              </w:rPr>
-              <w:tab/>
-              <w:t>6</w:t>
-            </w:r>
-          </w:hyperlink>
-        </w:p>
-        <w:p>
-          <w:pPr>
-            <w:pBdr>
-              <w:top w:val="nil"/>
-              <w:left w:val="nil"/>
-              <w:bottom w:val="nil"/>
-              <w:right w:val="nil"/>
-              <w:between w:val="nil"/>
-            </w:pBdr>
-            <w:tabs>
-              <w:tab w:val="right" w:pos="9060"/>
-            </w:tabs>
-            <w:spacing w:after="100"/>
-            <w:rPr>
-              <w:rFonts w:ascii="Calibri" w:eastAsia="Calibri" w:hAnsi="Calibri" w:cs="Calibri"/>
-              <w:color w:val="000000"/>
-              <w:sz w:val="22"/>
-              <w:szCs w:val="22"/>
-            </w:rPr>
-          </w:pPr>
-          <w:hyperlink w:anchor="_heading=h.spnsl8ocdauq">
-            <w:r>
-              <w:rPr>
-                <w:color w:val="000000"/>
-              </w:rPr>
-              <w:t>Segédoldalak, információs felületek, linkek:</w:t>
-            </w:r>
-            <w:r>
-              <w:rPr>
-                <w:color w:val="000000"/>
-              </w:rPr>
-              <w:tab/>
-              <w:t>6</w:t>
-            </w:r>
-          </w:hyperlink>
-        </w:p>
-        <w:p>
-          <w:pPr>
-            <w:pBdr>
-              <w:top w:val="nil"/>
-              <w:left w:val="nil"/>
-              <w:bottom w:val="nil"/>
-              <w:right w:val="nil"/>
-              <w:between w:val="nil"/>
-            </w:pBdr>
-            <w:tabs>
-              <w:tab w:val="right" w:pos="9060"/>
-            </w:tabs>
-            <w:spacing w:after="100"/>
-            <w:rPr>
-              <w:rFonts w:ascii="Calibri" w:eastAsia="Calibri" w:hAnsi="Calibri" w:cs="Calibri"/>
-              <w:color w:val="000000"/>
-              <w:sz w:val="22"/>
-              <w:szCs w:val="22"/>
-            </w:rPr>
-          </w:pPr>
-          <w:hyperlink w:anchor="_heading=h.lp9u8efclzky">
-            <w:r>
-              <w:rPr>
-                <w:color w:val="000000"/>
-              </w:rPr>
-              <w:t>Weboldal technikai leírása</w:t>
-            </w:r>
-            <w:r>
-              <w:rPr>
-                <w:color w:val="000000"/>
-              </w:rPr>
-              <w:tab/>
-              <w:t>6</w:t>
-            </w:r>
-          </w:hyperlink>
-        </w:p>
-        <w:p>
-          <w:pPr>
-            <w:pBdr>
-              <w:top w:val="nil"/>
-              <w:left w:val="nil"/>
-              <w:bottom w:val="nil"/>
-              <w:right w:val="nil"/>
-              <w:between w:val="nil"/>
-            </w:pBdr>
-            <w:tabs>
-              <w:tab w:val="right" w:pos="9060"/>
-            </w:tabs>
-            <w:spacing w:after="100"/>
-            <w:ind w:left="240"/>
-            <w:rPr>
-              <w:rFonts w:ascii="Calibri" w:eastAsia="Calibri" w:hAnsi="Calibri" w:cs="Calibri"/>
-              <w:color w:val="000000"/>
-              <w:sz w:val="22"/>
-              <w:szCs w:val="22"/>
-            </w:rPr>
-          </w:pPr>
-          <w:hyperlink w:anchor="_heading=h.jmhpw08f30uh">
-            <w:r>
-              <w:rPr>
-                <w:color w:val="000000"/>
-              </w:rPr>
-              <w:t>Komponenseinek technikai leírása</w:t>
-            </w:r>
-            <w:r>
-              <w:rPr>
-                <w:color w:val="000000"/>
-              </w:rPr>
-              <w:tab/>
-              <w:t>6</w:t>
-            </w:r>
-          </w:hyperlink>
-        </w:p>
-        <w:p>
-          <w:pPr>
-            <w:pBdr>
-              <w:top w:val="nil"/>
-              <w:left w:val="nil"/>
-              <w:bottom w:val="nil"/>
-              <w:right w:val="nil"/>
-              <w:between w:val="nil"/>
-            </w:pBdr>
-            <w:tabs>
-              <w:tab w:val="right" w:pos="9060"/>
-            </w:tabs>
-            <w:spacing w:after="100"/>
-            <w:ind w:left="240"/>
-            <w:rPr>
-              <w:rFonts w:ascii="Calibri" w:eastAsia="Calibri" w:hAnsi="Calibri" w:cs="Calibri"/>
-              <w:color w:val="000000"/>
-              <w:sz w:val="22"/>
-              <w:szCs w:val="22"/>
-            </w:rPr>
-          </w:pPr>
-          <w:hyperlink w:anchor="_heading=h.gm1gs03djbie">
-            <w:r>
-              <w:rPr>
-                <w:color w:val="000000"/>
-              </w:rPr>
-              <w:t>Működésének műszaki feltételei</w:t>
-            </w:r>
-            <w:r>
-              <w:rPr>
-                <w:color w:val="000000"/>
-              </w:rPr>
-              <w:tab/>
-              <w:t>9</w:t>
-            </w:r>
-          </w:hyperlink>
-        </w:p>
-        <w:p>
-          <w:pPr>
-            <w:pBdr>
-              <w:top w:val="nil"/>
-              <w:left w:val="nil"/>
-              <w:bottom w:val="nil"/>
-              <w:right w:val="nil"/>
-              <w:between w:val="nil"/>
-            </w:pBdr>
-            <w:tabs>
-              <w:tab w:val="right" w:pos="9060"/>
-            </w:tabs>
-            <w:spacing w:after="100"/>
-            <w:ind w:left="240"/>
-            <w:rPr>
-              <w:rFonts w:ascii="Calibri" w:eastAsia="Calibri" w:hAnsi="Calibri" w:cs="Calibri"/>
-              <w:color w:val="000000"/>
-              <w:sz w:val="22"/>
-              <w:szCs w:val="22"/>
-            </w:rPr>
-          </w:pPr>
-          <w:hyperlink w:anchor="_heading=h.ryjo5jl19oo4">
-            <w:r>
-              <w:rPr>
-                <w:color w:val="000000"/>
-              </w:rPr>
-              <w:t>Használatának rövid bemutatása</w:t>
-            </w:r>
-            <w:r>
-              <w:rPr>
-                <w:color w:val="000000"/>
-              </w:rPr>
-              <w:tab/>
-              <w:t>10</w:t>
-            </w:r>
-          </w:hyperlink>
-        </w:p>
-        <w:p>
-          <w:pPr>
-            <w:pBdr>
-              <w:top w:val="nil"/>
-              <w:left w:val="nil"/>
-              <w:bottom w:val="nil"/>
-              <w:right w:val="nil"/>
-              <w:between w:val="nil"/>
-            </w:pBdr>
-            <w:tabs>
-              <w:tab w:val="right" w:pos="9060"/>
-            </w:tabs>
-            <w:spacing w:after="100"/>
-            <w:ind w:left="480"/>
-            <w:rPr>
-              <w:rFonts w:ascii="Calibri" w:eastAsia="Calibri" w:hAnsi="Calibri" w:cs="Calibri"/>
-              <w:color w:val="000000"/>
-              <w:sz w:val="22"/>
-              <w:szCs w:val="22"/>
-            </w:rPr>
-          </w:pPr>
-          <w:hyperlink w:anchor="_heading=h.s0h7d0qu4w6c">
-            <w:r>
-              <w:rPr>
-                <w:color w:val="000000"/>
-              </w:rPr>
-              <w:t>Monitorképek</w:t>
-            </w:r>
-            <w:r>
-              <w:rPr>
-                <w:color w:val="000000"/>
-              </w:rPr>
-              <w:tab/>
-              <w:t>10</w:t>
-            </w:r>
-          </w:hyperlink>
-        </w:p>
-        <w:p>
-          <w:pPr>
-            <w:pBdr>
-              <w:top w:val="nil"/>
-              <w:left w:val="nil"/>
-              <w:bottom w:val="nil"/>
-              <w:right w:val="nil"/>
-              <w:between w:val="nil"/>
-            </w:pBdr>
-            <w:tabs>
-              <w:tab w:val="right" w:pos="9060"/>
-            </w:tabs>
-            <w:spacing w:after="100"/>
-            <w:ind w:left="480"/>
-            <w:rPr>
-              <w:rFonts w:ascii="Calibri" w:eastAsia="Calibri" w:hAnsi="Calibri" w:cs="Calibri"/>
-              <w:color w:val="000000"/>
-              <w:sz w:val="22"/>
-              <w:szCs w:val="22"/>
-            </w:rPr>
-          </w:pPr>
-          <w:hyperlink w:anchor="_heading=h.kmqq18t931up">
-            <w:r>
-              <w:rPr>
-                <w:color w:val="000000"/>
-              </w:rPr>
-              <w:t>Bejelentkezés</w:t>
-            </w:r>
-            <w:r>
-              <w:rPr>
-                <w:color w:val="000000"/>
-              </w:rPr>
-              <w:tab/>
-              <w:t>10</w:t>
-            </w:r>
-          </w:hyperlink>
-        </w:p>
-        <w:p>
-          <w:pPr>
-            <w:pBdr>
-              <w:top w:val="nil"/>
-              <w:left w:val="nil"/>
-              <w:bottom w:val="nil"/>
-              <w:right w:val="nil"/>
-              <w:between w:val="nil"/>
-            </w:pBdr>
-            <w:tabs>
-              <w:tab w:val="right" w:pos="9060"/>
-            </w:tabs>
-            <w:spacing w:after="100"/>
-            <w:rPr>
-              <w:rFonts w:ascii="Calibri" w:eastAsia="Calibri" w:hAnsi="Calibri" w:cs="Calibri"/>
-              <w:color w:val="000000"/>
-              <w:sz w:val="22"/>
-              <w:szCs w:val="22"/>
-            </w:rPr>
-          </w:pPr>
-          <w:hyperlink w:anchor="_heading=h.bxn5s193khty">
-            <w:r>
-              <w:rPr>
-                <w:color w:val="000000"/>
-              </w:rPr>
-              <w:t>Asztali alkalmazás</w:t>
-            </w:r>
-            <w:r>
-              <w:rPr>
-                <w:color w:val="000000"/>
-              </w:rPr>
-              <w:tab/>
-              <w:t>11</w:t>
-            </w:r>
-          </w:hyperlink>
-        </w:p>
-        <w:p>
-          <w:pPr>
-            <w:pBdr>
-              <w:top w:val="nil"/>
-              <w:left w:val="nil"/>
-              <w:bottom w:val="nil"/>
-              <w:right w:val="nil"/>
-              <w:between w:val="nil"/>
-            </w:pBdr>
-            <w:tabs>
-              <w:tab w:val="right" w:pos="9060"/>
-            </w:tabs>
-            <w:spacing w:after="100"/>
-            <w:rPr>
-              <w:rFonts w:ascii="Calibri" w:eastAsia="Calibri" w:hAnsi="Calibri" w:cs="Calibri"/>
-              <w:color w:val="000000"/>
-              <w:sz w:val="22"/>
-              <w:szCs w:val="22"/>
-            </w:rPr>
-          </w:pPr>
-          <w:hyperlink w:anchor="_heading=h.ejk69raqg8ry">
-            <w:r>
-              <w:rPr>
-                <w:color w:val="000000"/>
-              </w:rPr>
-              <w:t>Tesztek</w:t>
-            </w:r>
-            <w:r>
-              <w:rPr>
-                <w:color w:val="000000"/>
-              </w:rPr>
-              <w:tab/>
-              <w:t>11</w:t>
-            </w:r>
-          </w:hyperlink>
-        </w:p>
-        <w:p>
-          <w:pPr>
-            <w:pBdr>
-              <w:top w:val="nil"/>
-              <w:left w:val="nil"/>
-              <w:bottom w:val="nil"/>
-              <w:right w:val="nil"/>
-              <w:between w:val="nil"/>
-            </w:pBdr>
-            <w:tabs>
-              <w:tab w:val="right" w:pos="9060"/>
-            </w:tabs>
-            <w:spacing w:after="100"/>
-            <w:rPr>
-              <w:rFonts w:ascii="Calibri" w:eastAsia="Calibri" w:hAnsi="Calibri" w:cs="Calibri"/>
-              <w:color w:val="000000"/>
-              <w:sz w:val="22"/>
-              <w:szCs w:val="22"/>
-            </w:rPr>
-          </w:pPr>
-          <w:hyperlink w:anchor="_heading=h.9pda04s432gr">
-            <w:r>
-              <w:rPr>
-                <w:color w:val="000000"/>
-              </w:rPr>
-              <w:t>Továbbfejlesztési lehetőségek</w:t>
-            </w:r>
-            <w:r>
-              <w:rPr>
-                <w:color w:val="000000"/>
-              </w:rPr>
-              <w:tab/>
-              <w:t>11</w:t>
-            </w:r>
-          </w:hyperlink>
-        </w:p>
-        <w:p>
-          <w:pPr>
-            <w:pBdr>
-              <w:top w:val="nil"/>
-              <w:left w:val="nil"/>
-              <w:bottom w:val="nil"/>
-              <w:right w:val="nil"/>
-              <w:between w:val="nil"/>
-            </w:pBdr>
-            <w:tabs>
-              <w:tab w:val="right" w:pos="9060"/>
-            </w:tabs>
-            <w:spacing w:after="100"/>
-            <w:ind w:left="240"/>
-            <w:rPr>
-              <w:rFonts w:ascii="Calibri" w:eastAsia="Calibri" w:hAnsi="Calibri" w:cs="Calibri"/>
-              <w:color w:val="000000"/>
-              <w:sz w:val="22"/>
-              <w:szCs w:val="22"/>
-            </w:rPr>
-          </w:pPr>
-          <w:hyperlink w:anchor="_heading=h.zdlpk0rhvipj">
-            <w:r>
-              <w:rPr>
-                <w:color w:val="000000"/>
-              </w:rPr>
-              <w:t>Weboldal:</w:t>
-            </w:r>
-            <w:r>
-              <w:rPr>
-                <w:color w:val="000000"/>
-              </w:rPr>
-              <w:tab/>
-              <w:t>11</w:t>
-            </w:r>
-          </w:hyperlink>
-        </w:p>
-        <w:p>
-          <w:pPr>
-            <w:pBdr>
-              <w:top w:val="nil"/>
-              <w:left w:val="nil"/>
-              <w:bottom w:val="nil"/>
-              <w:right w:val="nil"/>
-              <w:between w:val="nil"/>
-            </w:pBdr>
-            <w:tabs>
-              <w:tab w:val="right" w:pos="9060"/>
-            </w:tabs>
-            <w:spacing w:after="100"/>
-            <w:ind w:left="240"/>
-            <w:rPr>
-              <w:rFonts w:ascii="Calibri" w:eastAsia="Calibri" w:hAnsi="Calibri" w:cs="Calibri"/>
-              <w:color w:val="000000"/>
-              <w:sz w:val="22"/>
-              <w:szCs w:val="22"/>
-            </w:rPr>
-          </w:pPr>
-          <w:hyperlink w:anchor="_heading=h.1ws2jrdxyy5">
-            <w:r>
-              <w:rPr>
-                <w:color w:val="000000"/>
-              </w:rPr>
-              <w:t>Asztali alkalmazás:</w:t>
-            </w:r>
-            <w:r>
-              <w:rPr>
-                <w:color w:val="000000"/>
-              </w:rPr>
-              <w:tab/>
-              <w:t>11</w:t>
-            </w:r>
-          </w:hyperlink>
-        </w:p>
-        <w:p>
-          <w:r>
-            <w:fldChar w:fldCharType="end"/>
-          </w:r>
-        </w:p>
-      </w:sdtContent>
-    </w:sdt>
-    <w:p>
-      <w:pPr>
-        <w:widowControl w:val="0"/>
-        <w:pBdr>
-          <w:top w:val="nil"/>
-          <w:left w:val="nil"/>
-          <w:bottom w:val="nil"/>
-          <w:right w:val="nil"/>
-          <w:between w:val="nil"/>
-        </w:pBdr>
-        <w:jc w:val="left"/>
-      </w:pPr>
+        <w:fldChar w:fldCharType="begin"/>
+      </w:r>
+      <w:r>
+        <w:rPr>
+          <w:b/>
+          <w:bCs/>
+          <w:color w:val="000000"/>
+          <w:sz w:val="32"/>
+          <w:szCs w:val="32"/>
+        </w:rPr>
+        <w:instrText xml:space="preserve"> TOC \h \z \c "ábra" </w:instrText>
+      </w:r>
+      <w:r>
+        <w:rPr>
+          <w:b/>
+          <w:bCs/>
+          <w:color w:val="000000"/>
+          <w:sz w:val="32"/>
+          <w:szCs w:val="32"/>
+        </w:rPr>
+        <w:fldChar w:fldCharType="separate"/>
+      </w:r>
+      <w:hyperlink w:anchor="_Toc227914393" w:history="1">
+        <w:r>
+          <w:rPr>
+            <w:rStyle w:val="Hiperhivatkozs"/>
+            <w:noProof/>
+          </w:rPr>
+          <w:t>1. ábra Adatbázis leképezés</w:t>
+        </w:r>
+        <w:r>
+          <w:rPr>
+            <w:noProof/>
+            <w:webHidden/>
+          </w:rPr>
+          <w:tab/>
+        </w:r>
+        <w:r>
+          <w:rPr>
+            <w:noProof/>
+            <w:webHidden/>
+          </w:rPr>
+          <w:fldChar w:fldCharType="begin"/>
+        </w:r>
+        <w:r>
+          <w:rPr>
+            <w:noProof/>
+            <w:webHidden/>
+          </w:rPr>
+          <w:instrText xml:space="preserve"> PAGEREF _Toc227914393 \h </w:instrText>
+        </w:r>
+        <w:r>
+          <w:rPr>
+            <w:noProof/>
+            <w:webHidden/>
+          </w:rPr>
+        </w:r>
+        <w:r>
+          <w:rPr>
+            <w:noProof/>
+            <w:webHidden/>
+          </w:rPr>
+          <w:fldChar w:fldCharType="separate"/>
+        </w:r>
+        <w:r>
+          <w:rPr>
+            <w:noProof/>
+            <w:webHidden/>
+          </w:rPr>
+          <w:t>4</w:t>
+        </w:r>
+        <w:r>
+          <w:rPr>
+            <w:noProof/>
+            <w:webHidden/>
+          </w:rPr>
+          <w:fldChar w:fldCharType="end"/>
+        </w:r>
+      </w:hyperlink>
+    </w:p>
+    <w:p>
+      <w:pPr>
+        <w:pStyle w:val="brajegyzk"/>
+        <w:tabs>
+          <w:tab w:val="right" w:leader="dot" w:pos="9060"/>
+        </w:tabs>
+        <w:rPr>
+          <w:rFonts w:asciiTheme="minorHAnsi" w:eastAsiaTheme="minorEastAsia" w:hAnsiTheme="minorHAnsi" w:cstheme="minorBidi"/>
+          <w:noProof/>
+          <w:sz w:val="22"/>
+          <w:szCs w:val="22"/>
+          <w:lang w:val="hu-HU"/>
+        </w:rPr>
+      </w:pPr>
+      <w:hyperlink w:anchor="_Toc227914394" w:history="1">
+        <w:r>
+          <w:rPr>
+            <w:rStyle w:val="Hiperhivatkozs"/>
+            <w:noProof/>
+          </w:rPr>
+          <w:t>2. ábra Regisztráció</w:t>
+        </w:r>
+        <w:r>
+          <w:rPr>
+            <w:noProof/>
+            <w:webHidden/>
+          </w:rPr>
+          <w:tab/>
+        </w:r>
+        <w:r>
+          <w:rPr>
+            <w:noProof/>
+            <w:webHidden/>
+          </w:rPr>
+          <w:fldChar w:fldCharType="begin"/>
+        </w:r>
+        <w:r>
+          <w:rPr>
+            <w:noProof/>
+            <w:webHidden/>
+          </w:rPr>
+          <w:instrText xml:space="preserve"> PAGEREF _Toc227914394 \h </w:instrText>
+        </w:r>
+        <w:r>
+          <w:rPr>
+            <w:noProof/>
+            <w:webHidden/>
+          </w:rPr>
+        </w:r>
+        <w:r>
+          <w:rPr>
+            <w:noProof/>
+            <w:webHidden/>
+          </w:rPr>
+          <w:fldChar w:fldCharType="separate"/>
+        </w:r>
+        <w:r>
+          <w:rPr>
+            <w:noProof/>
+            <w:webHidden/>
+          </w:rPr>
+          <w:t>9</w:t>
+        </w:r>
+        <w:r>
+          <w:rPr>
+            <w:noProof/>
+            <w:webHidden/>
+          </w:rPr>
+          <w:fldChar w:fldCharType="end"/>
+        </w:r>
+      </w:hyperlink>
+    </w:p>
+    <w:p>
+      <w:pPr>
+        <w:rPr>
+          <w:b/>
+          <w:bCs/>
+          <w:color w:val="000000"/>
+          <w:sz w:val="32"/>
+          <w:szCs w:val="32"/>
+        </w:rPr>
+      </w:pPr>
+      <w:r>
+        <w:rPr>
+          <w:b/>
+          <w:bCs/>
+          <w:color w:val="000000"/>
+          <w:sz w:val="32"/>
+          <w:szCs w:val="32"/>
+        </w:rPr>
+        <w:fldChar w:fldCharType="end"/>
+      </w:r>
     </w:p>
     <w:sectPr>
       <w:footerReference w:type="first" r:id="rId15"/>
@@ -8641,7 +10492,7 @@
       <w:lvlText w:val=""/>
       <w:lvlJc w:val="left"/>
       <w:pPr>
-        <w:ind w:left="1800" w:hanging="360"/>
+        <w:ind w:left="10371" w:hanging="360"/>
       </w:pPr>
       <w:rPr>
         <w:rFonts w:ascii="Symbol" w:hAnsi="Symbol" w:hint="default"/>
@@ -8653,7 +10504,7 @@
       <w:lvlText w:val="o"/>
       <w:lvlJc w:val="left"/>
       <w:pPr>
-        <w:ind w:left="2520" w:hanging="360"/>
+        <w:ind w:left="11091" w:hanging="360"/>
       </w:pPr>
       <w:rPr>
         <w:rFonts w:ascii="Courier New" w:hAnsi="Courier New" w:cs="Courier New" w:hint="default"/>
@@ -8665,7 +10516,7 @@
       <w:lvlText w:val=""/>
       <w:lvlJc w:val="left"/>
       <w:pPr>
-        <w:ind w:left="3240" w:hanging="360"/>
+        <w:ind w:left="11811" w:hanging="360"/>
       </w:pPr>
       <w:rPr>
         <w:rFonts w:ascii="Wingdings" w:hAnsi="Wingdings" w:hint="default"/>
@@ -8677,7 +10528,7 @@
       <w:lvlText w:val=""/>
       <w:lvlJc w:val="left"/>
       <w:pPr>
-        <w:ind w:left="3960" w:hanging="360"/>
+        <w:ind w:left="12531" w:hanging="360"/>
       </w:pPr>
       <w:rPr>
         <w:rFonts w:ascii="Symbol" w:hAnsi="Symbol" w:hint="default"/>
@@ -8689,7 +10540,7 @@
       <w:lvlText w:val="o"/>
       <w:lvlJc w:val="left"/>
       <w:pPr>
-        <w:ind w:left="4680" w:hanging="360"/>
+        <w:ind w:left="13251" w:hanging="360"/>
       </w:pPr>
       <w:rPr>
         <w:rFonts w:ascii="Courier New" w:hAnsi="Courier New" w:cs="Courier New" w:hint="default"/>
@@ -8701,7 +10552,7 @@
       <w:lvlText w:val=""/>
       <w:lvlJc w:val="left"/>
       <w:pPr>
-        <w:ind w:left="5400" w:hanging="360"/>
+        <w:ind w:left="13971" w:hanging="360"/>
       </w:pPr>
       <w:rPr>
         <w:rFonts w:ascii="Wingdings" w:hAnsi="Wingdings" w:hint="default"/>
@@ -8713,7 +10564,7 @@
       <w:lvlText w:val=""/>
       <w:lvlJc w:val="left"/>
       <w:pPr>
-        <w:ind w:left="6120" w:hanging="360"/>
+        <w:ind w:left="14691" w:hanging="360"/>
       </w:pPr>
       <w:rPr>
         <w:rFonts w:ascii="Symbol" w:hAnsi="Symbol" w:hint="default"/>
@@ -8725,7 +10576,7 @@
       <w:lvlText w:val="o"/>
       <w:lvlJc w:val="left"/>
       <w:pPr>
-        <w:ind w:left="6840" w:hanging="360"/>
+        <w:ind w:left="15411" w:hanging="360"/>
       </w:pPr>
       <w:rPr>
         <w:rFonts w:ascii="Courier New" w:hAnsi="Courier New" w:cs="Courier New" w:hint="default"/>
@@ -8737,7 +10588,7 @@
       <w:lvlText w:val=""/>
       <w:lvlJc w:val="left"/>
       <w:pPr>
-        <w:ind w:left="7560" w:hanging="360"/>
+        <w:ind w:left="16131" w:hanging="360"/>
       </w:pPr>
       <w:rPr>
         <w:rFonts w:ascii="Wingdings" w:hAnsi="Wingdings" w:hint="default"/>
@@ -9956,6 +11807,127 @@
     </w:lvl>
   </w:abstractNum>
   <w:abstractNum w:abstractNumId="12" w15:restartNumberingAfterBreak="0">
+    <w:nsid w:val="4B5078FB"/>
+    <w:multiLevelType w:val="multilevel"/>
+    <w:tmpl w:val="10F00E30"/>
+    <w:lvl w:ilvl="0">
+      <w:start w:val="1"/>
+      <w:numFmt w:val="decimal"/>
+      <w:lvlText w:val="%1."/>
+      <w:lvlJc w:val="left"/>
+      <w:pPr>
+        <w:ind w:left="720" w:hanging="360"/>
+      </w:pPr>
+      <w:rPr>
+        <w:rFonts w:hint="default"/>
+      </w:rPr>
+    </w:lvl>
+    <w:lvl w:ilvl="1">
+      <w:start w:val="1"/>
+      <w:numFmt w:val="decimal"/>
+      <w:isLgl/>
+      <w:lvlText w:val="%1.%2."/>
+      <w:lvlJc w:val="left"/>
+      <w:pPr>
+        <w:ind w:left="1080" w:hanging="720"/>
+      </w:pPr>
+      <w:rPr>
+        <w:rFonts w:hint="default"/>
+      </w:rPr>
+    </w:lvl>
+    <w:lvl w:ilvl="2">
+      <w:start w:val="1"/>
+      <w:numFmt w:val="decimal"/>
+      <w:isLgl/>
+      <w:lvlText w:val="%1.%2.%3."/>
+      <w:lvlJc w:val="left"/>
+      <w:pPr>
+        <w:ind w:left="1080" w:hanging="720"/>
+      </w:pPr>
+      <w:rPr>
+        <w:rFonts w:hint="default"/>
+      </w:rPr>
+    </w:lvl>
+    <w:lvl w:ilvl="3">
+      <w:start w:val="1"/>
+      <w:numFmt w:val="decimal"/>
+      <w:isLgl/>
+      <w:lvlText w:val="%1.%2.%3.%4."/>
+      <w:lvlJc w:val="left"/>
+      <w:pPr>
+        <w:ind w:left="1440" w:hanging="1080"/>
+      </w:pPr>
+      <w:rPr>
+        <w:rFonts w:hint="default"/>
+      </w:rPr>
+    </w:lvl>
+    <w:lvl w:ilvl="4">
+      <w:start w:val="1"/>
+      <w:numFmt w:val="decimal"/>
+      <w:isLgl/>
+      <w:lvlText w:val="%1.%2.%3.%4.%5."/>
+      <w:lvlJc w:val="left"/>
+      <w:pPr>
+        <w:ind w:left="1440" w:hanging="1080"/>
+      </w:pPr>
+      <w:rPr>
+        <w:rFonts w:hint="default"/>
+      </w:rPr>
+    </w:lvl>
+    <w:lvl w:ilvl="5">
+      <w:start w:val="1"/>
+      <w:numFmt w:val="decimal"/>
+      <w:isLgl/>
+      <w:lvlText w:val="%1.%2.%3.%4.%5.%6."/>
+      <w:lvlJc w:val="left"/>
+      <w:pPr>
+        <w:ind w:left="1800" w:hanging="1440"/>
+      </w:pPr>
+      <w:rPr>
+        <w:rFonts w:hint="default"/>
+      </w:rPr>
+    </w:lvl>
+    <w:lvl w:ilvl="6">
+      <w:start w:val="1"/>
+      <w:numFmt w:val="decimal"/>
+      <w:isLgl/>
+      <w:lvlText w:val="%1.%2.%3.%4.%5.%6.%7."/>
+      <w:lvlJc w:val="left"/>
+      <w:pPr>
+        <w:ind w:left="2160" w:hanging="1800"/>
+      </w:pPr>
+      <w:rPr>
+        <w:rFonts w:hint="default"/>
+      </w:rPr>
+    </w:lvl>
+    <w:lvl w:ilvl="7">
+      <w:start w:val="1"/>
+      <w:numFmt w:val="decimal"/>
+      <w:isLgl/>
+      <w:lvlText w:val="%1.%2.%3.%4.%5.%6.%7.%8."/>
+      <w:lvlJc w:val="left"/>
+      <w:pPr>
+        <w:ind w:left="2160" w:hanging="1800"/>
+      </w:pPr>
+      <w:rPr>
+        <w:rFonts w:hint="default"/>
+      </w:rPr>
+    </w:lvl>
+    <w:lvl w:ilvl="8">
+      <w:start w:val="1"/>
+      <w:numFmt w:val="decimal"/>
+      <w:isLgl/>
+      <w:lvlText w:val="%1.%2.%3.%4.%5.%6.%7.%8.%9."/>
+      <w:lvlJc w:val="left"/>
+      <w:pPr>
+        <w:ind w:left="2520" w:hanging="2160"/>
+      </w:pPr>
+      <w:rPr>
+        <w:rFonts w:hint="default"/>
+      </w:rPr>
+    </w:lvl>
+  </w:abstractNum>
+  <w:abstractNum w:abstractNumId="13" w15:restartNumberingAfterBreak="0">
     <w:nsid w:val="4E87613C"/>
     <w:multiLevelType w:val="multilevel"/>
     <w:tmpl w:val="F28C9410"/>
@@ -10086,7 +12058,7 @@
       </w:rPr>
     </w:lvl>
   </w:abstractNum>
-  <w:abstractNum w:abstractNumId="13" w15:restartNumberingAfterBreak="0">
+  <w:abstractNum w:abstractNumId="14" w15:restartNumberingAfterBreak="0">
     <w:nsid w:val="59862366"/>
     <w:multiLevelType w:val="multilevel"/>
     <w:tmpl w:val="83328240"/>
@@ -10199,7 +12171,7 @@
       </w:rPr>
     </w:lvl>
   </w:abstractNum>
-  <w:abstractNum w:abstractNumId="14" w15:restartNumberingAfterBreak="0">
+  <w:abstractNum w:abstractNumId="15" w15:restartNumberingAfterBreak="0">
     <w:nsid w:val="680969D6"/>
     <w:multiLevelType w:val="multilevel"/>
     <w:tmpl w:val="11009B08"/>
@@ -10330,7 +12302,7 @@
       </w:rPr>
     </w:lvl>
   </w:abstractNum>
-  <w:abstractNum w:abstractNumId="15" w15:restartNumberingAfterBreak="0">
+  <w:abstractNum w:abstractNumId="16" w15:restartNumberingAfterBreak="0">
     <w:nsid w:val="7A5022A4"/>
     <w:multiLevelType w:val="multilevel"/>
     <w:tmpl w:val="5050782E"/>
@@ -10461,7 +12433,7 @@
       </w:rPr>
     </w:lvl>
   </w:abstractNum>
-  <w:abstractNum w:abstractNumId="16" w15:restartNumberingAfterBreak="0">
+  <w:abstractNum w:abstractNumId="17" w15:restartNumberingAfterBreak="0">
     <w:nsid w:val="7D503358"/>
     <w:multiLevelType w:val="hybridMultilevel"/>
     <w:tmpl w:val="492C951A"/>
@@ -10572,13 +12544,13 @@
     <w:abstractNumId w:val="9"/>
   </w:num>
   <w:num w:numId="7">
-    <w:abstractNumId w:val="12"/>
+    <w:abstractNumId w:val="13"/>
   </w:num>
   <w:num w:numId="8">
-    <w:abstractNumId w:val="14"/>
+    <w:abstractNumId w:val="15"/>
   </w:num>
   <w:num w:numId="9">
-    <w:abstractNumId w:val="15"/>
+    <w:abstractNumId w:val="16"/>
   </w:num>
   <w:num w:numId="10">
     <w:abstractNumId w:val="3"/>
@@ -10590,10 +12562,10 @@
     <w:abstractNumId w:val="5"/>
   </w:num>
   <w:num w:numId="13">
-    <w:abstractNumId w:val="13"/>
+    <w:abstractNumId w:val="14"/>
   </w:num>
   <w:num w:numId="14">
-    <w:abstractNumId w:val="16"/>
+    <w:abstractNumId w:val="17"/>
   </w:num>
   <w:num w:numId="15">
     <w:abstractNumId w:val="6"/>
@@ -10603,6 +12575,9 @@
   </w:num>
   <w:num w:numId="17">
     <w:abstractNumId w:val="0"/>
+  </w:num>
+  <w:num w:numId="18">
+    <w:abstractNumId w:val="12"/>
   </w:num>
 </w:numbering>
 </file>
@@ -10731,6 +12706,7 @@
     <w:lsdException w:name="HTML Sample" w:semiHidden="1" w:unhideWhenUsed="1"/>
     <w:lsdException w:name="HTML Typewriter" w:semiHidden="1" w:unhideWhenUsed="1"/>
     <w:lsdException w:name="HTML Variable" w:semiHidden="1" w:unhideWhenUsed="1"/>
+    <w:lsdException w:name="Normal Table" w:semiHidden="1" w:unhideWhenUsed="1"/>
     <w:lsdException w:name="annotation subject" w:semiHidden="1" w:unhideWhenUsed="1"/>
     <w:lsdException w:name="No List" w:semiHidden="1" w:unhideWhenUsed="1"/>
     <w:lsdException w:name="Outline List 1" w:semiHidden="1" w:unhideWhenUsed="1"/>
@@ -10774,8 +12750,10 @@
     <w:lsdException w:name="Table Elegant" w:semiHidden="1" w:unhideWhenUsed="1"/>
     <w:lsdException w:name="Table Professional" w:semiHidden="1" w:unhideWhenUsed="1"/>
     <w:lsdException w:name="Table Subtle 1" w:semiHidden="1" w:unhideWhenUsed="1"/>
+    <w:lsdException w:name="Table Subtle 2" w:semiHidden="1" w:unhideWhenUsed="1"/>
     <w:lsdException w:name="Table Web 1" w:semiHidden="1" w:unhideWhenUsed="1"/>
     <w:lsdException w:name="Table Web 2" w:semiHidden="1" w:unhideWhenUsed="1"/>
+    <w:lsdException w:name="Table Web 3" w:semiHidden="1" w:unhideWhenUsed="1"/>
     <w:lsdException w:name="Balloon Text" w:semiHidden="1" w:unhideWhenUsed="1"/>
     <w:lsdException w:name="Table Grid" w:uiPriority="39"/>
     <w:lsdException w:name="Table Theme" w:semiHidden="1" w:unhideWhenUsed="1"/>
@@ -11245,6 +13223,102 @@
       <w:lang w:val="hu-HU"/>
     </w:rPr>
   </w:style>
+  <w:style w:type="paragraph" w:styleId="Tartalomjegyzkcmsora">
+    <w:name w:val="TOC Heading"/>
+    <w:basedOn w:val="Cmsor1"/>
+    <w:next w:val="Norml"/>
+    <w:uiPriority w:val="39"/>
+    <w:unhideWhenUsed/>
+    <w:qFormat/>
+    <w:rsid w:val="00007BEC"/>
+    <w:pPr>
+      <w:spacing w:before="240" w:after="0" w:line="259" w:lineRule="auto"/>
+      <w:outlineLvl w:val="9"/>
+    </w:pPr>
+    <w:rPr>
+      <w:rFonts w:asciiTheme="majorHAnsi" w:eastAsiaTheme="majorEastAsia" w:hAnsiTheme="majorHAnsi" w:cstheme="majorBidi"/>
+      <w:b w:val="0"/>
+      <w:bCs w:val="0"/>
+      <w:color w:val="365F91" w:themeColor="accent1" w:themeShade="BF"/>
+      <w:lang w:val="hu-HU"/>
+    </w:rPr>
+  </w:style>
+  <w:style w:type="paragraph" w:styleId="TJ1">
+    <w:name w:val="toc 1"/>
+    <w:basedOn w:val="Norml"/>
+    <w:next w:val="Norml"/>
+    <w:autoRedefine/>
+    <w:uiPriority w:val="39"/>
+    <w:unhideWhenUsed/>
+    <w:rsid w:val="00007BEC"/>
+    <w:pPr>
+      <w:spacing w:after="100"/>
+    </w:pPr>
+  </w:style>
+  <w:style w:type="paragraph" w:styleId="TJ2">
+    <w:name w:val="toc 2"/>
+    <w:basedOn w:val="Norml"/>
+    <w:next w:val="Norml"/>
+    <w:autoRedefine/>
+    <w:uiPriority w:val="39"/>
+    <w:unhideWhenUsed/>
+    <w:rsid w:val="00007BEC"/>
+    <w:pPr>
+      <w:spacing w:after="100"/>
+      <w:ind w:left="240"/>
+    </w:pPr>
+  </w:style>
+  <w:style w:type="paragraph" w:styleId="TJ3">
+    <w:name w:val="toc 3"/>
+    <w:basedOn w:val="Norml"/>
+    <w:next w:val="Norml"/>
+    <w:autoRedefine/>
+    <w:uiPriority w:val="39"/>
+    <w:unhideWhenUsed/>
+    <w:rsid w:val="00007BEC"/>
+    <w:pPr>
+      <w:spacing w:after="100"/>
+      <w:ind w:left="480"/>
+    </w:pPr>
+  </w:style>
+  <w:style w:type="character" w:styleId="Hiperhivatkozs">
+    <w:name w:val="Hyperlink"/>
+    <w:basedOn w:val="Bekezdsalapbettpusa"/>
+    <w:uiPriority w:val="99"/>
+    <w:unhideWhenUsed/>
+    <w:rsid w:val="00007BEC"/>
+    <w:rPr>
+      <w:color w:val="0000FF" w:themeColor="hyperlink"/>
+      <w:u w:val="single"/>
+    </w:rPr>
+  </w:style>
+  <w:style w:type="paragraph" w:styleId="Kpalrs">
+    <w:name w:val="caption"/>
+    <w:basedOn w:val="Norml"/>
+    <w:next w:val="Norml"/>
+    <w:uiPriority w:val="35"/>
+    <w:unhideWhenUsed/>
+    <w:qFormat/>
+    <w:rsid w:val="00551DF8"/>
+    <w:pPr>
+      <w:spacing w:after="200" w:line="240" w:lineRule="auto"/>
+    </w:pPr>
+    <w:rPr>
+      <w:i/>
+      <w:iCs/>
+      <w:color w:val="1F497D" w:themeColor="text2"/>
+      <w:sz w:val="18"/>
+      <w:szCs w:val="18"/>
+    </w:rPr>
+  </w:style>
+  <w:style w:type="paragraph" w:styleId="brajegyzk">
+    <w:name w:val="table of figures"/>
+    <w:basedOn w:val="Norml"/>
+    <w:next w:val="Norml"/>
+    <w:uiPriority w:val="99"/>
+    <w:unhideWhenUsed/>
+    <w:rsid w:val="00551DF8"/>
+  </w:style>
 </w:styles>
 </file>
 
@@ -11588,7 +13662,7 @@
 </file>
 
 <file path=customXml/itemProps2.xml><?xml version="1.0" encoding="utf-8"?>
-<ds:datastoreItem xmlns:ds="http://schemas.openxmlformats.org/officeDocument/2006/customXml" ds:itemID="{990DBA57-CB46-4D47-8152-4E41DDC215D9}">
+<ds:datastoreItem xmlns:ds="http://schemas.openxmlformats.org/officeDocument/2006/customXml" ds:itemID="{5E713BB1-BF8B-45A9-ADB0-33EA3BA2FEEF}">
   <ds:schemaRefs>
     <ds:schemaRef ds:uri="http://schemas.openxmlformats.org/officeDocument/2006/bibliography"/>
   </ds:schemaRefs>

--- a/alkalmazás dokumentáció.docx
+++ b/alkalmazás dokumentáció.docx
@@ -361,7 +361,7 @@
           <w:r>
             <w:fldChar w:fldCharType="separate"/>
           </w:r>
-          <w:hyperlink w:anchor="_Toc227963893" w:history="1">
+          <w:hyperlink w:anchor="_Toc228014230" w:history="1">
             <w:r>
               <w:rPr>
                 <w:rStyle w:val="Hiperhivatkozs"/>
@@ -405,7 +405,7 @@
                 <w:noProof/>
                 <w:webHidden/>
               </w:rPr>
-              <w:instrText xml:space="preserve"> PAGEREF _Toc227963893 \h </w:instrText>
+              <w:instrText xml:space="preserve"> PAGEREF _Toc228014230 \h </w:instrText>
             </w:r>
             <w:r>
               <w:rPr>
@@ -451,7 +451,7 @@
               <w:lang w:val="hu-HU"/>
             </w:rPr>
           </w:pPr>
-          <w:hyperlink w:anchor="_Toc227963894" w:history="1">
+          <w:hyperlink w:anchor="_Toc228014231" w:history="1">
             <w:r>
               <w:rPr>
                 <w:rStyle w:val="Hiperhivatkozs"/>
@@ -495,7 +495,7 @@
                 <w:noProof/>
                 <w:webHidden/>
               </w:rPr>
-              <w:instrText xml:space="preserve"> PAGEREF _Toc227963894 \h </w:instrText>
+              <w:instrText xml:space="preserve"> PAGEREF _Toc228014231 \h </w:instrText>
             </w:r>
             <w:r>
               <w:rPr>
@@ -541,7 +541,7 @@
               <w:lang w:val="hu-HU"/>
             </w:rPr>
           </w:pPr>
-          <w:hyperlink w:anchor="_Toc227963895" w:history="1">
+          <w:hyperlink w:anchor="_Toc228014232" w:history="1">
             <w:r>
               <w:rPr>
                 <w:rStyle w:val="Hiperhivatkozs"/>
@@ -585,7 +585,7 @@
                 <w:noProof/>
                 <w:webHidden/>
               </w:rPr>
-              <w:instrText xml:space="preserve"> PAGEREF _Toc227963895 \h </w:instrText>
+              <w:instrText xml:space="preserve"> PAGEREF _Toc228014232 \h </w:instrText>
             </w:r>
             <w:r>
               <w:rPr>
@@ -630,7 +630,7 @@
               <w:lang w:val="hu-HU"/>
             </w:rPr>
           </w:pPr>
-          <w:hyperlink w:anchor="_Toc227963896" w:history="1">
+          <w:hyperlink w:anchor="_Toc228014233" w:history="1">
             <w:r>
               <w:rPr>
                 <w:rStyle w:val="Hiperhivatkozs"/>
@@ -657,7 +657,7 @@
                 <w:noProof/>
                 <w:webHidden/>
               </w:rPr>
-              <w:instrText xml:space="preserve"> PAGEREF _Toc227963896 \h </w:instrText>
+              <w:instrText xml:space="preserve"> PAGEREF _Toc228014233 \h </w:instrText>
             </w:r>
             <w:r>
               <w:rPr>
@@ -703,7 +703,7 @@
               <w:lang w:val="hu-HU"/>
             </w:rPr>
           </w:pPr>
-          <w:hyperlink w:anchor="_Toc227963897" w:history="1">
+          <w:hyperlink w:anchor="_Toc228014234" w:history="1">
             <w:r>
               <w:rPr>
                 <w:rStyle w:val="Hiperhivatkozs"/>
@@ -747,7 +747,7 @@
                 <w:noProof/>
                 <w:webHidden/>
               </w:rPr>
-              <w:instrText xml:space="preserve"> PAGEREF _Toc227963897 \h </w:instrText>
+              <w:instrText xml:space="preserve"> PAGEREF _Toc228014234 \h </w:instrText>
             </w:r>
             <w:r>
               <w:rPr>
@@ -793,7 +793,7 @@
               <w:lang w:val="hu-HU"/>
             </w:rPr>
           </w:pPr>
-          <w:hyperlink w:anchor="_Toc227963898" w:history="1">
+          <w:hyperlink w:anchor="_Toc228014235" w:history="1">
             <w:r>
               <w:rPr>
                 <w:rStyle w:val="Hiperhivatkozs"/>
@@ -837,7 +837,7 @@
                 <w:noProof/>
                 <w:webHidden/>
               </w:rPr>
-              <w:instrText xml:space="preserve"> PAGEREF _Toc227963898 \h </w:instrText>
+              <w:instrText xml:space="preserve"> PAGEREF _Toc228014235 \h </w:instrText>
             </w:r>
             <w:r>
               <w:rPr>
@@ -883,7 +883,7 @@
               <w:lang w:val="hu-HU"/>
             </w:rPr>
           </w:pPr>
-          <w:hyperlink w:anchor="_Toc227963899" w:history="1">
+          <w:hyperlink w:anchor="_Toc228014236" w:history="1">
             <w:r>
               <w:rPr>
                 <w:rStyle w:val="Hiperhivatkozs"/>
@@ -927,7 +927,7 @@
                 <w:noProof/>
                 <w:webHidden/>
               </w:rPr>
-              <w:instrText xml:space="preserve"> PAGEREF _Toc227963899 \h </w:instrText>
+              <w:instrText xml:space="preserve"> PAGEREF _Toc228014236 \h </w:instrText>
             </w:r>
             <w:r>
               <w:rPr>
@@ -973,7 +973,7 @@
               <w:lang w:val="hu-HU"/>
             </w:rPr>
           </w:pPr>
-          <w:hyperlink w:anchor="_Toc227963900" w:history="1">
+          <w:hyperlink w:anchor="_Toc228014237" w:history="1">
             <w:r>
               <w:rPr>
                 <w:rStyle w:val="Hiperhivatkozs"/>
@@ -1017,7 +1017,7 @@
                 <w:noProof/>
                 <w:webHidden/>
               </w:rPr>
-              <w:instrText xml:space="preserve"> PAGEREF _Toc227963900 \h </w:instrText>
+              <w:instrText xml:space="preserve"> PAGEREF _Toc228014237 \h </w:instrText>
             </w:r>
             <w:r>
               <w:rPr>
@@ -1063,7 +1063,7 @@
               <w:lang w:val="hu-HU"/>
             </w:rPr>
           </w:pPr>
-          <w:hyperlink w:anchor="_Toc227963901" w:history="1">
+          <w:hyperlink w:anchor="_Toc228014238" w:history="1">
             <w:r>
               <w:rPr>
                 <w:rStyle w:val="Hiperhivatkozs"/>
@@ -1107,7 +1107,7 @@
                 <w:noProof/>
                 <w:webHidden/>
               </w:rPr>
-              <w:instrText xml:space="preserve"> PAGEREF _Toc227963901 \h </w:instrText>
+              <w:instrText xml:space="preserve"> PAGEREF _Toc228014238 \h </w:instrText>
             </w:r>
             <w:r>
               <w:rPr>
@@ -1153,7 +1153,7 @@
               <w:lang w:val="hu-HU"/>
             </w:rPr>
           </w:pPr>
-          <w:hyperlink w:anchor="_Toc227963902" w:history="1">
+          <w:hyperlink w:anchor="_Toc228014239" w:history="1">
             <w:r>
               <w:rPr>
                 <w:rStyle w:val="Hiperhivatkozs"/>
@@ -1197,7 +1197,7 @@
                 <w:noProof/>
                 <w:webHidden/>
               </w:rPr>
-              <w:instrText xml:space="preserve"> PAGEREF _Toc227963902 \h </w:instrText>
+              <w:instrText xml:space="preserve"> PAGEREF _Toc228014239 \h </w:instrText>
             </w:r>
             <w:r>
               <w:rPr>
@@ -1243,7 +1243,7 @@
               <w:lang w:val="hu-HU"/>
             </w:rPr>
           </w:pPr>
-          <w:hyperlink w:anchor="_Toc227963903" w:history="1">
+          <w:hyperlink w:anchor="_Toc228014240" w:history="1">
             <w:r>
               <w:rPr>
                 <w:rStyle w:val="Hiperhivatkozs"/>
@@ -1287,7 +1287,7 @@
                 <w:noProof/>
                 <w:webHidden/>
               </w:rPr>
-              <w:instrText xml:space="preserve"> PAGEREF _Toc227963903 \h </w:instrText>
+              <w:instrText xml:space="preserve"> PAGEREF _Toc228014240 \h </w:instrText>
             </w:r>
             <w:r>
               <w:rPr>
@@ -1333,7 +1333,7 @@
               <w:lang w:val="hu-HU"/>
             </w:rPr>
           </w:pPr>
-          <w:hyperlink w:anchor="_Toc227963904" w:history="1">
+          <w:hyperlink w:anchor="_Toc228014241" w:history="1">
             <w:r>
               <w:rPr>
                 <w:rStyle w:val="Hiperhivatkozs"/>
@@ -1377,7 +1377,7 @@
                 <w:noProof/>
                 <w:webHidden/>
               </w:rPr>
-              <w:instrText xml:space="preserve"> PAGEREF _Toc227963904 \h </w:instrText>
+              <w:instrText xml:space="preserve"> PAGEREF _Toc228014241 \h </w:instrText>
             </w:r>
             <w:r>
               <w:rPr>
@@ -1423,7 +1423,7 @@
               <w:lang w:val="hu-HU"/>
             </w:rPr>
           </w:pPr>
-          <w:hyperlink w:anchor="_Toc227963905" w:history="1">
+          <w:hyperlink w:anchor="_Toc228014242" w:history="1">
             <w:r>
               <w:rPr>
                 <w:rStyle w:val="Hiperhivatkozs"/>
@@ -1467,7 +1467,7 @@
                 <w:noProof/>
                 <w:webHidden/>
               </w:rPr>
-              <w:instrText xml:space="preserve"> PAGEREF _Toc227963905 \h </w:instrText>
+              <w:instrText xml:space="preserve"> PAGEREF _Toc228014242 \h </w:instrText>
             </w:r>
             <w:r>
               <w:rPr>
@@ -1513,7 +1513,7 @@
               <w:lang w:val="hu-HU"/>
             </w:rPr>
           </w:pPr>
-          <w:hyperlink w:anchor="_Toc227963906" w:history="1">
+          <w:hyperlink w:anchor="_Toc228014243" w:history="1">
             <w:r>
               <w:rPr>
                 <w:rStyle w:val="Hiperhivatkozs"/>
@@ -1557,7 +1557,7 @@
                 <w:noProof/>
                 <w:webHidden/>
               </w:rPr>
-              <w:instrText xml:space="preserve"> PAGEREF _Toc227963906 \h </w:instrText>
+              <w:instrText xml:space="preserve"> PAGEREF _Toc228014243 \h </w:instrText>
             </w:r>
             <w:r>
               <w:rPr>
@@ -1603,7 +1603,7 @@
               <w:lang w:val="hu-HU"/>
             </w:rPr>
           </w:pPr>
-          <w:hyperlink w:anchor="_Toc227963907" w:history="1">
+          <w:hyperlink w:anchor="_Toc228014244" w:history="1">
             <w:r>
               <w:rPr>
                 <w:rStyle w:val="Hiperhivatkozs"/>
@@ -1647,7 +1647,7 @@
                 <w:noProof/>
                 <w:webHidden/>
               </w:rPr>
-              <w:instrText xml:space="preserve"> PAGEREF _Toc227963907 \h </w:instrText>
+              <w:instrText xml:space="preserve"> PAGEREF _Toc228014244 \h </w:instrText>
             </w:r>
             <w:r>
               <w:rPr>
@@ -1692,7 +1692,7 @@
               <w:lang w:val="hu-HU"/>
             </w:rPr>
           </w:pPr>
-          <w:hyperlink w:anchor="_Toc227963908" w:history="1">
+          <w:hyperlink w:anchor="_Toc228014245" w:history="1">
             <w:r>
               <w:rPr>
                 <w:rStyle w:val="Hiperhivatkozs"/>
@@ -1719,7 +1719,7 @@
                 <w:noProof/>
                 <w:webHidden/>
               </w:rPr>
-              <w:instrText xml:space="preserve"> PAGEREF _Toc227963908 \h </w:instrText>
+              <w:instrText xml:space="preserve"> PAGEREF _Toc228014245 \h </w:instrText>
             </w:r>
             <w:r>
               <w:rPr>
@@ -1765,7 +1765,7 @@
               <w:lang w:val="hu-HU"/>
             </w:rPr>
           </w:pPr>
-          <w:hyperlink w:anchor="_Toc227963909" w:history="1">
+          <w:hyperlink w:anchor="_Toc228014246" w:history="1">
             <w:r>
               <w:rPr>
                 <w:rStyle w:val="Hiperhivatkozs"/>
@@ -1809,7 +1809,7 @@
                 <w:noProof/>
                 <w:webHidden/>
               </w:rPr>
-              <w:instrText xml:space="preserve"> PAGEREF _Toc227963909 \h </w:instrText>
+              <w:instrText xml:space="preserve"> PAGEREF _Toc228014246 \h </w:instrText>
             </w:r>
             <w:r>
               <w:rPr>
@@ -1855,7 +1855,7 @@
               <w:lang w:val="hu-HU"/>
             </w:rPr>
           </w:pPr>
-          <w:hyperlink w:anchor="_Toc227963910" w:history="1">
+          <w:hyperlink w:anchor="_Toc228014247" w:history="1">
             <w:r>
               <w:rPr>
                 <w:rStyle w:val="Hiperhivatkozs"/>
@@ -1899,7 +1899,7 @@
                 <w:noProof/>
                 <w:webHidden/>
               </w:rPr>
-              <w:instrText xml:space="preserve"> PAGEREF _Toc227963910 \h </w:instrText>
+              <w:instrText xml:space="preserve"> PAGEREF _Toc228014247 \h </w:instrText>
             </w:r>
             <w:r>
               <w:rPr>
@@ -1945,7 +1945,7 @@
               <w:lang w:val="hu-HU"/>
             </w:rPr>
           </w:pPr>
-          <w:hyperlink w:anchor="_Toc227963911" w:history="1">
+          <w:hyperlink w:anchor="_Toc228014248" w:history="1">
             <w:r>
               <w:rPr>
                 <w:rStyle w:val="Hiperhivatkozs"/>
@@ -1989,7 +1989,7 @@
                 <w:noProof/>
                 <w:webHidden/>
               </w:rPr>
-              <w:instrText xml:space="preserve"> PAGEREF _Toc227963911 \h </w:instrText>
+              <w:instrText xml:space="preserve"> PAGEREF _Toc228014248 \h </w:instrText>
             </w:r>
             <w:r>
               <w:rPr>
@@ -2034,7 +2034,7 @@
               <w:lang w:val="hu-HU"/>
             </w:rPr>
           </w:pPr>
-          <w:hyperlink w:anchor="_Toc227963912" w:history="1">
+          <w:hyperlink w:anchor="_Toc228014249" w:history="1">
             <w:r>
               <w:rPr>
                 <w:rStyle w:val="Hiperhivatkozs"/>
@@ -2061,7 +2061,7 @@
                 <w:noProof/>
                 <w:webHidden/>
               </w:rPr>
-              <w:instrText xml:space="preserve"> PAGEREF _Toc227963912 \h </w:instrText>
+              <w:instrText xml:space="preserve"> PAGEREF _Toc228014249 \h </w:instrText>
             </w:r>
             <w:r>
               <w:rPr>
@@ -2106,7 +2106,7 @@
               <w:lang w:val="hu-HU"/>
             </w:rPr>
           </w:pPr>
-          <w:hyperlink w:anchor="_Toc227963913" w:history="1">
+          <w:hyperlink w:anchor="_Toc228014250" w:history="1">
             <w:r>
               <w:rPr>
                 <w:rStyle w:val="Hiperhivatkozs"/>
@@ -2133,7 +2133,7 @@
                 <w:noProof/>
                 <w:webHidden/>
               </w:rPr>
-              <w:instrText xml:space="preserve"> PAGEREF _Toc227963913 \h </w:instrText>
+              <w:instrText xml:space="preserve"> PAGEREF _Toc228014250 \h </w:instrText>
             </w:r>
             <w:r>
               <w:rPr>
@@ -2178,7 +2178,7 @@
               <w:lang w:val="hu-HU"/>
             </w:rPr>
           </w:pPr>
-          <w:hyperlink w:anchor="_Toc227963914" w:history="1">
+          <w:hyperlink w:anchor="_Toc228014251" w:history="1">
             <w:r>
               <w:rPr>
                 <w:rStyle w:val="Hiperhivatkozs"/>
@@ -2205,7 +2205,7 @@
                 <w:noProof/>
                 <w:webHidden/>
               </w:rPr>
-              <w:instrText xml:space="preserve"> PAGEREF _Toc227963914 \h </w:instrText>
+              <w:instrText xml:space="preserve"> PAGEREF _Toc228014251 \h </w:instrText>
             </w:r>
             <w:r>
               <w:rPr>
@@ -2250,13 +2250,13 @@
               <w:lang w:val="hu-HU"/>
             </w:rPr>
           </w:pPr>
-          <w:hyperlink w:anchor="_Toc227963915" w:history="1">
+          <w:hyperlink w:anchor="_Toc228014252" w:history="1">
             <w:r>
               <w:rPr>
                 <w:rStyle w:val="Hiperhivatkozs"/>
                 <w:noProof/>
               </w:rPr>
-              <w:t>Jelszó ellenőrzés</w:t>
+              <w:t>4.4. A regisztrációs folyamat logikája</w:t>
             </w:r>
             <w:r>
               <w:rPr>
@@ -2277,7 +2277,7 @@
                 <w:noProof/>
                 <w:webHidden/>
               </w:rPr>
-              <w:instrText xml:space="preserve"> PAGEREF _Toc227963915 \h </w:instrText>
+              <w:instrText xml:space="preserve"> PAGEREF _Toc228014252 \h </w:instrText>
             </w:r>
             <w:r>
               <w:rPr>
@@ -2297,7 +2297,7 @@
                 <w:noProof/>
                 <w:webHidden/>
               </w:rPr>
-              <w:t>17</w:t>
+              <w:t>16</w:t>
             </w:r>
             <w:r>
               <w:rPr>
@@ -2322,12 +2322,84 @@
               <w:lang w:val="hu-HU"/>
             </w:rPr>
           </w:pPr>
-          <w:hyperlink w:anchor="_Toc227963916" w:history="1">
+          <w:hyperlink w:anchor="_Toc228014253" w:history="1">
             <w:r>
               <w:rPr>
                 <w:rStyle w:val="Hiperhivatkozs"/>
                 <w:noProof/>
               </w:rPr>
+              <w:t>Jelszó ellenőrzés</w:t>
+            </w:r>
+            <w:r>
+              <w:rPr>
+                <w:noProof/>
+                <w:webHidden/>
+              </w:rPr>
+              <w:tab/>
+            </w:r>
+            <w:r>
+              <w:rPr>
+                <w:noProof/>
+                <w:webHidden/>
+              </w:rPr>
+              <w:fldChar w:fldCharType="begin"/>
+            </w:r>
+            <w:r>
+              <w:rPr>
+                <w:noProof/>
+                <w:webHidden/>
+              </w:rPr>
+              <w:instrText xml:space="preserve"> PAGEREF _Toc228014253 \h </w:instrText>
+            </w:r>
+            <w:r>
+              <w:rPr>
+                <w:noProof/>
+                <w:webHidden/>
+              </w:rPr>
+            </w:r>
+            <w:r>
+              <w:rPr>
+                <w:noProof/>
+                <w:webHidden/>
+              </w:rPr>
+              <w:fldChar w:fldCharType="separate"/>
+            </w:r>
+            <w:r>
+              <w:rPr>
+                <w:noProof/>
+                <w:webHidden/>
+              </w:rPr>
+              <w:t>18</w:t>
+            </w:r>
+            <w:r>
+              <w:rPr>
+                <w:noProof/>
+                <w:webHidden/>
+              </w:rPr>
+              <w:fldChar w:fldCharType="end"/>
+            </w:r>
+          </w:hyperlink>
+        </w:p>
+        <w:p>
+          <w:pPr>
+            <w:pStyle w:val="TJ2"/>
+            <w:tabs>
+              <w:tab w:val="right" w:leader="dot" w:pos="9060"/>
+            </w:tabs>
+            <w:rPr>
+              <w:rFonts w:asciiTheme="minorHAnsi" w:eastAsiaTheme="minorEastAsia" w:hAnsiTheme="minorHAnsi" w:cstheme="minorBidi"/>
+              <w:noProof/>
+              <w:sz w:val="22"/>
+              <w:szCs w:val="22"/>
+              <w:lang w:val="hu-HU"/>
+            </w:rPr>
+          </w:pPr>
+          <w:hyperlink w:anchor="_Toc228014254" w:history="1">
+            <w:r>
+              <w:rPr>
+                <w:rStyle w:val="Hiperhivatkozs"/>
+                <w:noProof/>
+              </w:rPr>
               <w:t>Felület vázlatos megtervezése</w:t>
             </w:r>
             <w:r>
@@ -2349,7 +2421,7 @@
                 <w:noProof/>
                 <w:webHidden/>
               </w:rPr>
-              <w:instrText xml:space="preserve"> PAGEREF _Toc227963916 \h </w:instrText>
+              <w:instrText xml:space="preserve"> PAGEREF _Toc228014254 \h </w:instrText>
             </w:r>
             <w:r>
               <w:rPr>
@@ -2394,7 +2466,7 @@
               <w:lang w:val="hu-HU"/>
             </w:rPr>
           </w:pPr>
-          <w:hyperlink w:anchor="_Toc227963917" w:history="1">
+          <w:hyperlink w:anchor="_Toc228014255" w:history="1">
             <w:r>
               <w:rPr>
                 <w:rStyle w:val="Hiperhivatkozs"/>
@@ -2421,7 +2493,7 @@
                 <w:noProof/>
                 <w:webHidden/>
               </w:rPr>
-              <w:instrText xml:space="preserve"> PAGEREF _Toc227963917 \h </w:instrText>
+              <w:instrText xml:space="preserve"> PAGEREF _Toc228014255 \h </w:instrText>
             </w:r>
             <w:r>
               <w:rPr>
@@ -2466,7 +2538,7 @@
               <w:lang w:val="hu-HU"/>
             </w:rPr>
           </w:pPr>
-          <w:hyperlink w:anchor="_Toc227963918" w:history="1">
+          <w:hyperlink w:anchor="_Toc228014256" w:history="1">
             <w:r>
               <w:rPr>
                 <w:rStyle w:val="Hiperhivatkozs"/>
@@ -2493,7 +2565,7 @@
                 <w:noProof/>
                 <w:webHidden/>
               </w:rPr>
-              <w:instrText xml:space="preserve"> PAGEREF _Toc227963918 \h </w:instrText>
+              <w:instrText xml:space="preserve"> PAGEREF _Toc228014256 \h </w:instrText>
             </w:r>
             <w:r>
               <w:rPr>
@@ -2538,7 +2610,7 @@
               <w:lang w:val="hu-HU"/>
             </w:rPr>
           </w:pPr>
-          <w:hyperlink w:anchor="_Toc227963919" w:history="1">
+          <w:hyperlink w:anchor="_Toc228014257" w:history="1">
             <w:r>
               <w:rPr>
                 <w:rStyle w:val="Hiperhivatkozs"/>
@@ -2565,7 +2637,7 @@
                 <w:noProof/>
                 <w:webHidden/>
               </w:rPr>
-              <w:instrText xml:space="preserve"> PAGEREF _Toc227963919 \h </w:instrText>
+              <w:instrText xml:space="preserve"> PAGEREF _Toc228014257 \h </w:instrText>
             </w:r>
             <w:r>
               <w:rPr>
@@ -2610,7 +2682,7 @@
               <w:lang w:val="hu-HU"/>
             </w:rPr>
           </w:pPr>
-          <w:hyperlink w:anchor="_Toc227963920" w:history="1">
+          <w:hyperlink w:anchor="_Toc228014258" w:history="1">
             <w:r>
               <w:rPr>
                 <w:rStyle w:val="Hiperhivatkozs"/>
@@ -2637,7 +2709,7 @@
                 <w:noProof/>
                 <w:webHidden/>
               </w:rPr>
-              <w:instrText xml:space="preserve"> PAGEREF _Toc227963920 \h </w:instrText>
+              <w:instrText xml:space="preserve"> PAGEREF _Toc228014258 \h </w:instrText>
             </w:r>
             <w:r>
               <w:rPr>
@@ -2682,7 +2754,7 @@
               <w:lang w:val="hu-HU"/>
             </w:rPr>
           </w:pPr>
-          <w:hyperlink w:anchor="_Toc227963921" w:history="1">
+          <w:hyperlink w:anchor="_Toc228014259" w:history="1">
             <w:r>
               <w:rPr>
                 <w:rStyle w:val="Hiperhivatkozs"/>
@@ -2709,7 +2781,7 @@
                 <w:noProof/>
                 <w:webHidden/>
               </w:rPr>
-              <w:instrText xml:space="preserve"> PAGEREF _Toc227963921 \h </w:instrText>
+              <w:instrText xml:space="preserve"> PAGEREF _Toc228014259 \h </w:instrText>
             </w:r>
             <w:r>
               <w:rPr>
@@ -2754,7 +2826,7 @@
               <w:lang w:val="hu-HU"/>
             </w:rPr>
           </w:pPr>
-          <w:hyperlink w:anchor="_Toc227963922" w:history="1">
+          <w:hyperlink w:anchor="_Toc228014260" w:history="1">
             <w:r>
               <w:rPr>
                 <w:rStyle w:val="Hiperhivatkozs"/>
@@ -2781,7 +2853,7 @@
                 <w:noProof/>
                 <w:webHidden/>
               </w:rPr>
-              <w:instrText xml:space="preserve"> PAGEREF _Toc227963922 \h </w:instrText>
+              <w:instrText xml:space="preserve"> PAGEREF _Toc228014260 \h </w:instrText>
             </w:r>
             <w:r>
               <w:rPr>
@@ -2826,7 +2898,7 @@
               <w:lang w:val="hu-HU"/>
             </w:rPr>
           </w:pPr>
-          <w:hyperlink w:anchor="_Toc227963923" w:history="1">
+          <w:hyperlink w:anchor="_Toc228014261" w:history="1">
             <w:r>
               <w:rPr>
                 <w:rStyle w:val="Hiperhivatkozs"/>
@@ -2853,7 +2925,7 @@
                 <w:noProof/>
                 <w:webHidden/>
               </w:rPr>
-              <w:instrText xml:space="preserve"> PAGEREF _Toc227963923 \h </w:instrText>
+              <w:instrText xml:space="preserve"> PAGEREF _Toc228014261 \h </w:instrText>
             </w:r>
             <w:r>
               <w:rPr>
@@ -2898,7 +2970,7 @@
               <w:lang w:val="hu-HU"/>
             </w:rPr>
           </w:pPr>
-          <w:hyperlink w:anchor="_Toc227963924" w:history="1">
+          <w:hyperlink w:anchor="_Toc228014262" w:history="1">
             <w:r>
               <w:rPr>
                 <w:rStyle w:val="Hiperhivatkozs"/>
@@ -2925,7 +2997,7 @@
                 <w:noProof/>
                 <w:webHidden/>
               </w:rPr>
-              <w:instrText xml:space="preserve"> PAGEREF _Toc227963924 \h </w:instrText>
+              <w:instrText xml:space="preserve"> PAGEREF _Toc228014262 \h </w:instrText>
             </w:r>
             <w:r>
               <w:rPr>
@@ -2970,7 +3042,7 @@
               <w:lang w:val="hu-HU"/>
             </w:rPr>
           </w:pPr>
-          <w:hyperlink w:anchor="_Toc227963925" w:history="1">
+          <w:hyperlink w:anchor="_Toc228014263" w:history="1">
             <w:r>
               <w:rPr>
                 <w:rStyle w:val="Hiperhivatkozs"/>
@@ -2997,7 +3069,7 @@
                 <w:noProof/>
                 <w:webHidden/>
               </w:rPr>
-              <w:instrText xml:space="preserve"> PAGEREF _Toc227963925 \h </w:instrText>
+              <w:instrText xml:space="preserve"> PAGEREF _Toc228014263 \h </w:instrText>
             </w:r>
             <w:r>
               <w:rPr>
@@ -3042,7 +3114,7 @@
               <w:lang w:val="hu-HU"/>
             </w:rPr>
           </w:pPr>
-          <w:hyperlink w:anchor="_Toc227963926" w:history="1">
+          <w:hyperlink w:anchor="_Toc228014264" w:history="1">
             <w:r>
               <w:rPr>
                 <w:rStyle w:val="Hiperhivatkozs"/>
@@ -3069,7 +3141,7 @@
                 <w:noProof/>
                 <w:webHidden/>
               </w:rPr>
-              <w:instrText xml:space="preserve"> PAGEREF _Toc227963926 \h </w:instrText>
+              <w:instrText xml:space="preserve"> PAGEREF _Toc228014264 \h </w:instrText>
             </w:r>
             <w:r>
               <w:rPr>
@@ -3114,7 +3186,7 @@
               <w:lang w:val="hu-HU"/>
             </w:rPr>
           </w:pPr>
-          <w:hyperlink w:anchor="_Toc227963927" w:history="1">
+          <w:hyperlink w:anchor="_Toc228014265" w:history="1">
             <w:r>
               <w:rPr>
                 <w:rStyle w:val="Hiperhivatkozs"/>
@@ -3141,7 +3213,7 @@
                 <w:noProof/>
                 <w:webHidden/>
               </w:rPr>
-              <w:instrText xml:space="preserve"> PAGEREF _Toc227963927 \h </w:instrText>
+              <w:instrText xml:space="preserve"> PAGEREF _Toc228014265 \h </w:instrText>
             </w:r>
             <w:r>
               <w:rPr>
@@ -3186,7 +3258,7 @@
               <w:lang w:val="hu-HU"/>
             </w:rPr>
           </w:pPr>
-          <w:hyperlink w:anchor="_Toc227963928" w:history="1">
+          <w:hyperlink w:anchor="_Toc228014266" w:history="1">
             <w:r>
               <w:rPr>
                 <w:rStyle w:val="Hiperhivatkozs"/>
@@ -3213,7 +3285,7 @@
                 <w:noProof/>
                 <w:webHidden/>
               </w:rPr>
-              <w:instrText xml:space="preserve"> PAGEREF _Toc227963928 \h </w:instrText>
+              <w:instrText xml:space="preserve"> PAGEREF _Toc228014266 \h </w:instrText>
             </w:r>
             <w:r>
               <w:rPr>
@@ -3285,7 +3357,7 @@
           <w:szCs w:val="36"/>
         </w:rPr>
       </w:pPr>
-      <w:bookmarkStart w:id="2" w:name="_Toc227963893"/>
+      <w:bookmarkStart w:id="2" w:name="_Toc228014230"/>
       <w:r>
         <w:rPr>
           <w:sz w:val="36"/>
@@ -3307,7 +3379,7 @@
       </w:pPr>
       <w:bookmarkStart w:id="3" w:name="_heading=h.owpyrfv8ixnc" w:colFirst="0" w:colLast="0"/>
       <w:bookmarkStart w:id="4" w:name="_Toc227913634"/>
-      <w:bookmarkStart w:id="5" w:name="_Toc227963894"/>
+      <w:bookmarkStart w:id="5" w:name="_Toc228014231"/>
       <w:bookmarkEnd w:id="3"/>
       <w:r>
         <w:t>A szoftver célja (Frontend)</w:t>
@@ -3360,7 +3432,7 @@
       <w:bookmarkStart w:id="6" w:name="_heading=h.qwv0vcrscb2u" w:colFirst="0" w:colLast="0"/>
       <w:bookmarkStart w:id="7" w:name="_heading=h.k9ie4eoeypxf" w:colFirst="0" w:colLast="0"/>
       <w:bookmarkStart w:id="8" w:name="_Toc227913636"/>
-      <w:bookmarkStart w:id="9" w:name="_Toc227963895"/>
+      <w:bookmarkStart w:id="9" w:name="_Toc228014232"/>
       <w:bookmarkEnd w:id="6"/>
       <w:bookmarkEnd w:id="7"/>
       <w:r>
@@ -3382,10 +3454,10 @@
           <w:szCs w:val="24"/>
         </w:rPr>
       </w:pPr>
-      <w:bookmarkStart w:id="10" w:name="_Toc227913637"/>
-      <w:bookmarkStart w:id="11" w:name="_heading=h.axwu51ft4sgw" w:colFirst="0" w:colLast="0"/>
-      <w:bookmarkStart w:id="12" w:name="_Toc227963896"/>
-      <w:bookmarkEnd w:id="11"/>
+      <w:bookmarkStart w:id="10" w:name="_heading=h.axwu51ft4sgw" w:colFirst="0" w:colLast="0"/>
+      <w:bookmarkStart w:id="11" w:name="_Toc228014233"/>
+      <w:bookmarkStart w:id="12" w:name="_Toc227913637"/>
+      <w:bookmarkEnd w:id="10"/>
       <w:r>
         <w:rPr>
           <w:b w:val="0"/>
@@ -3455,7 +3527,7 @@
         </w:rPr>
         <w:t>-Consumer), azaz a végfelhasználói szegmensre fókuszál, kiegészítve a rendszert karbantartó adminisztrátori körrel. A szoftver célcsoportjait a következő felhasználói perszónákra (szerepkörökre) bonthatjuk:</w:t>
       </w:r>
-      <w:bookmarkEnd w:id="12"/>
+      <w:bookmarkEnd w:id="11"/>
     </w:p>
     <w:p>
       <w:pPr>
@@ -3642,12 +3714,12 @@
         </w:numPr>
         <w:spacing w:line="360" w:lineRule="auto"/>
       </w:pPr>
-      <w:bookmarkStart w:id="13" w:name="_Toc227963897"/>
+      <w:bookmarkStart w:id="13" w:name="_Toc228014234"/>
       <w:r>
         <w:lastRenderedPageBreak/>
         <w:t>Program általános leírása</w:t>
       </w:r>
-      <w:bookmarkEnd w:id="10"/>
+      <w:bookmarkEnd w:id="12"/>
       <w:bookmarkEnd w:id="13"/>
     </w:p>
     <w:p>
@@ -3661,7 +3733,7 @@
       </w:pPr>
       <w:bookmarkStart w:id="14" w:name="_heading=h.uujju7uom43" w:colFirst="0" w:colLast="0"/>
       <w:bookmarkStart w:id="15" w:name="_Toc227913638"/>
-      <w:bookmarkStart w:id="16" w:name="_Toc227963898"/>
+      <w:bookmarkStart w:id="16" w:name="_Toc228014235"/>
       <w:bookmarkEnd w:id="14"/>
       <w:r>
         <w:t>Követelmények, tervezés és a rendszer jellemzői – megvalósítási terv</w:t>
@@ -3961,7 +4033,7 @@
       </w:pPr>
       <w:bookmarkStart w:id="17" w:name="_heading=h.8wl9fyfjgpmj" w:colFirst="0" w:colLast="0"/>
       <w:bookmarkStart w:id="18" w:name="_Toc227913639"/>
-      <w:bookmarkStart w:id="19" w:name="_Toc227963899"/>
+      <w:bookmarkStart w:id="19" w:name="_Toc228014236"/>
       <w:bookmarkEnd w:id="17"/>
       <w:r>
         <w:t>Adatbázis kapcs</w:t>
@@ -3999,7 +4071,7 @@
       </w:pPr>
       <w:bookmarkStart w:id="20" w:name="_heading=h.b0k3wzbleo9i" w:colFirst="0" w:colLast="0"/>
       <w:bookmarkStart w:id="21" w:name="_Toc227913640"/>
-      <w:bookmarkStart w:id="22" w:name="_Toc227963900"/>
+      <w:bookmarkStart w:id="22" w:name="_Toc228014237"/>
       <w:bookmarkEnd w:id="20"/>
       <w:r>
         <w:t>Tervezés – feladatok felosztása</w:t>
@@ -4354,7 +4426,7 @@
       </w:pPr>
       <w:bookmarkStart w:id="23" w:name="_heading=h.tb9hi5uihtfs" w:colFirst="0" w:colLast="0"/>
       <w:bookmarkStart w:id="24" w:name="_Toc227913641"/>
-      <w:bookmarkStart w:id="25" w:name="_Toc227963901"/>
+      <w:bookmarkStart w:id="25" w:name="_Toc228014238"/>
       <w:bookmarkEnd w:id="23"/>
       <w:r>
         <w:t>Adatbázis ER modell</w:t>
@@ -4421,28 +4493,15 @@
         <w:spacing w:line="360" w:lineRule="auto"/>
         <w:jc w:val="center"/>
       </w:pPr>
-      <w:r>
-        <w:fldChar w:fldCharType="begin"/>
-      </w:r>
-      <w:r>
-        <w:instrText xml:space="preserve"> SEQ ábra \* ARABIC </w:instrText>
-      </w:r>
-      <w:r>
-        <w:fldChar w:fldCharType="separate"/>
-      </w:r>
-      <w:bookmarkStart w:id="26" w:name="_Toc227963929"/>
-      <w:r>
-        <w:rPr>
-          <w:noProof/>
-        </w:rPr>
-        <w:t>1</w:t>
-      </w:r>
-      <w:r>
-        <w:rPr>
-          <w:noProof/>
-        </w:rPr>
-        <w:fldChar w:fldCharType="end"/>
-      </w:r>
+      <w:fldSimple w:instr=" SEQ ábra \* ARABIC ">
+        <w:bookmarkStart w:id="26" w:name="_Toc228015024"/>
+        <w:r>
+          <w:rPr>
+            <w:noProof/>
+          </w:rPr>
+          <w:t>1</w:t>
+        </w:r>
+      </w:fldSimple>
       <w:r>
         <w:t>. ábra Adatbázis leképezés</w:t>
       </w:r>
@@ -4464,7 +4523,7 @@
       </w:pPr>
       <w:bookmarkStart w:id="27" w:name="_heading=h.uu6v50sh6cvc" w:colFirst="0" w:colLast="0"/>
       <w:bookmarkStart w:id="28" w:name="_Toc227913642"/>
-      <w:bookmarkStart w:id="29" w:name="_Toc227963902"/>
+      <w:bookmarkStart w:id="29" w:name="_Toc228014239"/>
       <w:bookmarkEnd w:id="27"/>
       <w:r>
         <w:t>Táblák és mezők</w:t>
@@ -6690,7 +6749,7 @@
       </w:pPr>
       <w:bookmarkStart w:id="51" w:name="_heading=h.3kw39ns5vg8i" w:colFirst="0" w:colLast="0"/>
       <w:bookmarkStart w:id="52" w:name="_Toc227913653"/>
-      <w:bookmarkStart w:id="53" w:name="_Toc227963903"/>
+      <w:bookmarkStart w:id="53" w:name="_Toc228014240"/>
       <w:bookmarkEnd w:id="51"/>
       <w:r>
         <w:t xml:space="preserve">REST </w:t>
@@ -6793,7 +6852,7 @@
         <w:spacing w:line="360" w:lineRule="auto"/>
         <w:jc w:val="both"/>
       </w:pPr>
-      <w:bookmarkStart w:id="54" w:name="_Toc227963904"/>
+      <w:bookmarkStart w:id="54" w:name="_Toc228014241"/>
       <w:r>
         <w:lastRenderedPageBreak/>
         <w:t xml:space="preserve">Hitelesítés és jogosultságkezelés (Login </w:t>
@@ -7181,7 +7240,7 @@
           <w:numId w:val="18"/>
         </w:numPr>
       </w:pPr>
-      <w:bookmarkStart w:id="55" w:name="_Toc227963905"/>
+      <w:bookmarkStart w:id="55" w:name="_Toc228014242"/>
       <w:r>
         <w:t xml:space="preserve">Városok </w:t>
       </w:r>
@@ -7720,7 +7779,7 @@
           <w:numId w:val="18"/>
         </w:numPr>
       </w:pPr>
-      <w:bookmarkStart w:id="56" w:name="_Toc227963906"/>
+      <w:bookmarkStart w:id="56" w:name="_Toc228014243"/>
       <w:r>
         <w:t>Országok Listázása (</w:t>
       </w:r>
@@ -7994,7 +8053,7 @@
           <w:numId w:val="18"/>
         </w:numPr>
       </w:pPr>
-      <w:bookmarkStart w:id="57" w:name="_Toc227963907"/>
+      <w:bookmarkStart w:id="57" w:name="_Toc228014244"/>
       <w:r>
         <w:t>Szálláshelyek kezelése (</w:t>
       </w:r>
@@ -8356,7 +8415,7 @@
       <w:pPr>
         <w:pStyle w:val="Cmsor2"/>
       </w:pPr>
-      <w:bookmarkStart w:id="58" w:name="_Toc227963908"/>
+      <w:bookmarkStart w:id="58" w:name="_Toc228014245"/>
       <w:r>
         <w:t>3.</w:t>
       </w:r>
@@ -8897,7 +8956,7 @@
           <w:numId w:val="21"/>
         </w:numPr>
       </w:pPr>
-      <w:bookmarkStart w:id="59" w:name="_Toc227963909"/>
+      <w:bookmarkStart w:id="59" w:name="_Toc228014246"/>
       <w:r>
         <w:t xml:space="preserve">Éttermek és </w:t>
       </w:r>
@@ -9191,7 +9250,7 @@
           <w:numId w:val="21"/>
         </w:numPr>
       </w:pPr>
-      <w:bookmarkStart w:id="60" w:name="_Toc227963910"/>
+      <w:bookmarkStart w:id="60" w:name="_Toc228014247"/>
       <w:r>
         <w:t xml:space="preserve">Globális </w:t>
       </w:r>
@@ -9437,7 +9496,7 @@
           <w:numId w:val="21"/>
         </w:numPr>
       </w:pPr>
-      <w:bookmarkStart w:id="61" w:name="_Toc227963911"/>
+      <w:bookmarkStart w:id="61" w:name="_Toc228014248"/>
       <w:r>
         <w:t xml:space="preserve">Biztonsági </w:t>
       </w:r>
@@ -9483,7 +9542,7 @@
         <w:pStyle w:val="Cmsor2"/>
         <w:ind w:firstLine="720"/>
       </w:pPr>
-      <w:bookmarkStart w:id="62" w:name="_Toc227963912"/>
+      <w:bookmarkStart w:id="62" w:name="_Toc228014249"/>
       <w:r>
         <w:t>4.1</w:t>
       </w:r>
@@ -9491,9 +9550,6 @@
         <w:t>.</w:t>
       </w:r>
       <w:r>
-        <w:rPr>
-          <w:rStyle w:val="TableNormal"/>
-        </w:rPr>
         <w:t xml:space="preserve"> </w:t>
       </w:r>
       <w:r>
@@ -9770,12 +9826,11 @@
         <w:rPr>
           <w:noProof/>
         </w:rPr>
-        <w:lastRenderedPageBreak/>
         <w:drawing>
-          <wp:inline distT="0" distB="0" distL="0" distR="0" wp14:anchorId="36CAEABB" wp14:editId="28E51551">
-            <wp:extent cx="5759450" cy="2863215"/>
+          <wp:inline distT="0" distB="0" distL="0" distR="0" wp14:anchorId="0A082FFA" wp14:editId="789AE884">
+            <wp:extent cx="5759450" cy="2388235"/>
             <wp:effectExtent l="0" t="0" r="0" b="0"/>
-            <wp:docPr id="16" name="Kép 16"/>
+            <wp:docPr id="7" name="Kép 7"/>
             <wp:cNvGraphicFramePr>
               <a:graphicFrameLocks xmlns:a="http://schemas.openxmlformats.org/drawingml/2006/main" noChangeAspect="1"/>
             </wp:cNvGraphicFramePr>
@@ -9795,7 +9850,7 @@
                   <pic:spPr>
                     <a:xfrm>
                       <a:off x="0" y="0"/>
-                      <a:ext cx="5759450" cy="2863215"/>
+                      <a:ext cx="5759450" cy="2388235"/>
                     </a:xfrm>
                     <a:prstGeom prst="rect">
                       <a:avLst/>
@@ -9834,7 +9889,7 @@
         </w:rPr>
         <w:fldChar w:fldCharType="separate"/>
       </w:r>
-      <w:bookmarkStart w:id="63" w:name="_Toc227963930"/>
+      <w:bookmarkStart w:id="63" w:name="_Toc228015025"/>
       <w:r>
         <w:rPr>
           <w:b/>
@@ -9849,9 +9904,17 @@
         <w:fldChar w:fldCharType="end"/>
       </w:r>
       <w:r>
-        <w:t>. Ábra Jelszókezelés</w:t>
+        <w:t xml:space="preserve">. </w:t>
+      </w:r>
+      <w:r>
+        <w:t xml:space="preserve">Ábra Jelszó </w:t>
+      </w:r>
+      <w:proofErr w:type="spellStart"/>
+      <w:r>
+        <w:t>hashelés</w:t>
       </w:r>
       <w:bookmarkEnd w:id="63"/>
+      <w:proofErr w:type="spellEnd"/>
     </w:p>
     <w:p>
       <w:pPr>
@@ -9861,8 +9924,9 @@
           <w:rStyle w:val="citation-86"/>
         </w:rPr>
       </w:pPr>
-      <w:bookmarkStart w:id="64" w:name="_Toc227963913"/>
-      <w:r>
+      <w:bookmarkStart w:id="64" w:name="_Toc228014250"/>
+      <w:r>
+        <w:lastRenderedPageBreak/>
         <w:t>4.2.</w:t>
       </w:r>
       <w:r>
@@ -10118,7 +10182,6 @@
         <w:rPr>
           <w:b/>
         </w:rPr>
-        <w:lastRenderedPageBreak/>
         <w:fldChar w:fldCharType="begin"/>
       </w:r>
       <w:r>
@@ -10133,7 +10196,7 @@
         </w:rPr>
         <w:fldChar w:fldCharType="separate"/>
       </w:r>
-      <w:bookmarkStart w:id="65" w:name="_Toc227963931"/>
+      <w:bookmarkStart w:id="65" w:name="_Toc228015026"/>
       <w:r>
         <w:rPr>
           <w:b/>
@@ -10168,7 +10231,7 @@
           <w:rStyle w:val="citation-171"/>
         </w:rPr>
       </w:pPr>
-      <w:bookmarkStart w:id="66" w:name="_Toc227963914"/>
+      <w:bookmarkStart w:id="66" w:name="_Toc228014251"/>
       <w:r>
         <w:t>4.3.</w:t>
       </w:r>
@@ -10329,6 +10392,7 @@
         <w:rPr>
           <w:noProof/>
         </w:rPr>
+        <w:lastRenderedPageBreak/>
         <w:drawing>
           <wp:inline distT="0" distB="0" distL="0" distR="0" wp14:anchorId="0481034D" wp14:editId="00F34C86">
             <wp:extent cx="5759450" cy="2825750"/>
@@ -10371,25 +10435,15 @@
         <w:pStyle w:val="Kpalrs"/>
         <w:jc w:val="center"/>
       </w:pPr>
-      <w:r>
-        <w:fldChar w:fldCharType="begin"/>
-      </w:r>
-      <w:r>
-        <w:instrText xml:space="preserve"> SEQ Ábra \* ARABIC </w:instrText>
-      </w:r>
-      <w:r>
-        <w:fldChar w:fldCharType="separate"/>
-      </w:r>
-      <w:bookmarkStart w:id="67" w:name="_Toc227963932"/>
-      <w:r>
-        <w:rPr>
-          <w:noProof/>
-        </w:rPr>
-        <w:t>4</w:t>
-      </w:r>
-      <w:r>
-        <w:fldChar w:fldCharType="end"/>
-      </w:r>
+      <w:fldSimple w:instr=" SEQ Ábra \* ARABIC ">
+        <w:bookmarkStart w:id="67" w:name="_Toc228015027"/>
+        <w:r>
+          <w:rPr>
+            <w:noProof/>
+          </w:rPr>
+          <w:t>4</w:t>
+        </w:r>
+      </w:fldSimple>
       <w:r>
         <w:t>. Ábra Felhasználói szerepkörök egy része</w:t>
       </w:r>
@@ -10398,7 +10452,7 @@
     <w:p/>
     <w:tbl>
       <w:tblPr>
-        <w:tblW w:w="9356" w:type="dxa"/>
+        <w:tblW w:w="9856" w:type="dxa"/>
         <w:tblCellMar>
           <w:left w:w="70" w:type="dxa"/>
           <w:right w:w="70" w:type="dxa"/>
@@ -10417,7 +10471,7 @@
         </w:trPr>
         <w:tc>
           <w:tcPr>
-            <w:tcW w:w="1841" w:type="dxa"/>
+            <w:tcW w:w="2113" w:type="dxa"/>
             <w:tcBorders>
               <w:top w:val="nil"/>
               <w:left w:val="nil"/>
@@ -10455,7 +10509,7 @@
         </w:tc>
         <w:tc>
           <w:tcPr>
-            <w:tcW w:w="1408" w:type="dxa"/>
+            <w:tcW w:w="1500" w:type="dxa"/>
             <w:tcBorders>
               <w:top w:val="nil"/>
               <w:left w:val="nil"/>
@@ -10493,7 +10547,7 @@
         </w:tc>
         <w:tc>
           <w:tcPr>
-            <w:tcW w:w="2264" w:type="dxa"/>
+            <w:tcW w:w="2400" w:type="dxa"/>
             <w:tcBorders>
               <w:top w:val="nil"/>
               <w:left w:val="nil"/>
@@ -10574,7 +10628,7 @@
         </w:trPr>
         <w:tc>
           <w:tcPr>
-            <w:tcW w:w="1841" w:type="dxa"/>
+            <w:tcW w:w="2113" w:type="dxa"/>
             <w:tcBorders>
               <w:top w:val="nil"/>
               <w:left w:val="nil"/>
@@ -10630,7 +10684,7 @@
         </w:tc>
         <w:tc>
           <w:tcPr>
-            <w:tcW w:w="1408" w:type="dxa"/>
+            <w:tcW w:w="1500" w:type="dxa"/>
             <w:tcBorders>
               <w:top w:val="nil"/>
               <w:left w:val="nil"/>
@@ -10664,7 +10718,7 @@
         </w:tc>
         <w:tc>
           <w:tcPr>
-            <w:tcW w:w="2264" w:type="dxa"/>
+            <w:tcW w:w="2400" w:type="dxa"/>
             <w:tcBorders>
               <w:top w:val="nil"/>
               <w:left w:val="nil"/>
@@ -10773,7 +10827,7 @@
         </w:trPr>
         <w:tc>
           <w:tcPr>
-            <w:tcW w:w="1841" w:type="dxa"/>
+            <w:tcW w:w="2113" w:type="dxa"/>
             <w:tcBorders>
               <w:top w:val="nil"/>
               <w:left w:val="nil"/>
@@ -10809,7 +10863,7 @@
         </w:tc>
         <w:tc>
           <w:tcPr>
-            <w:tcW w:w="1408" w:type="dxa"/>
+            <w:tcW w:w="1500" w:type="dxa"/>
             <w:tcBorders>
               <w:top w:val="nil"/>
               <w:left w:val="nil"/>
@@ -10843,7 +10897,7 @@
         </w:tc>
         <w:tc>
           <w:tcPr>
-            <w:tcW w:w="2264" w:type="dxa"/>
+            <w:tcW w:w="2400" w:type="dxa"/>
             <w:tcBorders>
               <w:top w:val="nil"/>
               <w:left w:val="nil"/>
@@ -10905,16 +10959,7 @@
                 <w:szCs w:val="20"/>
                 <w:lang w:val="hu-HU"/>
               </w:rPr>
-              <w:t xml:space="preserve">Az országok listája statikus szótáradat, amely a rendszer indulásakor kerül inicializálásra. A weboldalon keresztül történő módosításukra nincs üzleti igény, így </w:t>
-            </w:r>
-            <w:r>
-              <w:rPr>
-                <w:color w:val="000000"/>
-                <w:szCs w:val="20"/>
-                <w:lang w:val="hu-HU"/>
-              </w:rPr>
-              <w:lastRenderedPageBreak/>
-              <w:t>csak lekérdező (GET) végpontok készültek hozzájuk.</w:t>
+              <w:t>Az országok listája statikus szótáradat, amely a rendszer indulásakor kerül inicializálásra. A weboldalon keresztül történő módosításukra nincs üzleti igény, így csak lekérdező (GET) végpontok készültek hozzájuk.</w:t>
             </w:r>
           </w:p>
         </w:tc>
@@ -10925,7 +10970,7 @@
         </w:trPr>
         <w:tc>
           <w:tcPr>
-            <w:tcW w:w="1841" w:type="dxa"/>
+            <w:tcW w:w="2113" w:type="dxa"/>
             <w:tcBorders>
               <w:top w:val="nil"/>
               <w:left w:val="nil"/>
@@ -10955,14 +11000,13 @@
                 <w:szCs w:val="20"/>
                 <w:lang w:val="hu-HU"/>
               </w:rPr>
-              <w:lastRenderedPageBreak/>
               <w:t>Város (City)</w:t>
             </w:r>
           </w:p>
         </w:tc>
         <w:tc>
           <w:tcPr>
-            <w:tcW w:w="1408" w:type="dxa"/>
+            <w:tcW w:w="1500" w:type="dxa"/>
             <w:tcBorders>
               <w:top w:val="nil"/>
               <w:left w:val="nil"/>
@@ -10996,7 +11040,7 @@
         </w:tc>
         <w:tc>
           <w:tcPr>
-            <w:tcW w:w="2264" w:type="dxa"/>
+            <w:tcW w:w="2400" w:type="dxa"/>
             <w:tcBorders>
               <w:top w:val="nil"/>
               <w:left w:val="nil"/>
@@ -11069,7 +11113,7 @@
         </w:trPr>
         <w:tc>
           <w:tcPr>
-            <w:tcW w:w="1841" w:type="dxa"/>
+            <w:tcW w:w="2113" w:type="dxa"/>
             <w:tcBorders>
               <w:top w:val="nil"/>
               <w:left w:val="nil"/>
@@ -11125,7 +11169,7 @@
         </w:tc>
         <w:tc>
           <w:tcPr>
-            <w:tcW w:w="1408" w:type="dxa"/>
+            <w:tcW w:w="1500" w:type="dxa"/>
             <w:tcBorders>
               <w:top w:val="nil"/>
               <w:left w:val="nil"/>
@@ -11159,7 +11203,7 @@
         </w:tc>
         <w:tc>
           <w:tcPr>
-            <w:tcW w:w="2264" w:type="dxa"/>
+            <w:tcW w:w="2400" w:type="dxa"/>
             <w:tcBorders>
               <w:top w:val="nil"/>
               <w:left w:val="nil"/>
@@ -11250,7 +11294,7 @@
         </w:trPr>
         <w:tc>
           <w:tcPr>
-            <w:tcW w:w="1841" w:type="dxa"/>
+            <w:tcW w:w="2113" w:type="dxa"/>
             <w:tcBorders>
               <w:top w:val="nil"/>
               <w:left w:val="nil"/>
@@ -11280,6 +11324,7 @@
                 <w:szCs w:val="20"/>
                 <w:lang w:val="hu-HU"/>
               </w:rPr>
+              <w:lastRenderedPageBreak/>
               <w:t>Felhasználó (</w:t>
             </w:r>
             <w:proofErr w:type="spellStart"/>
@@ -11306,7 +11351,7 @@
         </w:tc>
         <w:tc>
           <w:tcPr>
-            <w:tcW w:w="1408" w:type="dxa"/>
+            <w:tcW w:w="1500" w:type="dxa"/>
             <w:tcBorders>
               <w:top w:val="nil"/>
               <w:left w:val="nil"/>
@@ -11340,7 +11385,7 @@
         </w:tc>
         <w:tc>
           <w:tcPr>
-            <w:tcW w:w="2264" w:type="dxa"/>
+            <w:tcW w:w="2400" w:type="dxa"/>
             <w:tcBorders>
               <w:top w:val="nil"/>
               <w:left w:val="nil"/>
@@ -11467,7 +11512,7 @@
         </w:trPr>
         <w:tc>
           <w:tcPr>
-            <w:tcW w:w="1841" w:type="dxa"/>
+            <w:tcW w:w="2113" w:type="dxa"/>
             <w:tcBorders>
               <w:top w:val="nil"/>
               <w:left w:val="nil"/>
@@ -11523,7 +11568,7 @@
         </w:tc>
         <w:tc>
           <w:tcPr>
-            <w:tcW w:w="1408" w:type="dxa"/>
+            <w:tcW w:w="1500" w:type="dxa"/>
             <w:tcBorders>
               <w:top w:val="nil"/>
               <w:left w:val="nil"/>
@@ -11557,7 +11602,7 @@
         </w:tc>
         <w:tc>
           <w:tcPr>
-            <w:tcW w:w="2264" w:type="dxa"/>
+            <w:tcW w:w="2400" w:type="dxa"/>
             <w:tcBorders>
               <w:top w:val="nil"/>
               <w:left w:val="nil"/>
@@ -11702,7 +11747,7 @@
         </w:trPr>
         <w:tc>
           <w:tcPr>
-            <w:tcW w:w="1841" w:type="dxa"/>
+            <w:tcW w:w="2113" w:type="dxa"/>
             <w:tcBorders>
               <w:top w:val="nil"/>
               <w:left w:val="nil"/>
@@ -11738,7 +11783,7 @@
         </w:tc>
         <w:tc>
           <w:tcPr>
-            <w:tcW w:w="1408" w:type="dxa"/>
+            <w:tcW w:w="1500" w:type="dxa"/>
             <w:tcBorders>
               <w:top w:val="nil"/>
               <w:left w:val="nil"/>
@@ -11772,7 +11817,7 @@
         </w:tc>
         <w:tc>
           <w:tcPr>
-            <w:tcW w:w="2264" w:type="dxa"/>
+            <w:tcW w:w="2400" w:type="dxa"/>
             <w:tcBorders>
               <w:top w:val="nil"/>
               <w:left w:val="nil"/>
@@ -11863,7 +11908,7 @@
         </w:trPr>
         <w:tc>
           <w:tcPr>
-            <w:tcW w:w="1841" w:type="dxa"/>
+            <w:tcW w:w="2113" w:type="dxa"/>
             <w:tcBorders>
               <w:top w:val="nil"/>
               <w:left w:val="nil"/>
@@ -11919,7 +11964,7 @@
         </w:tc>
         <w:tc>
           <w:tcPr>
-            <w:tcW w:w="1408" w:type="dxa"/>
+            <w:tcW w:w="1500" w:type="dxa"/>
             <w:tcBorders>
               <w:top w:val="nil"/>
               <w:left w:val="nil"/>
@@ -11953,7 +11998,7 @@
         </w:tc>
         <w:tc>
           <w:tcPr>
-            <w:tcW w:w="2264" w:type="dxa"/>
+            <w:tcW w:w="2400" w:type="dxa"/>
             <w:tcBorders>
               <w:top w:val="nil"/>
               <w:left w:val="nil"/>
@@ -12044,7 +12089,7 @@
         </w:trPr>
         <w:tc>
           <w:tcPr>
-            <w:tcW w:w="1841" w:type="dxa"/>
+            <w:tcW w:w="2113" w:type="dxa"/>
             <w:tcBorders>
               <w:top w:val="nil"/>
               <w:left w:val="nil"/>
@@ -12100,7 +12145,7 @@
         </w:tc>
         <w:tc>
           <w:tcPr>
-            <w:tcW w:w="1408" w:type="dxa"/>
+            <w:tcW w:w="1500" w:type="dxa"/>
             <w:tcBorders>
               <w:top w:val="nil"/>
               <w:left w:val="nil"/>
@@ -12134,7 +12179,7 @@
         </w:tc>
         <w:tc>
           <w:tcPr>
-            <w:tcW w:w="2264" w:type="dxa"/>
+            <w:tcW w:w="2400" w:type="dxa"/>
             <w:tcBorders>
               <w:top w:val="nil"/>
               <w:left w:val="nil"/>
@@ -12239,58 +12284,245 @@
       </w:tr>
     </w:tbl>
     <w:p>
+      <w:pPr>
+        <w:pStyle w:val="Cmsor2"/>
+      </w:pPr>
       <w:bookmarkStart w:id="68" w:name="_heading=h.y1m4kcyg2qg6" w:colFirst="0" w:colLast="0"/>
+      <w:bookmarkStart w:id="69" w:name="_Toc228014252"/>
       <w:bookmarkEnd w:id="68"/>
-      <w:proofErr w:type="spellStart"/>
-      <w:r>
-        <w:rPr>
+      <w:r>
+        <w:t>4.4.</w:t>
+      </w:r>
+      <w:r>
+        <w:rPr>
+          <w:rStyle w:val="Cmsor2Char"/>
           <w:b/>
           <w:bCs/>
         </w:rPr>
-        <w:t>PostRegister</w:t>
-      </w:r>
-      <w:proofErr w:type="spellEnd"/>
-      <w:r>
-        <w:rPr>
-          <w:b/>
-          <w:bCs/>
-        </w:rPr>
         <w:t xml:space="preserve"> </w:t>
       </w:r>
       <w:r>
-        <w:t>Metódus:</w:t>
-      </w:r>
-    </w:p>
-    <w:p>
-      <w:pPr>
-        <w:keepNext/>
+        <w:t>A regisztrációs folyamat logikája</w:t>
+      </w:r>
+      <w:bookmarkEnd w:id="69"/>
+    </w:p>
+    <w:p>
+      <w:pPr>
+        <w:ind w:left="360" w:firstLine="720"/>
+      </w:pPr>
+      <w:r>
+        <w:t>A felhasználók létrehozása a backend oldalon egy többlépcsős validációs és titkosítási folyamaton megy keresztül:</w:t>
+      </w:r>
+    </w:p>
+    <w:p>
+      <w:pPr>
+        <w:pStyle w:val="Listaszerbekezds"/>
         <w:numPr>
           <w:ilvl w:val="0"/>
-          <w:numId w:val="4"/>
+          <w:numId w:val="45"/>
         </w:numPr>
-        <w:pBdr>
-          <w:top w:val="nil"/>
-          <w:left w:val="nil"/>
-          <w:bottom w:val="nil"/>
-          <w:right w:val="nil"/>
-          <w:between w:val="nil"/>
-        </w:pBdr>
-      </w:pPr>
-      <w:r>
-        <w:rPr>
-          <w:color w:val="000000"/>
-        </w:rPr>
-        <w:lastRenderedPageBreak/>
-        <w:t>A rendszer meggyőződik hogy minden kötelező adat meg van-e adva</w:t>
-      </w:r>
+        <w:rPr>
+          <w:b/>
+        </w:rPr>
+      </w:pPr>
+      <w:r>
+        <w:rPr>
+          <w:b/>
+        </w:rPr>
+        <w:t xml:space="preserve">Adatok </w:t>
+      </w:r>
+      <w:proofErr w:type="spellStart"/>
+      <w:r>
+        <w:rPr>
+          <w:b/>
+        </w:rPr>
+        <w:t>validálása</w:t>
+      </w:r>
+      <w:proofErr w:type="spellEnd"/>
+      <w:r>
+        <w:rPr>
+          <w:b/>
+        </w:rPr>
+        <w:t>:</w:t>
+      </w:r>
+      <w:r>
+        <w:rPr>
+          <w:b/>
+        </w:rPr>
+        <w:t xml:space="preserve"> </w:t>
+      </w:r>
+      <w:r>
+        <w:t xml:space="preserve">A rendszer ellenőrzi hogy minden kötelezően kitöltendő mező ki van-e töltve. Kötelezővé a mezőket a </w:t>
+      </w:r>
+      <w:proofErr w:type="spellStart"/>
+      <w:r>
+        <w:t>required</w:t>
+      </w:r>
+      <w:proofErr w:type="spellEnd"/>
+      <w:r>
+        <w:t xml:space="preserve"> kulcsszóval tudjuk tenni. </w:t>
+      </w:r>
+    </w:p>
+    <w:p>
+      <w:pPr>
+        <w:pStyle w:val="Listaszerbekezds"/>
+        <w:numPr>
+          <w:ilvl w:val="0"/>
+          <w:numId w:val="45"/>
+        </w:numPr>
+        <w:rPr>
+          <w:b/>
+        </w:rPr>
+      </w:pPr>
+      <w:r>
+        <w:rPr>
+          <w:b/>
+        </w:rPr>
+        <w:t>Egyediség ellenőrzése:</w:t>
+      </w:r>
+      <w:r>
+        <w:rPr>
+          <w:b/>
+        </w:rPr>
+        <w:t xml:space="preserve"> </w:t>
+      </w:r>
+      <w:r>
+        <w:t>Az adatbázis lekérdezésével meggyőződünk arról, hogy az adott e-mail címmel vagy névvel nem regisztráltak-e már korábban.</w:t>
+      </w:r>
+    </w:p>
+    <w:p>
+      <w:pPr>
+        <w:pStyle w:val="Listaszerbekezds"/>
+        <w:numPr>
+          <w:ilvl w:val="0"/>
+          <w:numId w:val="45"/>
+        </w:numPr>
+        <w:rPr>
+          <w:b/>
+        </w:rPr>
+      </w:pPr>
+      <w:r>
+        <w:rPr>
+          <w:b/>
+        </w:rPr>
+        <w:t xml:space="preserve">Biztonságos </w:t>
+      </w:r>
+      <w:proofErr w:type="spellStart"/>
+      <w:r>
+        <w:rPr>
+          <w:b/>
+        </w:rPr>
+        <w:t>hash-elés</w:t>
+      </w:r>
+      <w:proofErr w:type="spellEnd"/>
+      <w:r>
+        <w:rPr>
+          <w:b/>
+        </w:rPr>
+        <w:t>:</w:t>
+      </w:r>
+      <w:r>
+        <w:t xml:space="preserve"> </w:t>
+      </w:r>
+      <w:r>
+        <w:t xml:space="preserve">Ha a validáció sikeres, a </w:t>
+      </w:r>
+      <w:proofErr w:type="spellStart"/>
+      <w:r>
+        <w:t>PasswordHandler.HashPassword</w:t>
+      </w:r>
+      <w:proofErr w:type="spellEnd"/>
+      <w:r>
+        <w:t xml:space="preserve"> metódus</w:t>
+      </w:r>
+      <w:r>
+        <w:t xml:space="preserve"> legenerálja </w:t>
+      </w:r>
+      <w:r>
+        <w:t>a jelszó</w:t>
+      </w:r>
+      <w:r>
+        <w:t xml:space="preserve"> titkosított változ</w:t>
+      </w:r>
+      <w:r>
+        <w:t>a</w:t>
+      </w:r>
+      <w:r>
+        <w:t>tát.</w:t>
+      </w:r>
+    </w:p>
+    <w:p>
+      <w:pPr>
+        <w:pStyle w:val="Listaszerbekezds"/>
+        <w:numPr>
+          <w:ilvl w:val="0"/>
+          <w:numId w:val="45"/>
+        </w:numPr>
+        <w:rPr>
+          <w:b/>
+        </w:rPr>
+      </w:pPr>
+      <w:proofErr w:type="spellStart"/>
+      <w:r>
+        <w:rPr>
+          <w:b/>
+        </w:rPr>
+        <w:t>Perzisztencia</w:t>
+      </w:r>
+      <w:proofErr w:type="spellEnd"/>
+      <w:r>
+        <w:rPr>
+          <w:b/>
+        </w:rPr>
+        <w:t xml:space="preserve">: </w:t>
+      </w:r>
+      <w:r>
+        <w:t>A rendszer elmenti a felhasználót az adatbázisba, de a jelszót kizárólag a {</w:t>
+      </w:r>
+      <w:proofErr w:type="spellStart"/>
+      <w:r>
+        <w:t>Base_Salt</w:t>
+      </w:r>
+      <w:proofErr w:type="spellEnd"/>
+      <w:r>
+        <w:t>}</w:t>
+      </w:r>
+      <w:r>
+        <w:t>.{Base64_Hash} formátumba rögzíti</w:t>
+      </w:r>
+      <w:r>
+        <w:t xml:space="preserve">. Ezzel biztosítjuk, hogy még az adatbázis esetleges kiszivárgása esetén sem </w:t>
+      </w:r>
+      <w:proofErr w:type="spellStart"/>
+      <w:r>
+        <w:t>fejthetőek</w:t>
+      </w:r>
+      <w:proofErr w:type="spellEnd"/>
+      <w:r>
+        <w:t xml:space="preserve"> vissza a felhasználók eredeti </w:t>
+      </w:r>
+      <w:proofErr w:type="spellStart"/>
+      <w:r>
+        <w:t>jelszavai</w:t>
+      </w:r>
+      <w:proofErr w:type="spellEnd"/>
+      <w:r>
+        <w:t>.</w:t>
+      </w:r>
+    </w:p>
+    <w:p>
+      <w:pPr>
+        <w:keepNext/>
+      </w:pPr>
       <w:r>
         <w:rPr>
           <w:noProof/>
           <w:color w:val="000000"/>
           <w:lang w:val="hu-HU"/>
         </w:rPr>
+        <w:lastRenderedPageBreak/>
         <w:drawing>
-          <wp:inline distT="0" distB="0" distL="0" distR="0" wp14:anchorId="5F1AD8D2" wp14:editId="23FCD25F">
+          <wp:inline distT="0" distB="0" distL="0" distR="0" wp14:anchorId="6E3EC058" wp14:editId="230E3806">
             <wp:extent cx="5759450" cy="3091815"/>
             <wp:effectExtent l="0" t="0" r="0" b="0"/>
             <wp:docPr id="2" name="image1.png"/>
@@ -12329,42 +12561,51 @@
     <w:p>
       <w:pPr>
         <w:pStyle w:val="Kpalrs"/>
-        <w:spacing w:line="360" w:lineRule="auto"/>
         <w:jc w:val="center"/>
-      </w:pPr>
-      <w:r>
+        <w:rPr>
+          <w:b/>
+        </w:rPr>
+      </w:pPr>
+      <w:r>
+        <w:rPr>
+          <w:b/>
+        </w:rPr>
         <w:fldChar w:fldCharType="begin"/>
       </w:r>
       <w:r>
-        <w:instrText xml:space="preserve"> SEQ ábra \* ARABIC </w:instrText>
-      </w:r>
-      <w:r>
+        <w:rPr>
+          <w:b/>
+        </w:rPr>
+        <w:instrText xml:space="preserve"> SEQ Ábra \* ARABIC </w:instrText>
+      </w:r>
+      <w:r>
+        <w:rPr>
+          <w:b/>
+        </w:rPr>
         <w:fldChar w:fldCharType="separate"/>
       </w:r>
-      <w:bookmarkStart w:id="69" w:name="_Toc227963933"/>
-      <w:r>
-        <w:rPr>
+      <w:bookmarkStart w:id="70" w:name="_Toc228015028"/>
+      <w:r>
+        <w:rPr>
+          <w:b/>
           <w:noProof/>
         </w:rPr>
         <w:t>5</w:t>
       </w:r>
       <w:r>
         <w:rPr>
-          <w:noProof/>
+          <w:b/>
         </w:rPr>
         <w:fldChar w:fldCharType="end"/>
       </w:r>
       <w:r>
-        <w:t>. ábra Regisztráció</w:t>
-      </w:r>
-      <w:bookmarkEnd w:id="69"/>
-    </w:p>
-    <w:p>
-      <w:pPr>
-        <w:numPr>
-          <w:ilvl w:val="0"/>
-          <w:numId w:val="4"/>
-        </w:numPr>
+        <w:t>. Ábra Regisztráció folyamata</w:t>
+      </w:r>
+      <w:bookmarkEnd w:id="70"/>
+    </w:p>
+    <w:p>
+      <w:pPr>
+        <w:keepNext/>
         <w:pBdr>
           <w:top w:val="nil"/>
           <w:left w:val="nil"/>
@@ -12372,55 +12613,6 @@
           <w:right w:val="nil"/>
           <w:between w:val="nil"/>
         </w:pBdr>
-      </w:pPr>
-      <w:r>
-        <w:rPr>
-          <w:color w:val="000000"/>
-        </w:rPr>
-        <w:t xml:space="preserve">Ha a rendszer nem dobott ki </w:t>
-      </w:r>
-      <w:proofErr w:type="spellStart"/>
-      <w:r>
-        <w:rPr>
-          <w:color w:val="000000"/>
-        </w:rPr>
-        <w:t>BadRequest-et</w:t>
-      </w:r>
-      <w:proofErr w:type="spellEnd"/>
-      <w:r>
-        <w:rPr>
-          <w:color w:val="000000"/>
-        </w:rPr>
-        <w:t xml:space="preserve">, akkor </w:t>
-      </w:r>
-      <w:proofErr w:type="spellStart"/>
-      <w:r>
-        <w:rPr>
-          <w:color w:val="000000"/>
-        </w:rPr>
-        <w:t>Hash-eljük</w:t>
-      </w:r>
-      <w:proofErr w:type="spellEnd"/>
-      <w:r>
-        <w:rPr>
-          <w:color w:val="000000"/>
-        </w:rPr>
-        <w:t xml:space="preserve"> a jelszót és létre hozzuk a felhasználót.</w:t>
-      </w:r>
-    </w:p>
-    <w:p>
-      <w:pPr>
-        <w:pBdr>
-          <w:top w:val="nil"/>
-          <w:left w:val="nil"/>
-          <w:bottom w:val="nil"/>
-          <w:right w:val="nil"/>
-          <w:between w:val="nil"/>
-        </w:pBdr>
-        <w:ind w:left="720"/>
-        <w:rPr>
-          <w:color w:val="000000"/>
-        </w:rPr>
       </w:pPr>
       <w:r>
         <w:rPr>
@@ -12467,18 +12659,277 @@
     </w:p>
     <w:p>
       <w:pPr>
+        <w:pStyle w:val="Kpalrs"/>
+        <w:jc w:val="center"/>
+        <w:rPr>
+          <w:color w:val="000000"/>
+        </w:rPr>
+      </w:pPr>
+      <w:r>
+        <w:rPr>
+          <w:color w:val="000000"/>
+        </w:rPr>
+        <w:fldChar w:fldCharType="begin"/>
+      </w:r>
+      <w:r>
+        <w:rPr>
+          <w:color w:val="000000"/>
+        </w:rPr>
+        <w:instrText xml:space="preserve"> SEQ Ábra \* ARABIC </w:instrText>
+      </w:r>
+      <w:r>
+        <w:rPr>
+          <w:color w:val="000000"/>
+        </w:rPr>
+        <w:fldChar w:fldCharType="separate"/>
+      </w:r>
+      <w:bookmarkStart w:id="71" w:name="_Toc228015029"/>
+      <w:r>
+        <w:rPr>
+          <w:noProof/>
+          <w:color w:val="000000"/>
+        </w:rPr>
+        <w:t>6</w:t>
+      </w:r>
+      <w:r>
+        <w:rPr>
+          <w:color w:val="000000"/>
+        </w:rPr>
+        <w:fldChar w:fldCharType="end"/>
+      </w:r>
+      <w:r>
+        <w:t>. Ábra Jelszó titkosítás és mentés</w:t>
+      </w:r>
+      <w:bookmarkEnd w:id="71"/>
+    </w:p>
+    <w:p>
+      <w:pPr>
+        <w:pStyle w:val="Cmsor2"/>
+        <w:numPr>
+          <w:ilvl w:val="1"/>
+          <w:numId w:val="45"/>
+        </w:numPr>
+        <w:ind w:left="0" w:firstLine="0"/>
+      </w:pPr>
+      <w:bookmarkStart w:id="72" w:name="_heading=h.bpzm0kz4ce5z" w:colFirst="0" w:colLast="0"/>
+      <w:bookmarkStart w:id="73" w:name="_Toc227913655"/>
+      <w:bookmarkStart w:id="74" w:name="_Toc228014253"/>
+      <w:bookmarkStart w:id="75" w:name="_GoBack"/>
+      <w:bookmarkEnd w:id="72"/>
+      <w:bookmarkEnd w:id="75"/>
+      <w:r>
+        <w:t>Hitelesítés és jelszóellenőrzés</w:t>
+      </w:r>
+    </w:p>
+    <w:p>
+      <w:pPr>
+        <w:ind w:left="720"/>
+      </w:pPr>
+      <w:r>
+        <w:t xml:space="preserve">Bejelentkezéskor a rendszer a </w:t>
+      </w:r>
+      <w:proofErr w:type="spellStart"/>
+      <w:r>
+        <w:t>LoginController</w:t>
+      </w:r>
+      <w:proofErr w:type="spellEnd"/>
+      <w:r>
+        <w:t xml:space="preserve"> </w:t>
+      </w:r>
+      <w:r>
+        <w:t>segítségével azonosítja a felhasználót:</w:t>
+      </w:r>
+    </w:p>
+    <w:p>
+      <w:pPr>
+        <w:pStyle w:val="Listaszerbekezds"/>
+        <w:numPr>
+          <w:ilvl w:val="0"/>
+          <w:numId w:val="46"/>
+        </w:numPr>
+      </w:pPr>
+      <w:r>
+        <w:t xml:space="preserve">A megadott e-mail alapján lekéri a tárolt </w:t>
+      </w:r>
+      <w:proofErr w:type="spellStart"/>
+      <w:r>
+        <w:t>hash</w:t>
+      </w:r>
+      <w:proofErr w:type="spellEnd"/>
+      <w:r>
+        <w:t>-t az adatbázisból.</w:t>
+      </w:r>
+    </w:p>
+    <w:p>
+      <w:pPr>
+        <w:pStyle w:val="Listaszerbekezds"/>
+        <w:numPr>
+          <w:ilvl w:val="0"/>
+          <w:numId w:val="46"/>
+        </w:numPr>
+      </w:pPr>
+      <w:r>
+        <w:t xml:space="preserve">A </w:t>
+      </w:r>
+      <w:proofErr w:type="spellStart"/>
+      <w:r>
+        <w:t>PasswordHandler.VerifyPassword</w:t>
+      </w:r>
+      <w:proofErr w:type="spellEnd"/>
+      <w:r>
+        <w:t xml:space="preserve"> metódus</w:t>
+      </w:r>
+      <w:r>
+        <w:t xml:space="preserve"> segítségével</w:t>
+      </w:r>
+      <w:r>
+        <w:t xml:space="preserve">, a tárolt </w:t>
+      </w:r>
+      <w:proofErr w:type="spellStart"/>
+      <w:r>
+        <w:t>passwordsalt</w:t>
+      </w:r>
+      <w:proofErr w:type="spellEnd"/>
+      <w:r>
+        <w:t xml:space="preserve"> </w:t>
+      </w:r>
+      <w:proofErr w:type="spellStart"/>
+      <w:r>
+        <w:t>felhasználásval</w:t>
+      </w:r>
+      <w:proofErr w:type="spellEnd"/>
+      <w:r>
+        <w:t xml:space="preserve"> újra kiszámítja </w:t>
+      </w:r>
+      <w:r>
+        <w:t xml:space="preserve">a </w:t>
+      </w:r>
+      <w:proofErr w:type="spellStart"/>
+      <w:r>
+        <w:t>hash</w:t>
+      </w:r>
+      <w:proofErr w:type="spellEnd"/>
+      <w:r>
+        <w:t xml:space="preserve">-t a megadott jelszóból, és összehasonlítja a </w:t>
+      </w:r>
+      <w:proofErr w:type="spellStart"/>
+      <w:r>
+        <w:t>tárolttal</w:t>
+      </w:r>
+      <w:proofErr w:type="spellEnd"/>
+      <w:r>
+        <w:t>.</w:t>
+      </w:r>
+    </w:p>
+    <w:p>
+      <w:pPr>
+        <w:pStyle w:val="Listaszerbekezds"/>
+        <w:numPr>
+          <w:ilvl w:val="0"/>
+          <w:numId w:val="46"/>
+        </w:numPr>
+      </w:pPr>
+      <w:r>
+        <w:t>A biztonság fokozása érdekében a rendszer "konstans idejű" összehasonlítást alkalmaz, hogy elkerülje az időzítés alapú (</w:t>
+      </w:r>
+      <w:proofErr w:type="spellStart"/>
+      <w:r>
+        <w:t>timing</w:t>
+      </w:r>
+      <w:proofErr w:type="spellEnd"/>
+      <w:r>
+        <w:t xml:space="preserve"> </w:t>
+      </w:r>
+      <w:proofErr w:type="spellStart"/>
+      <w:r>
+        <w:t>attack</w:t>
+      </w:r>
+      <w:proofErr w:type="spellEnd"/>
+      <w:r>
+        <w:t>) támadásokat.</w:t>
+      </w:r>
+    </w:p>
+    <w:p>
+      <w:pPr>
+        <w:keepNext/>
+      </w:pPr>
+      <w:r>
+        <w:rPr>
+          <w:noProof/>
+        </w:rPr>
+        <w:lastRenderedPageBreak/>
+        <w:drawing>
+          <wp:inline distT="0" distB="0" distL="0" distR="0" wp14:anchorId="653EE4C4" wp14:editId="110EF97C">
+            <wp:extent cx="5759450" cy="2012950"/>
+            <wp:effectExtent l="0" t="0" r="0" b="6350"/>
+            <wp:docPr id="8" name="Kép 8"/>
+            <wp:cNvGraphicFramePr>
+              <a:graphicFrameLocks xmlns:a="http://schemas.openxmlformats.org/drawingml/2006/main" noChangeAspect="1"/>
+            </wp:cNvGraphicFramePr>
+            <a:graphic xmlns:a="http://schemas.openxmlformats.org/drawingml/2006/main">
+              <a:graphicData uri="http://schemas.openxmlformats.org/drawingml/2006/picture">
+                <pic:pic xmlns:pic="http://schemas.openxmlformats.org/drawingml/2006/picture">
+                  <pic:nvPicPr>
+                    <pic:cNvPr id="1" name=""/>
+                    <pic:cNvPicPr/>
+                  </pic:nvPicPr>
+                  <pic:blipFill>
+                    <a:blip r:embed="rId17"/>
+                    <a:stretch>
+                      <a:fillRect/>
+                    </a:stretch>
+                  </pic:blipFill>
+                  <pic:spPr>
+                    <a:xfrm>
+                      <a:off x="0" y="0"/>
+                      <a:ext cx="5759450" cy="2012950"/>
+                    </a:xfrm>
+                    <a:prstGeom prst="rect">
+                      <a:avLst/>
+                    </a:prstGeom>
+                  </pic:spPr>
+                </pic:pic>
+              </a:graphicData>
+            </a:graphic>
+          </wp:inline>
+        </w:drawing>
+      </w:r>
+    </w:p>
+    <w:p>
+      <w:pPr>
+        <w:pStyle w:val="Kpalrs"/>
+        <w:jc w:val="center"/>
+      </w:pPr>
+      <w:fldSimple w:instr=" SEQ Ábra \* ARABIC ">
+        <w:bookmarkStart w:id="76" w:name="_Toc228015030"/>
+        <w:r>
+          <w:rPr>
+            <w:noProof/>
+          </w:rPr>
+          <w:t>7</w:t>
+        </w:r>
+      </w:fldSimple>
+      <w:r>
+        <w:t>. Ábra Hitelesítés</w:t>
+      </w:r>
+      <w:bookmarkEnd w:id="76"/>
+    </w:p>
+    <w:p>
+      <w:pPr>
         <w:pStyle w:val="Cmsor2"/>
         <w:spacing w:line="360" w:lineRule="auto"/>
       </w:pPr>
-      <w:bookmarkStart w:id="70" w:name="_heading=h.bpzm0kz4ce5z" w:colFirst="0" w:colLast="0"/>
-      <w:bookmarkStart w:id="71" w:name="_Toc227913655"/>
-      <w:bookmarkStart w:id="72" w:name="_Toc227963915"/>
-      <w:bookmarkEnd w:id="70"/>
+    </w:p>
+    <w:p>
+      <w:pPr>
+        <w:pStyle w:val="Cmsor2"/>
+        <w:spacing w:line="360" w:lineRule="auto"/>
+      </w:pPr>
       <w:r>
         <w:t>Jelszó ellenőrzés</w:t>
       </w:r>
-      <w:bookmarkEnd w:id="71"/>
-      <w:bookmarkEnd w:id="72"/>
+      <w:bookmarkEnd w:id="73"/>
+      <w:bookmarkEnd w:id="74"/>
     </w:p>
     <w:p>
       <w:r>
@@ -12615,7 +13066,6 @@
           <w:color w:val="000000"/>
           <w:lang w:val="hu-HU"/>
         </w:rPr>
-        <w:lastRenderedPageBreak/>
         <w:drawing>
           <wp:inline distT="0" distB="0" distL="0" distR="0" wp14:anchorId="18046C8D" wp14:editId="7CC5253A">
             <wp:extent cx="5759450" cy="1242060"/>
@@ -12630,7 +13080,7 @@
                     <pic:cNvPicPr preferRelativeResize="0"/>
                   </pic:nvPicPr>
                   <pic:blipFill>
-                    <a:blip r:embed="rId17"/>
+                    <a:blip r:embed="rId18"/>
                     <a:srcRect/>
                     <a:stretch>
                       <a:fillRect/>
@@ -12658,15 +13108,15 @@
         <w:pStyle w:val="Cmsor2"/>
         <w:spacing w:line="360" w:lineRule="auto"/>
       </w:pPr>
-      <w:bookmarkStart w:id="73" w:name="_heading=h.3g4qcedenri8" w:colFirst="0" w:colLast="0"/>
-      <w:bookmarkStart w:id="74" w:name="_Toc227913656"/>
-      <w:bookmarkStart w:id="75" w:name="_Toc227963916"/>
-      <w:bookmarkEnd w:id="73"/>
+      <w:bookmarkStart w:id="77" w:name="_heading=h.3g4qcedenri8" w:colFirst="0" w:colLast="0"/>
+      <w:bookmarkStart w:id="78" w:name="_Toc227913656"/>
+      <w:bookmarkStart w:id="79" w:name="_Toc228014254"/>
+      <w:bookmarkEnd w:id="77"/>
       <w:r>
         <w:t>Felület vázlatos megtervezése</w:t>
       </w:r>
-      <w:bookmarkEnd w:id="74"/>
-      <w:bookmarkEnd w:id="75"/>
+      <w:bookmarkEnd w:id="78"/>
+      <w:bookmarkEnd w:id="79"/>
     </w:p>
     <w:p>
       <w:r>
@@ -12694,15 +13144,15 @@
         <w:pStyle w:val="Cmsor1"/>
         <w:spacing w:line="360" w:lineRule="auto"/>
       </w:pPr>
-      <w:bookmarkStart w:id="76" w:name="_heading=h.spnsl8ocdauq" w:colFirst="0" w:colLast="0"/>
-      <w:bookmarkStart w:id="77" w:name="_Toc227913657"/>
-      <w:bookmarkStart w:id="78" w:name="_Toc227963917"/>
-      <w:bookmarkEnd w:id="76"/>
+      <w:bookmarkStart w:id="80" w:name="_heading=h.spnsl8ocdauq" w:colFirst="0" w:colLast="0"/>
+      <w:bookmarkStart w:id="81" w:name="_Toc227913657"/>
+      <w:bookmarkStart w:id="82" w:name="_Toc228014255"/>
+      <w:bookmarkEnd w:id="80"/>
       <w:r>
         <w:t>Segédoldalak, információs felületek, linkek:</w:t>
       </w:r>
-      <w:bookmarkEnd w:id="77"/>
-      <w:bookmarkEnd w:id="78"/>
+      <w:bookmarkEnd w:id="81"/>
+      <w:bookmarkEnd w:id="82"/>
     </w:p>
     <w:p>
       <w:r>
@@ -12753,6 +13203,7 @@
         <w:rPr>
           <w:color w:val="000000"/>
         </w:rPr>
+        <w:lastRenderedPageBreak/>
         <w:t>Kódok újra hasznosítása.</w:t>
       </w:r>
     </w:p>
@@ -12782,30 +13233,30 @@
         <w:pStyle w:val="Cmsor1"/>
         <w:spacing w:line="360" w:lineRule="auto"/>
       </w:pPr>
-      <w:bookmarkStart w:id="79" w:name="_heading=h.lp9u8efclzky" w:colFirst="0" w:colLast="0"/>
-      <w:bookmarkStart w:id="80" w:name="_Toc227913658"/>
-      <w:bookmarkStart w:id="81" w:name="_Toc227963918"/>
-      <w:bookmarkEnd w:id="79"/>
+      <w:bookmarkStart w:id="83" w:name="_heading=h.lp9u8efclzky" w:colFirst="0" w:colLast="0"/>
+      <w:bookmarkStart w:id="84" w:name="_Toc227913658"/>
+      <w:bookmarkStart w:id="85" w:name="_Toc228014256"/>
+      <w:bookmarkEnd w:id="83"/>
       <w:r>
         <w:t>Weboldal technikai leírása</w:t>
       </w:r>
-      <w:bookmarkEnd w:id="80"/>
-      <w:bookmarkEnd w:id="81"/>
+      <w:bookmarkEnd w:id="84"/>
+      <w:bookmarkEnd w:id="85"/>
     </w:p>
     <w:p>
       <w:pPr>
         <w:pStyle w:val="Cmsor2"/>
         <w:spacing w:line="360" w:lineRule="auto"/>
       </w:pPr>
-      <w:bookmarkStart w:id="82" w:name="_heading=h.jmhpw08f30uh" w:colFirst="0" w:colLast="0"/>
-      <w:bookmarkStart w:id="83" w:name="_Toc227913659"/>
-      <w:bookmarkStart w:id="84" w:name="_Toc227963919"/>
-      <w:bookmarkEnd w:id="82"/>
+      <w:bookmarkStart w:id="86" w:name="_heading=h.jmhpw08f30uh" w:colFirst="0" w:colLast="0"/>
+      <w:bookmarkStart w:id="87" w:name="_Toc227913659"/>
+      <w:bookmarkStart w:id="88" w:name="_Toc228014257"/>
+      <w:bookmarkEnd w:id="86"/>
       <w:r>
         <w:t>Komponenseinek technikai leírása</w:t>
       </w:r>
-      <w:bookmarkEnd w:id="83"/>
-      <w:bookmarkEnd w:id="84"/>
+      <w:bookmarkEnd w:id="87"/>
+      <w:bookmarkEnd w:id="88"/>
     </w:p>
     <w:p/>
     <w:p>
@@ -13009,7 +13460,6 @@
           <w:b/>
           <w:bCs/>
         </w:rPr>
-        <w:lastRenderedPageBreak/>
         <w:t>Dynamic</w:t>
       </w:r>
       <w:proofErr w:type="spellEnd"/>
@@ -13403,7 +13853,11 @@
       </w:r>
       <w:proofErr w:type="spellEnd"/>
       <w:r>
-        <w:t>) programozási modelljét használjuk, ami lehetővé teszi, hogy a szerver ne blokkolja a szálat, amíg az adatbázis válaszára vár (non-</w:t>
+        <w:t xml:space="preserve">) programozási modelljét használjuk, ami </w:t>
+      </w:r>
+      <w:r>
+        <w:lastRenderedPageBreak/>
+        <w:t>lehetővé teszi, hogy a szerver ne blokkolja a szálat, amíg az adatbázis válaszára vár (non-</w:t>
       </w:r>
       <w:proofErr w:type="spellStart"/>
       <w:r>
@@ -13913,7 +14367,6 @@
           <w:b/>
           <w:bCs/>
         </w:rPr>
-        <w:lastRenderedPageBreak/>
         <w:t>4. Hálózati protokollok és adatátvitel</w:t>
       </w:r>
     </w:p>
@@ -14041,16 +14494,16 @@
         <w:pStyle w:val="Cmsor2"/>
         <w:spacing w:line="360" w:lineRule="auto"/>
       </w:pPr>
-      <w:bookmarkStart w:id="85" w:name="_heading=h.gm1gs03djbie" w:colFirst="0" w:colLast="0"/>
-      <w:bookmarkStart w:id="86" w:name="_Toc227913660"/>
-      <w:bookmarkStart w:id="87" w:name="_Toc227963920"/>
-      <w:bookmarkEnd w:id="85"/>
+      <w:bookmarkStart w:id="89" w:name="_heading=h.gm1gs03djbie" w:colFirst="0" w:colLast="0"/>
+      <w:bookmarkStart w:id="90" w:name="_Toc227913660"/>
+      <w:bookmarkStart w:id="91" w:name="_Toc228014258"/>
+      <w:bookmarkEnd w:id="89"/>
       <w:r>
         <w:lastRenderedPageBreak/>
         <w:t>Működésének műszaki feltételei</w:t>
       </w:r>
-      <w:bookmarkEnd w:id="86"/>
-      <w:bookmarkEnd w:id="87"/>
+      <w:bookmarkEnd w:id="90"/>
+      <w:bookmarkEnd w:id="91"/>
     </w:p>
     <w:p>
       <w:r>
@@ -14081,15 +14534,15 @@
         <w:pStyle w:val="Cmsor2"/>
         <w:spacing w:line="360" w:lineRule="auto"/>
       </w:pPr>
-      <w:bookmarkStart w:id="88" w:name="_heading=h.ryjo5jl19oo4" w:colFirst="0" w:colLast="0"/>
-      <w:bookmarkStart w:id="89" w:name="_Toc227913661"/>
-      <w:bookmarkStart w:id="90" w:name="_Toc227963921"/>
-      <w:bookmarkEnd w:id="88"/>
+      <w:bookmarkStart w:id="92" w:name="_heading=h.ryjo5jl19oo4" w:colFirst="0" w:colLast="0"/>
+      <w:bookmarkStart w:id="93" w:name="_Toc227913661"/>
+      <w:bookmarkStart w:id="94" w:name="_Toc228014259"/>
+      <w:bookmarkEnd w:id="92"/>
       <w:r>
         <w:t>Használatának rövid bemutatása</w:t>
       </w:r>
-      <w:bookmarkEnd w:id="89"/>
-      <w:bookmarkEnd w:id="90"/>
+      <w:bookmarkEnd w:id="93"/>
+      <w:bookmarkEnd w:id="94"/>
     </w:p>
     <w:p>
       <w:r>
@@ -14109,15 +14562,15 @@
         <w:pStyle w:val="Cmsor3"/>
         <w:spacing w:line="360" w:lineRule="auto"/>
       </w:pPr>
-      <w:bookmarkStart w:id="91" w:name="_heading=h.s0h7d0qu4w6c" w:colFirst="0" w:colLast="0"/>
-      <w:bookmarkStart w:id="92" w:name="_Toc227913662"/>
-      <w:bookmarkStart w:id="93" w:name="_Toc227963922"/>
-      <w:bookmarkEnd w:id="91"/>
+      <w:bookmarkStart w:id="95" w:name="_heading=h.s0h7d0qu4w6c" w:colFirst="0" w:colLast="0"/>
+      <w:bookmarkStart w:id="96" w:name="_Toc227913662"/>
+      <w:bookmarkStart w:id="97" w:name="_Toc228014260"/>
+      <w:bookmarkEnd w:id="95"/>
       <w:r>
         <w:t>Monitorképek</w:t>
       </w:r>
-      <w:bookmarkEnd w:id="92"/>
-      <w:bookmarkEnd w:id="93"/>
+      <w:bookmarkEnd w:id="96"/>
+      <w:bookmarkEnd w:id="97"/>
     </w:p>
     <w:p>
       <w:proofErr w:type="spellStart"/>
@@ -14138,15 +14591,15 @@
         <w:pStyle w:val="Cmsor3"/>
         <w:spacing w:line="360" w:lineRule="auto"/>
       </w:pPr>
-      <w:bookmarkStart w:id="94" w:name="_heading=h.kmqq18t931up" w:colFirst="0" w:colLast="0"/>
-      <w:bookmarkStart w:id="95" w:name="_Toc227913663"/>
-      <w:bookmarkStart w:id="96" w:name="_Toc227963923"/>
-      <w:bookmarkEnd w:id="94"/>
+      <w:bookmarkStart w:id="98" w:name="_heading=h.kmqq18t931up" w:colFirst="0" w:colLast="0"/>
+      <w:bookmarkStart w:id="99" w:name="_Toc227913663"/>
+      <w:bookmarkStart w:id="100" w:name="_Toc228014261"/>
+      <w:bookmarkEnd w:id="98"/>
       <w:r>
         <w:t>Bejelentkezés</w:t>
       </w:r>
-      <w:bookmarkEnd w:id="95"/>
-      <w:bookmarkEnd w:id="96"/>
+      <w:bookmarkEnd w:id="99"/>
+      <w:bookmarkEnd w:id="100"/>
     </w:p>
     <w:p>
       <w:proofErr w:type="spellStart"/>
@@ -14169,31 +14622,31 @@
         <w:pStyle w:val="Cmsor1"/>
         <w:spacing w:line="360" w:lineRule="auto"/>
       </w:pPr>
-      <w:bookmarkStart w:id="97" w:name="_heading=h.bxn5s193khty" w:colFirst="0" w:colLast="0"/>
-      <w:bookmarkStart w:id="98" w:name="_Toc227913664"/>
-      <w:bookmarkStart w:id="99" w:name="_Toc227963924"/>
-      <w:bookmarkEnd w:id="97"/>
+      <w:bookmarkStart w:id="101" w:name="_heading=h.bxn5s193khty" w:colFirst="0" w:colLast="0"/>
+      <w:bookmarkStart w:id="102" w:name="_Toc227913664"/>
+      <w:bookmarkStart w:id="103" w:name="_Toc228014262"/>
+      <w:bookmarkEnd w:id="101"/>
       <w:r>
         <w:lastRenderedPageBreak/>
         <w:t>Asztali alkalmazás</w:t>
       </w:r>
-      <w:bookmarkEnd w:id="98"/>
-      <w:bookmarkEnd w:id="99"/>
+      <w:bookmarkEnd w:id="102"/>
+      <w:bookmarkEnd w:id="103"/>
     </w:p>
     <w:p>
       <w:pPr>
         <w:pStyle w:val="Cmsor1"/>
         <w:spacing w:line="360" w:lineRule="auto"/>
       </w:pPr>
-      <w:bookmarkStart w:id="100" w:name="_heading=h.ejk69raqg8ry" w:colFirst="0" w:colLast="0"/>
-      <w:bookmarkStart w:id="101" w:name="_Toc227913665"/>
-      <w:bookmarkStart w:id="102" w:name="_Toc227963925"/>
-      <w:bookmarkEnd w:id="100"/>
+      <w:bookmarkStart w:id="104" w:name="_heading=h.ejk69raqg8ry" w:colFirst="0" w:colLast="0"/>
+      <w:bookmarkStart w:id="105" w:name="_Toc227913665"/>
+      <w:bookmarkStart w:id="106" w:name="_Toc228014263"/>
+      <w:bookmarkEnd w:id="104"/>
       <w:r>
         <w:t>Tesztek</w:t>
       </w:r>
-      <w:bookmarkEnd w:id="101"/>
-      <w:bookmarkEnd w:id="102"/>
+      <w:bookmarkEnd w:id="105"/>
+      <w:bookmarkEnd w:id="106"/>
     </w:p>
     <w:p/>
     <w:p>
@@ -14201,30 +14654,30 @@
         <w:pStyle w:val="Cmsor1"/>
         <w:spacing w:line="360" w:lineRule="auto"/>
       </w:pPr>
-      <w:bookmarkStart w:id="103" w:name="_heading=h.9pda04s432gr" w:colFirst="0" w:colLast="0"/>
-      <w:bookmarkStart w:id="104" w:name="_Toc227913666"/>
-      <w:bookmarkStart w:id="105" w:name="_Toc227963926"/>
-      <w:bookmarkEnd w:id="103"/>
+      <w:bookmarkStart w:id="107" w:name="_heading=h.9pda04s432gr" w:colFirst="0" w:colLast="0"/>
+      <w:bookmarkStart w:id="108" w:name="_Toc227913666"/>
+      <w:bookmarkStart w:id="109" w:name="_Toc228014264"/>
+      <w:bookmarkEnd w:id="107"/>
       <w:r>
         <w:t>Továbbfejlesztési lehetőségek</w:t>
       </w:r>
-      <w:bookmarkEnd w:id="104"/>
-      <w:bookmarkEnd w:id="105"/>
+      <w:bookmarkEnd w:id="108"/>
+      <w:bookmarkEnd w:id="109"/>
     </w:p>
     <w:p>
       <w:pPr>
         <w:pStyle w:val="Cmsor2"/>
         <w:spacing w:line="360" w:lineRule="auto"/>
       </w:pPr>
-      <w:bookmarkStart w:id="106" w:name="_heading=h.zdlpk0rhvipj" w:colFirst="0" w:colLast="0"/>
-      <w:bookmarkStart w:id="107" w:name="_Toc227913667"/>
-      <w:bookmarkStart w:id="108" w:name="_Toc227963927"/>
-      <w:bookmarkEnd w:id="106"/>
+      <w:bookmarkStart w:id="110" w:name="_heading=h.zdlpk0rhvipj" w:colFirst="0" w:colLast="0"/>
+      <w:bookmarkStart w:id="111" w:name="_Toc227913667"/>
+      <w:bookmarkStart w:id="112" w:name="_Toc228014265"/>
+      <w:bookmarkEnd w:id="110"/>
       <w:r>
         <w:t>Weboldal</w:t>
       </w:r>
-      <w:bookmarkEnd w:id="107"/>
-      <w:bookmarkEnd w:id="108"/>
+      <w:bookmarkEnd w:id="111"/>
+      <w:bookmarkEnd w:id="112"/>
     </w:p>
     <w:p>
       <w:r>
@@ -14326,12 +14779,12 @@
       <w:r>
         <w:br w:type="page"/>
       </w:r>
-      <w:bookmarkStart w:id="109" w:name="_Toc227963928"/>
+      <w:bookmarkStart w:id="113" w:name="_Toc228014266"/>
       <w:r>
         <w:lastRenderedPageBreak/>
         <w:t>Ábrajegyzék</w:t>
       </w:r>
-      <w:bookmarkEnd w:id="109"/>
+      <w:bookmarkEnd w:id="113"/>
     </w:p>
     <w:p>
       <w:pPr>
@@ -14388,7 +14841,7 @@
         </w:rPr>
         <w:fldChar w:fldCharType="separate"/>
       </w:r>
-      <w:hyperlink w:anchor="_Toc227963929" w:history="1">
+      <w:hyperlink w:anchor="_Toc228015024" w:history="1">
         <w:r>
           <w:rPr>
             <w:rStyle w:val="Hiperhivatkozs"/>
@@ -14415,7 +14868,7 @@
             <w:noProof/>
             <w:webHidden/>
           </w:rPr>
-          <w:instrText xml:space="preserve"> PAGEREF _Toc227963929 \h </w:instrText>
+          <w:instrText xml:space="preserve"> PAGEREF _Toc228015024 \h </w:instrText>
         </w:r>
         <w:r>
           <w:rPr>
@@ -14460,7 +14913,7 @@
           <w:lang w:val="hu-HU"/>
         </w:rPr>
       </w:pPr>
-      <w:hyperlink w:anchor="_Toc227963930" w:history="1">
+      <w:hyperlink w:anchor="_Toc228015025" w:history="1">
         <w:r>
           <w:rPr>
             <w:rStyle w:val="Hiperhivatkozs"/>
@@ -14474,7 +14927,7 @@
             <w:rStyle w:val="Hiperhivatkozs"/>
             <w:noProof/>
           </w:rPr>
-          <w:t>. Ábra Jelszókezelés</w:t>
+          <w:t>. Ábra Jelszó hashelés</w:t>
         </w:r>
         <w:r>
           <w:rPr>
@@ -14495,7 +14948,7 @@
             <w:noProof/>
             <w:webHidden/>
           </w:rPr>
-          <w:instrText xml:space="preserve"> PAGEREF _Toc227963930 \h </w:instrText>
+          <w:instrText xml:space="preserve"> PAGEREF _Toc228015025 \h </w:instrText>
         </w:r>
         <w:r>
           <w:rPr>
@@ -14515,7 +14968,7 @@
             <w:noProof/>
             <w:webHidden/>
           </w:rPr>
-          <w:t>14</w:t>
+          <w:t>13</w:t>
         </w:r>
         <w:r>
           <w:rPr>
@@ -14540,7 +14993,7 @@
           <w:lang w:val="hu-HU"/>
         </w:rPr>
       </w:pPr>
-      <w:hyperlink w:anchor="_Toc227963931" w:history="1">
+      <w:hyperlink w:anchor="_Toc228015026" w:history="1">
         <w:r>
           <w:rPr>
             <w:rStyle w:val="Hiperhivatkozs"/>
@@ -14575,7 +15028,79 @@
             <w:noProof/>
             <w:webHidden/>
           </w:rPr>
-          <w:instrText xml:space="preserve"> PAGEREF _Toc227963931 \h </w:instrText>
+          <w:instrText xml:space="preserve"> PAGEREF _Toc228015026 \h </w:instrText>
+        </w:r>
+        <w:r>
+          <w:rPr>
+            <w:noProof/>
+            <w:webHidden/>
+          </w:rPr>
+        </w:r>
+        <w:r>
+          <w:rPr>
+            <w:noProof/>
+            <w:webHidden/>
+          </w:rPr>
+          <w:fldChar w:fldCharType="separate"/>
+        </w:r>
+        <w:r>
+          <w:rPr>
+            <w:noProof/>
+            <w:webHidden/>
+          </w:rPr>
+          <w:t>14</w:t>
+        </w:r>
+        <w:r>
+          <w:rPr>
+            <w:noProof/>
+            <w:webHidden/>
+          </w:rPr>
+          <w:fldChar w:fldCharType="end"/>
+        </w:r>
+      </w:hyperlink>
+    </w:p>
+    <w:p>
+      <w:pPr>
+        <w:pStyle w:val="brajegyzk"/>
+        <w:tabs>
+          <w:tab w:val="right" w:leader="dot" w:pos="9060"/>
+        </w:tabs>
+        <w:rPr>
+          <w:rFonts w:asciiTheme="minorHAnsi" w:eastAsiaTheme="minorEastAsia" w:hAnsiTheme="minorHAnsi" w:cstheme="minorBidi"/>
+          <w:noProof/>
+          <w:sz w:val="22"/>
+          <w:szCs w:val="22"/>
+          <w:lang w:val="hu-HU"/>
+        </w:rPr>
+      </w:pPr>
+      <w:hyperlink w:anchor="_Toc228015027" w:history="1">
+        <w:r>
+          <w:rPr>
+            <w:rStyle w:val="Hiperhivatkozs"/>
+            <w:noProof/>
+          </w:rPr>
+          <w:t>4. Ábra Felhasználói szerepkörök egy része</w:t>
+        </w:r>
+        <w:r>
+          <w:rPr>
+            <w:noProof/>
+            <w:webHidden/>
+          </w:rPr>
+          <w:tab/>
+        </w:r>
+        <w:r>
+          <w:rPr>
+            <w:noProof/>
+            <w:webHidden/>
+          </w:rPr>
+          <w:fldChar w:fldCharType="begin"/>
+        </w:r>
+        <w:r>
+          <w:rPr>
+            <w:noProof/>
+            <w:webHidden/>
+          </w:rPr>
+          <w:instrText xml:space="preserve"> PAGEREF _Toc228015027 \h </w:instrText>
         </w:r>
         <w:r>
           <w:rPr>
@@ -14620,13 +15145,21 @@
           <w:lang w:val="hu-HU"/>
         </w:rPr>
       </w:pPr>
-      <w:hyperlink w:anchor="_Toc227963932" w:history="1">
+      <w:hyperlink w:anchor="_Toc228015028" w:history="1">
+        <w:r>
+          <w:rPr>
+            <w:rStyle w:val="Hiperhivatkozs"/>
+            <w:b/>
+            <w:noProof/>
+          </w:rPr>
+          <w:t>5</w:t>
+        </w:r>
         <w:r>
           <w:rPr>
             <w:rStyle w:val="Hiperhivatkozs"/>
             <w:noProof/>
           </w:rPr>
-          <w:t>4. Ábra Felhasználói szerepkörök egy része</w:t>
+          <w:t>. Ábra Regisztráció folyamata</w:t>
         </w:r>
         <w:r>
           <w:rPr>
@@ -14647,79 +15180,7 @@
             <w:noProof/>
             <w:webHidden/>
           </w:rPr>
-          <w:instrText xml:space="preserve"> PAGEREF _Toc227963932 \h </w:instrText>
-        </w:r>
-        <w:r>
-          <w:rPr>
-            <w:noProof/>
-            <w:webHidden/>
-          </w:rPr>
-        </w:r>
-        <w:r>
-          <w:rPr>
-            <w:noProof/>
-            <w:webHidden/>
-          </w:rPr>
-          <w:fldChar w:fldCharType="separate"/>
-        </w:r>
-        <w:r>
-          <w:rPr>
-            <w:noProof/>
-            <w:webHidden/>
-          </w:rPr>
-          <w:t>15</w:t>
-        </w:r>
-        <w:r>
-          <w:rPr>
-            <w:noProof/>
-            <w:webHidden/>
-          </w:rPr>
-          <w:fldChar w:fldCharType="end"/>
-        </w:r>
-      </w:hyperlink>
-    </w:p>
-    <w:p>
-      <w:pPr>
-        <w:pStyle w:val="brajegyzk"/>
-        <w:tabs>
-          <w:tab w:val="right" w:leader="dot" w:pos="9060"/>
-        </w:tabs>
-        <w:rPr>
-          <w:rFonts w:asciiTheme="minorHAnsi" w:eastAsiaTheme="minorEastAsia" w:hAnsiTheme="minorHAnsi" w:cstheme="minorBidi"/>
-          <w:noProof/>
-          <w:sz w:val="22"/>
-          <w:szCs w:val="22"/>
-          <w:lang w:val="hu-HU"/>
-        </w:rPr>
-      </w:pPr>
-      <w:hyperlink w:anchor="_Toc227963933" w:history="1">
-        <w:r>
-          <w:rPr>
-            <w:rStyle w:val="Hiperhivatkozs"/>
-            <w:noProof/>
-          </w:rPr>
-          <w:t>5. ábra Regisztráció</w:t>
-        </w:r>
-        <w:r>
-          <w:rPr>
-            <w:noProof/>
-            <w:webHidden/>
-          </w:rPr>
-          <w:tab/>
-        </w:r>
-        <w:r>
-          <w:rPr>
-            <w:noProof/>
-            <w:webHidden/>
-          </w:rPr>
-          <w:fldChar w:fldCharType="begin"/>
-        </w:r>
-        <w:r>
-          <w:rPr>
-            <w:noProof/>
-            <w:webHidden/>
-          </w:rPr>
-          <w:instrText xml:space="preserve"> PAGEREF _Toc227963933 \h </w:instrText>
+          <w:instrText xml:space="preserve"> PAGEREF _Toc228015028 \h </w:instrText>
         </w:r>
         <w:r>
           <w:rPr>
@@ -14752,6 +15213,150 @@
     </w:p>
     <w:p>
       <w:pPr>
+        <w:pStyle w:val="brajegyzk"/>
+        <w:tabs>
+          <w:tab w:val="right" w:leader="dot" w:pos="9060"/>
+        </w:tabs>
+        <w:rPr>
+          <w:rFonts w:asciiTheme="minorHAnsi" w:eastAsiaTheme="minorEastAsia" w:hAnsiTheme="minorHAnsi" w:cstheme="minorBidi"/>
+          <w:noProof/>
+          <w:sz w:val="22"/>
+          <w:szCs w:val="22"/>
+          <w:lang w:val="hu-HU"/>
+        </w:rPr>
+      </w:pPr>
+      <w:hyperlink w:anchor="_Toc228015029" w:history="1">
+        <w:r>
+          <w:rPr>
+            <w:rStyle w:val="Hiperhivatkozs"/>
+            <w:noProof/>
+          </w:rPr>
+          <w:t>6. Ábra Jelszó titkosítás és mentés</w:t>
+        </w:r>
+        <w:r>
+          <w:rPr>
+            <w:noProof/>
+            <w:webHidden/>
+          </w:rPr>
+          <w:tab/>
+        </w:r>
+        <w:r>
+          <w:rPr>
+            <w:noProof/>
+            <w:webHidden/>
+          </w:rPr>
+          <w:fldChar w:fldCharType="begin"/>
+        </w:r>
+        <w:r>
+          <w:rPr>
+            <w:noProof/>
+            <w:webHidden/>
+          </w:rPr>
+          <w:instrText xml:space="preserve"> PAGEREF _Toc228015029 \h </w:instrText>
+        </w:r>
+        <w:r>
+          <w:rPr>
+            <w:noProof/>
+            <w:webHidden/>
+          </w:rPr>
+        </w:r>
+        <w:r>
+          <w:rPr>
+            <w:noProof/>
+            <w:webHidden/>
+          </w:rPr>
+          <w:fldChar w:fldCharType="separate"/>
+        </w:r>
+        <w:r>
+          <w:rPr>
+            <w:noProof/>
+            <w:webHidden/>
+          </w:rPr>
+          <w:t>17</w:t>
+        </w:r>
+        <w:r>
+          <w:rPr>
+            <w:noProof/>
+            <w:webHidden/>
+          </w:rPr>
+          <w:fldChar w:fldCharType="end"/>
+        </w:r>
+      </w:hyperlink>
+    </w:p>
+    <w:p>
+      <w:pPr>
+        <w:pStyle w:val="brajegyzk"/>
+        <w:tabs>
+          <w:tab w:val="right" w:leader="dot" w:pos="9060"/>
+        </w:tabs>
+        <w:rPr>
+          <w:rFonts w:asciiTheme="minorHAnsi" w:eastAsiaTheme="minorEastAsia" w:hAnsiTheme="minorHAnsi" w:cstheme="minorBidi"/>
+          <w:noProof/>
+          <w:sz w:val="22"/>
+          <w:szCs w:val="22"/>
+          <w:lang w:val="hu-HU"/>
+        </w:rPr>
+      </w:pPr>
+      <w:hyperlink w:anchor="_Toc228015030" w:history="1">
+        <w:r>
+          <w:rPr>
+            <w:rStyle w:val="Hiperhivatkozs"/>
+            <w:noProof/>
+          </w:rPr>
+          <w:t>7. Ábra Hitelesítés</w:t>
+        </w:r>
+        <w:r>
+          <w:rPr>
+            <w:noProof/>
+            <w:webHidden/>
+          </w:rPr>
+          <w:tab/>
+        </w:r>
+        <w:r>
+          <w:rPr>
+            <w:noProof/>
+            <w:webHidden/>
+          </w:rPr>
+          <w:fldChar w:fldCharType="begin"/>
+        </w:r>
+        <w:r>
+          <w:rPr>
+            <w:noProof/>
+            <w:webHidden/>
+          </w:rPr>
+          <w:instrText xml:space="preserve"> PAGEREF _Toc228015030 \h </w:instrText>
+        </w:r>
+        <w:r>
+          <w:rPr>
+            <w:noProof/>
+            <w:webHidden/>
+          </w:rPr>
+        </w:r>
+        <w:r>
+          <w:rPr>
+            <w:noProof/>
+            <w:webHidden/>
+          </w:rPr>
+          <w:fldChar w:fldCharType="separate"/>
+        </w:r>
+        <w:r>
+          <w:rPr>
+            <w:noProof/>
+            <w:webHidden/>
+          </w:rPr>
+          <w:t>18</w:t>
+        </w:r>
+        <w:r>
+          <w:rPr>
+            <w:noProof/>
+            <w:webHidden/>
+          </w:rPr>
+          <w:fldChar w:fldCharType="end"/>
+        </w:r>
+      </w:hyperlink>
+    </w:p>
+    <w:p>
+      <w:pPr>
         <w:rPr>
           <w:b/>
           <w:bCs/>
@@ -14770,11 +15375,9 @@
         </w:rPr>
         <w:fldChar w:fldCharType="end"/>
       </w:r>
-      <w:bookmarkStart w:id="110" w:name="_GoBack"/>
-      <w:bookmarkEnd w:id="110"/>
     </w:p>
     <w:sectPr>
-      <w:footerReference w:type="first" r:id="rId18"/>
+      <w:footerReference w:type="first" r:id="rId19"/>
       <w:pgSz w:w="11906" w:h="16838"/>
       <w:pgMar w:top="1418" w:right="1418" w:bottom="1418" w:left="1418" w:header="709" w:footer="709" w:gutter="0"/>
       <w:pgNumType w:start="1"/>
@@ -18785,6 +19388,119 @@
     </w:lvl>
   </w:abstractNum>
   <w:abstractNum w:abstractNumId="33" w15:restartNumberingAfterBreak="0">
+    <w:nsid w:val="56887AB4"/>
+    <w:multiLevelType w:val="hybridMultilevel"/>
+    <w:tmpl w:val="59EC352C"/>
+    <w:lvl w:ilvl="0" w:tplc="040E0001">
+      <w:start w:val="1"/>
+      <w:numFmt w:val="bullet"/>
+      <w:lvlText w:val=""/>
+      <w:lvlJc w:val="left"/>
+      <w:pPr>
+        <w:ind w:left="1440" w:hanging="360"/>
+      </w:pPr>
+      <w:rPr>
+        <w:rFonts w:ascii="Symbol" w:hAnsi="Symbol" w:hint="default"/>
+      </w:rPr>
+    </w:lvl>
+    <w:lvl w:ilvl="1" w:tplc="040E0003" w:tentative="1">
+      <w:start w:val="1"/>
+      <w:numFmt w:val="bullet"/>
+      <w:lvlText w:val="o"/>
+      <w:lvlJc w:val="left"/>
+      <w:pPr>
+        <w:ind w:left="2160" w:hanging="360"/>
+      </w:pPr>
+      <w:rPr>
+        <w:rFonts w:ascii="Courier New" w:hAnsi="Courier New" w:cs="Courier New" w:hint="default"/>
+      </w:rPr>
+    </w:lvl>
+    <w:lvl w:ilvl="2" w:tplc="040E0005" w:tentative="1">
+      <w:start w:val="1"/>
+      <w:numFmt w:val="bullet"/>
+      <w:lvlText w:val=""/>
+      <w:lvlJc w:val="left"/>
+      <w:pPr>
+        <w:ind w:left="2880" w:hanging="360"/>
+      </w:pPr>
+      <w:rPr>
+        <w:rFonts w:ascii="Wingdings" w:hAnsi="Wingdings" w:hint="default"/>
+      </w:rPr>
+    </w:lvl>
+    <w:lvl w:ilvl="3" w:tplc="040E0001" w:tentative="1">
+      <w:start w:val="1"/>
+      <w:numFmt w:val="bullet"/>
+      <w:lvlText w:val=""/>
+      <w:lvlJc w:val="left"/>
+      <w:pPr>
+        <w:ind w:left="3600" w:hanging="360"/>
+      </w:pPr>
+      <w:rPr>
+        <w:rFonts w:ascii="Symbol" w:hAnsi="Symbol" w:hint="default"/>
+      </w:rPr>
+    </w:lvl>
+    <w:lvl w:ilvl="4" w:tplc="040E0003" w:tentative="1">
+      <w:start w:val="1"/>
+      <w:numFmt w:val="bullet"/>
+      <w:lvlText w:val="o"/>
+      <w:lvlJc w:val="left"/>
+      <w:pPr>
+        <w:ind w:left="4320" w:hanging="360"/>
+      </w:pPr>
+      <w:rPr>
+        <w:rFonts w:ascii="Courier New" w:hAnsi="Courier New" w:cs="Courier New" w:hint="default"/>
+      </w:rPr>
+    </w:lvl>
+    <w:lvl w:ilvl="5" w:tplc="040E0005" w:tentative="1">
+      <w:start w:val="1"/>
+      <w:numFmt w:val="bullet"/>
+      <w:lvlText w:val=""/>
+      <w:lvlJc w:val="left"/>
+      <w:pPr>
+        <w:ind w:left="5040" w:hanging="360"/>
+      </w:pPr>
+      <w:rPr>
+        <w:rFonts w:ascii="Wingdings" w:hAnsi="Wingdings" w:hint="default"/>
+      </w:rPr>
+    </w:lvl>
+    <w:lvl w:ilvl="6" w:tplc="040E0001" w:tentative="1">
+      <w:start w:val="1"/>
+      <w:numFmt w:val="bullet"/>
+      <w:lvlText w:val=""/>
+      <w:lvlJc w:val="left"/>
+      <w:pPr>
+        <w:ind w:left="5760" w:hanging="360"/>
+      </w:pPr>
+      <w:rPr>
+        <w:rFonts w:ascii="Symbol" w:hAnsi="Symbol" w:hint="default"/>
+      </w:rPr>
+    </w:lvl>
+    <w:lvl w:ilvl="7" w:tplc="040E0003" w:tentative="1">
+      <w:start w:val="1"/>
+      <w:numFmt w:val="bullet"/>
+      <w:lvlText w:val="o"/>
+      <w:lvlJc w:val="left"/>
+      <w:pPr>
+        <w:ind w:left="6480" w:hanging="360"/>
+      </w:pPr>
+      <w:rPr>
+        <w:rFonts w:ascii="Courier New" w:hAnsi="Courier New" w:cs="Courier New" w:hint="default"/>
+      </w:rPr>
+    </w:lvl>
+    <w:lvl w:ilvl="8" w:tplc="040E0005" w:tentative="1">
+      <w:start w:val="1"/>
+      <w:numFmt w:val="bullet"/>
+      <w:lvlText w:val=""/>
+      <w:lvlJc w:val="left"/>
+      <w:pPr>
+        <w:ind w:left="7200" w:hanging="360"/>
+      </w:pPr>
+      <w:rPr>
+        <w:rFonts w:ascii="Wingdings" w:hAnsi="Wingdings" w:hint="default"/>
+      </w:rPr>
+    </w:lvl>
+  </w:abstractNum>
+  <w:abstractNum w:abstractNumId="34" w15:restartNumberingAfterBreak="0">
     <w:nsid w:val="59862366"/>
     <w:multiLevelType w:val="multilevel"/>
     <w:tmpl w:val="83328240"/>
@@ -18897,7 +19613,7 @@
       </w:rPr>
     </w:lvl>
   </w:abstractNum>
-  <w:abstractNum w:abstractNumId="34" w15:restartNumberingAfterBreak="0">
+  <w:abstractNum w:abstractNumId="35" w15:restartNumberingAfterBreak="0">
     <w:nsid w:val="5B8559A6"/>
     <w:multiLevelType w:val="multilevel"/>
     <w:tmpl w:val="EC4E11F2"/>
@@ -19017,7 +19733,7 @@
       </w:rPr>
     </w:lvl>
   </w:abstractNum>
-  <w:abstractNum w:abstractNumId="35" w15:restartNumberingAfterBreak="0">
+  <w:abstractNum w:abstractNumId="36" w15:restartNumberingAfterBreak="0">
     <w:nsid w:val="641A01C8"/>
     <w:multiLevelType w:val="hybridMultilevel"/>
     <w:tmpl w:val="F404E522"/>
@@ -19130,7 +19846,7 @@
       </w:rPr>
     </w:lvl>
   </w:abstractNum>
-  <w:abstractNum w:abstractNumId="36" w15:restartNumberingAfterBreak="0">
+  <w:abstractNum w:abstractNumId="37" w15:restartNumberingAfterBreak="0">
     <w:nsid w:val="65DD1446"/>
     <w:multiLevelType w:val="hybridMultilevel"/>
     <w:tmpl w:val="A83EF120"/>
@@ -19243,7 +19959,7 @@
       </w:rPr>
     </w:lvl>
   </w:abstractNum>
-  <w:abstractNum w:abstractNumId="37" w15:restartNumberingAfterBreak="0">
+  <w:abstractNum w:abstractNumId="38" w15:restartNumberingAfterBreak="0">
     <w:nsid w:val="680969D6"/>
     <w:multiLevelType w:val="multilevel"/>
     <w:tmpl w:val="11009B08"/>
@@ -19374,7 +20090,128 @@
       </w:rPr>
     </w:lvl>
   </w:abstractNum>
-  <w:abstractNum w:abstractNumId="38" w15:restartNumberingAfterBreak="0">
+  <w:abstractNum w:abstractNumId="39" w15:restartNumberingAfterBreak="0">
+    <w:nsid w:val="69635BBC"/>
+    <w:multiLevelType w:val="multilevel"/>
+    <w:tmpl w:val="2DE64A46"/>
+    <w:lvl w:ilvl="0">
+      <w:start w:val="1"/>
+      <w:numFmt w:val="decimal"/>
+      <w:lvlText w:val="%1."/>
+      <w:lvlJc w:val="left"/>
+      <w:pPr>
+        <w:ind w:left="1800" w:hanging="360"/>
+      </w:pPr>
+      <w:rPr>
+        <w:rFonts w:hint="default"/>
+      </w:rPr>
+    </w:lvl>
+    <w:lvl w:ilvl="1">
+      <w:start w:val="5"/>
+      <w:numFmt w:val="decimal"/>
+      <w:isLgl/>
+      <w:lvlText w:val="%1.%2."/>
+      <w:lvlJc w:val="left"/>
+      <w:pPr>
+        <w:ind w:left="1935" w:hanging="495"/>
+      </w:pPr>
+      <w:rPr>
+        <w:rFonts w:hint="default"/>
+      </w:rPr>
+    </w:lvl>
+    <w:lvl w:ilvl="2">
+      <w:start w:val="1"/>
+      <w:numFmt w:val="decimal"/>
+      <w:isLgl/>
+      <w:lvlText w:val="%1.%2.%3."/>
+      <w:lvlJc w:val="left"/>
+      <w:pPr>
+        <w:ind w:left="2160" w:hanging="720"/>
+      </w:pPr>
+      <w:rPr>
+        <w:rFonts w:hint="default"/>
+      </w:rPr>
+    </w:lvl>
+    <w:lvl w:ilvl="3">
+      <w:start w:val="1"/>
+      <w:numFmt w:val="decimal"/>
+      <w:isLgl/>
+      <w:lvlText w:val="%1.%2.%3.%4."/>
+      <w:lvlJc w:val="left"/>
+      <w:pPr>
+        <w:ind w:left="2160" w:hanging="720"/>
+      </w:pPr>
+      <w:rPr>
+        <w:rFonts w:hint="default"/>
+      </w:rPr>
+    </w:lvl>
+    <w:lvl w:ilvl="4">
+      <w:start w:val="1"/>
+      <w:numFmt w:val="decimal"/>
+      <w:isLgl/>
+      <w:lvlText w:val="%1.%2.%3.%4.%5."/>
+      <w:lvlJc w:val="left"/>
+      <w:pPr>
+        <w:ind w:left="2520" w:hanging="1080"/>
+      </w:pPr>
+      <w:rPr>
+        <w:rFonts w:hint="default"/>
+      </w:rPr>
+    </w:lvl>
+    <w:lvl w:ilvl="5">
+      <w:start w:val="1"/>
+      <w:numFmt w:val="decimal"/>
+      <w:isLgl/>
+      <w:lvlText w:val="%1.%2.%3.%4.%5.%6."/>
+      <w:lvlJc w:val="left"/>
+      <w:pPr>
+        <w:ind w:left="2520" w:hanging="1080"/>
+      </w:pPr>
+      <w:rPr>
+        <w:rFonts w:hint="default"/>
+      </w:rPr>
+    </w:lvl>
+    <w:lvl w:ilvl="6">
+      <w:start w:val="1"/>
+      <w:numFmt w:val="decimal"/>
+      <w:isLgl/>
+      <w:lvlText w:val="%1.%2.%3.%4.%5.%6.%7."/>
+      <w:lvlJc w:val="left"/>
+      <w:pPr>
+        <w:ind w:left="2880" w:hanging="1440"/>
+      </w:pPr>
+      <w:rPr>
+        <w:rFonts w:hint="default"/>
+      </w:rPr>
+    </w:lvl>
+    <w:lvl w:ilvl="7">
+      <w:start w:val="1"/>
+      <w:numFmt w:val="decimal"/>
+      <w:isLgl/>
+      <w:lvlText w:val="%1.%2.%3.%4.%5.%6.%7.%8."/>
+      <w:lvlJc w:val="left"/>
+      <w:pPr>
+        <w:ind w:left="2880" w:hanging="1440"/>
+      </w:pPr>
+      <w:rPr>
+        <w:rFonts w:hint="default"/>
+      </w:rPr>
+    </w:lvl>
+    <w:lvl w:ilvl="8">
+      <w:start w:val="1"/>
+      <w:numFmt w:val="decimal"/>
+      <w:isLgl/>
+      <w:lvlText w:val="%1.%2.%3.%4.%5.%6.%7.%8.%9."/>
+      <w:lvlJc w:val="left"/>
+      <w:pPr>
+        <w:ind w:left="3240" w:hanging="1800"/>
+      </w:pPr>
+      <w:rPr>
+        <w:rFonts w:hint="default"/>
+      </w:rPr>
+    </w:lvl>
+  </w:abstractNum>
+  <w:abstractNum w:abstractNumId="40" w15:restartNumberingAfterBreak="0">
     <w:nsid w:val="6A91010E"/>
     <w:multiLevelType w:val="multilevel"/>
     <w:tmpl w:val="C242DA72"/>
@@ -19495,7 +20332,7 @@
       </w:rPr>
     </w:lvl>
   </w:abstractNum>
-  <w:abstractNum w:abstractNumId="39" w15:restartNumberingAfterBreak="0">
+  <w:abstractNum w:abstractNumId="41" w15:restartNumberingAfterBreak="0">
     <w:nsid w:val="6FE87267"/>
     <w:multiLevelType w:val="hybridMultilevel"/>
     <w:tmpl w:val="84367288"/>
@@ -19608,7 +20445,7 @@
       </w:rPr>
     </w:lvl>
   </w:abstractNum>
-  <w:abstractNum w:abstractNumId="40" w15:restartNumberingAfterBreak="0">
+  <w:abstractNum w:abstractNumId="42" w15:restartNumberingAfterBreak="0">
     <w:nsid w:val="753C3DD8"/>
     <w:multiLevelType w:val="hybridMultilevel"/>
     <w:tmpl w:val="753C003E"/>
@@ -19721,7 +20558,7 @@
       </w:rPr>
     </w:lvl>
   </w:abstractNum>
-  <w:abstractNum w:abstractNumId="41" w15:restartNumberingAfterBreak="0">
+  <w:abstractNum w:abstractNumId="43" w15:restartNumberingAfterBreak="0">
     <w:nsid w:val="76FB564F"/>
     <w:multiLevelType w:val="multilevel"/>
     <w:tmpl w:val="A1522D52"/>
@@ -19841,7 +20678,7 @@
       </w:rPr>
     </w:lvl>
   </w:abstractNum>
-  <w:abstractNum w:abstractNumId="42" w15:restartNumberingAfterBreak="0">
+  <w:abstractNum w:abstractNumId="44" w15:restartNumberingAfterBreak="0">
     <w:nsid w:val="7A5022A4"/>
     <w:multiLevelType w:val="multilevel"/>
     <w:tmpl w:val="5050782E"/>
@@ -19972,7 +20809,7 @@
       </w:rPr>
     </w:lvl>
   </w:abstractNum>
-  <w:abstractNum w:abstractNumId="43" w15:restartNumberingAfterBreak="0">
+  <w:abstractNum w:abstractNumId="45" w15:restartNumberingAfterBreak="0">
     <w:nsid w:val="7D503358"/>
     <w:multiLevelType w:val="hybridMultilevel"/>
     <w:tmpl w:val="492C951A"/>
@@ -20086,10 +20923,10 @@
     <w:abstractNumId w:val="30"/>
   </w:num>
   <w:num w:numId="8">
-    <w:abstractNumId w:val="37"/>
+    <w:abstractNumId w:val="38"/>
   </w:num>
   <w:num w:numId="9">
-    <w:abstractNumId w:val="42"/>
+    <w:abstractNumId w:val="44"/>
   </w:num>
   <w:num w:numId="10">
     <w:abstractNumId w:val="6"/>
@@ -20101,10 +20938,10 @@
     <w:abstractNumId w:val="8"/>
   </w:num>
   <w:num w:numId="13">
-    <w:abstractNumId w:val="33"/>
+    <w:abstractNumId w:val="34"/>
   </w:num>
   <w:num w:numId="14">
-    <w:abstractNumId w:val="43"/>
+    <w:abstractNumId w:val="45"/>
   </w:num>
   <w:num w:numId="15">
     <w:abstractNumId w:val="12"/>
@@ -20122,10 +20959,10 @@
     <w:abstractNumId w:val="32"/>
   </w:num>
   <w:num w:numId="20">
-    <w:abstractNumId w:val="40"/>
+    <w:abstractNumId w:val="42"/>
   </w:num>
   <w:num w:numId="21">
-    <w:abstractNumId w:val="38"/>
+    <w:abstractNumId w:val="40"/>
   </w:num>
   <w:num w:numId="22">
     <w:abstractNumId w:val="31"/>
@@ -20146,7 +20983,7 @@
     <w:abstractNumId w:val="0"/>
   </w:num>
   <w:num w:numId="28">
-    <w:abstractNumId w:val="35"/>
+    <w:abstractNumId w:val="36"/>
   </w:num>
   <w:num w:numId="29">
     <w:abstractNumId w:val="18"/>
@@ -20155,10 +20992,10 @@
     <w:abstractNumId w:val="22"/>
   </w:num>
   <w:num w:numId="31">
-    <w:abstractNumId w:val="36"/>
+    <w:abstractNumId w:val="37"/>
   </w:num>
   <w:num w:numId="32">
-    <w:abstractNumId w:val="39"/>
+    <w:abstractNumId w:val="41"/>
   </w:num>
   <w:num w:numId="33">
     <w:abstractNumId w:val="10"/>
@@ -20182,19 +21019,25 @@
     <w:abstractNumId w:val="21"/>
   </w:num>
   <w:num w:numId="40">
-    <w:abstractNumId w:val="41"/>
+    <w:abstractNumId w:val="43"/>
   </w:num>
   <w:num w:numId="41">
     <w:abstractNumId w:val="2"/>
   </w:num>
   <w:num w:numId="42">
-    <w:abstractNumId w:val="34"/>
+    <w:abstractNumId w:val="35"/>
   </w:num>
   <w:num w:numId="43">
     <w:abstractNumId w:val="17"/>
   </w:num>
   <w:num w:numId="44">
     <w:abstractNumId w:val="9"/>
+  </w:num>
+  <w:num w:numId="45">
+    <w:abstractNumId w:val="39"/>
+  </w:num>
+  <w:num w:numId="46">
+    <w:abstractNumId w:val="33"/>
   </w:num>
 </w:numbering>
 </file>
@@ -20704,6 +21547,7 @@
   <w:style w:type="character" w:default="1" w:styleId="Bekezdsalapbettpusa">
     <w:name w:val="Default Paragraph Font"/>
     <w:uiPriority w:val="1"/>
+    <w:semiHidden/>
     <w:unhideWhenUsed/>
   </w:style>
   <w:style w:type="table" w:default="1" w:styleId="Normltblzat">
@@ -21323,7 +22167,7 @@
 </file>
 
 <file path=customXml/itemProps2.xml><?xml version="1.0" encoding="utf-8"?>
-<ds:datastoreItem xmlns:ds="http://schemas.openxmlformats.org/officeDocument/2006/customXml" ds:itemID="{7531048C-47EC-4621-B01C-722821235AC4}">
+<ds:datastoreItem xmlns:ds="http://schemas.openxmlformats.org/officeDocument/2006/customXml" ds:itemID="{A314CD5C-9E8F-4A4E-AE64-742425E052D9}">
   <ds:schemaRefs>
     <ds:schemaRef ds:uri="http://schemas.openxmlformats.org/officeDocument/2006/bibliography"/>
   </ds:schemaRefs>
